--- a/IBM_SkillsBuild_Gamification_User_Manual.docx
+++ b/IBM_SkillsBuild_Gamification_User_Manual.docx
@@ -640,7 +640,14 @@
       </w:pPr>
       <w:r>
         <w:rPr/>
-        <w:t>2. Leaderboard</w:t>
+        <w:t xml:space="preserve">2. </w:t>
+      </w:r>
+      <w:r>
+        <w:rPr>
+          <w:b/>
+          <w:bCs/>
+        </w:rPr>
+        <w:t>Leaderboard</w:t>
       </w:r>
     </w:p>
     <w:p>
@@ -661,10 +668,1231 @@
         </w:rPr>
       </w:pPr>
       <w:r>
+        <w:drawing>
+          <wp:anchor behindDoc="0" distT="0" distB="0" distL="0" distR="0" simplePos="0" locked="0" layoutInCell="0" allowOverlap="1" relativeHeight="4">
+            <wp:simplePos x="0" y="0"/>
+            <wp:positionH relativeFrom="column">
+              <wp:posOffset>-509905</wp:posOffset>
+            </wp:positionH>
+            <wp:positionV relativeFrom="paragraph">
+              <wp:posOffset>127000</wp:posOffset>
+            </wp:positionV>
+            <wp:extent cx="6840220" cy="1850390"/>
+            <wp:effectExtent l="0" t="0" r="0" b="0"/>
+            <wp:wrapSquare wrapText="largest"/>
+            <wp:docPr id="3" name="Image1" descr=""/>
+            <wp:cNvGraphicFramePr>
+              <a:graphicFrameLocks xmlns:a="http://schemas.openxmlformats.org/drawingml/2006/main" noChangeAspect="1"/>
+            </wp:cNvGraphicFramePr>
+            <a:graphic xmlns:a="http://schemas.openxmlformats.org/drawingml/2006/main">
+              <a:graphicData uri="http://schemas.openxmlformats.org/drawingml/2006/picture">
+                <pic:pic xmlns:pic="http://schemas.openxmlformats.org/drawingml/2006/picture">
+                  <pic:nvPicPr>
+                    <pic:cNvPr id="3" name="Image1" descr=""/>
+                    <pic:cNvPicPr>
+                      <a:picLocks noChangeAspect="1" noChangeArrowheads="1"/>
+                    </pic:cNvPicPr>
+                  </pic:nvPicPr>
+                  <pic:blipFill>
+                    <a:blip r:embed="rId4"/>
+                    <a:stretch>
+                      <a:fillRect/>
+                    </a:stretch>
+                  </pic:blipFill>
+                  <pic:spPr bwMode="auto">
+                    <a:xfrm>
+                      <a:off x="0" y="0"/>
+                      <a:ext cx="6840220" cy="1850390"/>
+                    </a:xfrm>
+                    <a:prstGeom prst="rect">
+                      <a:avLst/>
+                    </a:prstGeom>
+                  </pic:spPr>
+                </pic:pic>
+              </a:graphicData>
+            </a:graphic>
+          </wp:anchor>
+        </w:drawing>
+      </w:r>
+      <w:r>
         <w:rPr>
           <w:u w:val="single"/>
         </w:rPr>
-        <w:t>2.1 Leaderboard Page overview</w:t>
+        <w:t>2.1</w:t>
+      </w:r>
+    </w:p>
+    <w:p>
+      <w:pPr>
+        <w:pStyle w:val="Normal"/>
+        <w:rPr/>
+      </w:pPr>
+      <w:r>
+        <w:rPr/>
+        <w:t>Sorting: Users are met by the leader board page, when pressing the leaderboard button on the dashboard page, where they will see some information about sorting the leaderboard. Each button corresponds to a way to sort the leaderboard, for example, sorting by lowest points first, sorting alphabetically (usernames A – Z) or sorting by the number of courses completed.</w:t>
+      </w:r>
+    </w:p>
+    <w:p>
+      <w:pPr>
+        <w:pStyle w:val="Normal"/>
+        <w:rPr/>
+      </w:pPr>
+      <w:r>
+        <w:rPr/>
+      </w:r>
+    </w:p>
+    <w:p>
+      <w:pPr>
+        <w:pStyle w:val="Normal"/>
+        <w:rPr/>
+      </w:pPr>
+      <w:r>
+        <w:rPr/>
+        <w:t>Positions will only be shown when sorting by highest points first, as this is the primary metric of the leader board, and it may cause confusion if users see positions for other sorting methods, that do not measure performance.</w:t>
+      </w:r>
+    </w:p>
+    <w:p>
+      <w:pPr>
+        <w:pStyle w:val="Normal"/>
+        <w:rPr/>
+      </w:pPr>
+      <w:r>
+        <w:rPr/>
+      </w:r>
+      <w:r>
+        <mc:AlternateContent>
+          <mc:Choice Requires="wps">
+            <w:drawing>
+              <wp:anchor behindDoc="0" distT="0" distB="0" distL="0" distR="0" simplePos="0" locked="0" layoutInCell="0" allowOverlap="1" relativeHeight="7">
+                <wp:simplePos x="0" y="0"/>
+                <wp:positionH relativeFrom="column">
+                  <wp:posOffset>1157605</wp:posOffset>
+                </wp:positionH>
+                <wp:positionV relativeFrom="paragraph">
+                  <wp:posOffset>36830</wp:posOffset>
+                </wp:positionV>
+                <wp:extent cx="3199130" cy="1196340"/>
+                <wp:effectExtent l="0" t="0" r="0" b="0"/>
+                <wp:wrapSquare wrapText="largest"/>
+                <wp:docPr id="4" name="Frame2"/>
+                <a:graphic xmlns:a="http://schemas.openxmlformats.org/drawingml/2006/main">
+                  <a:graphicData uri="http://schemas.microsoft.com/office/word/2010/wordprocessingShape">
+                    <wps:wsp>
+                      <wps:cNvSpPr txBox="1"/>
+                      <wps:spPr>
+                        <a:xfrm>
+                          <a:off x="0" y="0"/>
+                          <a:ext cx="3199130" cy="1196340"/>
+                        </a:xfrm>
+                        <a:prstGeom prst="rect"/>
+                        <a:solidFill>
+                          <a:srgbClr val="FFFFFF"/>
+                        </a:solidFill>
+                      </wps:spPr>
+                      <wps:txbx>
+                        <w:txbxContent>
+                          <w:p>
+                            <w:pPr>
+                              <w:pStyle w:val="Caption"/>
+                              <w:suppressLineNumbers/>
+                              <w:spacing w:before="120" w:after="120"/>
+                              <w:rPr/>
+                            </w:pPr>
+                            <w:r>
+                              <w:rPr/>
+                              <w:drawing>
+                                <wp:inline distT="0" distB="0" distL="0" distR="0">
+                                  <wp:extent cx="3199130" cy="665480"/>
+                                  <wp:effectExtent l="0" t="0" r="0" b="0"/>
+                                  <wp:docPr id="5" name="Image3" descr=""/>
+                                  <wp:cNvGraphicFramePr>
+                                    <a:graphicFrameLocks xmlns:a="http://schemas.openxmlformats.org/drawingml/2006/main" noChangeAspect="1"/>
+                                  </wp:cNvGraphicFramePr>
+                                  <a:graphic xmlns:a="http://schemas.openxmlformats.org/drawingml/2006/main">
+                                    <a:graphicData uri="http://schemas.openxmlformats.org/drawingml/2006/picture">
+                                      <pic:pic xmlns:pic="http://schemas.openxmlformats.org/drawingml/2006/picture">
+                                        <pic:nvPicPr>
+                                          <pic:cNvPr id="5" name="Image3" descr=""/>
+                                          <pic:cNvPicPr>
+                                            <a:picLocks noChangeAspect="1" noChangeArrowheads="1"/>
+                                          </pic:cNvPicPr>
+                                        </pic:nvPicPr>
+                                        <pic:blipFill>
+                                          <a:blip r:embed="rId5"/>
+                                          <a:stretch>
+                                            <a:fillRect/>
+                                          </a:stretch>
+                                        </pic:blipFill>
+                                        <pic:spPr bwMode="auto">
+                                          <a:xfrm>
+                                            <a:off x="0" y="0"/>
+                                            <a:ext cx="3199130" cy="665480"/>
+                                          </a:xfrm>
+                                          <a:prstGeom prst="rect">
+                                            <a:avLst/>
+                                          </a:prstGeom>
+                                        </pic:spPr>
+                                      </pic:pic>
+                                    </a:graphicData>
+                                  </a:graphic>
+                                </wp:inline>
+                              </w:drawing>
+                              <w:t>Current sorting changes to show the currently selected sorting option</w:t>
+                            </w:r>
+                          </w:p>
+                        </w:txbxContent>
+                      </wps:txbx>
+                      <wps:bodyPr anchor="t" lIns="0" tIns="0" rIns="0" bIns="0">
+                        <a:noAutofit/>
+                      </wps:bodyPr>
+                    </wps:wsp>
+                  </a:graphicData>
+                </a:graphic>
+              </wp:anchor>
+            </w:drawing>
+          </mc:Choice>
+          <mc:Fallback>
+            <w:pict>
+              <v:rect style="position:absolute;rotation:-0;width:251.9pt;height:94.2pt;mso-wrap-distance-left:0pt;mso-wrap-distance-right:0pt;mso-wrap-distance-top:0pt;mso-wrap-distance-bottom:0pt;margin-top:2.9pt;mso-position-vertical-relative:text;margin-left:91.15pt;mso-position-horizontal-relative:text">
+                <v:textbox inset="0in,0in,0in,0in">
+                  <w:txbxContent>
+                    <w:p>
+                      <w:pPr>
+                        <w:pStyle w:val="Caption"/>
+                        <w:suppressLineNumbers/>
+                        <w:spacing w:before="120" w:after="120"/>
+                        <w:rPr/>
+                      </w:pPr>
+                      <w:r>
+                        <w:rPr/>
+                        <w:drawing>
+                          <wp:inline distT="0" distB="0" distL="0" distR="0">
+                            <wp:extent cx="3199130" cy="665480"/>
+                            <wp:effectExtent l="0" t="0" r="0" b="0"/>
+                            <wp:docPr id="6" name="Image3" descr=""/>
+                            <wp:cNvGraphicFramePr>
+                              <a:graphicFrameLocks xmlns:a="http://schemas.openxmlformats.org/drawingml/2006/main" noChangeAspect="1"/>
+                            </wp:cNvGraphicFramePr>
+                            <a:graphic xmlns:a="http://schemas.openxmlformats.org/drawingml/2006/main">
+                              <a:graphicData uri="http://schemas.openxmlformats.org/drawingml/2006/picture">
+                                <pic:pic xmlns:pic="http://schemas.openxmlformats.org/drawingml/2006/picture">
+                                  <pic:nvPicPr>
+                                    <pic:cNvPr id="6" name="Image3" descr=""/>
+                                    <pic:cNvPicPr>
+                                      <a:picLocks noChangeAspect="1" noChangeArrowheads="1"/>
+                                    </pic:cNvPicPr>
+                                  </pic:nvPicPr>
+                                  <pic:blipFill>
+                                    <a:blip r:embed="rId6"/>
+                                    <a:stretch>
+                                      <a:fillRect/>
+                                    </a:stretch>
+                                  </pic:blipFill>
+                                  <pic:spPr bwMode="auto">
+                                    <a:xfrm>
+                                      <a:off x="0" y="0"/>
+                                      <a:ext cx="3199130" cy="665480"/>
+                                    </a:xfrm>
+                                    <a:prstGeom prst="rect">
+                                      <a:avLst/>
+                                    </a:prstGeom>
+                                  </pic:spPr>
+                                </pic:pic>
+                              </a:graphicData>
+                            </a:graphic>
+                          </wp:inline>
+                        </w:drawing>
+                        <w:t>Current sorting changes to show the currently selected sorting option</w:t>
+                      </w:r>
+                    </w:p>
+                  </w:txbxContent>
+                </v:textbox>
+                <w10:wrap type="square" side="largest"/>
+              </v:rect>
+            </w:pict>
+          </mc:Fallback>
+        </mc:AlternateContent>
+      </w:r>
+    </w:p>
+    <w:p>
+      <w:pPr>
+        <w:pStyle w:val="Normal"/>
+        <w:rPr/>
+      </w:pPr>
+      <w:r>
+        <w:rPr/>
+      </w:r>
+    </w:p>
+    <w:p>
+      <w:pPr>
+        <w:pStyle w:val="Normal"/>
+        <w:rPr/>
+      </w:pPr>
+      <w:r>
+        <w:rPr/>
+      </w:r>
+    </w:p>
+    <w:p>
+      <w:pPr>
+        <w:pStyle w:val="Normal"/>
+        <w:rPr>
+          <w:u w:val="single"/>
+        </w:rPr>
+      </w:pPr>
+      <w:r>
+        <w:rPr>
+          <w:u w:val="single"/>
+        </w:rPr>
+        <w:br/>
+        <w:br/>
+        <w:br/>
+        <w:t>2.2</w:t>
+      </w:r>
+    </w:p>
+    <w:p>
+      <w:pPr>
+        <w:pStyle w:val="Normal"/>
+        <w:rPr>
+          <w:u w:val="none"/>
+        </w:rPr>
+      </w:pPr>
+      <w:r>
+        <w:rPr>
+          <w:u w:val="none"/>
+        </w:rPr>
+        <w:t>Clear Sorting: users can return back to Highest Points First sorting, by selecting clear all sorting from the sort by options.</w:t>
+      </w:r>
+    </w:p>
+    <w:p>
+      <w:pPr>
+        <w:pStyle w:val="Normal"/>
+        <w:rPr>
+          <w:u w:val="none"/>
+        </w:rPr>
+      </w:pPr>
+      <w:r>
+        <w:rPr>
+          <w:u w:val="none"/>
+        </w:rPr>
+      </w:r>
+    </w:p>
+    <w:p>
+      <w:pPr>
+        <w:pStyle w:val="Normal"/>
+        <w:rPr>
+          <w:u w:val="single"/>
+        </w:rPr>
+      </w:pPr>
+      <w:r>
+        <w:rPr>
+          <w:u w:val="single"/>
+        </w:rPr>
+        <w:t>2.3 – User Position in leaderboard shown in separate section</w:t>
+      </w:r>
+    </w:p>
+    <w:p>
+      <w:pPr>
+        <w:pStyle w:val="Normal"/>
+        <w:rPr>
+          <w:u w:val="single"/>
+        </w:rPr>
+      </w:pPr>
+      <w:r>
+        <w:rPr>
+          <w:u w:val="single"/>
+        </w:rPr>
+      </w:r>
+    </w:p>
+    <w:p>
+      <w:pPr>
+        <w:pStyle w:val="Normal"/>
+        <w:rPr>
+          <w:u w:val="none"/>
+        </w:rPr>
+      </w:pPr>
+      <w:r>
+        <w:rPr>
+          <w:u w:val="none"/>
+        </w:rPr>
+      </w:r>
+    </w:p>
+    <w:p>
+      <w:pPr>
+        <w:pStyle w:val="Normal"/>
+        <w:rPr>
+          <w:u w:val="none"/>
+        </w:rPr>
+      </w:pPr>
+      <w:r>
+        <w:rPr>
+          <w:u w:val="none"/>
+        </w:rPr>
+        <w:br/>
+        <w:br/>
+        <w:t>Users can see their position in the leader board, in a separate section before the full leader board is shown. This helps as if there are many users, it allows users to quickly see their progress, and compare this to others via their position, without having to scroll down for long. For example, if there are 100 users, and user “bob12” is in position 58, they do not have to scroll down a lot, to be able to find their position and see how they are doing relative to others.</w:t>
+      </w:r>
+      <w:r>
+        <mc:AlternateContent>
+          <mc:Choice Requires="wps">
+            <w:drawing>
+              <wp:anchor behindDoc="0" distT="0" distB="0" distL="0" distR="0" simplePos="0" locked="0" layoutInCell="0" allowOverlap="1" relativeHeight="5">
+                <wp:simplePos x="0" y="0"/>
+                <wp:positionH relativeFrom="column">
+                  <wp:align>center</wp:align>
+                </wp:positionH>
+                <wp:positionV relativeFrom="paragraph">
+                  <wp:posOffset>635</wp:posOffset>
+                </wp:positionV>
+                <wp:extent cx="6120130" cy="1800860"/>
+                <wp:effectExtent l="0" t="0" r="0" b="0"/>
+                <wp:wrapSquare wrapText="largest"/>
+                <wp:docPr id="7" name="Frame1"/>
+                <a:graphic xmlns:a="http://schemas.openxmlformats.org/drawingml/2006/main">
+                  <a:graphicData uri="http://schemas.microsoft.com/office/word/2010/wordprocessingShape">
+                    <wps:wsp>
+                      <wps:cNvSpPr txBox="1"/>
+                      <wps:spPr>
+                        <a:xfrm>
+                          <a:off x="0" y="0"/>
+                          <a:ext cx="6120130" cy="1800860"/>
+                        </a:xfrm>
+                        <a:prstGeom prst="rect"/>
+                        <a:solidFill>
+                          <a:srgbClr val="FFFFFF"/>
+                        </a:solidFill>
+                      </wps:spPr>
+                      <wps:txbx>
+                        <w:txbxContent>
+                          <w:p>
+                            <w:pPr>
+                              <w:pStyle w:val="Caption"/>
+                              <w:suppressLineNumbers/>
+                              <w:spacing w:before="120" w:after="120"/>
+                              <w:rPr/>
+                            </w:pPr>
+                            <w:r>
+                              <w:rPr/>
+                              <w:drawing>
+                                <wp:inline distT="0" distB="0" distL="0" distR="0">
+                                  <wp:extent cx="6120130" cy="1558290"/>
+                                  <wp:effectExtent l="0" t="0" r="0" b="0"/>
+                                  <wp:docPr id="8" name="Image2 Copy 1" descr=""/>
+                                  <wp:cNvGraphicFramePr>
+                                    <a:graphicFrameLocks xmlns:a="http://schemas.openxmlformats.org/drawingml/2006/main" noChangeAspect="1"/>
+                                  </wp:cNvGraphicFramePr>
+                                  <a:graphic xmlns:a="http://schemas.openxmlformats.org/drawingml/2006/main">
+                                    <a:graphicData uri="http://schemas.openxmlformats.org/drawingml/2006/picture">
+                                      <pic:pic xmlns:pic="http://schemas.openxmlformats.org/drawingml/2006/picture">
+                                        <pic:nvPicPr>
+                                          <pic:cNvPr id="8" name="Image2 Copy 1" descr=""/>
+                                          <pic:cNvPicPr>
+                                            <a:picLocks noChangeAspect="1" noChangeArrowheads="1"/>
+                                          </pic:cNvPicPr>
+                                        </pic:nvPicPr>
+                                        <pic:blipFill>
+                                          <a:blip r:embed="rId7"/>
+                                          <a:stretch>
+                                            <a:fillRect/>
+                                          </a:stretch>
+                                        </pic:blipFill>
+                                        <pic:spPr bwMode="auto">
+                                          <a:xfrm>
+                                            <a:off x="0" y="0"/>
+                                            <a:ext cx="6120130" cy="1558290"/>
+                                          </a:xfrm>
+                                          <a:prstGeom prst="rect">
+                                            <a:avLst/>
+                                          </a:prstGeom>
+                                        </pic:spPr>
+                                      </pic:pic>
+                                    </a:graphicData>
+                                  </a:graphic>
+                                </wp:inline>
+                              </w:drawing>
+                              <w:t>Users can see their position in a separated section before the full leader board</w:t>
+                            </w:r>
+                          </w:p>
+                        </w:txbxContent>
+                      </wps:txbx>
+                      <wps:bodyPr anchor="t" lIns="0" tIns="0" rIns="0" bIns="0">
+                        <a:noAutofit/>
+                      </wps:bodyPr>
+                    </wps:wsp>
+                  </a:graphicData>
+                </a:graphic>
+              </wp:anchor>
+            </w:drawing>
+          </mc:Choice>
+          <mc:Fallback>
+            <w:pict>
+              <v:rect style="position:absolute;rotation:-0;width:481.9pt;height:141.8pt;mso-wrap-distance-left:0pt;mso-wrap-distance-right:0pt;mso-wrap-distance-top:0pt;mso-wrap-distance-bottom:0pt;margin-top:0pt;mso-position-vertical:top;mso-position-vertical-relative:text;margin-left:-15.3pt;mso-position-horizontal:center;mso-position-horizontal-relative:text">
+                <v:textbox inset="0in,0in,0in,0in">
+                  <w:txbxContent>
+                    <w:p>
+                      <w:pPr>
+                        <w:pStyle w:val="Caption"/>
+                        <w:suppressLineNumbers/>
+                        <w:spacing w:before="120" w:after="120"/>
+                        <w:rPr/>
+                      </w:pPr>
+                      <w:r>
+                        <w:rPr/>
+                        <w:drawing>
+                          <wp:inline distT="0" distB="0" distL="0" distR="0">
+                            <wp:extent cx="6120130" cy="1558290"/>
+                            <wp:effectExtent l="0" t="0" r="0" b="0"/>
+                            <wp:docPr id="9" name="Image2 Copy 1" descr=""/>
+                            <wp:cNvGraphicFramePr>
+                              <a:graphicFrameLocks xmlns:a="http://schemas.openxmlformats.org/drawingml/2006/main" noChangeAspect="1"/>
+                            </wp:cNvGraphicFramePr>
+                            <a:graphic xmlns:a="http://schemas.openxmlformats.org/drawingml/2006/main">
+                              <a:graphicData uri="http://schemas.openxmlformats.org/drawingml/2006/picture">
+                                <pic:pic xmlns:pic="http://schemas.openxmlformats.org/drawingml/2006/picture">
+                                  <pic:nvPicPr>
+                                    <pic:cNvPr id="9" name="Image2 Copy 1" descr=""/>
+                                    <pic:cNvPicPr>
+                                      <a:picLocks noChangeAspect="1" noChangeArrowheads="1"/>
+                                    </pic:cNvPicPr>
+                                  </pic:nvPicPr>
+                                  <pic:blipFill>
+                                    <a:blip r:embed="rId8"/>
+                                    <a:stretch>
+                                      <a:fillRect/>
+                                    </a:stretch>
+                                  </pic:blipFill>
+                                  <pic:spPr bwMode="auto">
+                                    <a:xfrm>
+                                      <a:off x="0" y="0"/>
+                                      <a:ext cx="6120130" cy="1558290"/>
+                                    </a:xfrm>
+                                    <a:prstGeom prst="rect">
+                                      <a:avLst/>
+                                    </a:prstGeom>
+                                  </pic:spPr>
+                                </pic:pic>
+                              </a:graphicData>
+                            </a:graphic>
+                          </wp:inline>
+                        </w:drawing>
+                        <w:t>Users can see their position in a separated section before the full leader board</w:t>
+                      </w:r>
+                    </w:p>
+                  </w:txbxContent>
+                </v:textbox>
+                <w10:wrap type="square" side="largest"/>
+              </v:rect>
+            </w:pict>
+          </mc:Fallback>
+        </mc:AlternateContent>
+      </w:r>
+    </w:p>
+    <w:p>
+      <w:pPr>
+        <w:pStyle w:val="Normal"/>
+        <w:rPr>
+          <w:u w:val="none"/>
+        </w:rPr>
+      </w:pPr>
+      <w:r>
+        <w:rPr>
+          <w:u w:val="none"/>
+        </w:rPr>
+      </w:r>
+    </w:p>
+    <w:p>
+      <w:pPr>
+        <w:pStyle w:val="Normal"/>
+        <w:rPr>
+          <w:u w:val="single"/>
+        </w:rPr>
+      </w:pPr>
+      <w:r>
+        <w:rPr>
+          <w:u w:val="single"/>
+        </w:rPr>
+        <w:t>2.3 – Global Leaderboard</w:t>
+      </w:r>
+    </w:p>
+    <w:p>
+      <w:pPr>
+        <w:pStyle w:val="Normal"/>
+        <w:rPr>
+          <w:u w:val="single"/>
+        </w:rPr>
+      </w:pPr>
+      <w:r>
+        <w:rPr>
+          <w:u w:val="single"/>
+        </w:rPr>
+      </w:r>
+    </w:p>
+    <w:p>
+      <w:pPr>
+        <w:pStyle w:val="Normal"/>
+        <w:rPr>
+          <w:u w:val="none"/>
+        </w:rPr>
+      </w:pPr>
+      <w:r>
+        <w:rPr>
+          <w:u w:val="none"/>
+        </w:rPr>
+        <w:t>Users are then presented with the full leader board, in which every user is shown, along with their position, username, points, number of completed courses, and a button in which users can visit other students’ profiles. The currently logged in student is highlighted green, which can aid in quickly identifying their position on the leaderboard, from which they can compare themselves against those around them.</w:t>
+      </w:r>
+    </w:p>
+    <w:p>
+      <w:pPr>
+        <w:pStyle w:val="Normal"/>
+        <w:rPr>
+          <w:u w:val="none"/>
+        </w:rPr>
+      </w:pPr>
+      <w:r>
+        <w:rPr>
+          <w:u w:val="none"/>
+        </w:rPr>
+      </w:r>
+    </w:p>
+    <w:p>
+      <w:pPr>
+        <w:pStyle w:val="Normal"/>
+        <w:rPr>
+          <w:u w:val="none"/>
+        </w:rPr>
+      </w:pPr>
+      <w:r>
+        <w:rPr>
+          <w:u w:val="none"/>
+        </w:rPr>
+      </w:r>
+    </w:p>
+    <w:p>
+      <w:pPr>
+        <w:pStyle w:val="Normal"/>
+        <w:rPr>
+          <w:u w:val="none"/>
+        </w:rPr>
+      </w:pPr>
+      <w:r>
+        <w:rPr>
+          <w:u w:val="none"/>
+        </w:rPr>
+        <w:drawing>
+          <wp:anchor behindDoc="0" distT="0" distB="0" distL="0" distR="0" simplePos="0" locked="0" layoutInCell="0" allowOverlap="1" relativeHeight="11">
+            <wp:simplePos x="0" y="0"/>
+            <wp:positionH relativeFrom="column">
+              <wp:posOffset>610870</wp:posOffset>
+            </wp:positionH>
+            <wp:positionV relativeFrom="paragraph">
+              <wp:posOffset>3099435</wp:posOffset>
+            </wp:positionV>
+            <wp:extent cx="4108450" cy="810895"/>
+            <wp:effectExtent l="0" t="0" r="0" b="0"/>
+            <wp:wrapSquare wrapText="largest"/>
+            <wp:docPr id="10" name="Image5" descr=""/>
+            <wp:cNvGraphicFramePr>
+              <a:graphicFrameLocks xmlns:a="http://schemas.openxmlformats.org/drawingml/2006/main" noChangeAspect="1"/>
+            </wp:cNvGraphicFramePr>
+            <a:graphic xmlns:a="http://schemas.openxmlformats.org/drawingml/2006/main">
+              <a:graphicData uri="http://schemas.openxmlformats.org/drawingml/2006/picture">
+                <pic:pic xmlns:pic="http://schemas.openxmlformats.org/drawingml/2006/picture">
+                  <pic:nvPicPr>
+                    <pic:cNvPr id="10" name="Image5" descr=""/>
+                    <pic:cNvPicPr>
+                      <a:picLocks noChangeAspect="1" noChangeArrowheads="1"/>
+                    </pic:cNvPicPr>
+                  </pic:nvPicPr>
+                  <pic:blipFill>
+                    <a:blip r:embed="rId9"/>
+                    <a:stretch>
+                      <a:fillRect/>
+                    </a:stretch>
+                  </pic:blipFill>
+                  <pic:spPr bwMode="auto">
+                    <a:xfrm>
+                      <a:off x="0" y="0"/>
+                      <a:ext cx="4108450" cy="810895"/>
+                    </a:xfrm>
+                    <a:prstGeom prst="rect">
+                      <a:avLst/>
+                    </a:prstGeom>
+                  </pic:spPr>
+                </pic:pic>
+              </a:graphicData>
+            </a:graphic>
+          </wp:anchor>
+        </w:drawing>
+        <w:br/>
+        <w:br/>
+        <w:br/>
+        <w:br/>
+        <w:br/>
+        <w:br/>
+        <w:br/>
+        <w:br/>
+        <w:br/>
+        <w:br/>
+        <w:br/>
+      </w:r>
+      <w:r>
+        <w:br w:type="page"/>
+      </w:r>
+      <w:r>
+        <mc:AlternateContent>
+          <mc:Choice Requires="wps">
+            <w:drawing>
+              <wp:anchor behindDoc="0" distT="0" distB="0" distL="0" distR="0" simplePos="0" locked="0" layoutInCell="0" allowOverlap="1" relativeHeight="9">
+                <wp:simplePos x="0" y="0"/>
+                <wp:positionH relativeFrom="column">
+                  <wp:align>center</wp:align>
+                </wp:positionH>
+                <wp:positionV relativeFrom="paragraph">
+                  <wp:posOffset>635</wp:posOffset>
+                </wp:positionV>
+                <wp:extent cx="6120130" cy="2304415"/>
+                <wp:effectExtent l="0" t="0" r="0" b="0"/>
+                <wp:wrapSquare wrapText="largest"/>
+                <wp:docPr id="11" name="Frame3"/>
+                <a:graphic xmlns:a="http://schemas.openxmlformats.org/drawingml/2006/main">
+                  <a:graphicData uri="http://schemas.microsoft.com/office/word/2010/wordprocessingShape">
+                    <wps:wsp>
+                      <wps:cNvSpPr txBox="1"/>
+                      <wps:spPr>
+                        <a:xfrm>
+                          <a:off x="0" y="0"/>
+                          <a:ext cx="6120130" cy="2304415"/>
+                        </a:xfrm>
+                        <a:prstGeom prst="rect"/>
+                        <a:solidFill>
+                          <a:srgbClr val="FFFFFF"/>
+                        </a:solidFill>
+                      </wps:spPr>
+                      <wps:txbx>
+                        <w:txbxContent>
+                          <w:p>
+                            <w:pPr>
+                              <w:pStyle w:val="Caption"/>
+                              <w:suppressLineNumbers/>
+                              <w:spacing w:before="120" w:after="120"/>
+                              <w:rPr/>
+                            </w:pPr>
+                            <w:r>
+                              <w:rPr/>
+                              <w:drawing>
+                                <wp:inline distT="0" distB="0" distL="0" distR="0">
+                                  <wp:extent cx="6120130" cy="2096135"/>
+                                  <wp:effectExtent l="0" t="0" r="0" b="0"/>
+                                  <wp:docPr id="12" name="Image4" descr=""/>
+                                  <wp:cNvGraphicFramePr>
+                                    <a:graphicFrameLocks xmlns:a="http://schemas.openxmlformats.org/drawingml/2006/main" noChangeAspect="1"/>
+                                  </wp:cNvGraphicFramePr>
+                                  <a:graphic xmlns:a="http://schemas.openxmlformats.org/drawingml/2006/main">
+                                    <a:graphicData uri="http://schemas.openxmlformats.org/drawingml/2006/picture">
+                                      <pic:pic xmlns:pic="http://schemas.openxmlformats.org/drawingml/2006/picture">
+                                        <pic:nvPicPr>
+                                          <pic:cNvPr id="12" name="Image4" descr=""/>
+                                          <pic:cNvPicPr>
+                                            <a:picLocks noChangeAspect="1" noChangeArrowheads="1"/>
+                                          </pic:cNvPicPr>
+                                        </pic:nvPicPr>
+                                        <pic:blipFill>
+                                          <a:blip r:embed="rId10"/>
+                                          <a:stretch>
+                                            <a:fillRect/>
+                                          </a:stretch>
+                                        </pic:blipFill>
+                                        <pic:spPr bwMode="auto">
+                                          <a:xfrm>
+                                            <a:off x="0" y="0"/>
+                                            <a:ext cx="6120130" cy="2096135"/>
+                                          </a:xfrm>
+                                          <a:prstGeom prst="rect">
+                                            <a:avLst/>
+                                          </a:prstGeom>
+                                        </pic:spPr>
+                                      </pic:pic>
+                                    </a:graphicData>
+                                  </a:graphic>
+                                </wp:inline>
+                              </w:drawing>
+                              <w:t>Users can see the full leaderboard, and they are highlighted in green, to help visual recognition</w:t>
+                            </w:r>
+                          </w:p>
+                        </w:txbxContent>
+                      </wps:txbx>
+                      <wps:bodyPr anchor="t" lIns="0" tIns="0" rIns="0" bIns="0">
+                        <a:noAutofit/>
+                      </wps:bodyPr>
+                    </wps:wsp>
+                  </a:graphicData>
+                </a:graphic>
+              </wp:anchor>
+            </w:drawing>
+          </mc:Choice>
+          <mc:Fallback>
+            <w:pict>
+              <v:rect style="position:absolute;rotation:-0;width:481.9pt;height:181.45pt;mso-wrap-distance-left:0pt;mso-wrap-distance-right:0pt;mso-wrap-distance-top:0pt;mso-wrap-distance-bottom:0pt;margin-top:0pt;mso-position-vertical:top;mso-position-vertical-relative:text;margin-left:-15.3pt;mso-position-horizontal:center;mso-position-horizontal-relative:text">
+                <v:textbox inset="0in,0in,0in,0in">
+                  <w:txbxContent>
+                    <w:p>
+                      <w:pPr>
+                        <w:pStyle w:val="Caption"/>
+                        <w:suppressLineNumbers/>
+                        <w:spacing w:before="120" w:after="120"/>
+                        <w:rPr/>
+                      </w:pPr>
+                      <w:r>
+                        <w:rPr/>
+                        <w:drawing>
+                          <wp:inline distT="0" distB="0" distL="0" distR="0">
+                            <wp:extent cx="6120130" cy="2096135"/>
+                            <wp:effectExtent l="0" t="0" r="0" b="0"/>
+                            <wp:docPr id="13" name="Image4" descr=""/>
+                            <wp:cNvGraphicFramePr>
+                              <a:graphicFrameLocks xmlns:a="http://schemas.openxmlformats.org/drawingml/2006/main" noChangeAspect="1"/>
+                            </wp:cNvGraphicFramePr>
+                            <a:graphic xmlns:a="http://schemas.openxmlformats.org/drawingml/2006/main">
+                              <a:graphicData uri="http://schemas.openxmlformats.org/drawingml/2006/picture">
+                                <pic:pic xmlns:pic="http://schemas.openxmlformats.org/drawingml/2006/picture">
+                                  <pic:nvPicPr>
+                                    <pic:cNvPr id="13" name="Image4" descr=""/>
+                                    <pic:cNvPicPr>
+                                      <a:picLocks noChangeAspect="1" noChangeArrowheads="1"/>
+                                    </pic:cNvPicPr>
+                                  </pic:nvPicPr>
+                                  <pic:blipFill>
+                                    <a:blip r:embed="rId11"/>
+                                    <a:stretch>
+                                      <a:fillRect/>
+                                    </a:stretch>
+                                  </pic:blipFill>
+                                  <pic:spPr bwMode="auto">
+                                    <a:xfrm>
+                                      <a:off x="0" y="0"/>
+                                      <a:ext cx="6120130" cy="2096135"/>
+                                    </a:xfrm>
+                                    <a:prstGeom prst="rect">
+                                      <a:avLst/>
+                                    </a:prstGeom>
+                                  </pic:spPr>
+                                </pic:pic>
+                              </a:graphicData>
+                            </a:graphic>
+                          </wp:inline>
+                        </w:drawing>
+                        <w:t>Users can see the full leaderboard, and they are highlighted in green, to help visual recognition</w:t>
+                      </w:r>
+                    </w:p>
+                  </w:txbxContent>
+                </v:textbox>
+                <w10:wrap type="square" side="largest"/>
+              </v:rect>
+            </w:pict>
+          </mc:Fallback>
+        </mc:AlternateContent>
+      </w:r>
+      <w:r>
+        <mc:AlternateContent>
+          <mc:Choice Requires="wps">
+            <w:drawing>
+              <wp:anchor behindDoc="0" distT="0" distB="0" distL="0" distR="0" simplePos="0" locked="0" layoutInCell="0" allowOverlap="1" relativeHeight="12">
+                <wp:simplePos x="0" y="0"/>
+                <wp:positionH relativeFrom="column">
+                  <wp:posOffset>-340995</wp:posOffset>
+                </wp:positionH>
+                <wp:positionV relativeFrom="paragraph">
+                  <wp:posOffset>3833495</wp:posOffset>
+                </wp:positionV>
+                <wp:extent cx="6120130" cy="2506345"/>
+                <wp:effectExtent l="0" t="0" r="0" b="0"/>
+                <wp:wrapSquare wrapText="largest"/>
+                <wp:docPr id="14" name="Frame4"/>
+                <a:graphic xmlns:a="http://schemas.openxmlformats.org/drawingml/2006/main">
+                  <a:graphicData uri="http://schemas.microsoft.com/office/word/2010/wordprocessingShape">
+                    <wps:wsp>
+                      <wps:cNvSpPr txBox="1"/>
+                      <wps:spPr>
+                        <a:xfrm>
+                          <a:off x="0" y="0"/>
+                          <a:ext cx="6120130" cy="2506345"/>
+                        </a:xfrm>
+                        <a:prstGeom prst="rect"/>
+                        <a:solidFill>
+                          <a:srgbClr val="FFFFFF"/>
+                        </a:solidFill>
+                      </wps:spPr>
+                      <wps:txbx>
+                        <w:txbxContent>
+                          <w:p>
+                            <w:pPr>
+                              <w:pStyle w:val="Caption"/>
+                              <w:suppressLineNumbers/>
+                              <w:spacing w:before="120" w:after="120"/>
+                              <w:rPr/>
+                            </w:pPr>
+                            <w:r>
+                              <w:rPr/>
+                              <w:drawing>
+                                <wp:inline distT="0" distB="0" distL="0" distR="0">
+                                  <wp:extent cx="6120130" cy="2109470"/>
+                                  <wp:effectExtent l="0" t="0" r="0" b="0"/>
+                                  <wp:docPr id="15" name="Image6" descr=""/>
+                                  <wp:cNvGraphicFramePr>
+                                    <a:graphicFrameLocks xmlns:a="http://schemas.openxmlformats.org/drawingml/2006/main" noChangeAspect="1"/>
+                                  </wp:cNvGraphicFramePr>
+                                  <a:graphic xmlns:a="http://schemas.openxmlformats.org/drawingml/2006/main">
+                                    <a:graphicData uri="http://schemas.openxmlformats.org/drawingml/2006/picture">
+                                      <pic:pic xmlns:pic="http://schemas.openxmlformats.org/drawingml/2006/picture">
+                                        <pic:nvPicPr>
+                                          <pic:cNvPr id="15" name="Image6" descr=""/>
+                                          <pic:cNvPicPr>
+                                            <a:picLocks noChangeAspect="1" noChangeArrowheads="1"/>
+                                          </pic:cNvPicPr>
+                                        </pic:nvPicPr>
+                                        <pic:blipFill>
+                                          <a:blip r:embed="rId12"/>
+                                          <a:stretch>
+                                            <a:fillRect/>
+                                          </a:stretch>
+                                        </pic:blipFill>
+                                        <pic:spPr bwMode="auto">
+                                          <a:xfrm>
+                                            <a:off x="0" y="0"/>
+                                            <a:ext cx="6120130" cy="2109470"/>
+                                          </a:xfrm>
+                                          <a:prstGeom prst="rect">
+                                            <a:avLst/>
+                                          </a:prstGeom>
+                                        </pic:spPr>
+                                      </pic:pic>
+                                    </a:graphicData>
+                                  </a:graphic>
+                                </wp:inline>
+                              </w:drawing>
+                              <w:t>Pressing view profile on the leaderboard will allow students to see the profile of the selected student</w:t>
+                            </w:r>
+                          </w:p>
+                        </w:txbxContent>
+                      </wps:txbx>
+                      <wps:bodyPr anchor="t" lIns="0" tIns="0" rIns="0" bIns="0">
+                        <a:noAutofit/>
+                      </wps:bodyPr>
+                    </wps:wsp>
+                  </a:graphicData>
+                </a:graphic>
+              </wp:anchor>
+            </w:drawing>
+          </mc:Choice>
+          <mc:Fallback>
+            <w:pict>
+              <v:rect style="position:absolute;rotation:-0;width:481.9pt;height:197.35pt;mso-wrap-distance-left:0pt;mso-wrap-distance-right:0pt;mso-wrap-distance-top:0pt;mso-wrap-distance-bottom:0pt;margin-top:301.85pt;mso-position-vertical-relative:text;margin-left:-26.85pt;mso-position-horizontal-relative:text">
+                <v:textbox inset="0in,0in,0in,0in">
+                  <w:txbxContent>
+                    <w:p>
+                      <w:pPr>
+                        <w:pStyle w:val="Caption"/>
+                        <w:suppressLineNumbers/>
+                        <w:spacing w:before="120" w:after="120"/>
+                        <w:rPr/>
+                      </w:pPr>
+                      <w:r>
+                        <w:rPr/>
+                        <w:drawing>
+                          <wp:inline distT="0" distB="0" distL="0" distR="0">
+                            <wp:extent cx="6120130" cy="2109470"/>
+                            <wp:effectExtent l="0" t="0" r="0" b="0"/>
+                            <wp:docPr id="16" name="Image6" descr=""/>
+                            <wp:cNvGraphicFramePr>
+                              <a:graphicFrameLocks xmlns:a="http://schemas.openxmlformats.org/drawingml/2006/main" noChangeAspect="1"/>
+                            </wp:cNvGraphicFramePr>
+                            <a:graphic xmlns:a="http://schemas.openxmlformats.org/drawingml/2006/main">
+                              <a:graphicData uri="http://schemas.openxmlformats.org/drawingml/2006/picture">
+                                <pic:pic xmlns:pic="http://schemas.openxmlformats.org/drawingml/2006/picture">
+                                  <pic:nvPicPr>
+                                    <pic:cNvPr id="16" name="Image6" descr=""/>
+                                    <pic:cNvPicPr>
+                                      <a:picLocks noChangeAspect="1" noChangeArrowheads="1"/>
+                                    </pic:cNvPicPr>
+                                  </pic:nvPicPr>
+                                  <pic:blipFill>
+                                    <a:blip r:embed="rId13"/>
+                                    <a:stretch>
+                                      <a:fillRect/>
+                                    </a:stretch>
+                                  </pic:blipFill>
+                                  <pic:spPr bwMode="auto">
+                                    <a:xfrm>
+                                      <a:off x="0" y="0"/>
+                                      <a:ext cx="6120130" cy="2109470"/>
+                                    </a:xfrm>
+                                    <a:prstGeom prst="rect">
+                                      <a:avLst/>
+                                    </a:prstGeom>
+                                  </pic:spPr>
+                                </pic:pic>
+                              </a:graphicData>
+                            </a:graphic>
+                          </wp:inline>
+                        </w:drawing>
+                        <w:t>Pressing view profile on the leaderboard will allow students to see the profile of the selected student</w:t>
+                      </w:r>
+                    </w:p>
+                  </w:txbxContent>
+                </v:textbox>
+                <w10:wrap type="square" side="largest"/>
+              </v:rect>
+            </w:pict>
+          </mc:Fallback>
+        </mc:AlternateContent>
+      </w:r>
+    </w:p>
+    <w:p>
+      <w:pPr>
+        <w:pStyle w:val="Normal"/>
+        <w:rPr>
+          <w:u w:val="none"/>
+        </w:rPr>
+      </w:pPr>
+      <w:r>
+        <w:rPr>
+          <w:u w:val="single"/>
+        </w:rPr>
+        <w:t>2.4 Joint Positions</w:t>
+        <w:br/>
+        <w:br/>
+      </w:r>
+      <w:r>
+        <w:rPr>
+          <w:u w:val="none"/>
+        </w:rPr>
+        <w:t>In order to ensure fairness, students will notice that the leader board utilizes joint positions. This was a design choice to ensure users positions accurately represent their performance, in terms of points and the number of courses completed, and allows for better comparisons against other students.</w:t>
+      </w:r>
+    </w:p>
+    <w:p>
+      <w:pPr>
+        <w:pStyle w:val="Normal"/>
+        <w:rPr>
+          <w:u w:val="none"/>
+        </w:rPr>
+      </w:pPr>
+      <w:r>
+        <w:rPr>
+          <w:u w:val="none"/>
+        </w:rPr>
+      </w:r>
+    </w:p>
+    <w:p>
+      <w:pPr>
+        <w:pStyle w:val="Normal"/>
+        <w:rPr>
+          <w:u w:val="none"/>
+        </w:rPr>
+      </w:pPr>
+      <w:r>
+        <w:rPr>
+          <w:u w:val="none"/>
+        </w:rPr>
+      </w:r>
+    </w:p>
+    <w:p>
+      <w:pPr>
+        <w:pStyle w:val="Normal"/>
+        <w:rPr>
+          <w:u w:val="none"/>
+        </w:rPr>
+      </w:pPr>
+      <w:r>
+        <w:rPr>
+          <w:u w:val="single"/>
+        </w:rPr>
+        <w:br/>
+        <w:t>2.5 Back To Dashboard</w:t>
+      </w:r>
+      <w:r>
+        <mc:AlternateContent>
+          <mc:Choice Requires="wps">
+            <w:drawing>
+              <wp:anchor behindDoc="0" distT="0" distB="0" distL="0" distR="0" simplePos="0" locked="0" layoutInCell="0" allowOverlap="1" relativeHeight="14">
+                <wp:simplePos x="0" y="0"/>
+                <wp:positionH relativeFrom="column">
+                  <wp:align>center</wp:align>
+                </wp:positionH>
+                <wp:positionV relativeFrom="paragraph">
+                  <wp:posOffset>635</wp:posOffset>
+                </wp:positionV>
+                <wp:extent cx="6120130" cy="2564765"/>
+                <wp:effectExtent l="0" t="0" r="0" b="0"/>
+                <wp:wrapSquare wrapText="largest"/>
+                <wp:docPr id="17" name="Frame5"/>
+                <a:graphic xmlns:a="http://schemas.openxmlformats.org/drawingml/2006/main">
+                  <a:graphicData uri="http://schemas.microsoft.com/office/word/2010/wordprocessingShape">
+                    <wps:wsp>
+                      <wps:cNvSpPr txBox="1"/>
+                      <wps:spPr>
+                        <a:xfrm>
+                          <a:off x="0" y="0"/>
+                          <a:ext cx="6120130" cy="2564765"/>
+                        </a:xfrm>
+                        <a:prstGeom prst="rect"/>
+                        <a:solidFill>
+                          <a:srgbClr val="FFFFFF"/>
+                        </a:solidFill>
+                      </wps:spPr>
+                      <wps:txbx>
+                        <w:txbxContent>
+                          <w:p>
+                            <w:pPr>
+                              <w:pStyle w:val="Caption"/>
+                              <w:suppressLineNumbers/>
+                              <w:spacing w:before="120" w:after="120"/>
+                              <w:rPr/>
+                            </w:pPr>
+                            <w:r>
+                              <w:rPr/>
+                              <w:drawing>
+                                <wp:inline distT="0" distB="0" distL="0" distR="0">
+                                  <wp:extent cx="6120130" cy="2172335"/>
+                                  <wp:effectExtent l="0" t="0" r="0" b="0"/>
+                                  <wp:docPr id="18" name="Image7" descr=""/>
+                                  <wp:cNvGraphicFramePr>
+                                    <a:graphicFrameLocks xmlns:a="http://schemas.openxmlformats.org/drawingml/2006/main" noChangeAspect="1"/>
+                                  </wp:cNvGraphicFramePr>
+                                  <a:graphic xmlns:a="http://schemas.openxmlformats.org/drawingml/2006/main">
+                                    <a:graphicData uri="http://schemas.openxmlformats.org/drawingml/2006/picture">
+                                      <pic:pic xmlns:pic="http://schemas.openxmlformats.org/drawingml/2006/picture">
+                                        <pic:nvPicPr>
+                                          <pic:cNvPr id="18" name="Image7" descr=""/>
+                                          <pic:cNvPicPr>
+                                            <a:picLocks noChangeAspect="1" noChangeArrowheads="1"/>
+                                          </pic:cNvPicPr>
+                                        </pic:nvPicPr>
+                                        <pic:blipFill>
+                                          <a:blip r:embed="rId14"/>
+                                          <a:stretch>
+                                            <a:fillRect/>
+                                          </a:stretch>
+                                        </pic:blipFill>
+                                        <pic:spPr bwMode="auto">
+                                          <a:xfrm>
+                                            <a:off x="0" y="0"/>
+                                            <a:ext cx="6120130" cy="2172335"/>
+                                          </a:xfrm>
+                                          <a:prstGeom prst="rect">
+                                            <a:avLst/>
+                                          </a:prstGeom>
+                                        </pic:spPr>
+                                      </pic:pic>
+                                    </a:graphicData>
+                                  </a:graphic>
+                                </wp:inline>
+                              </w:drawing>
+                              <w:t>The global leaderboard updates, and shows joint positions for users that have the same number of positions</w:t>
+                            </w:r>
+                          </w:p>
+                        </w:txbxContent>
+                      </wps:txbx>
+                      <wps:bodyPr anchor="t" lIns="0" tIns="0" rIns="0" bIns="0">
+                        <a:noAutofit/>
+                      </wps:bodyPr>
+                    </wps:wsp>
+                  </a:graphicData>
+                </a:graphic>
+              </wp:anchor>
+            </w:drawing>
+          </mc:Choice>
+          <mc:Fallback>
+            <w:pict>
+              <v:rect style="position:absolute;rotation:-0;width:481.9pt;height:201.95pt;mso-wrap-distance-left:0pt;mso-wrap-distance-right:0pt;mso-wrap-distance-top:0pt;mso-wrap-distance-bottom:0pt;margin-top:0pt;mso-position-vertical:top;mso-position-vertical-relative:text;margin-left:-15.3pt;mso-position-horizontal:center;mso-position-horizontal-relative:text">
+                <v:textbox inset="0in,0in,0in,0in">
+                  <w:txbxContent>
+                    <w:p>
+                      <w:pPr>
+                        <w:pStyle w:val="Caption"/>
+                        <w:suppressLineNumbers/>
+                        <w:spacing w:before="120" w:after="120"/>
+                        <w:rPr/>
+                      </w:pPr>
+                      <w:r>
+                        <w:rPr/>
+                        <w:drawing>
+                          <wp:inline distT="0" distB="0" distL="0" distR="0">
+                            <wp:extent cx="6120130" cy="2172335"/>
+                            <wp:effectExtent l="0" t="0" r="0" b="0"/>
+                            <wp:docPr id="19" name="Image7" descr=""/>
+                            <wp:cNvGraphicFramePr>
+                              <a:graphicFrameLocks xmlns:a="http://schemas.openxmlformats.org/drawingml/2006/main" noChangeAspect="1"/>
+                            </wp:cNvGraphicFramePr>
+                            <a:graphic xmlns:a="http://schemas.openxmlformats.org/drawingml/2006/main">
+                              <a:graphicData uri="http://schemas.openxmlformats.org/drawingml/2006/picture">
+                                <pic:pic xmlns:pic="http://schemas.openxmlformats.org/drawingml/2006/picture">
+                                  <pic:nvPicPr>
+                                    <pic:cNvPr id="19" name="Image7" descr=""/>
+                                    <pic:cNvPicPr>
+                                      <a:picLocks noChangeAspect="1" noChangeArrowheads="1"/>
+                                    </pic:cNvPicPr>
+                                  </pic:nvPicPr>
+                                  <pic:blipFill>
+                                    <a:blip r:embed="rId15"/>
+                                    <a:stretch>
+                                      <a:fillRect/>
+                                    </a:stretch>
+                                  </pic:blipFill>
+                                  <pic:spPr bwMode="auto">
+                                    <a:xfrm>
+                                      <a:off x="0" y="0"/>
+                                      <a:ext cx="6120130" cy="2172335"/>
+                                    </a:xfrm>
+                                    <a:prstGeom prst="rect">
+                                      <a:avLst/>
+                                    </a:prstGeom>
+                                  </pic:spPr>
+                                </pic:pic>
+                              </a:graphicData>
+                            </a:graphic>
+                          </wp:inline>
+                        </w:drawing>
+                        <w:t>The global leaderboard updates, and shows joint positions for users that have the same number of positions</w:t>
+                      </w:r>
+                    </w:p>
+                  </w:txbxContent>
+                </v:textbox>
+                <w10:wrap type="square" side="largest"/>
+              </v:rect>
+            </w:pict>
+          </mc:Fallback>
+        </mc:AlternateContent>
+      </w:r>
+    </w:p>
+    <w:p>
+      <w:pPr>
+        <w:pStyle w:val="Normal"/>
+        <w:rPr>
+          <w:u w:val="single"/>
+        </w:rPr>
+      </w:pPr>
+      <w:r>
+        <w:rPr>
+          <w:u w:val="none"/>
+        </w:rPr>
+      </w:r>
+    </w:p>
+    <w:p>
+      <w:pPr>
+        <w:pStyle w:val="Normal"/>
+        <w:rPr>
+          <w:u w:val="none"/>
+        </w:rPr>
+      </w:pPr>
+      <w:r>
+        <w:rPr>
+          <w:u w:val="none"/>
+        </w:rPr>
+        <w:t>The leader board page has a “Back to Dashboard” button located at the bottom of the page, which students can press to return back to the dashboard page.</w:t>
+      </w:r>
+      <w:r>
+        <w:rPr>
+          <w:u w:val="single"/>
+        </w:rPr>
+        <w:br/>
       </w:r>
     </w:p>
     <w:p>
@@ -2239,6 +3467,7 @@
     <w:qFormat/>
     <w:pPr>
       <w:widowControl/>
+      <w:suppressAutoHyphens w:val="true"/>
       <w:bidi w:val="0"/>
       <w:spacing w:lineRule="auto" w:line="259" w:before="0" w:after="160"/>
       <w:jc w:val="left"/>

--- a/IBM_SkillsBuild_Gamification_User_Manual.docx
+++ b/IBM_SkillsBuild_Gamification_User_Manual.docx
@@ -1,12 +1,8 @@
 
 <file path=word/document.xml><?xml version="1.0" encoding="utf-8"?>
-<w:document xmlns:o="urn:schemas-microsoft-com:office:office" xmlns:r="http://schemas.openxmlformats.org/officeDocument/2006/relationships" xmlns:v="urn:schemas-microsoft-com:vml" xmlns:w="http://schemas.openxmlformats.org/wordprocessingml/2006/main" xmlns:w10="urn:schemas-microsoft-com:office:word" xmlns:wp="http://schemas.openxmlformats.org/drawingml/2006/wordprocessingDrawing" xmlns:wps="http://schemas.microsoft.com/office/word/2010/wordprocessingShape" xmlns:wpg="http://schemas.microsoft.com/office/word/2010/wordprocessingGroup" xmlns:mc="http://schemas.openxmlformats.org/markup-compatibility/2006" xmlns:wp14="http://schemas.microsoft.com/office/word/2010/wordprocessingDrawing" xmlns:w14="http://schemas.microsoft.com/office/word/2010/wordml" xmlns:w15="http://schemas.microsoft.com/office/word/2012/wordml" mc:Ignorable="w14 wp14 w15">
+<w:document xmlns:wpc="http://schemas.microsoft.com/office/word/2010/wordprocessingCanvas" xmlns:mc="http://schemas.openxmlformats.org/markup-compatibility/2006" xmlns:o="urn:schemas-microsoft-com:office:office" xmlns:r="http://schemas.openxmlformats.org/officeDocument/2006/relationships" xmlns:m="http://schemas.openxmlformats.org/officeDocument/2006/math" xmlns:v="urn:schemas-microsoft-com:vml" xmlns:wp14="http://schemas.microsoft.com/office/word/2010/wordprocessingDrawing" xmlns:wp="http://schemas.openxmlformats.org/drawingml/2006/wordprocessingDrawing" xmlns:w10="urn:schemas-microsoft-com:office:word" xmlns:w="http://schemas.openxmlformats.org/wordprocessingml/2006/main" xmlns:w14="http://schemas.microsoft.com/office/word/2010/wordml" xmlns:w15="http://schemas.microsoft.com/office/word/2012/wordml" xmlns:wpg="http://schemas.microsoft.com/office/word/2010/wordprocessingGroup" xmlns:wpi="http://schemas.microsoft.com/office/word/2010/wordprocessingInk" xmlns:wne="http://schemas.microsoft.com/office/word/2006/wordml" xmlns:wps="http://schemas.microsoft.com/office/word/2010/wordprocessingShape" mc:Ignorable="w14 w15 wp14">
   <w:body>
     <w:p>
-      <w:pPr>
-        <w:pStyle w:val="Normal"/>
-        <w:rPr/>
-      </w:pPr>
       <w:r>
         <w:rPr>
           <w:rFonts w:ascii="Aptos (Heading)" w:hAnsi="Aptos (Heading)"/>
@@ -16,8 +12,69 @@
           <w:szCs w:val="28"/>
           <w:u w:val="single"/>
         </w:rPr>
-        <w:t>IMB SkillsBuild Gamification User Manual:</w:t>
-      </w:r>
+        <w:t xml:space="preserve">IMB </w:t>
+      </w:r>
+      <w:proofErr w:type="spellStart"/>
+      <w:r>
+        <w:rPr>
+          <w:rFonts w:ascii="Aptos (Heading)" w:hAnsi="Aptos (Heading)"/>
+          <w:b/>
+          <w:bCs/>
+          <w:sz w:val="28"/>
+          <w:szCs w:val="28"/>
+          <w:u w:val="single"/>
+        </w:rPr>
+        <w:t>SkillsBuild</w:t>
+      </w:r>
+      <w:proofErr w:type="spellEnd"/>
+      <w:r>
+        <w:rPr>
+          <w:rFonts w:ascii="Aptos (Heading)" w:hAnsi="Aptos (Heading)"/>
+          <w:b/>
+          <w:bCs/>
+          <w:sz w:val="28"/>
+          <w:szCs w:val="28"/>
+          <w:u w:val="single"/>
+        </w:rPr>
+        <w:t xml:space="preserve"> </w:t>
+      </w:r>
+      <w:proofErr w:type="spellStart"/>
+      <w:r>
+        <w:rPr>
+          <w:rFonts w:ascii="Aptos (Heading)" w:hAnsi="Aptos (Heading)"/>
+          <w:b/>
+          <w:bCs/>
+          <w:sz w:val="28"/>
+          <w:szCs w:val="28"/>
+          <w:u w:val="single"/>
+        </w:rPr>
+        <w:t>Gamification</w:t>
+      </w:r>
+      <w:proofErr w:type="spellEnd"/>
+      <w:r>
+        <w:rPr>
+          <w:rFonts w:ascii="Aptos (Heading)" w:hAnsi="Aptos (Heading)"/>
+          <w:b/>
+          <w:bCs/>
+          <w:sz w:val="28"/>
+          <w:szCs w:val="28"/>
+          <w:u w:val="single"/>
+        </w:rPr>
+        <w:t xml:space="preserve"> User Manual</w:t>
+      </w:r>
+      <w:proofErr w:type="gramStart"/>
+      <w:r>
+        <w:rPr>
+          <w:rFonts w:ascii="Aptos (Heading)" w:hAnsi="Aptos (Heading)"/>
+          <w:b/>
+          <w:bCs/>
+          <w:sz w:val="28"/>
+          <w:szCs w:val="28"/>
+          <w:u w:val="single"/>
+        </w:rPr>
+        <w:t>:</w:t>
+      </w:r>
+      <w:proofErr w:type="gramEnd"/>
       <w:r>
         <w:rPr>
           <w:b/>
@@ -25,42 +82,76 @@
           <w:u w:val="single"/>
         </w:rPr>
         <w:br/>
+      </w:r>
+      <w:r>
+        <w:rPr>
+          <w:b/>
+          <w:bCs/>
+          <w:u w:val="single"/>
+        </w:rPr>
         <w:br/>
         <w:t>Introduction:</w:t>
       </w:r>
     </w:p>
     <w:p>
-      <w:pPr>
-        <w:pStyle w:val="Normal"/>
-        <w:rPr/>
-      </w:pPr>
-      <w:r>
-        <w:rPr/>
-        <w:t>IBM SkillsBuild Gamification is a tool designed to enhance engagement with IBM SkillsBuild by introducing a leaderboard and levelling system. It allows users to track their progress and encourages participation through a competitive learning environment. The software aims to make online learning more interactive and rewarding, focusing on students using IBM SkillsBuild to develop key skills in computer science.</w:t>
-      </w:r>
-    </w:p>
-    <w:p>
-      <w:pPr>
-        <w:pStyle w:val="Normal"/>
-        <w:rPr/>
-      </w:pPr>
-      <w:r>
-        <w:rPr/>
-        <w:t>This manual provides guidance on how to install, navigate, and use all available features of the software.</w:t>
-      </w:r>
-    </w:p>
-    <w:p>
-      <w:pPr>
-        <w:pStyle w:val="Normal"/>
-        <w:rPr/>
-      </w:pPr>
-      <w:r>
-        <w:rPr/>
-      </w:r>
-    </w:p>
-    <w:p>
-      <w:pPr>
-        <w:pStyle w:val="Normal"/>
+      <w:r>
+        <w:t xml:space="preserve">IBM </w:t>
+      </w:r>
+      <w:proofErr w:type="spellStart"/>
+      <w:r>
+        <w:t>SkillsBuild</w:t>
+      </w:r>
+      <w:proofErr w:type="spellEnd"/>
+      <w:r>
+        <w:t xml:space="preserve"> </w:t>
+      </w:r>
+      <w:proofErr w:type="spellStart"/>
+      <w:r>
+        <w:t>Gamification</w:t>
+      </w:r>
+      <w:proofErr w:type="spellEnd"/>
+      <w:r>
+        <w:t xml:space="preserve"> is a tool designed to enhance engagement with IBM </w:t>
+      </w:r>
+      <w:proofErr w:type="spellStart"/>
+      <w:r>
+        <w:t>SkillsBuild</w:t>
+      </w:r>
+      <w:proofErr w:type="spellEnd"/>
+      <w:r>
+        <w:t xml:space="preserve"> by introducing a </w:t>
+      </w:r>
+      <w:proofErr w:type="spellStart"/>
+      <w:r>
+        <w:t>leaderboard</w:t>
+      </w:r>
+      <w:proofErr w:type="spellEnd"/>
+      <w:r>
+        <w:t xml:space="preserve"> and levelling system. It allows users to track their progress and encourages </w:t>
+      </w:r>
+      <w:r>
+        <w:t xml:space="preserve">participation through a competitive learning environment. The software aims to make online learning more interactive and rewarding, focusing on students using IBM </w:t>
+      </w:r>
+      <w:proofErr w:type="spellStart"/>
+      <w:r>
+        <w:t>SkillsBuild</w:t>
+      </w:r>
+      <w:proofErr w:type="spellEnd"/>
+      <w:r>
+        <w:t xml:space="preserve"> to develop key skills in computer science.</w:t>
+      </w:r>
+    </w:p>
+    <w:p>
+      <w:r>
+        <w:t>This manual provides guidance on how t</w:t>
+      </w:r>
+      <w:r>
+        <w:t>o install, navigate, and use all available features of the software.</w:t>
+      </w:r>
+    </w:p>
+    <w:p/>
+    <w:p>
+      <w:pPr>
         <w:rPr>
           <w:b/>
           <w:bCs/>
@@ -83,35 +174,32 @@
           <w:ilvl w:val="0"/>
           <w:numId w:val="7"/>
         </w:numPr>
-        <w:rPr/>
       </w:pPr>
       <w:r>
         <w:rPr>
           <w:b/>
           <w:bCs/>
         </w:rPr>
-        <w:t xml:space="preserve"> </w:t>
-      </w:r>
-      <w:r>
-        <w:rPr>
-          <w:b/>
-          <w:bCs/>
-        </w:rPr>
-        <w:t>Dashboard</w:t>
-      </w:r>
-      <w:r>
-        <w:rPr/>
+        <w:t xml:space="preserve"> Dashboard</w:t>
+      </w:r>
+      <w:r>
         <w:t xml:space="preserve"> Overview </w:t>
       </w:r>
     </w:p>
     <w:p>
-      <w:pPr>
-        <w:pStyle w:val="Normal"/>
-        <w:rPr/>
-      </w:pPr>
-      <w:r>
-        <w:rPr/>
-        <w:t>The Dashboard serves as the main interface for users to access courses, track progress, and navigate to key sections such as the Leaderboard and User Profile. It provides an easy-to-use layout for selecting courses and updating learning progress.</w:t>
+      <w:r>
+        <w:t xml:space="preserve">The Dashboard serves as the main interface for users to access courses, track progress, and navigate to key sections such as the </w:t>
+      </w:r>
+      <w:proofErr w:type="spellStart"/>
+      <w:r>
+        <w:t>Leaderboard</w:t>
+      </w:r>
+      <w:proofErr w:type="spellEnd"/>
+      <w:r>
+        <w:t xml:space="preserve"> and U</w:t>
+      </w:r>
+      <w:r>
+        <w:t>ser Profile. It provides an easy-to-use layout for selecting courses and updating learning progress.</w:t>
       </w:r>
     </w:p>
     <w:p>
@@ -140,21 +228,17 @@
           <w:u w:val="single"/>
         </w:rPr>
       </w:pPr>
-      <w:r>
-        <w:rPr>
-          <w:u w:val="single"/>
-        </w:rPr>
-      </w:r>
-    </w:p>
-    <w:p>
-      <w:pPr>
-        <w:pStyle w:val="Normal"/>
-        <w:keepNext w:val="true"/>
+    </w:p>
+    <w:p>
+      <w:pPr>
+        <w:keepNext/>
         <w:jc w:val="center"/>
-        <w:rPr/>
-      </w:pPr>
-      <w:r>
-        <w:rPr/>
+      </w:pPr>
+      <w:r>
+        <w:rPr>
+          <w:noProof/>
+          <w:lang w:val="en-US"/>
+        </w:rPr>
         <w:drawing>
           <wp:inline distT="0" distB="0" distL="0" distR="0">
             <wp:extent cx="5560060" cy="1828800"/>
@@ -173,7 +257,7 @@
                     </pic:cNvPicPr>
                   </pic:nvPicPr>
                   <pic:blipFill>
-                    <a:blip r:embed="rId2"/>
+                    <a:blip r:embed="rId5"/>
                     <a:stretch>
                       <a:fillRect/>
                     </a:stretch>
@@ -196,39 +280,33 @@
     </w:p>
     <w:p>
       <w:pPr>
-        <w:pStyle w:val="Caption1"/>
+        <w:pStyle w:val="caption1"/>
         <w:jc w:val="center"/>
         <w:rPr>
           <w:u w:val="single"/>
         </w:rPr>
       </w:pPr>
       <w:r>
-        <w:rPr/>
         <w:t>Dashboard – Users are greeted with this page after logging in.</w:t>
       </w:r>
     </w:p>
     <w:p>
-      <w:pPr>
-        <w:pStyle w:val="Normal"/>
-        <w:rPr/>
-      </w:pPr>
-      <w:r>
-        <w:rPr/>
+      <w:r>
         <w:t>Course selection:</w:t>
       </w:r>
     </w:p>
     <w:p>
       <w:pPr>
-        <w:pStyle w:val="Normal"/>
         <w:numPr>
           <w:ilvl w:val="0"/>
           <w:numId w:val="2"/>
         </w:numPr>
-        <w:rPr/>
-      </w:pPr>
-      <w:r>
-        <w:rPr/>
-        <w:t>The dashboard displays multiple courses in individual grey boxes, each representing a different learning module.</w:t>
+      </w:pPr>
+      <w:r>
+        <w:t>The dashboard displays multiple courses in in</w:t>
+      </w:r>
+      <w:r>
+        <w:t>dividual grey boxes, each representing a different learning module.</w:t>
       </w:r>
     </w:p>
     <w:p>
@@ -238,140 +316,137 @@
           <w:ilvl w:val="0"/>
           <w:numId w:val="2"/>
         </w:numPr>
-        <w:rPr/>
-      </w:pPr>
-      <w:r>
-        <w:rPr/>
-        <w:t>Users can click a course tile to be redirected to the official IBM SkillsBuild website, where they can access the course content.</w:t>
-      </w:r>
-    </w:p>
-    <w:p>
-      <w:pPr>
-        <w:pStyle w:val="Normal"/>
+      </w:pPr>
+      <w:r>
+        <w:t xml:space="preserve">Users can click a course tile to be redirected to the official IBM </w:t>
+      </w:r>
+      <w:proofErr w:type="spellStart"/>
+      <w:r>
+        <w:t>SkillsBuild</w:t>
+      </w:r>
+      <w:proofErr w:type="spellEnd"/>
+      <w:r>
+        <w:t xml:space="preserve"> website, where they can access the course content.</w:t>
+      </w:r>
+    </w:p>
+    <w:p>
+      <w:pPr>
         <w:numPr>
           <w:ilvl w:val="0"/>
           <w:numId w:val="2"/>
         </w:numPr>
-        <w:rPr/>
-      </w:pPr>
-      <w:r>
-        <w:rPr/>
-        <w:t>After completing or progressing through the course on IBM SkillsBuild, users return to the platform to update their course status.</w:t>
-      </w:r>
-    </w:p>
-    <w:p>
-      <w:pPr>
-        <w:pStyle w:val="Normal"/>
+      </w:pPr>
+      <w:r>
+        <w:t xml:space="preserve">After completing or progressing through the course on IBM </w:t>
+      </w:r>
+      <w:proofErr w:type="spellStart"/>
+      <w:r>
+        <w:t>SkillsBuild</w:t>
+      </w:r>
+      <w:proofErr w:type="spellEnd"/>
+      <w:r>
+        <w:t>, users return to the platform to update their course status.</w:t>
+      </w:r>
+    </w:p>
+    <w:p>
+      <w:pPr>
         <w:numPr>
           <w:ilvl w:val="0"/>
           <w:numId w:val="2"/>
         </w:numPr>
-        <w:rPr/>
-      </w:pPr>
-      <w:r>
-        <w:rPr/>
+      </w:pPr>
+      <w:r>
         <w:t>Example courses include:</w:t>
       </w:r>
     </w:p>
     <w:p>
       <w:pPr>
-        <w:pStyle w:val="Normal"/>
         <w:numPr>
           <w:ilvl w:val="1"/>
           <w:numId w:val="1"/>
         </w:numPr>
-        <w:rPr/>
-      </w:pPr>
-      <w:r>
-        <w:rPr/>
+      </w:pPr>
+      <w:r>
         <w:t>Artificial Intelligence Fundamentals</w:t>
       </w:r>
     </w:p>
     <w:p>
       <w:pPr>
-        <w:pStyle w:val="Normal"/>
         <w:numPr>
           <w:ilvl w:val="1"/>
           <w:numId w:val="1"/>
         </w:numPr>
-        <w:rPr/>
-      </w:pPr>
-      <w:r>
-        <w:rPr/>
+      </w:pPr>
+      <w:proofErr w:type="spellStart"/>
+      <w:r>
         <w:t>Cybersecurity</w:t>
       </w:r>
-    </w:p>
-    <w:p>
-      <w:pPr>
-        <w:pStyle w:val="Normal"/>
+      <w:proofErr w:type="spellEnd"/>
+    </w:p>
+    <w:p>
+      <w:pPr>
         <w:numPr>
           <w:ilvl w:val="1"/>
           <w:numId w:val="1"/>
         </w:numPr>
-        <w:rPr/>
-      </w:pPr>
-      <w:r>
-        <w:rPr/>
+      </w:pPr>
+      <w:r>
         <w:t>Cloud Computing</w:t>
       </w:r>
     </w:p>
     <w:p>
-      <w:pPr>
-        <w:pStyle w:val="Normal"/>
-        <w:rPr/>
-      </w:pPr>
-      <w:r>
-        <w:rPr/>
-        <w:t>Leaderboard Button:</w:t>
-      </w:r>
-    </w:p>
-    <w:p>
-      <w:pPr>
-        <w:pStyle w:val="Normal"/>
+      <w:proofErr w:type="spellStart"/>
+      <w:r>
+        <w:lastRenderedPageBreak/>
+        <w:t>Leaderboard</w:t>
+      </w:r>
+      <w:proofErr w:type="spellEnd"/>
+      <w:r>
+        <w:t xml:space="preserve"> Button:</w:t>
+      </w:r>
+    </w:p>
+    <w:p>
+      <w:pPr>
         <w:numPr>
           <w:ilvl w:val="0"/>
           <w:numId w:val="2"/>
         </w:numPr>
-        <w:rPr/>
-      </w:pPr>
-      <w:r>
-        <w:rPr/>
-        <w:t>Clicking this button takes the user to the Leaderboard, where they can see rankings based on progress and achievements.</w:t>
-      </w:r>
-    </w:p>
-    <w:p>
-      <w:pPr>
-        <w:pStyle w:val="Normal"/>
-        <w:rPr/>
-      </w:pPr>
-      <w:r>
-        <w:rPr/>
+      </w:pPr>
+      <w:r>
+        <w:t xml:space="preserve">Clicking this button takes the user to the </w:t>
+      </w:r>
+      <w:proofErr w:type="spellStart"/>
+      <w:r>
+        <w:t>Leaderboard</w:t>
+      </w:r>
+      <w:proofErr w:type="spellEnd"/>
+      <w:r>
+        <w:t xml:space="preserve">, where they can </w:t>
+      </w:r>
+      <w:r>
+        <w:t>see rankings based on progress and achievements.</w:t>
+      </w:r>
+    </w:p>
+    <w:p>
+      <w:r>
         <w:t>User Profile Button:</w:t>
       </w:r>
     </w:p>
     <w:p>
       <w:pPr>
-        <w:pStyle w:val="Normal"/>
         <w:numPr>
           <w:ilvl w:val="0"/>
           <w:numId w:val="2"/>
         </w:numPr>
-        <w:rPr/>
-      </w:pPr>
-      <w:r>
-        <w:rPr/>
+      </w:pPr>
+      <w:r>
         <w:t>Clicking this button Navigates to the User Profile page, where users can view and edit their profile along with their completed courses and courses that are currently in progress.</w:t>
       </w:r>
     </w:p>
     <w:p>
       <w:pPr>
-        <w:pStyle w:val="Normal"/>
         <w:ind w:left="720"/>
-        <w:rPr/>
-      </w:pPr>
-      <w:r>
-        <w:rPr/>
-      </w:r>
+      </w:pPr>
     </w:p>
     <w:p>
       <w:pPr>
@@ -400,12 +475,14 @@
     <w:p>
       <w:pPr>
         <w:pStyle w:val="ListParagraph"/>
-        <w:keepNext w:val="true"/>
+        <w:keepNext/>
         <w:ind w:left="1080"/>
-        <w:rPr/>
-      </w:pPr>
-      <w:r>
-        <w:rPr/>
+      </w:pPr>
+      <w:r>
+        <w:rPr>
+          <w:noProof/>
+          <w:lang w:val="en-US"/>
+        </w:rPr>
         <w:drawing>
           <wp:inline distT="0" distB="0" distL="0" distR="0">
             <wp:extent cx="4625975" cy="2284095"/>
@@ -424,7 +501,7 @@
                     </pic:cNvPicPr>
                   </pic:nvPicPr>
                   <pic:blipFill>
-                    <a:blip r:embed="rId3"/>
+                    <a:blip r:embed="rId6"/>
                     <a:stretch>
                       <a:fillRect/>
                     </a:stretch>
@@ -447,201 +524,140 @@
     </w:p>
     <w:p>
       <w:pPr>
-        <w:pStyle w:val="Caption1"/>
+        <w:pStyle w:val="caption1"/>
         <w:jc w:val="center"/>
         <w:rPr>
           <w:u w:val="single"/>
         </w:rPr>
       </w:pPr>
       <w:r>
-        <w:rPr/>
         <w:t>Course Status – Users are greeted with this page after accessing course content</w:t>
       </w:r>
     </w:p>
     <w:p>
-      <w:pPr>
-        <w:pStyle w:val="Normal"/>
-        <w:rPr/>
-      </w:pPr>
-      <w:r>
-        <w:rPr/>
+      <w:r>
         <w:t>Features:</w:t>
       </w:r>
     </w:p>
     <w:p>
-      <w:pPr>
-        <w:pStyle w:val="Normal"/>
-        <w:rPr/>
-      </w:pPr>
-      <w:r>
-        <w:rPr/>
+      <w:r>
         <w:t>Course Title Display:</w:t>
       </w:r>
     </w:p>
     <w:p>
       <w:pPr>
-        <w:pStyle w:val="Normal"/>
         <w:numPr>
           <w:ilvl w:val="0"/>
           <w:numId w:val="3"/>
         </w:numPr>
-        <w:rPr/>
-      </w:pPr>
-      <w:r>
-        <w:rPr/>
-        <w:t>The name of the selected course (e.g., "Cybersecurity") is displayed at the top to indicate the current course being updated.</w:t>
-      </w:r>
-    </w:p>
-    <w:p>
-      <w:pPr>
-        <w:pStyle w:val="Normal"/>
-        <w:rPr/>
-      </w:pPr>
-      <w:r>
-        <w:rPr/>
+      </w:pPr>
+      <w:r>
+        <w:t>The name of the selected course (e.g., "</w:t>
+      </w:r>
+      <w:proofErr w:type="spellStart"/>
+      <w:r>
+        <w:t>Cybersecurity</w:t>
+      </w:r>
+      <w:proofErr w:type="spellEnd"/>
+      <w:r>
+        <w:t>") is displayed at the top to indicate the current course being update</w:t>
+      </w:r>
+      <w:r>
+        <w:t>d.</w:t>
+      </w:r>
+    </w:p>
+    <w:p>
+      <w:r>
         <w:t>Status Selection Options:</w:t>
       </w:r>
     </w:p>
     <w:p>
       <w:pPr>
-        <w:pStyle w:val="Normal"/>
         <w:numPr>
           <w:ilvl w:val="0"/>
           <w:numId w:val="4"/>
         </w:numPr>
-        <w:rPr/>
-      </w:pPr>
-      <w:r>
-        <w:rPr/>
+      </w:pPr>
+      <w:r>
         <w:t>Users can mark their course status as:</w:t>
       </w:r>
     </w:p>
     <w:p>
       <w:pPr>
-        <w:pStyle w:val="Normal"/>
         <w:numPr>
           <w:ilvl w:val="1"/>
           <w:numId w:val="4"/>
         </w:numPr>
-        <w:rPr/>
-      </w:pPr>
-      <w:r>
-        <w:rPr/>
+      </w:pPr>
+      <w:r>
         <w:t>"Course Completed"</w:t>
       </w:r>
     </w:p>
     <w:p>
       <w:pPr>
-        <w:pStyle w:val="Normal"/>
         <w:numPr>
           <w:ilvl w:val="1"/>
           <w:numId w:val="4"/>
         </w:numPr>
-        <w:rPr/>
-      </w:pPr>
-      <w:r>
-        <w:rPr/>
+      </w:pPr>
+      <w:r>
         <w:t>"Course In Progress"</w:t>
       </w:r>
     </w:p>
     <w:p>
       <w:pPr>
-        <w:pStyle w:val="Normal"/>
         <w:numPr>
           <w:ilvl w:val="0"/>
           <w:numId w:val="4"/>
         </w:numPr>
-        <w:rPr/>
-      </w:pPr>
-      <w:r>
-        <w:rPr/>
+      </w:pPr>
+      <w:r>
         <w:t>The selected status will be saved upon submission.</w:t>
       </w:r>
     </w:p>
     <w:p>
-      <w:pPr>
-        <w:pStyle w:val="Normal"/>
-        <w:rPr/>
-      </w:pPr>
-      <w:r>
-        <w:rPr/>
+      <w:r>
         <w:t>Go Back Button:</w:t>
       </w:r>
     </w:p>
     <w:p>
       <w:pPr>
-        <w:pStyle w:val="Normal"/>
         <w:numPr>
           <w:ilvl w:val="0"/>
           <w:numId w:val="5"/>
         </w:numPr>
-        <w:rPr/>
-      </w:pPr>
-      <w:r>
-        <w:rPr/>
+      </w:pPr>
+      <w:r>
         <w:t>Allows users to return to the Dashboard without making changes.</w:t>
       </w:r>
     </w:p>
     <w:p>
-      <w:pPr>
-        <w:pStyle w:val="Normal"/>
-        <w:rPr/>
-      </w:pPr>
-      <w:r>
-        <w:rPr/>
-        <w:t>Save Status Button:</w:t>
-      </w:r>
-    </w:p>
-    <w:p>
-      <w:pPr>
-        <w:pStyle w:val="Normal"/>
+      <w:r>
+        <w:t>Save Status Butto</w:t>
+      </w:r>
+      <w:r>
+        <w:t>n:</w:t>
+      </w:r>
+    </w:p>
+    <w:p>
+      <w:pPr>
         <w:numPr>
           <w:ilvl w:val="0"/>
           <w:numId w:val="6"/>
         </w:numPr>
-        <w:rPr/>
-      </w:pPr>
-      <w:r>
-        <w:rPr/>
+      </w:pPr>
+      <w:r>
         <w:t>Clicking this button updates the user's course status - either "In Progress" or "Completed".</w:t>
       </w:r>
     </w:p>
-    <w:p>
-      <w:pPr>
-        <w:pStyle w:val="Normal"/>
-        <w:rPr/>
-      </w:pPr>
-      <w:r>
-        <w:rPr/>
-      </w:r>
-    </w:p>
-    <w:p>
-      <w:pPr>
-        <w:pStyle w:val="Normal"/>
-        <w:rPr/>
-      </w:pPr>
-      <w:r>
-        <w:rPr/>
-      </w:r>
-    </w:p>
-    <w:p>
-      <w:pPr>
-        <w:pStyle w:val="Normal"/>
-        <w:rPr/>
-      </w:pPr>
-      <w:r>
-        <w:rPr/>
-      </w:r>
-    </w:p>
-    <w:p>
-      <w:pPr>
-        <w:pStyle w:val="Normal"/>
-        <w:rPr/>
-      </w:pPr>
-      <w:r>
-        <w:rPr/>
+    <w:p/>
+    <w:p/>
+    <w:p/>
+    <w:p>
+      <w:r>
         <w:t xml:space="preserve">2. </w:t>
       </w:r>
+      <w:proofErr w:type="spellStart"/>
       <w:r>
         <w:rPr>
           <w:b/>
@@ -649,27 +665,29 @@
         </w:rPr>
         <w:t>Leaderboard</w:t>
       </w:r>
-    </w:p>
-    <w:p>
-      <w:pPr>
-        <w:pStyle w:val="Normal"/>
-        <w:rPr/>
-      </w:pPr>
-      <w:r>
-        <w:rPr/>
-        <w:t>The leader board is a way for students to see all students, ranked in order of the number of points they scored, from highest to lowest. This allows students to compare progress, and it may motivate them to complete more courses, to climb the leader board, and see their name at the very top!</w:t>
-      </w:r>
-    </w:p>
-    <w:p>
-      <w:pPr>
-        <w:pStyle w:val="Normal"/>
+      <w:proofErr w:type="spellEnd"/>
+    </w:p>
+    <w:p>
+      <w:r>
+        <w:t xml:space="preserve">The leader board is a way for students to see all students, ranked in order of the number of points they scored, from highest to lowest. This </w:t>
+      </w:r>
+      <w:r>
+        <w:t>allows students to compare progress, and it may motivate them to complete more courses, to climb the leader board, and see their name at the very top!</w:t>
+      </w:r>
+    </w:p>
+    <w:p>
+      <w:pPr>
         <w:rPr>
           <w:u w:val="single"/>
         </w:rPr>
       </w:pPr>
       <w:r>
+        <w:rPr>
+          <w:noProof/>
+          <w:lang w:val="en-US"/>
+        </w:rPr>
         <w:drawing>
-          <wp:anchor behindDoc="0" distT="0" distB="0" distL="0" distR="0" simplePos="0" locked="0" layoutInCell="0" allowOverlap="1" relativeHeight="4">
+          <wp:anchor distT="0" distB="0" distL="0" distR="0" simplePos="0" relativeHeight="4" behindDoc="0" locked="0" layoutInCell="0" allowOverlap="1">
             <wp:simplePos x="0" y="0"/>
             <wp:positionH relativeFrom="column">
               <wp:posOffset>-509905</wp:posOffset>
@@ -680,7 +698,7 @@
             <wp:extent cx="6840220" cy="1850390"/>
             <wp:effectExtent l="0" t="0" r="0" b="0"/>
             <wp:wrapSquare wrapText="largest"/>
-            <wp:docPr id="3" name="Image1" descr=""/>
+            <wp:docPr id="3" name="Image1"/>
             <wp:cNvGraphicFramePr>
               <a:graphicFrameLocks xmlns:a="http://schemas.openxmlformats.org/drawingml/2006/main" noChangeAspect="1"/>
             </wp:cNvGraphicFramePr>
@@ -688,13 +706,13 @@
               <a:graphicData uri="http://schemas.openxmlformats.org/drawingml/2006/picture">
                 <pic:pic xmlns:pic="http://schemas.openxmlformats.org/drawingml/2006/picture">
                   <pic:nvPicPr>
-                    <pic:cNvPr id="3" name="Image1" descr=""/>
+                    <pic:cNvPr id="3" name="Image1"/>
                     <pic:cNvPicPr>
                       <a:picLocks noChangeAspect="1" noChangeArrowheads="1"/>
                     </pic:cNvPicPr>
                   </pic:nvPicPr>
                   <pic:blipFill>
-                    <a:blip r:embed="rId4"/>
+                    <a:blip r:embed="rId7"/>
                     <a:stretch>
                       <a:fillRect/>
                     </a:stretch>
@@ -722,47 +740,56 @@
       </w:r>
     </w:p>
     <w:p>
-      <w:pPr>
-        <w:pStyle w:val="Normal"/>
-        <w:rPr/>
-      </w:pPr>
-      <w:r>
-        <w:rPr/>
-        <w:t>Sorting: Users are met by the leader board page, when pressing the leaderboard button on the dashboard page, where they will see some information about sorting the leaderboard. Each button corresponds to a way to sort the leaderboard, for example, sorting by lowest points first, sorting alphabetically (usernames A – Z) or sorting by the number of courses completed.</w:t>
-      </w:r>
-    </w:p>
-    <w:p>
-      <w:pPr>
-        <w:pStyle w:val="Normal"/>
-        <w:rPr/>
-      </w:pPr>
-      <w:r>
-        <w:rPr/>
-      </w:r>
-    </w:p>
-    <w:p>
-      <w:pPr>
-        <w:pStyle w:val="Normal"/>
-        <w:rPr/>
-      </w:pPr>
-      <w:r>
-        <w:rPr/>
+      <w:r>
+        <w:t xml:space="preserve">Sorting: Users are met by the leader board page, when pressing the </w:t>
+      </w:r>
+      <w:proofErr w:type="spellStart"/>
+      <w:r>
+        <w:t>leaderboard</w:t>
+      </w:r>
+      <w:proofErr w:type="spellEnd"/>
+      <w:r>
+        <w:t xml:space="preserve"> button on the dashboa</w:t>
+      </w:r>
+      <w:r>
+        <w:t xml:space="preserve">rd page, where they will see some information about sorting the </w:t>
+      </w:r>
+      <w:proofErr w:type="spellStart"/>
+      <w:r>
+        <w:t>leaderboard</w:t>
+      </w:r>
+      <w:proofErr w:type="spellEnd"/>
+      <w:r>
+        <w:t xml:space="preserve">. Each button corresponds to a way to sort the </w:t>
+      </w:r>
+      <w:proofErr w:type="spellStart"/>
+      <w:r>
+        <w:t>leaderboard</w:t>
+      </w:r>
+      <w:proofErr w:type="spellEnd"/>
+      <w:r>
+        <w:t>, for example, sorting by lowest points first, sorting alphabetically (usernames A – Z) or sorting by the number of courses</w:t>
+      </w:r>
+      <w:r>
+        <w:t xml:space="preserve"> completed.</w:t>
+      </w:r>
+    </w:p>
+    <w:p/>
+    <w:p>
+      <w:r>
         <w:t>Positions will only be shown when sorting by highest points first, as this is the primary metric of the leader board, and it may cause confusion if users see positions for other sorting methods, that do not measure performance.</w:t>
       </w:r>
     </w:p>
     <w:p>
-      <w:pPr>
-        <w:pStyle w:val="Normal"/>
-        <w:rPr/>
-      </w:pPr>
-      <w:r>
-        <w:rPr/>
-      </w:r>
-      <w:r>
+      <w:r>
+        <w:rPr>
+          <w:noProof/>
+          <w:lang w:val="en-US"/>
+        </w:rPr>
         <mc:AlternateContent>
           <mc:Choice Requires="wps">
             <w:drawing>
-              <wp:anchor behindDoc="0" distT="0" distB="0" distL="0" distR="0" simplePos="0" locked="0" layoutInCell="0" allowOverlap="1" relativeHeight="7">
+              <wp:anchor distT="0" distB="0" distL="0" distR="0" simplePos="0" relativeHeight="7" behindDoc="0" locked="0" layoutInCell="0" allowOverlap="1">
                 <wp:simplePos x="0" y="0"/>
                 <wp:positionH relativeFrom="column">
                   <wp:posOffset>1157605</wp:posOffset>
@@ -774,6 +801,7 @@
                 <wp:effectExtent l="0" t="0" r="0" b="0"/>
                 <wp:wrapSquare wrapText="largest"/>
                 <wp:docPr id="4" name="Frame2"/>
+                <wp:cNvGraphicFramePr/>
                 <a:graphic xmlns:a="http://schemas.openxmlformats.org/drawingml/2006/main">
                   <a:graphicData uri="http://schemas.microsoft.com/office/word/2010/wordprocessingShape">
                     <wps:wsp>
@@ -783,7 +811,9 @@
                           <a:off x="0" y="0"/>
                           <a:ext cx="3199130" cy="1196340"/>
                         </a:xfrm>
-                        <a:prstGeom prst="rect"/>
+                        <a:prstGeom prst="rect">
+                          <a:avLst/>
+                        </a:prstGeom>
                         <a:solidFill>
                           <a:srgbClr val="FFFFFF"/>
                         </a:solidFill>
@@ -793,17 +823,17 @@
                           <w:p>
                             <w:pPr>
                               <w:pStyle w:val="Caption"/>
-                              <w:suppressLineNumbers/>
-                              <w:spacing w:before="120" w:after="120"/>
-                              <w:rPr/>
                             </w:pPr>
                             <w:r>
-                              <w:rPr/>
+                              <w:rPr>
+                                <w:noProof/>
+                                <w:lang w:val="en-US"/>
+                              </w:rPr>
                               <w:drawing>
                                 <wp:inline distT="0" distB="0" distL="0" distR="0">
                                   <wp:extent cx="3199130" cy="665480"/>
                                   <wp:effectExtent l="0" t="0" r="0" b="0"/>
-                                  <wp:docPr id="5" name="Image3" descr=""/>
+                                  <wp:docPr id="5" name="Image3"/>
                                   <wp:cNvGraphicFramePr>
                                     <a:graphicFrameLocks xmlns:a="http://schemas.openxmlformats.org/drawingml/2006/main" noChangeAspect="1"/>
                                   </wp:cNvGraphicFramePr>
@@ -811,13 +841,13 @@
                                     <a:graphicData uri="http://schemas.openxmlformats.org/drawingml/2006/picture">
                                       <pic:pic xmlns:pic="http://schemas.openxmlformats.org/drawingml/2006/picture">
                                         <pic:nvPicPr>
-                                          <pic:cNvPr id="5" name="Image3" descr=""/>
+                                          <pic:cNvPr id="5" name="Image3"/>
                                           <pic:cNvPicPr>
                                             <a:picLocks noChangeAspect="1" noChangeArrowheads="1"/>
                                           </pic:cNvPicPr>
                                         </pic:nvPicPr>
                                         <pic:blipFill>
-                                          <a:blip r:embed="rId5"/>
+                                          <a:blip r:embed="rId8"/>
                                           <a:stretch>
                                             <a:fillRect/>
                                           </a:stretch>
@@ -836,12 +866,17 @@
                                   </a:graphic>
                                 </wp:inline>
                               </w:drawing>
-                              <w:t>Current sorting changes to show the currently selected sorting option</w:t>
+                            </w:r>
+                            <w:r>
+                              <w:t xml:space="preserve">Current </w:t>
+                            </w:r>
+                            <w:r>
+                              <w:t>sorting changes to show the currently selected sorting option</w:t>
                             </w:r>
                           </w:p>
                         </w:txbxContent>
                       </wps:txbx>
-                      <wps:bodyPr anchor="t" lIns="0" tIns="0" rIns="0" bIns="0">
+                      <wps:bodyPr lIns="0" tIns="0" rIns="0" bIns="0" anchor="t">
                         <a:noAutofit/>
                       </wps:bodyPr>
                     </wps:wsp>
@@ -852,23 +887,27 @@
           </mc:Choice>
           <mc:Fallback>
             <w:pict>
-              <v:rect style="position:absolute;rotation:-0;width:251.9pt;height:94.2pt;mso-wrap-distance-left:0pt;mso-wrap-distance-right:0pt;mso-wrap-distance-top:0pt;mso-wrap-distance-bottom:0pt;margin-top:2.9pt;mso-position-vertical-relative:text;margin-left:91.15pt;mso-position-horizontal-relative:text">
-                <v:textbox inset="0in,0in,0in,0in">
+              <v:shapetype id="_x0000_t202" coordsize="21600,21600" o:spt="202" path="m,l,21600r21600,l21600,xe">
+                <v:stroke joinstyle="miter"/>
+                <v:path gradientshapeok="t" o:connecttype="rect"/>
+              </v:shapetype>
+              <v:shape id="Frame2" o:spid="_x0000_s1026" type="#_x0000_t202" style="position:absolute;margin-left:91.15pt;margin-top:2.9pt;width:251.9pt;height:94.2pt;z-index:7;visibility:visible;mso-wrap-style:square;mso-wrap-distance-left:0;mso-wrap-distance-top:0;mso-wrap-distance-right:0;mso-wrap-distance-bottom:0;mso-position-horizontal:absolute;mso-position-horizontal-relative:text;mso-position-vertical:absolute;mso-position-vertical-relative:text;v-text-anchor:top" o:gfxdata="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" o:allowincell="f" stroked="f">
+                <v:textbox inset="0,0,0,0">
                   <w:txbxContent>
                     <w:p>
                       <w:pPr>
                         <w:pStyle w:val="Caption"/>
-                        <w:suppressLineNumbers/>
-                        <w:spacing w:before="120" w:after="120"/>
-                        <w:rPr/>
                       </w:pPr>
                       <w:r>
-                        <w:rPr/>
+                        <w:rPr>
+                          <w:noProof/>
+                          <w:lang w:val="en-US"/>
+                        </w:rPr>
                         <w:drawing>
                           <wp:inline distT="0" distB="0" distL="0" distR="0">
                             <wp:extent cx="3199130" cy="665480"/>
                             <wp:effectExtent l="0" t="0" r="0" b="0"/>
-                            <wp:docPr id="6" name="Image3" descr=""/>
+                            <wp:docPr id="5" name="Image3"/>
                             <wp:cNvGraphicFramePr>
                               <a:graphicFrameLocks xmlns:a="http://schemas.openxmlformats.org/drawingml/2006/main" noChangeAspect="1"/>
                             </wp:cNvGraphicFramePr>
@@ -876,13 +915,13 @@
                               <a:graphicData uri="http://schemas.openxmlformats.org/drawingml/2006/picture">
                                 <pic:pic xmlns:pic="http://schemas.openxmlformats.org/drawingml/2006/picture">
                                   <pic:nvPicPr>
-                                    <pic:cNvPr id="6" name="Image3" descr=""/>
+                                    <pic:cNvPr id="5" name="Image3"/>
                                     <pic:cNvPicPr>
                                       <a:picLocks noChangeAspect="1" noChangeArrowheads="1"/>
                                     </pic:cNvPicPr>
                                   </pic:nvPicPr>
                                   <pic:blipFill>
-                                    <a:blip r:embed="rId6"/>
+                                    <a:blip r:embed="rId8"/>
                                     <a:stretch>
                                       <a:fillRect/>
                                     </a:stretch>
@@ -901,39 +940,27 @@
                             </a:graphic>
                           </wp:inline>
                         </w:drawing>
-                        <w:t>Current sorting changes to show the currently selected sorting option</w:t>
+                      </w:r>
+                      <w:r>
+                        <w:t xml:space="preserve">Current </w:t>
+                      </w:r>
+                      <w:r>
+                        <w:t>sorting changes to show the currently selected sorting option</w:t>
                       </w:r>
                     </w:p>
                   </w:txbxContent>
                 </v:textbox>
                 <w10:wrap type="square" side="largest"/>
-              </v:rect>
+              </v:shape>
             </w:pict>
           </mc:Fallback>
         </mc:AlternateContent>
       </w:r>
     </w:p>
-    <w:p>
-      <w:pPr>
-        <w:pStyle w:val="Normal"/>
-        <w:rPr/>
-      </w:pPr>
-      <w:r>
-        <w:rPr/>
-      </w:r>
-    </w:p>
-    <w:p>
-      <w:pPr>
-        <w:pStyle w:val="Normal"/>
-        <w:rPr/>
-      </w:pPr>
-      <w:r>
-        <w:rPr/>
-      </w:r>
-    </w:p>
-    <w:p>
-      <w:pPr>
-        <w:pStyle w:val="Normal"/>
+    <w:p/>
+    <w:p/>
+    <w:p>
+      <w:pPr>
         <w:rPr>
           <w:u w:val="single"/>
         </w:rPr>
@@ -943,41 +970,29 @@
           <w:u w:val="single"/>
         </w:rPr>
         <w:br/>
+      </w:r>
+      <w:r>
+        <w:rPr>
+          <w:u w:val="single"/>
+        </w:rPr>
         <w:br/>
+      </w:r>
+      <w:r>
+        <w:rPr>
+          <w:u w:val="single"/>
+        </w:rPr>
         <w:br/>
         <w:t>2.2</w:t>
       </w:r>
     </w:p>
     <w:p>
-      <w:pPr>
-        <w:pStyle w:val="Normal"/>
-        <w:rPr>
-          <w:u w:val="none"/>
-        </w:rPr>
-      </w:pPr>
-      <w:r>
-        <w:rPr>
-          <w:u w:val="none"/>
-        </w:rPr>
+      <w:r>
         <w:t>Clear Sorting: users can return back to Highest Points First sorting, by selecting clear all sorting from the sort by options.</w:t>
       </w:r>
     </w:p>
-    <w:p>
-      <w:pPr>
-        <w:pStyle w:val="Normal"/>
-        <w:rPr>
-          <w:u w:val="none"/>
-        </w:rPr>
-      </w:pPr>
-      <w:r>
-        <w:rPr>
-          <w:u w:val="none"/>
-        </w:rPr>
-      </w:r>
-    </w:p>
-    <w:p>
-      <w:pPr>
-        <w:pStyle w:val="Normal"/>
+    <w:p/>
+    <w:p>
+      <w:pPr>
         <w:rPr>
           <w:u w:val="single"/>
         </w:rPr>
@@ -986,55 +1001,57 @@
         <w:rPr>
           <w:u w:val="single"/>
         </w:rPr>
-        <w:t>2.3 – User Position in leaderboard shown in separate section</w:t>
-      </w:r>
-    </w:p>
-    <w:p>
-      <w:pPr>
-        <w:pStyle w:val="Normal"/>
+        <w:t xml:space="preserve">2.3 – User Position in </w:t>
+      </w:r>
+      <w:proofErr w:type="spellStart"/>
+      <w:r>
         <w:rPr>
           <w:u w:val="single"/>
         </w:rPr>
-      </w:pPr>
+        <w:t>leaderboard</w:t>
+      </w:r>
+      <w:proofErr w:type="spellEnd"/>
       <w:r>
         <w:rPr>
           <w:u w:val="single"/>
         </w:rPr>
-      </w:r>
-    </w:p>
-    <w:p>
-      <w:pPr>
-        <w:pStyle w:val="Normal"/>
-        <w:rPr>
-          <w:u w:val="none"/>
-        </w:rPr>
-      </w:pPr>
-      <w:r>
-        <w:rPr>
-          <w:u w:val="none"/>
-        </w:rPr>
-      </w:r>
-    </w:p>
-    <w:p>
-      <w:pPr>
-        <w:pStyle w:val="Normal"/>
-        <w:rPr>
-          <w:u w:val="none"/>
-        </w:rPr>
-      </w:pPr>
-      <w:r>
-        <w:rPr>
-          <w:u w:val="none"/>
-        </w:rPr>
+        <w:t xml:space="preserve"> shown in separate sec</w:t>
+      </w:r>
+      <w:r>
+        <w:rPr>
+          <w:u w:val="single"/>
+        </w:rPr>
+        <w:t>tion</w:t>
+      </w:r>
+    </w:p>
+    <w:p>
+      <w:pPr>
+        <w:rPr>
+          <w:u w:val="single"/>
+        </w:rPr>
+      </w:pPr>
+    </w:p>
+    <w:p/>
+    <w:p>
+      <w:r>
         <w:br/>
+      </w:r>
+      <w:r>
         <w:br/>
-        <w:t>Users can see their position in the leader board, in a separate section before the full leader board is shown. This helps as if there are many users, it allows users to quickly see their progress, and compare this to others via their position, without having to scroll down for long. For example, if there are 100 users, and user “bob12” is in position 58, they do not have to scroll down a lot, to be able to find their position and see how they are doing relative to others.</w:t>
-      </w:r>
-      <w:r>
+        <w:t>Users can see their position in the leader board, in a separate section before the full leader board is shown. This helps as if there are many users, it allows users to quickly see their progress, and compare this to others via their position, wit</w:t>
+      </w:r>
+      <w:r>
+        <w:t>hout having to scroll down for long. For example, if there are 100 users, and user “bob12” is in position 58, they do not have to scroll down a lot, to be able to find their position and see how they are doing relative to others.</w:t>
+      </w:r>
+      <w:r>
+        <w:rPr>
+          <w:noProof/>
+          <w:lang w:val="en-US"/>
+        </w:rPr>
         <mc:AlternateContent>
           <mc:Choice Requires="wps">
             <w:drawing>
-              <wp:anchor behindDoc="0" distT="0" distB="0" distL="0" distR="0" simplePos="0" locked="0" layoutInCell="0" allowOverlap="1" relativeHeight="5">
+              <wp:anchor distT="0" distB="0" distL="0" distR="0" simplePos="0" relativeHeight="5" behindDoc="0" locked="0" layoutInCell="0" allowOverlap="1">
                 <wp:simplePos x="0" y="0"/>
                 <wp:positionH relativeFrom="column">
                   <wp:align>center</wp:align>
@@ -1046,6 +1063,7 @@
                 <wp:effectExtent l="0" t="0" r="0" b="0"/>
                 <wp:wrapSquare wrapText="largest"/>
                 <wp:docPr id="7" name="Frame1"/>
+                <wp:cNvGraphicFramePr/>
                 <a:graphic xmlns:a="http://schemas.openxmlformats.org/drawingml/2006/main">
                   <a:graphicData uri="http://schemas.microsoft.com/office/word/2010/wordprocessingShape">
                     <wps:wsp>
@@ -1055,7 +1073,9 @@
                           <a:off x="0" y="0"/>
                           <a:ext cx="6120130" cy="1800860"/>
                         </a:xfrm>
-                        <a:prstGeom prst="rect"/>
+                        <a:prstGeom prst="rect">
+                          <a:avLst/>
+                        </a:prstGeom>
                         <a:solidFill>
                           <a:srgbClr val="FFFFFF"/>
                         </a:solidFill>
@@ -1065,17 +1085,17 @@
                           <w:p>
                             <w:pPr>
                               <w:pStyle w:val="Caption"/>
-                              <w:suppressLineNumbers/>
-                              <w:spacing w:before="120" w:after="120"/>
-                              <w:rPr/>
                             </w:pPr>
                             <w:r>
-                              <w:rPr/>
+                              <w:rPr>
+                                <w:noProof/>
+                                <w:lang w:val="en-US"/>
+                              </w:rPr>
                               <w:drawing>
                                 <wp:inline distT="0" distB="0" distL="0" distR="0">
                                   <wp:extent cx="6120130" cy="1558290"/>
                                   <wp:effectExtent l="0" t="0" r="0" b="0"/>
-                                  <wp:docPr id="8" name="Image2 Copy 1" descr=""/>
+                                  <wp:docPr id="8" name="Image2 Copy 1"/>
                                   <wp:cNvGraphicFramePr>
                                     <a:graphicFrameLocks xmlns:a="http://schemas.openxmlformats.org/drawingml/2006/main" noChangeAspect="1"/>
                                   </wp:cNvGraphicFramePr>
@@ -1083,13 +1103,13 @@
                                     <a:graphicData uri="http://schemas.openxmlformats.org/drawingml/2006/picture">
                                       <pic:pic xmlns:pic="http://schemas.openxmlformats.org/drawingml/2006/picture">
                                         <pic:nvPicPr>
-                                          <pic:cNvPr id="8" name="Image2 Copy 1" descr=""/>
+                                          <pic:cNvPr id="8" name="Image2 Copy 1"/>
                                           <pic:cNvPicPr>
                                             <a:picLocks noChangeAspect="1" noChangeArrowheads="1"/>
                                           </pic:cNvPicPr>
                                         </pic:nvPicPr>
                                         <pic:blipFill>
-                                          <a:blip r:embed="rId7"/>
+                                          <a:blip r:embed="rId9"/>
                                           <a:stretch>
                                             <a:fillRect/>
                                           </a:stretch>
@@ -1108,12 +1128,17 @@
                                   </a:graphic>
                                 </wp:inline>
                               </w:drawing>
-                              <w:t>Users can see their position in a separated section before the full leader board</w:t>
+                            </w:r>
+                            <w:r>
+                              <w:t>Users can see their pos</w:t>
+                            </w:r>
+                            <w:r>
+                              <w:t>ition in a separated section before the full leader board</w:t>
                             </w:r>
                           </w:p>
                         </w:txbxContent>
                       </wps:txbx>
-                      <wps:bodyPr anchor="t" lIns="0" tIns="0" rIns="0" bIns="0">
+                      <wps:bodyPr lIns="0" tIns="0" rIns="0" bIns="0" anchor="t">
                         <a:noAutofit/>
                       </wps:bodyPr>
                     </wps:wsp>
@@ -1124,23 +1149,23 @@
           </mc:Choice>
           <mc:Fallback>
             <w:pict>
-              <v:rect style="position:absolute;rotation:-0;width:481.9pt;height:141.8pt;mso-wrap-distance-left:0pt;mso-wrap-distance-right:0pt;mso-wrap-distance-top:0pt;mso-wrap-distance-bottom:0pt;margin-top:0pt;mso-position-vertical:top;mso-position-vertical-relative:text;margin-left:-15.3pt;mso-position-horizontal:center;mso-position-horizontal-relative:text">
-                <v:textbox inset="0in,0in,0in,0in">
+              <v:shape id="Frame1" o:spid="_x0000_s1027" type="#_x0000_t202" style="position:absolute;margin-left:0;margin-top:.05pt;width:481.9pt;height:141.8pt;z-index:5;visibility:visible;mso-wrap-style:square;mso-wrap-distance-left:0;mso-wrap-distance-top:0;mso-wrap-distance-right:0;mso-wrap-distance-bottom:0;mso-position-horizontal:center;mso-position-horizontal-relative:text;mso-position-vertical:absolute;mso-position-vertical-relative:text;v-text-anchor:top" o:gfxdata="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" o:allowincell="f" stroked="f">
+                <v:textbox inset="0,0,0,0">
                   <w:txbxContent>
                     <w:p>
                       <w:pPr>
                         <w:pStyle w:val="Caption"/>
-                        <w:suppressLineNumbers/>
-                        <w:spacing w:before="120" w:after="120"/>
-                        <w:rPr/>
                       </w:pPr>
                       <w:r>
-                        <w:rPr/>
+                        <w:rPr>
+                          <w:noProof/>
+                          <w:lang w:val="en-US"/>
+                        </w:rPr>
                         <w:drawing>
                           <wp:inline distT="0" distB="0" distL="0" distR="0">
                             <wp:extent cx="6120130" cy="1558290"/>
                             <wp:effectExtent l="0" t="0" r="0" b="0"/>
-                            <wp:docPr id="9" name="Image2 Copy 1" descr=""/>
+                            <wp:docPr id="8" name="Image2 Copy 1"/>
                             <wp:cNvGraphicFramePr>
                               <a:graphicFrameLocks xmlns:a="http://schemas.openxmlformats.org/drawingml/2006/main" noChangeAspect="1"/>
                             </wp:cNvGraphicFramePr>
@@ -1148,13 +1173,13 @@
                               <a:graphicData uri="http://schemas.openxmlformats.org/drawingml/2006/picture">
                                 <pic:pic xmlns:pic="http://schemas.openxmlformats.org/drawingml/2006/picture">
                                   <pic:nvPicPr>
-                                    <pic:cNvPr id="9" name="Image2 Copy 1" descr=""/>
+                                    <pic:cNvPr id="8" name="Image2 Copy 1"/>
                                     <pic:cNvPicPr>
                                       <a:picLocks noChangeAspect="1" noChangeArrowheads="1"/>
                                     </pic:cNvPicPr>
                                   </pic:nvPicPr>
                                   <pic:blipFill>
-                                    <a:blip r:embed="rId8"/>
+                                    <a:blip r:embed="rId9"/>
                                     <a:stretch>
                                       <a:fillRect/>
                                     </a:stretch>
@@ -1173,34 +1198,26 @@
                             </a:graphic>
                           </wp:inline>
                         </w:drawing>
-                        <w:t>Users can see their position in a separated section before the full leader board</w:t>
+                      </w:r>
+                      <w:r>
+                        <w:t>Users can see their pos</w:t>
+                      </w:r>
+                      <w:r>
+                        <w:t>ition in a separated section before the full leader board</w:t>
                       </w:r>
                     </w:p>
                   </w:txbxContent>
                 </v:textbox>
                 <w10:wrap type="square" side="largest"/>
-              </v:rect>
+              </v:shape>
             </w:pict>
           </mc:Fallback>
         </mc:AlternateContent>
       </w:r>
     </w:p>
-    <w:p>
-      <w:pPr>
-        <w:pStyle w:val="Normal"/>
-        <w:rPr>
-          <w:u w:val="none"/>
-        </w:rPr>
-      </w:pPr>
-      <w:r>
-        <w:rPr>
-          <w:u w:val="none"/>
-        </w:rPr>
-      </w:r>
-    </w:p>
-    <w:p>
-      <w:pPr>
-        <w:pStyle w:val="Normal"/>
+    <w:p/>
+    <w:p>
+      <w:pPr>
         <w:rPr>
           <w:u w:val="single"/>
         </w:rPr>
@@ -1209,75 +1226,52 @@
         <w:rPr>
           <w:u w:val="single"/>
         </w:rPr>
-        <w:t>2.3 – Global Leaderboard</w:t>
-      </w:r>
-    </w:p>
-    <w:p>
-      <w:pPr>
-        <w:pStyle w:val="Normal"/>
+        <w:t xml:space="preserve">2.3 – Global </w:t>
+      </w:r>
+      <w:proofErr w:type="spellStart"/>
+      <w:r>
         <w:rPr>
           <w:u w:val="single"/>
         </w:rPr>
-      </w:pPr>
-      <w:r>
+        <w:t>Leaderboard</w:t>
+      </w:r>
+      <w:proofErr w:type="spellEnd"/>
+    </w:p>
+    <w:p>
+      <w:pPr>
         <w:rPr>
           <w:u w:val="single"/>
         </w:rPr>
-      </w:r>
-    </w:p>
-    <w:p>
-      <w:pPr>
-        <w:pStyle w:val="Normal"/>
-        <w:rPr>
-          <w:u w:val="none"/>
-        </w:rPr>
-      </w:pPr>
-      <w:r>
-        <w:rPr>
-          <w:u w:val="none"/>
-        </w:rPr>
-        <w:t>Users are then presented with the full leader board, in which every user is shown, along with their position, username, points, number of completed courses, and a button in which users can visit other students’ profiles. The currently logged in student is highlighted green, which can aid in quickly identifying their position on the leaderboard, from which they can compare themselves against those around them.</w:t>
-      </w:r>
-    </w:p>
-    <w:p>
-      <w:pPr>
-        <w:pStyle w:val="Normal"/>
-        <w:rPr>
-          <w:u w:val="none"/>
-        </w:rPr>
-      </w:pPr>
-      <w:r>
-        <w:rPr>
-          <w:u w:val="none"/>
-        </w:rPr>
-      </w:r>
-    </w:p>
-    <w:p>
-      <w:pPr>
-        <w:pStyle w:val="Normal"/>
-        <w:rPr>
-          <w:u w:val="none"/>
-        </w:rPr>
-      </w:pPr>
-      <w:r>
-        <w:rPr>
-          <w:u w:val="none"/>
-        </w:rPr>
-      </w:r>
-    </w:p>
-    <w:p>
-      <w:pPr>
-        <w:pStyle w:val="Normal"/>
-        <w:rPr>
-          <w:u w:val="none"/>
-        </w:rPr>
-      </w:pPr>
-      <w:r>
-        <w:rPr>
-          <w:u w:val="none"/>
+      </w:pPr>
+    </w:p>
+    <w:p>
+      <w:r>
+        <w:t xml:space="preserve">Users are then presented with the full leader board, in which every user is shown, along with their position, username, points, number of completed courses, and a button </w:t>
+      </w:r>
+      <w:r>
+        <w:t xml:space="preserve">in which users can visit other students’ profiles. The currently logged in student is highlighted green, which can aid in quickly identifying their position on the </w:t>
+      </w:r>
+      <w:proofErr w:type="spellStart"/>
+      <w:r>
+        <w:t>leaderboard</w:t>
+      </w:r>
+      <w:proofErr w:type="spellEnd"/>
+      <w:r>
+        <w:t>, from which they can compare themselves against those around them.</w:t>
+      </w:r>
+    </w:p>
+    <w:p/>
+    <w:p/>
+    <w:p>
+      <w:bookmarkStart w:id="0" w:name="_GoBack"/>
+      <w:bookmarkEnd w:id="0"/>
+      <w:r>
+        <w:rPr>
+          <w:noProof/>
+          <w:lang w:val="en-US"/>
         </w:rPr>
         <w:drawing>
-          <wp:anchor behindDoc="0" distT="0" distB="0" distL="0" distR="0" simplePos="0" locked="0" layoutInCell="0" allowOverlap="1" relativeHeight="11">
+          <wp:anchor distT="0" distB="0" distL="0" distR="0" simplePos="0" relativeHeight="11" behindDoc="0" locked="0" layoutInCell="0" allowOverlap="1">
             <wp:simplePos x="0" y="0"/>
             <wp:positionH relativeFrom="column">
               <wp:posOffset>610870</wp:posOffset>
@@ -1288,7 +1282,7 @@
             <wp:extent cx="4108450" cy="810895"/>
             <wp:effectExtent l="0" t="0" r="0" b="0"/>
             <wp:wrapSquare wrapText="largest"/>
-            <wp:docPr id="10" name="Image5" descr=""/>
+            <wp:docPr id="10" name="Image5"/>
             <wp:cNvGraphicFramePr>
               <a:graphicFrameLocks xmlns:a="http://schemas.openxmlformats.org/drawingml/2006/main" noChangeAspect="1"/>
             </wp:cNvGraphicFramePr>
@@ -1296,13 +1290,13 @@
               <a:graphicData uri="http://schemas.openxmlformats.org/drawingml/2006/picture">
                 <pic:pic xmlns:pic="http://schemas.openxmlformats.org/drawingml/2006/picture">
                   <pic:nvPicPr>
-                    <pic:cNvPr id="10" name="Image5" descr=""/>
+                    <pic:cNvPr id="10" name="Image5"/>
                     <pic:cNvPicPr>
                       <a:picLocks noChangeAspect="1" noChangeArrowheads="1"/>
                     </pic:cNvPicPr>
                   </pic:nvPicPr>
                   <pic:blipFill>
-                    <a:blip r:embed="rId9"/>
+                    <a:blip r:embed="rId10"/>
                     <a:stretch>
                       <a:fillRect/>
                     </a:stretch>
@@ -1321,26 +1315,52 @@
             </a:graphic>
           </wp:anchor>
         </w:drawing>
+      </w:r>
+      <w:r>
         <w:br/>
+      </w:r>
+      <w:r>
         <w:br/>
+      </w:r>
+      <w:r>
         <w:br/>
+      </w:r>
+      <w:r>
         <w:br/>
+      </w:r>
+      <w:r>
         <w:br/>
+      </w:r>
+      <w:r>
         <w:br/>
+      </w:r>
+      <w:r>
         <w:br/>
+      </w:r>
+      <w:r>
         <w:br/>
+      </w:r>
+      <w:r>
         <w:br/>
+      </w:r>
+      <w:r>
         <w:br/>
+      </w:r>
+      <w:r>
         <w:br/>
       </w:r>
       <w:r>
         <w:br w:type="page"/>
       </w:r>
       <w:r>
+        <w:rPr>
+          <w:noProof/>
+          <w:lang w:val="en-US"/>
+        </w:rPr>
         <mc:AlternateContent>
           <mc:Choice Requires="wps">
             <w:drawing>
-              <wp:anchor behindDoc="0" distT="0" distB="0" distL="0" distR="0" simplePos="0" locked="0" layoutInCell="0" allowOverlap="1" relativeHeight="9">
+              <wp:anchor distT="0" distB="0" distL="0" distR="0" simplePos="0" relativeHeight="9" behindDoc="0" locked="0" layoutInCell="0" allowOverlap="1">
                 <wp:simplePos x="0" y="0"/>
                 <wp:positionH relativeFrom="column">
                   <wp:align>center</wp:align>
@@ -1352,6 +1372,7 @@
                 <wp:effectExtent l="0" t="0" r="0" b="0"/>
                 <wp:wrapSquare wrapText="largest"/>
                 <wp:docPr id="11" name="Frame3"/>
+                <wp:cNvGraphicFramePr/>
                 <a:graphic xmlns:a="http://schemas.openxmlformats.org/drawingml/2006/main">
                   <a:graphicData uri="http://schemas.microsoft.com/office/word/2010/wordprocessingShape">
                     <wps:wsp>
@@ -1361,7 +1382,9 @@
                           <a:off x="0" y="0"/>
                           <a:ext cx="6120130" cy="2304415"/>
                         </a:xfrm>
-                        <a:prstGeom prst="rect"/>
+                        <a:prstGeom prst="rect">
+                          <a:avLst/>
+                        </a:prstGeom>
                         <a:solidFill>
                           <a:srgbClr val="FFFFFF"/>
                         </a:solidFill>
@@ -1371,17 +1394,17 @@
                           <w:p>
                             <w:pPr>
                               <w:pStyle w:val="Caption"/>
-                              <w:suppressLineNumbers/>
-                              <w:spacing w:before="120" w:after="120"/>
-                              <w:rPr/>
                             </w:pPr>
                             <w:r>
-                              <w:rPr/>
+                              <w:rPr>
+                                <w:noProof/>
+                                <w:lang w:val="en-US"/>
+                              </w:rPr>
                               <w:drawing>
                                 <wp:inline distT="0" distB="0" distL="0" distR="0">
                                   <wp:extent cx="6120130" cy="2096135"/>
                                   <wp:effectExtent l="0" t="0" r="0" b="0"/>
-                                  <wp:docPr id="12" name="Image4" descr=""/>
+                                  <wp:docPr id="12" name="Image4"/>
                                   <wp:cNvGraphicFramePr>
                                     <a:graphicFrameLocks xmlns:a="http://schemas.openxmlformats.org/drawingml/2006/main" noChangeAspect="1"/>
                                   </wp:cNvGraphicFramePr>
@@ -1389,13 +1412,13 @@
                                     <a:graphicData uri="http://schemas.openxmlformats.org/drawingml/2006/picture">
                                       <pic:pic xmlns:pic="http://schemas.openxmlformats.org/drawingml/2006/picture">
                                         <pic:nvPicPr>
-                                          <pic:cNvPr id="12" name="Image4" descr=""/>
+                                          <pic:cNvPr id="12" name="Image4"/>
                                           <pic:cNvPicPr>
                                             <a:picLocks noChangeAspect="1" noChangeArrowheads="1"/>
                                           </pic:cNvPicPr>
                                         </pic:nvPicPr>
                                         <pic:blipFill>
-                                          <a:blip r:embed="rId10"/>
+                                          <a:blip r:embed="rId11"/>
                                           <a:stretch>
                                             <a:fillRect/>
                                           </a:stretch>
@@ -1414,12 +1437,22 @@
                                   </a:graphic>
                                 </wp:inline>
                               </w:drawing>
-                              <w:t>Users can see the full leaderboard, and they are highlighted in green, to help visual recognition</w:t>
+                            </w:r>
+                            <w:r>
+                              <w:t xml:space="preserve">Users can see the full </w:t>
+                            </w:r>
+                            <w:proofErr w:type="spellStart"/>
+                            <w:r>
+                              <w:t>leaderboard</w:t>
+                            </w:r>
+                            <w:proofErr w:type="spellEnd"/>
+                            <w:r>
+                              <w:t>, and they are highlighted in green, to help visual recognition</w:t>
                             </w:r>
                           </w:p>
                         </w:txbxContent>
                       </wps:txbx>
-                      <wps:bodyPr anchor="t" lIns="0" tIns="0" rIns="0" bIns="0">
+                      <wps:bodyPr lIns="0" tIns="0" rIns="0" bIns="0" anchor="t">
                         <a:noAutofit/>
                       </wps:bodyPr>
                     </wps:wsp>
@@ -1430,23 +1463,23 @@
           </mc:Choice>
           <mc:Fallback>
             <w:pict>
-              <v:rect style="position:absolute;rotation:-0;width:481.9pt;height:181.45pt;mso-wrap-distance-left:0pt;mso-wrap-distance-right:0pt;mso-wrap-distance-top:0pt;mso-wrap-distance-bottom:0pt;margin-top:0pt;mso-position-vertical:top;mso-position-vertical-relative:text;margin-left:-15.3pt;mso-position-horizontal:center;mso-position-horizontal-relative:text">
-                <v:textbox inset="0in,0in,0in,0in">
+              <v:shape id="Frame3" o:spid="_x0000_s1028" type="#_x0000_t202" style="position:absolute;margin-left:0;margin-top:.05pt;width:481.9pt;height:181.45pt;z-index:9;visibility:visible;mso-wrap-style:square;mso-wrap-distance-left:0;mso-wrap-distance-top:0;mso-wrap-distance-right:0;mso-wrap-distance-bottom:0;mso-position-horizontal:center;mso-position-horizontal-relative:text;mso-position-vertical:absolute;mso-position-vertical-relative:text;v-text-anchor:top" o:gfxdata="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" o:allowincell="f" stroked="f">
+                <v:textbox inset="0,0,0,0">
                   <w:txbxContent>
                     <w:p>
                       <w:pPr>
                         <w:pStyle w:val="Caption"/>
-                        <w:suppressLineNumbers/>
-                        <w:spacing w:before="120" w:after="120"/>
-                        <w:rPr/>
                       </w:pPr>
                       <w:r>
-                        <w:rPr/>
+                        <w:rPr>
+                          <w:noProof/>
+                          <w:lang w:val="en-US"/>
+                        </w:rPr>
                         <w:drawing>
                           <wp:inline distT="0" distB="0" distL="0" distR="0">
                             <wp:extent cx="6120130" cy="2096135"/>
                             <wp:effectExtent l="0" t="0" r="0" b="0"/>
-                            <wp:docPr id="13" name="Image4" descr=""/>
+                            <wp:docPr id="12" name="Image4"/>
                             <wp:cNvGraphicFramePr>
                               <a:graphicFrameLocks xmlns:a="http://schemas.openxmlformats.org/drawingml/2006/main" noChangeAspect="1"/>
                             </wp:cNvGraphicFramePr>
@@ -1454,7 +1487,7 @@
                               <a:graphicData uri="http://schemas.openxmlformats.org/drawingml/2006/picture">
                                 <pic:pic xmlns:pic="http://schemas.openxmlformats.org/drawingml/2006/picture">
                                   <pic:nvPicPr>
-                                    <pic:cNvPr id="13" name="Image4" descr=""/>
+                                    <pic:cNvPr id="12" name="Image4"/>
                                     <pic:cNvPicPr>
                                       <a:picLocks noChangeAspect="1" noChangeArrowheads="1"/>
                                     </pic:cNvPicPr>
@@ -1479,22 +1512,36 @@
                             </a:graphic>
                           </wp:inline>
                         </w:drawing>
-                        <w:t>Users can see the full leaderboard, and they are highlighted in green, to help visual recognition</w:t>
+                      </w:r>
+                      <w:r>
+                        <w:t xml:space="preserve">Users can see the full </w:t>
+                      </w:r>
+                      <w:proofErr w:type="spellStart"/>
+                      <w:r>
+                        <w:t>leaderboard</w:t>
+                      </w:r>
+                      <w:proofErr w:type="spellEnd"/>
+                      <w:r>
+                        <w:t>, and they are highlighted in green, to help visual recognition</w:t>
                       </w:r>
                     </w:p>
                   </w:txbxContent>
                 </v:textbox>
                 <w10:wrap type="square" side="largest"/>
-              </v:rect>
+              </v:shape>
             </w:pict>
           </mc:Fallback>
         </mc:AlternateContent>
       </w:r>
       <w:r>
+        <w:rPr>
+          <w:noProof/>
+          <w:lang w:val="en-US"/>
+        </w:rPr>
         <mc:AlternateContent>
           <mc:Choice Requires="wps">
             <w:drawing>
-              <wp:anchor behindDoc="0" distT="0" distB="0" distL="0" distR="0" simplePos="0" locked="0" layoutInCell="0" allowOverlap="1" relativeHeight="12">
+              <wp:anchor distT="0" distB="0" distL="0" distR="0" simplePos="0" relativeHeight="12" behindDoc="0" locked="0" layoutInCell="0" allowOverlap="1">
                 <wp:simplePos x="0" y="0"/>
                 <wp:positionH relativeFrom="column">
                   <wp:posOffset>-340995</wp:posOffset>
@@ -1506,6 +1553,7 @@
                 <wp:effectExtent l="0" t="0" r="0" b="0"/>
                 <wp:wrapSquare wrapText="largest"/>
                 <wp:docPr id="14" name="Frame4"/>
+                <wp:cNvGraphicFramePr/>
                 <a:graphic xmlns:a="http://schemas.openxmlformats.org/drawingml/2006/main">
                   <a:graphicData uri="http://schemas.microsoft.com/office/word/2010/wordprocessingShape">
                     <wps:wsp>
@@ -1515,7 +1563,9 @@
                           <a:off x="0" y="0"/>
                           <a:ext cx="6120130" cy="2506345"/>
                         </a:xfrm>
-                        <a:prstGeom prst="rect"/>
+                        <a:prstGeom prst="rect">
+                          <a:avLst/>
+                        </a:prstGeom>
                         <a:solidFill>
                           <a:srgbClr val="FFFFFF"/>
                         </a:solidFill>
@@ -1525,17 +1575,17 @@
                           <w:p>
                             <w:pPr>
                               <w:pStyle w:val="Caption"/>
-                              <w:suppressLineNumbers/>
-                              <w:spacing w:before="120" w:after="120"/>
-                              <w:rPr/>
                             </w:pPr>
                             <w:r>
-                              <w:rPr/>
+                              <w:rPr>
+                                <w:noProof/>
+                                <w:lang w:val="en-US"/>
+                              </w:rPr>
                               <w:drawing>
                                 <wp:inline distT="0" distB="0" distL="0" distR="0">
                                   <wp:extent cx="6120130" cy="2109470"/>
                                   <wp:effectExtent l="0" t="0" r="0" b="0"/>
-                                  <wp:docPr id="15" name="Image6" descr=""/>
+                                  <wp:docPr id="15" name="Image6"/>
                                   <wp:cNvGraphicFramePr>
                                     <a:graphicFrameLocks xmlns:a="http://schemas.openxmlformats.org/drawingml/2006/main" noChangeAspect="1"/>
                                   </wp:cNvGraphicFramePr>
@@ -1543,7 +1593,7 @@
                                     <a:graphicData uri="http://schemas.openxmlformats.org/drawingml/2006/picture">
                                       <pic:pic xmlns:pic="http://schemas.openxmlformats.org/drawingml/2006/picture">
                                         <pic:nvPicPr>
-                                          <pic:cNvPr id="15" name="Image6" descr=""/>
+                                          <pic:cNvPr id="15" name="Image6"/>
                                           <pic:cNvPicPr>
                                             <a:picLocks noChangeAspect="1" noChangeArrowheads="1"/>
                                           </pic:cNvPicPr>
@@ -1568,12 +1618,22 @@
                                   </a:graphic>
                                 </wp:inline>
                               </w:drawing>
-                              <w:t>Pressing view profile on the leaderboard will allow students to see the profile of the selected student</w:t>
+                            </w:r>
+                            <w:r>
+                              <w:t xml:space="preserve">Pressing view profile on the </w:t>
+                            </w:r>
+                            <w:proofErr w:type="spellStart"/>
+                            <w:r>
+                              <w:t>leaderboard</w:t>
+                            </w:r>
+                            <w:proofErr w:type="spellEnd"/>
+                            <w:r>
+                              <w:t xml:space="preserve"> will allow students to see the profile of the selected student</w:t>
                             </w:r>
                           </w:p>
                         </w:txbxContent>
                       </wps:txbx>
-                      <wps:bodyPr anchor="t" lIns="0" tIns="0" rIns="0" bIns="0">
+                      <wps:bodyPr lIns="0" tIns="0" rIns="0" bIns="0" anchor="t">
                         <a:noAutofit/>
                       </wps:bodyPr>
                     </wps:wsp>
@@ -1584,23 +1644,23 @@
           </mc:Choice>
           <mc:Fallback>
             <w:pict>
-              <v:rect style="position:absolute;rotation:-0;width:481.9pt;height:197.35pt;mso-wrap-distance-left:0pt;mso-wrap-distance-right:0pt;mso-wrap-distance-top:0pt;mso-wrap-distance-bottom:0pt;margin-top:301.85pt;mso-position-vertical-relative:text;margin-left:-26.85pt;mso-position-horizontal-relative:text">
-                <v:textbox inset="0in,0in,0in,0in">
+              <v:shape id="Frame4" o:spid="_x0000_s1029" type="#_x0000_t202" style="position:absolute;margin-left:-26.85pt;margin-top:301.85pt;width:481.9pt;height:197.35pt;z-index:12;visibility:visible;mso-wrap-style:square;mso-wrap-distance-left:0;mso-wrap-distance-top:0;mso-wrap-distance-right:0;mso-wrap-distance-bottom:0;mso-position-horizontal:absolute;mso-position-horizontal-relative:text;mso-position-vertical:absolute;mso-position-vertical-relative:text;v-text-anchor:top" o:gfxdata="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" o:allowincell="f" stroked="f">
+                <v:textbox inset="0,0,0,0">
                   <w:txbxContent>
                     <w:p>
                       <w:pPr>
                         <w:pStyle w:val="Caption"/>
-                        <w:suppressLineNumbers/>
-                        <w:spacing w:before="120" w:after="120"/>
-                        <w:rPr/>
                       </w:pPr>
                       <w:r>
-                        <w:rPr/>
+                        <w:rPr>
+                          <w:noProof/>
+                          <w:lang w:val="en-US"/>
+                        </w:rPr>
                         <w:drawing>
                           <wp:inline distT="0" distB="0" distL="0" distR="0">
                             <wp:extent cx="6120130" cy="2109470"/>
                             <wp:effectExtent l="0" t="0" r="0" b="0"/>
-                            <wp:docPr id="16" name="Image6" descr=""/>
+                            <wp:docPr id="15" name="Image6"/>
                             <wp:cNvGraphicFramePr>
                               <a:graphicFrameLocks xmlns:a="http://schemas.openxmlformats.org/drawingml/2006/main" noChangeAspect="1"/>
                             </wp:cNvGraphicFramePr>
@@ -1608,13 +1668,13 @@
                               <a:graphicData uri="http://schemas.openxmlformats.org/drawingml/2006/picture">
                                 <pic:pic xmlns:pic="http://schemas.openxmlformats.org/drawingml/2006/picture">
                                   <pic:nvPicPr>
-                                    <pic:cNvPr id="16" name="Image6" descr=""/>
+                                    <pic:cNvPr id="15" name="Image6"/>
                                     <pic:cNvPicPr>
                                       <a:picLocks noChangeAspect="1" noChangeArrowheads="1"/>
                                     </pic:cNvPicPr>
                                   </pic:nvPicPr>
                                   <pic:blipFill>
-                                    <a:blip r:embed="rId13"/>
+                                    <a:blip r:embed="rId12"/>
                                     <a:stretch>
                                       <a:fillRect/>
                                     </a:stretch>
@@ -1633,85 +1693,90 @@
                             </a:graphic>
                           </wp:inline>
                         </w:drawing>
-                        <w:t>Pressing view profile on the leaderboard will allow students to see the profile of the selected student</w:t>
+                      </w:r>
+                      <w:r>
+                        <w:t xml:space="preserve">Pressing view profile on the </w:t>
+                      </w:r>
+                      <w:proofErr w:type="spellStart"/>
+                      <w:r>
+                        <w:t>leaderboard</w:t>
+                      </w:r>
+                      <w:proofErr w:type="spellEnd"/>
+                      <w:r>
+                        <w:t xml:space="preserve"> will allow students to see the profile of the selected student</w:t>
                       </w:r>
                     </w:p>
                   </w:txbxContent>
                 </v:textbox>
                 <w10:wrap type="square" side="largest"/>
-              </v:rect>
+              </v:shape>
             </w:pict>
           </mc:Fallback>
         </mc:AlternateContent>
       </w:r>
     </w:p>
     <w:p>
-      <w:pPr>
-        <w:pStyle w:val="Normal"/>
-        <w:rPr>
-          <w:u w:val="none"/>
-        </w:rPr>
-      </w:pPr>
       <w:r>
         <w:rPr>
           <w:u w:val="single"/>
         </w:rPr>
         <w:t>2.4 Joint Positions</w:t>
+      </w:r>
+      <w:r>
+        <w:rPr>
+          <w:u w:val="single"/>
+        </w:rPr>
         <w:br/>
+      </w:r>
+      <w:r>
+        <w:rPr>
+          <w:u w:val="single"/>
+        </w:rPr>
         <w:br/>
       </w:r>
       <w:r>
-        <w:rPr>
-          <w:u w:val="none"/>
-        </w:rPr>
-        <w:t>In order to ensure fairness, students will notice that the leader board utilizes joint positions. This was a design choice to ensure users positions accurately represent their performance, in terms of points and the number of courses completed, and allows for better comparisons against other students.</w:t>
-      </w:r>
-    </w:p>
-    <w:p>
-      <w:pPr>
-        <w:pStyle w:val="Normal"/>
-        <w:rPr>
-          <w:u w:val="none"/>
-        </w:rPr>
-      </w:pPr>
-      <w:r>
-        <w:rPr>
-          <w:u w:val="none"/>
-        </w:rPr>
-      </w:r>
-    </w:p>
-    <w:p>
-      <w:pPr>
-        <w:pStyle w:val="Normal"/>
-        <w:rPr>
-          <w:u w:val="none"/>
-        </w:rPr>
-      </w:pPr>
-      <w:r>
-        <w:rPr>
-          <w:u w:val="none"/>
-        </w:rPr>
-      </w:r>
-    </w:p>
-    <w:p>
-      <w:pPr>
-        <w:pStyle w:val="Normal"/>
-        <w:rPr>
-          <w:u w:val="none"/>
-        </w:rPr>
-      </w:pPr>
+        <w:t xml:space="preserve">In order to ensure </w:t>
+      </w:r>
+      <w:r>
+        <w:t>fairness, students will notice that the leader board utilizes joint positions. This was a design choice to ensure users positions accurately represent their performance, in terms of points and the number of courses completed, and allows for better comparis</w:t>
+      </w:r>
+      <w:r>
+        <w:t>ons against other students.</w:t>
+      </w:r>
+    </w:p>
+    <w:p/>
+    <w:p/>
+    <w:p>
       <w:r>
         <w:rPr>
           <w:u w:val="single"/>
         </w:rPr>
         <w:br/>
-        <w:t>2.5 Back To Dashboard</w:t>
-      </w:r>
-      <w:r>
+        <w:t xml:space="preserve">2.5 Back </w:t>
+      </w:r>
+      <w:proofErr w:type="gramStart"/>
+      <w:r>
+        <w:rPr>
+          <w:u w:val="single"/>
+        </w:rPr>
+        <w:t>To</w:t>
+      </w:r>
+      <w:proofErr w:type="gramEnd"/>
+      <w:r>
+        <w:rPr>
+          <w:u w:val="single"/>
+        </w:rPr>
+        <w:t xml:space="preserve"> Dashboard</w:t>
+      </w:r>
+      <w:r>
+        <w:rPr>
+          <w:noProof/>
+          <w:lang w:val="en-US"/>
+        </w:rPr>
         <mc:AlternateContent>
           <mc:Choice Requires="wps">
             <w:drawing>
-              <wp:anchor behindDoc="0" distT="0" distB="0" distL="0" distR="0" simplePos="0" locked="0" layoutInCell="0" allowOverlap="1" relativeHeight="14">
+              <wp:anchor distT="0" distB="0" distL="0" distR="0" simplePos="0" relativeHeight="14" behindDoc="0" locked="0" layoutInCell="0" allowOverlap="1">
                 <wp:simplePos x="0" y="0"/>
                 <wp:positionH relativeFrom="column">
                   <wp:align>center</wp:align>
@@ -1723,6 +1788,7 @@
                 <wp:effectExtent l="0" t="0" r="0" b="0"/>
                 <wp:wrapSquare wrapText="largest"/>
                 <wp:docPr id="17" name="Frame5"/>
+                <wp:cNvGraphicFramePr/>
                 <a:graphic xmlns:a="http://schemas.openxmlformats.org/drawingml/2006/main">
                   <a:graphicData uri="http://schemas.microsoft.com/office/word/2010/wordprocessingShape">
                     <wps:wsp>
@@ -1732,7 +1798,9 @@
                           <a:off x="0" y="0"/>
                           <a:ext cx="6120130" cy="2564765"/>
                         </a:xfrm>
-                        <a:prstGeom prst="rect"/>
+                        <a:prstGeom prst="rect">
+                          <a:avLst/>
+                        </a:prstGeom>
                         <a:solidFill>
                           <a:srgbClr val="FFFFFF"/>
                         </a:solidFill>
@@ -1742,17 +1810,17 @@
                           <w:p>
                             <w:pPr>
                               <w:pStyle w:val="Caption"/>
-                              <w:suppressLineNumbers/>
-                              <w:spacing w:before="120" w:after="120"/>
-                              <w:rPr/>
                             </w:pPr>
                             <w:r>
-                              <w:rPr/>
+                              <w:rPr>
+                                <w:noProof/>
+                                <w:lang w:val="en-US"/>
+                              </w:rPr>
                               <w:drawing>
                                 <wp:inline distT="0" distB="0" distL="0" distR="0">
                                   <wp:extent cx="6120130" cy="2172335"/>
                                   <wp:effectExtent l="0" t="0" r="0" b="0"/>
-                                  <wp:docPr id="18" name="Image7" descr=""/>
+                                  <wp:docPr id="18" name="Image7"/>
                                   <wp:cNvGraphicFramePr>
                                     <a:graphicFrameLocks xmlns:a="http://schemas.openxmlformats.org/drawingml/2006/main" noChangeAspect="1"/>
                                   </wp:cNvGraphicFramePr>
@@ -1760,13 +1828,13 @@
                                     <a:graphicData uri="http://schemas.openxmlformats.org/drawingml/2006/picture">
                                       <pic:pic xmlns:pic="http://schemas.openxmlformats.org/drawingml/2006/picture">
                                         <pic:nvPicPr>
-                                          <pic:cNvPr id="18" name="Image7" descr=""/>
+                                          <pic:cNvPr id="18" name="Image7"/>
                                           <pic:cNvPicPr>
                                             <a:picLocks noChangeAspect="1" noChangeArrowheads="1"/>
                                           </pic:cNvPicPr>
                                         </pic:nvPicPr>
                                         <pic:blipFill>
-                                          <a:blip r:embed="rId14"/>
+                                          <a:blip r:embed="rId13"/>
                                           <a:stretch>
                                             <a:fillRect/>
                                           </a:stretch>
@@ -1785,12 +1853,22 @@
                                   </a:graphic>
                                 </wp:inline>
                               </w:drawing>
-                              <w:t>The global leaderboard updates, and shows joint positions for users that have the same number of positions</w:t>
+                            </w:r>
+                            <w:r>
+                              <w:t xml:space="preserve">The global </w:t>
+                            </w:r>
+                            <w:proofErr w:type="spellStart"/>
+                            <w:r>
+                              <w:t>leaderboard</w:t>
+                            </w:r>
+                            <w:proofErr w:type="spellEnd"/>
+                            <w:r>
+                              <w:t xml:space="preserve"> updates, and shows joint positions for users that have the same number of positions</w:t>
                             </w:r>
                           </w:p>
                         </w:txbxContent>
                       </wps:txbx>
-                      <wps:bodyPr anchor="t" lIns="0" tIns="0" rIns="0" bIns="0">
+                      <wps:bodyPr lIns="0" tIns="0" rIns="0" bIns="0" anchor="t">
                         <a:noAutofit/>
                       </wps:bodyPr>
                     </wps:wsp>
@@ -1801,23 +1879,23 @@
           </mc:Choice>
           <mc:Fallback>
             <w:pict>
-              <v:rect style="position:absolute;rotation:-0;width:481.9pt;height:201.95pt;mso-wrap-distance-left:0pt;mso-wrap-distance-right:0pt;mso-wrap-distance-top:0pt;mso-wrap-distance-bottom:0pt;margin-top:0pt;mso-position-vertical:top;mso-position-vertical-relative:text;margin-left:-15.3pt;mso-position-horizontal:center;mso-position-horizontal-relative:text">
-                <v:textbox inset="0in,0in,0in,0in">
+              <v:shape id="Frame5" o:spid="_x0000_s1030" type="#_x0000_t202" style="position:absolute;margin-left:0;margin-top:.05pt;width:481.9pt;height:201.95pt;z-index:14;visibility:visible;mso-wrap-style:square;mso-wrap-distance-left:0;mso-wrap-distance-top:0;mso-wrap-distance-right:0;mso-wrap-distance-bottom:0;mso-position-horizontal:center;mso-position-horizontal-relative:text;mso-position-vertical:absolute;mso-position-vertical-relative:text;v-text-anchor:top" o:gfxdata="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" o:allowincell="f" stroked="f">
+                <v:textbox inset="0,0,0,0">
                   <w:txbxContent>
                     <w:p>
                       <w:pPr>
                         <w:pStyle w:val="Caption"/>
-                        <w:suppressLineNumbers/>
-                        <w:spacing w:before="120" w:after="120"/>
-                        <w:rPr/>
                       </w:pPr>
                       <w:r>
-                        <w:rPr/>
+                        <w:rPr>
+                          <w:noProof/>
+                          <w:lang w:val="en-US"/>
+                        </w:rPr>
                         <w:drawing>
                           <wp:inline distT="0" distB="0" distL="0" distR="0">
                             <wp:extent cx="6120130" cy="2172335"/>
                             <wp:effectExtent l="0" t="0" r="0" b="0"/>
-                            <wp:docPr id="19" name="Image7" descr=""/>
+                            <wp:docPr id="18" name="Image7"/>
                             <wp:cNvGraphicFramePr>
                               <a:graphicFrameLocks xmlns:a="http://schemas.openxmlformats.org/drawingml/2006/main" noChangeAspect="1"/>
                             </wp:cNvGraphicFramePr>
@@ -1825,13 +1903,13 @@
                               <a:graphicData uri="http://schemas.openxmlformats.org/drawingml/2006/picture">
                                 <pic:pic xmlns:pic="http://schemas.openxmlformats.org/drawingml/2006/picture">
                                   <pic:nvPicPr>
-                                    <pic:cNvPr id="19" name="Image7" descr=""/>
+                                    <pic:cNvPr id="18" name="Image7"/>
                                     <pic:cNvPicPr>
                                       <a:picLocks noChangeAspect="1" noChangeArrowheads="1"/>
                                     </pic:cNvPicPr>
                                   </pic:nvPicPr>
                                   <pic:blipFill>
-                                    <a:blip r:embed="rId15"/>
+                                    <a:blip r:embed="rId13"/>
                                     <a:stretch>
                                       <a:fillRect/>
                                     </a:stretch>
@@ -1850,13 +1928,23 @@
                             </a:graphic>
                           </wp:inline>
                         </w:drawing>
-                        <w:t>The global leaderboard updates, and shows joint positions for users that have the same number of positions</w:t>
+                      </w:r>
+                      <w:r>
+                        <w:t xml:space="preserve">The global </w:t>
+                      </w:r>
+                      <w:proofErr w:type="spellStart"/>
+                      <w:r>
+                        <w:t>leaderboard</w:t>
+                      </w:r>
+                      <w:proofErr w:type="spellEnd"/>
+                      <w:r>
+                        <w:t xml:space="preserve"> updates, and shows joint positions for users that have the same number of positions</w:t>
                       </w:r>
                     </w:p>
                   </w:txbxContent>
                 </v:textbox>
                 <w10:wrap type="square" side="largest"/>
-              </v:rect>
+              </v:shape>
             </w:pict>
           </mc:Fallback>
         </mc:AlternateContent>
@@ -1864,29 +1952,17 @@
     </w:p>
     <w:p>
       <w:pPr>
-        <w:pStyle w:val="Normal"/>
         <w:rPr>
           <w:u w:val="single"/>
         </w:rPr>
       </w:pPr>
-      <w:r>
-        <w:rPr>
-          <w:u w:val="none"/>
-        </w:rPr>
-      </w:r>
-    </w:p>
-    <w:p>
-      <w:pPr>
-        <w:pStyle w:val="Normal"/>
-        <w:rPr>
-          <w:u w:val="none"/>
-        </w:rPr>
-      </w:pPr>
-      <w:r>
-        <w:rPr>
-          <w:u w:val="none"/>
-        </w:rPr>
-        <w:t>The leader board page has a “Back to Dashboard” button located at the bottom of the page, which students can press to return back to the dashboard page.</w:t>
+    </w:p>
+    <w:p>
+      <w:r>
+        <w:t>The leader board page has a “Back to Dashboard” button located at the bottom of the page, w</w:t>
+      </w:r>
+      <w:r>
+        <w:t>hich students can press to return back to the dashboard page.</w:t>
       </w:r>
       <w:r>
         <w:rPr>
@@ -1897,34 +1973,1122 @@
     </w:p>
     <w:p>
       <w:pPr>
-        <w:pStyle w:val="Normal"/>
-        <w:spacing w:before="0" w:after="160"/>
+        <w:spacing w:after="0" w:line="240" w:lineRule="auto"/>
+      </w:pPr>
+      <w:r>
+        <w:br w:type="page"/>
+      </w:r>
+    </w:p>
+    <w:p>
+      <w:pPr>
+        <w:rPr>
+          <w:b/>
+          <w:bCs/>
+          <w:lang w:val="en-US"/>
+        </w:rPr>
+      </w:pPr>
+      <w:r>
+        <w:rPr>
+          <w:b/>
+          <w:bCs/>
+          <w:lang w:val="en-US"/>
+        </w:rPr>
+        <w:t>3. User Profile Management and Badges</w:t>
+      </w:r>
+    </w:p>
+    <w:p>
+      <w:pPr>
+        <w:rPr>
+          <w:b/>
+          <w:bCs/>
+          <w:lang w:val="en-US"/>
+        </w:rPr>
+      </w:pPr>
+      <w:r>
+        <w:rPr>
+          <w:b/>
+          <w:bCs/>
+          <w:lang w:val="en-US"/>
+        </w:rPr>
+        <w:t>3.1 Profile Page Overview</w:t>
+      </w:r>
+    </w:p>
+    <w:p>
+      <w:pPr>
+        <w:rPr>
+          <w:lang w:val="en-US"/>
+        </w:rPr>
+      </w:pPr>
+      <w:r>
+        <w:rPr>
+          <w:lang w:val="en-US"/>
+        </w:rPr>
+        <w:t xml:space="preserve">The </w:t>
+      </w:r>
+      <w:r>
+        <w:rPr>
+          <w:bCs/>
+          <w:lang w:val="en-US"/>
+        </w:rPr>
+        <w:t>Profile Page</w:t>
+      </w:r>
+      <w:r>
+        <w:rPr>
+          <w:lang w:val="en-US"/>
+        </w:rPr>
+        <w:t xml:space="preserve"> displays key details about the user, their progress, and achievements. Users can view their personal information, track progress, and access settings.</w:t>
+      </w:r>
+    </w:p>
+    <w:p>
+      <w:pPr>
+        <w:rPr>
+          <w:bCs/>
+          <w:lang w:val="en-US"/>
+        </w:rPr>
+      </w:pPr>
+      <w:r>
+        <w:rPr>
+          <w:bCs/>
+          <w:lang w:val="en-US"/>
+        </w:rPr>
+        <w:t>Main Features on the Profile Page</w:t>
+      </w:r>
+    </w:p>
+    <w:p>
+      <w:pPr>
+        <w:rPr>
+          <w:lang w:val="en-US"/>
+        </w:rPr>
+      </w:pPr>
+      <w:r>
+        <w:rPr>
+          <w:bCs/>
+          <w:lang w:val="en-US"/>
+        </w:rPr>
+        <w:t>User Information</w:t>
+      </w:r>
+    </w:p>
+    <w:p>
+      <w:pPr>
+        <w:numPr>
+          <w:ilvl w:val="0"/>
+          <w:numId w:val="9"/>
+        </w:numPr>
+        <w:rPr>
+          <w:lang w:val="en-US"/>
+        </w:rPr>
+      </w:pPr>
+      <w:r>
+        <w:rPr>
+          <w:lang w:val="en-US"/>
+        </w:rPr>
+        <w:t>Displays the username, profile picture, and user level.</w:t>
+      </w:r>
+    </w:p>
+    <w:p>
+      <w:pPr>
+        <w:numPr>
+          <w:ilvl w:val="0"/>
+          <w:numId w:val="9"/>
+        </w:numPr>
+        <w:rPr>
+          <w:lang w:val="en-US"/>
+        </w:rPr>
+      </w:pPr>
+      <w:r>
+        <w:rPr>
+          <w:lang w:val="en-US"/>
+        </w:rPr>
+        <w:t>Shows basic details like email (if applicable) and registration date.</w:t>
+      </w:r>
+    </w:p>
+    <w:p>
+      <w:pPr>
+        <w:rPr>
+          <w:lang w:val="en-US"/>
+        </w:rPr>
+      </w:pPr>
+      <w:r>
+        <w:rPr>
+          <w:bCs/>
+          <w:lang w:val="en-US"/>
+        </w:rPr>
+        <w:t>Completed and In-Progress Courses</w:t>
+      </w:r>
+    </w:p>
+    <w:p>
+      <w:pPr>
+        <w:numPr>
+          <w:ilvl w:val="0"/>
+          <w:numId w:val="10"/>
+        </w:numPr>
+        <w:rPr>
+          <w:lang w:val="en-US"/>
+        </w:rPr>
+      </w:pPr>
+      <w:r>
+        <w:rPr>
+          <w:lang w:val="en-US"/>
+        </w:rPr>
+        <w:t>Shows the total number of completed courses.</w:t>
+      </w:r>
+    </w:p>
+    <w:p>
+      <w:pPr>
+        <w:numPr>
+          <w:ilvl w:val="0"/>
+          <w:numId w:val="10"/>
+        </w:numPr>
+        <w:rPr>
+          <w:lang w:val="en-US"/>
+        </w:rPr>
+      </w:pPr>
+      <w:r>
+        <w:rPr>
+          <w:lang w:val="en-US"/>
+        </w:rPr>
+        <w:t>Displays courses currently in progress, helping users track learning progress.</w:t>
+      </w:r>
+    </w:p>
+    <w:p>
+      <w:pPr>
+        <w:rPr>
+          <w:lang w:val="en-US"/>
+        </w:rPr>
+      </w:pPr>
+      <w:r>
+        <w:rPr>
+          <w:bCs/>
+          <w:lang w:val="en-US"/>
+        </w:rPr>
+        <w:t>Badges and Achievements</w:t>
+      </w:r>
+    </w:p>
+    <w:p>
+      <w:pPr>
+        <w:numPr>
+          <w:ilvl w:val="0"/>
+          <w:numId w:val="11"/>
+        </w:numPr>
+        <w:rPr>
+          <w:lang w:val="en-US"/>
+        </w:rPr>
+      </w:pPr>
+      <w:r>
+        <w:rPr>
+          <w:lang w:val="en-US"/>
+        </w:rPr>
+        <w:t xml:space="preserve">Displays all earned </w:t>
+      </w:r>
+      <w:r>
+        <w:rPr>
+          <w:bCs/>
+          <w:lang w:val="en-US"/>
+        </w:rPr>
+        <w:t>badges</w:t>
+      </w:r>
+      <w:r>
+        <w:rPr>
+          <w:lang w:val="en-US"/>
+        </w:rPr>
+        <w:t xml:space="preserve"> for milestones </w:t>
+      </w:r>
+      <w:r>
+        <w:rPr>
+          <w:lang w:val="en-US"/>
+        </w:rPr>
+        <w:t>in</w:t>
+      </w:r>
+      <w:r>
+        <w:rPr>
+          <w:lang w:val="en-US"/>
+        </w:rPr>
+        <w:t xml:space="preserve"> completing courses</w:t>
+      </w:r>
+    </w:p>
+    <w:p>
+      <w:pPr>
+        <w:numPr>
+          <w:ilvl w:val="0"/>
+          <w:numId w:val="11"/>
+        </w:numPr>
+        <w:rPr>
+          <w:lang w:val="en-US"/>
+        </w:rPr>
+      </w:pPr>
+      <w:r>
+        <w:rPr>
+          <w:lang w:val="en-US"/>
+        </w:rPr>
+        <w:t>Hovering over a badge shows detailed information about how it was earned.</w:t>
+      </w:r>
+    </w:p>
+    <w:p>
+      <w:pPr>
+        <w:rPr>
+          <w:lang w:val="en-US"/>
+        </w:rPr>
+      </w:pPr>
+      <w:r>
+        <w:rPr>
+          <w:bCs/>
+          <w:lang w:val="en-US"/>
+        </w:rPr>
+        <w:t>Edit Profile Button</w:t>
+      </w:r>
+    </w:p>
+    <w:p>
+      <w:pPr>
+        <w:numPr>
+          <w:ilvl w:val="0"/>
+          <w:numId w:val="12"/>
+        </w:numPr>
+        <w:rPr>
+          <w:lang w:val="en-US"/>
+        </w:rPr>
+      </w:pPr>
+      <w:r>
+        <w:rPr>
+          <w:lang w:val="en-US"/>
+        </w:rPr>
+        <w:t xml:space="preserve">Clicking this button redirects to the </w:t>
+      </w:r>
+      <w:r>
+        <w:rPr>
+          <w:bCs/>
+          <w:lang w:val="en-US"/>
+        </w:rPr>
+        <w:t>Edit Profile Page</w:t>
+      </w:r>
+      <w:r>
+        <w:rPr>
+          <w:lang w:val="en-US"/>
+        </w:rPr>
+        <w:t>, where users can update their details.</w:t>
+      </w:r>
+    </w:p>
+    <w:p>
+      <w:pPr>
+        <w:rPr>
+          <w:lang w:val="en-US"/>
+        </w:rPr>
+      </w:pPr>
+      <w:r>
+        <w:rPr>
+          <w:bCs/>
+          <w:lang w:val="en-US"/>
+        </w:rPr>
+        <w:t>Leaderboard and Ranking</w:t>
+      </w:r>
+    </w:p>
+    <w:p>
+      <w:pPr>
+        <w:numPr>
+          <w:ilvl w:val="0"/>
+          <w:numId w:val="13"/>
+        </w:numPr>
+        <w:rPr>
+          <w:lang w:val="en-US"/>
+        </w:rPr>
+      </w:pPr>
+      <w:r>
+        <w:rPr>
+          <w:lang w:val="en-US"/>
+        </w:rPr>
+        <w:t xml:space="preserve">Displays the user’s position in the </w:t>
+      </w:r>
+      <w:r>
+        <w:rPr>
+          <w:bCs/>
+          <w:lang w:val="en-US"/>
+        </w:rPr>
+        <w:t>leaderboard</w:t>
+      </w:r>
+      <w:r>
+        <w:rPr>
+          <w:lang w:val="en-US"/>
+        </w:rPr>
+        <w:t>, based on points and completed courses.</w:t>
+      </w:r>
+    </w:p>
+    <w:p>
+      <w:pPr>
+        <w:rPr>
+          <w:lang w:val="en-US"/>
+        </w:rPr>
+      </w:pPr>
+      <w:r>
+        <w:rPr>
+          <w:lang w:val="en-US"/>
+        </w:rPr>
+        <w:t>Logout</w:t>
+      </w:r>
+    </w:p>
+    <w:p>
+      <w:pPr>
+        <w:numPr>
+          <w:ilvl w:val="0"/>
+          <w:numId w:val="13"/>
+        </w:numPr>
+        <w:rPr>
+          <w:lang w:val="en-US"/>
+        </w:rPr>
+      </w:pPr>
+      <w:r>
+        <w:rPr>
+          <w:lang w:val="en-US"/>
+        </w:rPr>
+        <w:t>Allows users to logout of their ID returning back to the login page</w:t>
+      </w:r>
+      <w:r>
+        <w:rPr>
+          <w:lang w:val="en-US"/>
+        </w:rPr>
+        <w:t>.</w:t>
+      </w:r>
+    </w:p>
+    <w:p>
+      <w:pPr>
+        <w:rPr>
+          <w:lang w:val="en-US"/>
+        </w:rPr>
+      </w:pPr>
+    </w:p>
+    <w:p>
+      <w:pPr>
+        <w:rPr>
+          <w:b/>
+          <w:bCs/>
+          <w:lang w:val="en-US"/>
+        </w:rPr>
+      </w:pPr>
+      <w:r>
+        <w:rPr>
+          <w:b/>
+          <w:bCs/>
+          <w:lang w:val="en-US"/>
+        </w:rPr>
+        <w:t>3.2 Edit Profile Page</w:t>
+      </w:r>
+    </w:p>
+    <w:p>
+      <w:pPr>
+        <w:rPr>
+          <w:lang w:val="en-US"/>
+        </w:rPr>
+      </w:pPr>
+      <w:r>
+        <w:rPr>
+          <w:lang w:val="en-US"/>
+        </w:rPr>
+        <w:t xml:space="preserve">The </w:t>
+      </w:r>
+      <w:r>
+        <w:rPr>
+          <w:bCs/>
+          <w:lang w:val="en-US"/>
+        </w:rPr>
+        <w:t>Edit Profile Page</w:t>
+      </w:r>
+      <w:r>
+        <w:rPr>
+          <w:lang w:val="en-US"/>
+        </w:rPr>
+        <w:t xml:space="preserve"> allows users to modify their personal information and update their profile picture.</w:t>
+      </w:r>
+    </w:p>
+    <w:p>
+      <w:pPr>
+        <w:rPr>
+          <w:b/>
+          <w:bCs/>
+          <w:lang w:val="en-US"/>
+        </w:rPr>
+      </w:pPr>
+      <w:r>
+        <w:rPr>
+          <w:b/>
+          <w:bCs/>
+          <w:lang w:val="en-US"/>
+        </w:rPr>
+        <w:t>Features of the Edit Profile Page</w:t>
+      </w:r>
+    </w:p>
+    <w:p>
+      <w:pPr>
+        <w:rPr>
+          <w:lang w:val="en-US"/>
+        </w:rPr>
+      </w:pPr>
+      <w:r>
+        <w:rPr>
+          <w:bCs/>
+          <w:lang w:val="en-US"/>
+        </w:rPr>
+        <w:t>Change Password</w:t>
+      </w:r>
+    </w:p>
+    <w:p>
+      <w:pPr>
+        <w:numPr>
+          <w:ilvl w:val="0"/>
+          <w:numId w:val="15"/>
+        </w:numPr>
+        <w:rPr>
+          <w:lang w:val="en-US"/>
+        </w:rPr>
+      </w:pPr>
+      <w:r>
+        <w:rPr>
+          <w:lang w:val="en-US"/>
+        </w:rPr>
+        <w:t xml:space="preserve">Users can enter a </w:t>
+      </w:r>
+      <w:r>
+        <w:rPr>
+          <w:bCs/>
+          <w:lang w:val="en-US"/>
+        </w:rPr>
+        <w:t>new password</w:t>
+      </w:r>
+      <w:r>
+        <w:rPr>
+          <w:lang w:val="en-US"/>
+        </w:rPr>
+        <w:t xml:space="preserve"> and confirm it to change their login credentials.</w:t>
+      </w:r>
+    </w:p>
+    <w:p>
+      <w:pPr>
+        <w:rPr>
+          <w:lang w:val="en-US"/>
+        </w:rPr>
+      </w:pPr>
+      <w:r>
+        <w:rPr>
+          <w:bCs/>
+          <w:lang w:val="en-US"/>
+        </w:rPr>
+        <w:t>Upload Profile Picture</w:t>
+      </w:r>
+    </w:p>
+    <w:p>
+      <w:pPr>
+        <w:numPr>
+          <w:ilvl w:val="0"/>
+          <w:numId w:val="16"/>
+        </w:numPr>
+        <w:rPr>
+          <w:lang w:val="en-US"/>
+        </w:rPr>
+      </w:pPr>
+      <w:r>
+        <w:rPr>
+          <w:lang w:val="en-US"/>
+        </w:rPr>
+        <w:t xml:space="preserve">Allows users to </w:t>
+      </w:r>
+      <w:r>
+        <w:rPr>
+          <w:bCs/>
+          <w:lang w:val="en-US"/>
+        </w:rPr>
+        <w:t>upload a profile picture</w:t>
+      </w:r>
+      <w:r>
+        <w:rPr>
+          <w:lang w:val="en-US"/>
+        </w:rPr>
+        <w:t xml:space="preserve"> or choose an avatar.</w:t>
+      </w:r>
+    </w:p>
+    <w:p>
+      <w:pPr>
+        <w:rPr>
+          <w:bCs/>
+          <w:lang w:val="en-US"/>
+        </w:rPr>
+      </w:pPr>
+      <w:r>
+        <w:rPr>
+          <w:bCs/>
+          <w:lang w:val="en-US"/>
+        </w:rPr>
+        <w:t>Add and change Bio</w:t>
+      </w:r>
+    </w:p>
+    <w:p>
+      <w:pPr>
+        <w:numPr>
+          <w:ilvl w:val="0"/>
+          <w:numId w:val="16"/>
+        </w:numPr>
+        <w:rPr>
+          <w:bCs/>
+          <w:lang w:val="en-US"/>
+        </w:rPr>
+      </w:pPr>
+      <w:r>
+        <w:rPr>
+          <w:bCs/>
+          <w:lang w:val="en-US"/>
+        </w:rPr>
+        <w:t xml:space="preserve">Allows users to </w:t>
+      </w:r>
+      <w:r>
+        <w:rPr>
+          <w:bCs/>
+          <w:lang w:val="en-US"/>
+        </w:rPr>
+        <w:t>add or change their bio to tell other about them.</w:t>
+      </w:r>
+    </w:p>
+    <w:p>
+      <w:pPr>
+        <w:rPr>
+          <w:bCs/>
+          <w:lang w:val="en-US"/>
+        </w:rPr>
+      </w:pPr>
+    </w:p>
+    <w:p>
+      <w:pPr>
+        <w:rPr>
+          <w:lang w:val="en-US"/>
+        </w:rPr>
+      </w:pPr>
+      <w:r>
+        <w:rPr>
+          <w:bCs/>
+          <w:lang w:val="en-US"/>
+        </w:rPr>
+        <w:t>Save Changes Button</w:t>
+      </w:r>
+    </w:p>
+    <w:p>
+      <w:pPr>
+        <w:numPr>
+          <w:ilvl w:val="0"/>
+          <w:numId w:val="17"/>
+        </w:numPr>
+        <w:rPr>
+          <w:lang w:val="en-US"/>
+        </w:rPr>
+      </w:pPr>
+      <w:r>
+        <w:rPr>
+          <w:lang w:val="en-US"/>
+        </w:rPr>
+        <w:t xml:space="preserve">Clicking </w:t>
+      </w:r>
+      <w:r>
+        <w:rPr>
+          <w:bCs/>
+          <w:lang w:val="en-US"/>
+        </w:rPr>
+        <w:t>Save Changes</w:t>
+      </w:r>
+      <w:r>
+        <w:rPr>
+          <w:lang w:val="en-US"/>
+        </w:rPr>
+        <w:t xml:space="preserve"> updates the user’s details.</w:t>
+      </w:r>
+    </w:p>
+    <w:p>
+      <w:pPr>
+        <w:numPr>
+          <w:ilvl w:val="0"/>
+          <w:numId w:val="17"/>
+        </w:numPr>
+        <w:rPr>
+          <w:lang w:val="en-US"/>
+        </w:rPr>
+      </w:pPr>
+      <w:r>
+        <w:rPr>
+          <w:lang w:val="en-US"/>
+        </w:rPr>
+        <w:t>If an error occurs (e.g., weak password), a message is displayed.</w:t>
+      </w:r>
+    </w:p>
+    <w:p>
+      <w:pPr>
+        <w:rPr>
+          <w:lang w:val="en-US"/>
+        </w:rPr>
+      </w:pPr>
+      <w:r>
+        <w:rPr>
+          <w:bCs/>
+          <w:lang w:val="en-US"/>
+        </w:rPr>
+        <w:t>Cancel Button</w:t>
+      </w:r>
+    </w:p>
+    <w:p>
+      <w:pPr>
+        <w:numPr>
+          <w:ilvl w:val="0"/>
+          <w:numId w:val="18"/>
+        </w:numPr>
+        <w:rPr>
+          <w:lang w:val="en-US"/>
+        </w:rPr>
+      </w:pPr>
+      <w:r>
+        <w:rPr>
+          <w:lang w:val="en-US"/>
+        </w:rPr>
+        <w:t xml:space="preserve">Redirects back to the </w:t>
+      </w:r>
+      <w:r>
+        <w:rPr>
+          <w:bCs/>
+          <w:lang w:val="en-US"/>
+        </w:rPr>
+        <w:t>Profile Page</w:t>
+      </w:r>
+      <w:r>
+        <w:rPr>
+          <w:lang w:val="en-US"/>
+        </w:rPr>
+        <w:t xml:space="preserve"> without saving changes.</w:t>
+      </w:r>
+    </w:p>
+    <w:p>
+      <w:pPr>
+        <w:rPr>
+          <w:b/>
+          <w:bCs/>
+          <w:lang w:val="en-US"/>
+        </w:rPr>
+      </w:pPr>
+      <w:r>
+        <w:rPr>
+          <w:b/>
+          <w:bCs/>
+          <w:lang w:val="en-US"/>
+        </w:rPr>
+        <w:t>3.3. How Badges Work</w:t>
+      </w:r>
+    </w:p>
+    <w:p>
+      <w:pPr>
+        <w:rPr>
+          <w:lang w:val="en-US"/>
+        </w:rPr>
+      </w:pPr>
+      <w:r>
+        <w:rPr>
+          <w:bCs/>
+          <w:lang w:val="en-US"/>
+        </w:rPr>
+        <w:t>Earning Badges</w:t>
+      </w:r>
+    </w:p>
+    <w:p>
+      <w:pPr>
+        <w:rPr>
+          <w:bCs/>
+          <w:lang w:val="en-US"/>
+        </w:rPr>
+      </w:pPr>
+      <w:r>
+        <w:rPr>
+          <w:lang w:val="en-US"/>
+        </w:rPr>
+        <w:t xml:space="preserve">Badges are awarded based on user achievements. Users can track their </w:t>
+      </w:r>
+      <w:r>
+        <w:rPr>
+          <w:bCs/>
+          <w:lang w:val="en-US"/>
+        </w:rPr>
+        <w:t>badges collection</w:t>
+      </w:r>
+      <w:r>
+        <w:rPr>
+          <w:lang w:val="en-US"/>
+        </w:rPr>
+        <w:t xml:space="preserve"> from the </w:t>
+      </w:r>
+      <w:r>
+        <w:rPr>
+          <w:bCs/>
+          <w:lang w:val="en-US"/>
+        </w:rPr>
+        <w:t xml:space="preserve">Profile Page </w:t>
+      </w:r>
+    </w:p>
+    <w:p>
+      <w:pPr>
+        <w:rPr>
+          <w:bCs/>
+          <w:lang w:val="en-US"/>
+        </w:rPr>
+      </w:pPr>
+      <w:r>
+        <w:rPr>
+          <w:bCs/>
+          <w:lang w:val="en-US"/>
+        </w:rPr>
+        <w:t>Types of Badges</w:t>
+      </w:r>
+    </w:p>
+    <w:p>
+      <w:pPr>
+        <w:numPr>
+          <w:ilvl w:val="0"/>
+          <w:numId w:val="20"/>
+        </w:numPr>
+        <w:rPr>
+          <w:lang w:val="en-US"/>
+        </w:rPr>
+      </w:pPr>
+      <w:r>
+        <w:rPr>
+          <w:bCs/>
+          <w:lang w:val="en-US"/>
+        </w:rPr>
+        <w:t>Novice Badge</w:t>
+      </w:r>
+      <w:r>
+        <w:rPr>
+          <w:lang w:val="en-US"/>
+        </w:rPr>
+        <w:t xml:space="preserve"> – Awarded for completing the first course.</w:t>
+      </w:r>
+    </w:p>
+    <w:p>
+      <w:pPr>
+        <w:numPr>
+          <w:ilvl w:val="0"/>
+          <w:numId w:val="20"/>
+        </w:numPr>
+        <w:rPr>
+          <w:lang w:val="en-US"/>
+        </w:rPr>
+      </w:pPr>
+      <w:r>
+        <w:rPr>
+          <w:bCs/>
+          <w:lang w:val="en-US"/>
+        </w:rPr>
+        <w:t>Intermediate Badge</w:t>
+      </w:r>
+      <w:r>
+        <w:rPr>
+          <w:lang w:val="en-US"/>
+        </w:rPr>
+        <w:t xml:space="preserve"> – Earned after completing </w:t>
+      </w:r>
+      <w:r>
+        <w:rPr>
+          <w:bCs/>
+          <w:lang w:val="en-US"/>
+        </w:rPr>
+        <w:t>3 courses</w:t>
+      </w:r>
+      <w:r>
+        <w:rPr>
+          <w:lang w:val="en-US"/>
+        </w:rPr>
+        <w:t>.</w:t>
+      </w:r>
+    </w:p>
+    <w:p>
+      <w:pPr>
+        <w:numPr>
+          <w:ilvl w:val="0"/>
+          <w:numId w:val="20"/>
+        </w:numPr>
+        <w:rPr>
+          <w:lang w:val="en-US"/>
+        </w:rPr>
+      </w:pPr>
+      <w:r>
+        <w:rPr>
+          <w:bCs/>
+          <w:lang w:val="en-US"/>
+        </w:rPr>
+        <w:t>Advanced Badge</w:t>
+      </w:r>
+      <w:r>
+        <w:rPr>
+          <w:lang w:val="en-US"/>
+        </w:rPr>
+        <w:t xml:space="preserve"> – Earned after completing </w:t>
+      </w:r>
+      <w:r>
+        <w:rPr>
+          <w:bCs/>
+          <w:lang w:val="en-US"/>
+        </w:rPr>
+        <w:t>5 courses</w:t>
+      </w:r>
+      <w:r>
+        <w:rPr>
+          <w:lang w:val="en-US"/>
+        </w:rPr>
+        <w:t>.</w:t>
+      </w:r>
+    </w:p>
+    <w:p>
+      <w:pPr>
+        <w:numPr>
+          <w:ilvl w:val="0"/>
+          <w:numId w:val="20"/>
+        </w:numPr>
+        <w:rPr>
+          <w:lang w:val="en-US"/>
+        </w:rPr>
+      </w:pPr>
+      <w:r>
+        <w:rPr>
+          <w:bCs/>
+          <w:lang w:val="en-US"/>
+        </w:rPr>
+        <w:t>Expert Badge</w:t>
+      </w:r>
+      <w:r>
+        <w:rPr>
+          <w:lang w:val="en-US"/>
+        </w:rPr>
+        <w:t xml:space="preserve"> – Earned after completing </w:t>
+      </w:r>
+      <w:r>
+        <w:rPr>
+          <w:bCs/>
+          <w:lang w:val="en-US"/>
+        </w:rPr>
+        <w:t>7 courses</w:t>
+      </w:r>
+      <w:r>
+        <w:rPr>
+          <w:lang w:val="en-US"/>
+        </w:rPr>
+        <w:t>.</w:t>
+      </w:r>
+    </w:p>
+    <w:p>
+      <w:pPr>
+        <w:rPr>
+          <w:lang w:val="en-US"/>
+        </w:rPr>
+      </w:pPr>
+      <w:r>
+        <w:rPr>
+          <w:bCs/>
+          <w:lang w:val="en-US"/>
+        </w:rPr>
+        <w:t>Hover Feature</w:t>
+      </w:r>
+    </w:p>
+    <w:p>
+      <w:pPr>
+        <w:numPr>
+          <w:ilvl w:val="0"/>
+          <w:numId w:val="19"/>
+        </w:numPr>
+        <w:rPr>
+          <w:lang w:val="en-US"/>
+        </w:rPr>
+      </w:pPr>
+      <w:r>
+        <w:rPr>
+          <w:lang w:val="en-US"/>
+        </w:rPr>
+        <w:t xml:space="preserve">Hovering over a badge displays its </w:t>
+      </w:r>
+      <w:r>
+        <w:rPr>
+          <w:bCs/>
+          <w:lang w:val="en-US"/>
+        </w:rPr>
+        <w:t>criteria and progress</w:t>
+      </w:r>
+      <w:r>
+        <w:rPr>
+          <w:lang w:val="en-US"/>
+        </w:rPr>
+        <w:t>.</w:t>
+      </w:r>
+    </w:p>
+    <w:p/>
+    <w:p>
+      <w:pPr>
         <w:rPr>
           <w:u w:val="double"/>
         </w:rPr>
       </w:pPr>
-      <w:r>
-        <w:rPr>
-          <w:u w:val="double"/>
-        </w:rPr>
-      </w:r>
     </w:p>
     <w:sectPr>
-      <w:type w:val="nextPage"/>
       <w:pgSz w:w="11906" w:h="16838"/>
-      <w:pgMar w:left="1440" w:right="1440" w:gutter="0" w:header="0" w:top="1440" w:footer="0" w:bottom="1440"/>
-      <w:pgNumType w:fmt="decimal"/>
-      <w:formProt w:val="false"/>
-      <w:textDirection w:val="lrTb"/>
-      <w:docGrid w:type="default" w:linePitch="360" w:charSpace="4096"/>
+      <w:pgMar w:top="1440" w:right="1440" w:bottom="1440" w:left="1440" w:header="0" w:footer="0" w:gutter="0"/>
+      <w:cols w:space="720"/>
+      <w:formProt w:val="0"/>
+      <w:docGrid w:linePitch="360" w:charSpace="4096"/>
     </w:sectPr>
   </w:body>
 </w:document>
 </file>
 
 <file path=word/numbering.xml><?xml version="1.0" encoding="utf-8"?>
-<w:numbering xmlns:w="http://schemas.openxmlformats.org/wordprocessingml/2006/main" xmlns:o="urn:schemas-microsoft-com:office:office" xmlns:r="http://schemas.openxmlformats.org/officeDocument/2006/relationships" xmlns:v="urn:schemas-microsoft-com:vml" xmlns:mc="http://schemas.openxmlformats.org/markup-compatibility/2006" xmlns:w14="http://schemas.microsoft.com/office/word/2010/wordml" mc:Ignorable="w14">
+<w:numbering xmlns:wpc="http://schemas.microsoft.com/office/word/2010/wordprocessingCanvas" xmlns:mc="http://schemas.openxmlformats.org/markup-compatibility/2006" xmlns:o="urn:schemas-microsoft-com:office:office" xmlns:r="http://schemas.openxmlformats.org/officeDocument/2006/relationships" xmlns:m="http://schemas.openxmlformats.org/officeDocument/2006/math" xmlns:v="urn:schemas-microsoft-com:vml" xmlns:wp14="http://schemas.microsoft.com/office/word/2010/wordprocessingDrawing" xmlns:wp="http://schemas.openxmlformats.org/drawingml/2006/wordprocessingDrawing" xmlns:w10="urn:schemas-microsoft-com:office:word" xmlns:w="http://schemas.openxmlformats.org/wordprocessingml/2006/main" xmlns:w14="http://schemas.microsoft.com/office/word/2010/wordml" xmlns:w15="http://schemas.microsoft.com/office/word/2012/wordml" xmlns:wpg="http://schemas.microsoft.com/office/word/2010/wordprocessingGroup" xmlns:wpi="http://schemas.microsoft.com/office/word/2010/wordprocessingInk" xmlns:wne="http://schemas.microsoft.com/office/word/2006/wordml" xmlns:wps="http://schemas.microsoft.com/office/word/2010/wordprocessingShape" mc:Ignorable="w14 w15 wp14">
+  <w:abstractNum w:abstractNumId="0">
+    <w:nsid w:val="03D70A73"/>
+    <w:multiLevelType w:val="multilevel"/>
+    <w:tmpl w:val="07FCCC2A"/>
+    <w:lvl w:ilvl="0">
+      <w:start w:val="1"/>
+      <w:numFmt w:val="bullet"/>
+      <w:lvlText w:val=""/>
+      <w:lvlJc w:val="left"/>
+      <w:pPr>
+        <w:tabs>
+          <w:tab w:val="num" w:pos="720"/>
+        </w:tabs>
+        <w:ind w:left="720" w:hanging="360"/>
+      </w:pPr>
+      <w:rPr>
+        <w:rFonts w:ascii="Symbol" w:hAnsi="Symbol" w:hint="default"/>
+        <w:sz w:val="20"/>
+      </w:rPr>
+    </w:lvl>
+    <w:lvl w:ilvl="1" w:tentative="1">
+      <w:start w:val="1"/>
+      <w:numFmt w:val="bullet"/>
+      <w:lvlText w:val="o"/>
+      <w:lvlJc w:val="left"/>
+      <w:pPr>
+        <w:tabs>
+          <w:tab w:val="num" w:pos="1440"/>
+        </w:tabs>
+        <w:ind w:left="1440" w:hanging="360"/>
+      </w:pPr>
+      <w:rPr>
+        <w:rFonts w:ascii="Courier New" w:hAnsi="Courier New" w:hint="default"/>
+        <w:sz w:val="20"/>
+      </w:rPr>
+    </w:lvl>
+    <w:lvl w:ilvl="2" w:tentative="1">
+      <w:start w:val="1"/>
+      <w:numFmt w:val="bullet"/>
+      <w:lvlText w:val=""/>
+      <w:lvlJc w:val="left"/>
+      <w:pPr>
+        <w:tabs>
+          <w:tab w:val="num" w:pos="2160"/>
+        </w:tabs>
+        <w:ind w:left="2160" w:hanging="360"/>
+      </w:pPr>
+      <w:rPr>
+        <w:rFonts w:ascii="Wingdings" w:hAnsi="Wingdings" w:hint="default"/>
+        <w:sz w:val="20"/>
+      </w:rPr>
+    </w:lvl>
+    <w:lvl w:ilvl="3" w:tentative="1">
+      <w:start w:val="1"/>
+      <w:numFmt w:val="bullet"/>
+      <w:lvlText w:val=""/>
+      <w:lvlJc w:val="left"/>
+      <w:pPr>
+        <w:tabs>
+          <w:tab w:val="num" w:pos="2880"/>
+        </w:tabs>
+        <w:ind w:left="2880" w:hanging="360"/>
+      </w:pPr>
+      <w:rPr>
+        <w:rFonts w:ascii="Wingdings" w:hAnsi="Wingdings" w:hint="default"/>
+        <w:sz w:val="20"/>
+      </w:rPr>
+    </w:lvl>
+    <w:lvl w:ilvl="4" w:tentative="1">
+      <w:start w:val="1"/>
+      <w:numFmt w:val="bullet"/>
+      <w:lvlText w:val=""/>
+      <w:lvlJc w:val="left"/>
+      <w:pPr>
+        <w:tabs>
+          <w:tab w:val="num" w:pos="3600"/>
+        </w:tabs>
+        <w:ind w:left="3600" w:hanging="360"/>
+      </w:pPr>
+      <w:rPr>
+        <w:rFonts w:ascii="Wingdings" w:hAnsi="Wingdings" w:hint="default"/>
+        <w:sz w:val="20"/>
+      </w:rPr>
+    </w:lvl>
+    <w:lvl w:ilvl="5" w:tentative="1">
+      <w:start w:val="1"/>
+      <w:numFmt w:val="bullet"/>
+      <w:lvlText w:val=""/>
+      <w:lvlJc w:val="left"/>
+      <w:pPr>
+        <w:tabs>
+          <w:tab w:val="num" w:pos="4320"/>
+        </w:tabs>
+        <w:ind w:left="4320" w:hanging="360"/>
+      </w:pPr>
+      <w:rPr>
+        <w:rFonts w:ascii="Wingdings" w:hAnsi="Wingdings" w:hint="default"/>
+        <w:sz w:val="20"/>
+      </w:rPr>
+    </w:lvl>
+    <w:lvl w:ilvl="6" w:tentative="1">
+      <w:start w:val="1"/>
+      <w:numFmt w:val="bullet"/>
+      <w:lvlText w:val=""/>
+      <w:lvlJc w:val="left"/>
+      <w:pPr>
+        <w:tabs>
+          <w:tab w:val="num" w:pos="5040"/>
+        </w:tabs>
+        <w:ind w:left="5040" w:hanging="360"/>
+      </w:pPr>
+      <w:rPr>
+        <w:rFonts w:ascii="Wingdings" w:hAnsi="Wingdings" w:hint="default"/>
+        <w:sz w:val="20"/>
+      </w:rPr>
+    </w:lvl>
+    <w:lvl w:ilvl="7" w:tentative="1">
+      <w:start w:val="1"/>
+      <w:numFmt w:val="bullet"/>
+      <w:lvlText w:val=""/>
+      <w:lvlJc w:val="left"/>
+      <w:pPr>
+        <w:tabs>
+          <w:tab w:val="num" w:pos="5760"/>
+        </w:tabs>
+        <w:ind w:left="5760" w:hanging="360"/>
+      </w:pPr>
+      <w:rPr>
+        <w:rFonts w:ascii="Wingdings" w:hAnsi="Wingdings" w:hint="default"/>
+        <w:sz w:val="20"/>
+      </w:rPr>
+    </w:lvl>
+    <w:lvl w:ilvl="8" w:tentative="1">
+      <w:start w:val="1"/>
+      <w:numFmt w:val="bullet"/>
+      <w:lvlText w:val=""/>
+      <w:lvlJc w:val="left"/>
+      <w:pPr>
+        <w:tabs>
+          <w:tab w:val="num" w:pos="6480"/>
+        </w:tabs>
+        <w:ind w:left="6480" w:hanging="360"/>
+      </w:pPr>
+      <w:rPr>
+        <w:rFonts w:ascii="Wingdings" w:hAnsi="Wingdings" w:hint="default"/>
+        <w:sz w:val="20"/>
+      </w:rPr>
+    </w:lvl>
+  </w:abstractNum>
   <w:abstractNum w:abstractNumId="1">
+    <w:nsid w:val="0D5C44E5"/>
+    <w:multiLevelType w:val="multilevel"/>
+    <w:tmpl w:val="B3348786"/>
     <w:lvl w:ilvl="0">
       <w:start w:val="1"/>
       <w:numFmt w:val="bullet"/>
@@ -1937,11 +3101,11 @@
         <w:ind w:left="720" w:hanging="360"/>
       </w:pPr>
       <w:rPr>
-        <w:rFonts w:ascii="Symbol" w:hAnsi="Symbol" w:cs="Symbol" w:hint="default"/>
-        <w:sz w:val="20"/>
-      </w:rPr>
-    </w:lvl>
-    <w:lvl w:ilvl="1">
+        <w:rFonts w:ascii="Symbol" w:hAnsi="Symbol" w:hint="default"/>
+        <w:sz w:val="20"/>
+      </w:rPr>
+    </w:lvl>
+    <w:lvl w:ilvl="1" w:tentative="1">
       <w:start w:val="1"/>
       <w:numFmt w:val="bullet"/>
       <w:lvlText w:val="o"/>
@@ -1953,11 +3117,11 @@
         <w:ind w:left="1440" w:hanging="360"/>
       </w:pPr>
       <w:rPr>
-        <w:rFonts w:ascii="Courier New" w:hAnsi="Courier New" w:cs="Courier New" w:hint="default"/>
-        <w:sz w:val="20"/>
-      </w:rPr>
-    </w:lvl>
-    <w:lvl w:ilvl="2">
+        <w:rFonts w:ascii="Courier New" w:hAnsi="Courier New" w:hint="default"/>
+        <w:sz w:val="20"/>
+      </w:rPr>
+    </w:lvl>
+    <w:lvl w:ilvl="2" w:tentative="1">
       <w:start w:val="1"/>
       <w:numFmt w:val="bullet"/>
       <w:lvlText w:val=""/>
@@ -1969,11 +3133,11 @@
         <w:ind w:left="2160" w:hanging="360"/>
       </w:pPr>
       <w:rPr>
-        <w:rFonts w:ascii="Wingdings" w:hAnsi="Wingdings" w:cs="Wingdings" w:hint="default"/>
-        <w:sz w:val="20"/>
-      </w:rPr>
-    </w:lvl>
-    <w:lvl w:ilvl="3">
+        <w:rFonts w:ascii="Wingdings" w:hAnsi="Wingdings" w:hint="default"/>
+        <w:sz w:val="20"/>
+      </w:rPr>
+    </w:lvl>
+    <w:lvl w:ilvl="3" w:tentative="1">
       <w:start w:val="1"/>
       <w:numFmt w:val="bullet"/>
       <w:lvlText w:val=""/>
@@ -1985,11 +3149,11 @@
         <w:ind w:left="2880" w:hanging="360"/>
       </w:pPr>
       <w:rPr>
-        <w:rFonts w:ascii="Wingdings" w:hAnsi="Wingdings" w:cs="Wingdings" w:hint="default"/>
-        <w:sz w:val="20"/>
-      </w:rPr>
-    </w:lvl>
-    <w:lvl w:ilvl="4">
+        <w:rFonts w:ascii="Wingdings" w:hAnsi="Wingdings" w:hint="default"/>
+        <w:sz w:val="20"/>
+      </w:rPr>
+    </w:lvl>
+    <w:lvl w:ilvl="4" w:tentative="1">
       <w:start w:val="1"/>
       <w:numFmt w:val="bullet"/>
       <w:lvlText w:val=""/>
@@ -2001,11 +3165,11 @@
         <w:ind w:left="3600" w:hanging="360"/>
       </w:pPr>
       <w:rPr>
-        <w:rFonts w:ascii="Wingdings" w:hAnsi="Wingdings" w:cs="Wingdings" w:hint="default"/>
-        <w:sz w:val="20"/>
-      </w:rPr>
-    </w:lvl>
-    <w:lvl w:ilvl="5">
+        <w:rFonts w:ascii="Wingdings" w:hAnsi="Wingdings" w:hint="default"/>
+        <w:sz w:val="20"/>
+      </w:rPr>
+    </w:lvl>
+    <w:lvl w:ilvl="5" w:tentative="1">
       <w:start w:val="1"/>
       <w:numFmt w:val="bullet"/>
       <w:lvlText w:val=""/>
@@ -2017,11 +3181,11 @@
         <w:ind w:left="4320" w:hanging="360"/>
       </w:pPr>
       <w:rPr>
-        <w:rFonts w:ascii="Wingdings" w:hAnsi="Wingdings" w:cs="Wingdings" w:hint="default"/>
-        <w:sz w:val="20"/>
-      </w:rPr>
-    </w:lvl>
-    <w:lvl w:ilvl="6">
+        <w:rFonts w:ascii="Wingdings" w:hAnsi="Wingdings" w:hint="default"/>
+        <w:sz w:val="20"/>
+      </w:rPr>
+    </w:lvl>
+    <w:lvl w:ilvl="6" w:tentative="1">
       <w:start w:val="1"/>
       <w:numFmt w:val="bullet"/>
       <w:lvlText w:val=""/>
@@ -2033,11 +3197,11 @@
         <w:ind w:left="5040" w:hanging="360"/>
       </w:pPr>
       <w:rPr>
-        <w:rFonts w:ascii="Wingdings" w:hAnsi="Wingdings" w:cs="Wingdings" w:hint="default"/>
-        <w:sz w:val="20"/>
-      </w:rPr>
-    </w:lvl>
-    <w:lvl w:ilvl="7">
+        <w:rFonts w:ascii="Wingdings" w:hAnsi="Wingdings" w:hint="default"/>
+        <w:sz w:val="20"/>
+      </w:rPr>
+    </w:lvl>
+    <w:lvl w:ilvl="7" w:tentative="1">
       <w:start w:val="1"/>
       <w:numFmt w:val="bullet"/>
       <w:lvlText w:val=""/>
@@ -2049,11 +3213,11 @@
         <w:ind w:left="5760" w:hanging="360"/>
       </w:pPr>
       <w:rPr>
-        <w:rFonts w:ascii="Wingdings" w:hAnsi="Wingdings" w:cs="Wingdings" w:hint="default"/>
-        <w:sz w:val="20"/>
-      </w:rPr>
-    </w:lvl>
-    <w:lvl w:ilvl="8">
+        <w:rFonts w:ascii="Wingdings" w:hAnsi="Wingdings" w:hint="default"/>
+        <w:sz w:val="20"/>
+      </w:rPr>
+    </w:lvl>
+    <w:lvl w:ilvl="8" w:tentative="1">
       <w:start w:val="1"/>
       <w:numFmt w:val="bullet"/>
       <w:lvlText w:val=""/>
@@ -2065,12 +3229,15 @@
         <w:ind w:left="6480" w:hanging="360"/>
       </w:pPr>
       <w:rPr>
-        <w:rFonts w:ascii="Wingdings" w:hAnsi="Wingdings" w:cs="Wingdings" w:hint="default"/>
+        <w:rFonts w:ascii="Wingdings" w:hAnsi="Wingdings" w:hint="default"/>
         <w:sz w:val="20"/>
       </w:rPr>
     </w:lvl>
   </w:abstractNum>
   <w:abstractNum w:abstractNumId="2">
+    <w:nsid w:val="19B02650"/>
+    <w:multiLevelType w:val="multilevel"/>
+    <w:tmpl w:val="E8C0C056"/>
     <w:lvl w:ilvl="0">
       <w:start w:val="1"/>
       <w:numFmt w:val="bullet"/>
@@ -2217,6 +3384,9 @@
     </w:lvl>
   </w:abstractNum>
   <w:abstractNum w:abstractNumId="3">
+    <w:nsid w:val="227E0203"/>
+    <w:multiLevelType w:val="multilevel"/>
+    <w:tmpl w:val="AE0805C2"/>
     <w:lvl w:ilvl="0">
       <w:start w:val="1"/>
       <w:numFmt w:val="bullet"/>
@@ -2363,6 +3533,9 @@
     </w:lvl>
   </w:abstractNum>
   <w:abstractNum w:abstractNumId="4">
+    <w:nsid w:val="25432EBD"/>
+    <w:multiLevelType w:val="multilevel"/>
+    <w:tmpl w:val="A88226A6"/>
     <w:lvl w:ilvl="0">
       <w:start w:val="1"/>
       <w:numFmt w:val="bullet"/>
@@ -2375,11 +3548,11 @@
         <w:ind w:left="720" w:hanging="360"/>
       </w:pPr>
       <w:rPr>
-        <w:rFonts w:ascii="Symbol" w:hAnsi="Symbol" w:cs="Symbol" w:hint="default"/>
-        <w:sz w:val="20"/>
-      </w:rPr>
-    </w:lvl>
-    <w:lvl w:ilvl="1">
+        <w:rFonts w:ascii="Symbol" w:hAnsi="Symbol" w:hint="default"/>
+        <w:sz w:val="20"/>
+      </w:rPr>
+    </w:lvl>
+    <w:lvl w:ilvl="1" w:tentative="1">
       <w:start w:val="1"/>
       <w:numFmt w:val="bullet"/>
       <w:lvlText w:val="o"/>
@@ -2391,11 +3564,11 @@
         <w:ind w:left="1440" w:hanging="360"/>
       </w:pPr>
       <w:rPr>
-        <w:rFonts w:ascii="Courier New" w:hAnsi="Courier New" w:cs="Courier New" w:hint="default"/>
-        <w:sz w:val="20"/>
-      </w:rPr>
-    </w:lvl>
-    <w:lvl w:ilvl="2">
+        <w:rFonts w:ascii="Courier New" w:hAnsi="Courier New" w:hint="default"/>
+        <w:sz w:val="20"/>
+      </w:rPr>
+    </w:lvl>
+    <w:lvl w:ilvl="2" w:tentative="1">
       <w:start w:val="1"/>
       <w:numFmt w:val="bullet"/>
       <w:lvlText w:val=""/>
@@ -2407,11 +3580,11 @@
         <w:ind w:left="2160" w:hanging="360"/>
       </w:pPr>
       <w:rPr>
-        <w:rFonts w:ascii="Wingdings" w:hAnsi="Wingdings" w:cs="Wingdings" w:hint="default"/>
-        <w:sz w:val="20"/>
-      </w:rPr>
-    </w:lvl>
-    <w:lvl w:ilvl="3">
+        <w:rFonts w:ascii="Wingdings" w:hAnsi="Wingdings" w:hint="default"/>
+        <w:sz w:val="20"/>
+      </w:rPr>
+    </w:lvl>
+    <w:lvl w:ilvl="3" w:tentative="1">
       <w:start w:val="1"/>
       <w:numFmt w:val="bullet"/>
       <w:lvlText w:val=""/>
@@ -2423,11 +3596,11 @@
         <w:ind w:left="2880" w:hanging="360"/>
       </w:pPr>
       <w:rPr>
-        <w:rFonts w:ascii="Wingdings" w:hAnsi="Wingdings" w:cs="Wingdings" w:hint="default"/>
-        <w:sz w:val="20"/>
-      </w:rPr>
-    </w:lvl>
-    <w:lvl w:ilvl="4">
+        <w:rFonts w:ascii="Wingdings" w:hAnsi="Wingdings" w:hint="default"/>
+        <w:sz w:val="20"/>
+      </w:rPr>
+    </w:lvl>
+    <w:lvl w:ilvl="4" w:tentative="1">
       <w:start w:val="1"/>
       <w:numFmt w:val="bullet"/>
       <w:lvlText w:val=""/>
@@ -2439,11 +3612,11 @@
         <w:ind w:left="3600" w:hanging="360"/>
       </w:pPr>
       <w:rPr>
-        <w:rFonts w:ascii="Wingdings" w:hAnsi="Wingdings" w:cs="Wingdings" w:hint="default"/>
-        <w:sz w:val="20"/>
-      </w:rPr>
-    </w:lvl>
-    <w:lvl w:ilvl="5">
+        <w:rFonts w:ascii="Wingdings" w:hAnsi="Wingdings" w:hint="default"/>
+        <w:sz w:val="20"/>
+      </w:rPr>
+    </w:lvl>
+    <w:lvl w:ilvl="5" w:tentative="1">
       <w:start w:val="1"/>
       <w:numFmt w:val="bullet"/>
       <w:lvlText w:val=""/>
@@ -2455,11 +3628,11 @@
         <w:ind w:left="4320" w:hanging="360"/>
       </w:pPr>
       <w:rPr>
-        <w:rFonts w:ascii="Wingdings" w:hAnsi="Wingdings" w:cs="Wingdings" w:hint="default"/>
-        <w:sz w:val="20"/>
-      </w:rPr>
-    </w:lvl>
-    <w:lvl w:ilvl="6">
+        <w:rFonts w:ascii="Wingdings" w:hAnsi="Wingdings" w:hint="default"/>
+        <w:sz w:val="20"/>
+      </w:rPr>
+    </w:lvl>
+    <w:lvl w:ilvl="6" w:tentative="1">
       <w:start w:val="1"/>
       <w:numFmt w:val="bullet"/>
       <w:lvlText w:val=""/>
@@ -2471,11 +3644,11 @@
         <w:ind w:left="5040" w:hanging="360"/>
       </w:pPr>
       <w:rPr>
-        <w:rFonts w:ascii="Wingdings" w:hAnsi="Wingdings" w:cs="Wingdings" w:hint="default"/>
-        <w:sz w:val="20"/>
-      </w:rPr>
-    </w:lvl>
-    <w:lvl w:ilvl="7">
+        <w:rFonts w:ascii="Wingdings" w:hAnsi="Wingdings" w:hint="default"/>
+        <w:sz w:val="20"/>
+      </w:rPr>
+    </w:lvl>
+    <w:lvl w:ilvl="7" w:tentative="1">
       <w:start w:val="1"/>
       <w:numFmt w:val="bullet"/>
       <w:lvlText w:val=""/>
@@ -2487,11 +3660,11 @@
         <w:ind w:left="5760" w:hanging="360"/>
       </w:pPr>
       <w:rPr>
-        <w:rFonts w:ascii="Wingdings" w:hAnsi="Wingdings" w:cs="Wingdings" w:hint="default"/>
-        <w:sz w:val="20"/>
-      </w:rPr>
-    </w:lvl>
-    <w:lvl w:ilvl="8">
+        <w:rFonts w:ascii="Wingdings" w:hAnsi="Wingdings" w:hint="default"/>
+        <w:sz w:val="20"/>
+      </w:rPr>
+    </w:lvl>
+    <w:lvl w:ilvl="8" w:tentative="1">
       <w:start w:val="1"/>
       <w:numFmt w:val="bullet"/>
       <w:lvlText w:val=""/>
@@ -2503,158 +3676,131 @@
         <w:ind w:left="6480" w:hanging="360"/>
       </w:pPr>
       <w:rPr>
-        <w:rFonts w:ascii="Wingdings" w:hAnsi="Wingdings" w:cs="Wingdings" w:hint="default"/>
+        <w:rFonts w:ascii="Wingdings" w:hAnsi="Wingdings" w:hint="default"/>
         <w:sz w:val="20"/>
       </w:rPr>
     </w:lvl>
   </w:abstractNum>
   <w:abstractNum w:abstractNumId="5">
+    <w:nsid w:val="29391951"/>
+    <w:multiLevelType w:val="multilevel"/>
+    <w:tmpl w:val="BE4E33A0"/>
     <w:lvl w:ilvl="0">
       <w:start w:val="1"/>
-      <w:numFmt w:val="bullet"/>
-      <w:lvlText w:val=""/>
-      <w:lvlJc w:val="left"/>
-      <w:pPr>
-        <w:tabs>
-          <w:tab w:val="num" w:pos="720"/>
+      <w:numFmt w:val="decimal"/>
+      <w:lvlText w:val="%1."/>
+      <w:lvlJc w:val="left"/>
+      <w:pPr>
+        <w:tabs>
+          <w:tab w:val="num" w:pos="0"/>
         </w:tabs>
         <w:ind w:left="720" w:hanging="360"/>
       </w:pPr>
       <w:rPr>
-        <w:rFonts w:ascii="Symbol" w:hAnsi="Symbol" w:cs="Symbol" w:hint="default"/>
-        <w:sz w:val="20"/>
+        <w:b/>
       </w:rPr>
     </w:lvl>
     <w:lvl w:ilvl="1">
       <w:start w:val="1"/>
-      <w:numFmt w:val="bullet"/>
-      <w:lvlText w:val="o"/>
-      <w:lvlJc w:val="left"/>
-      <w:pPr>
-        <w:tabs>
-          <w:tab w:val="num" w:pos="1440"/>
-        </w:tabs>
-        <w:ind w:left="1440" w:hanging="360"/>
-      </w:pPr>
-      <w:rPr>
-        <w:rFonts w:ascii="Courier New" w:hAnsi="Courier New" w:cs="Courier New" w:hint="default"/>
-        <w:sz w:val="20"/>
-      </w:rPr>
+      <w:numFmt w:val="decimal"/>
+      <w:lvlText w:val="%1.%2."/>
+      <w:lvlJc w:val="left"/>
+      <w:pPr>
+        <w:tabs>
+          <w:tab w:val="num" w:pos="0"/>
+        </w:tabs>
+        <w:ind w:left="1080" w:hanging="720"/>
+      </w:pPr>
     </w:lvl>
     <w:lvl w:ilvl="2">
       <w:start w:val="1"/>
-      <w:numFmt w:val="bullet"/>
-      <w:lvlText w:val=""/>
-      <w:lvlJc w:val="left"/>
-      <w:pPr>
-        <w:tabs>
-          <w:tab w:val="num" w:pos="2160"/>
-        </w:tabs>
-        <w:ind w:left="2160" w:hanging="360"/>
-      </w:pPr>
-      <w:rPr>
-        <w:rFonts w:ascii="Wingdings" w:hAnsi="Wingdings" w:cs="Wingdings" w:hint="default"/>
-        <w:sz w:val="20"/>
-      </w:rPr>
+      <w:numFmt w:val="decimal"/>
+      <w:lvlText w:val="%1.%2.%3."/>
+      <w:lvlJc w:val="left"/>
+      <w:pPr>
+        <w:tabs>
+          <w:tab w:val="num" w:pos="0"/>
+        </w:tabs>
+        <w:ind w:left="1080" w:hanging="720"/>
+      </w:pPr>
     </w:lvl>
     <w:lvl w:ilvl="3">
       <w:start w:val="1"/>
-      <w:numFmt w:val="bullet"/>
-      <w:lvlText w:val=""/>
-      <w:lvlJc w:val="left"/>
-      <w:pPr>
-        <w:tabs>
-          <w:tab w:val="num" w:pos="2880"/>
-        </w:tabs>
-        <w:ind w:left="2880" w:hanging="360"/>
-      </w:pPr>
-      <w:rPr>
-        <w:rFonts w:ascii="Wingdings" w:hAnsi="Wingdings" w:cs="Wingdings" w:hint="default"/>
-        <w:sz w:val="20"/>
-      </w:rPr>
+      <w:numFmt w:val="decimal"/>
+      <w:lvlText w:val="%1.%2.%3.%4."/>
+      <w:lvlJc w:val="left"/>
+      <w:pPr>
+        <w:tabs>
+          <w:tab w:val="num" w:pos="0"/>
+        </w:tabs>
+        <w:ind w:left="1440" w:hanging="1080"/>
+      </w:pPr>
     </w:lvl>
     <w:lvl w:ilvl="4">
       <w:start w:val="1"/>
-      <w:numFmt w:val="bullet"/>
-      <w:lvlText w:val=""/>
-      <w:lvlJc w:val="left"/>
-      <w:pPr>
-        <w:tabs>
-          <w:tab w:val="num" w:pos="3600"/>
-        </w:tabs>
-        <w:ind w:left="3600" w:hanging="360"/>
-      </w:pPr>
-      <w:rPr>
-        <w:rFonts w:ascii="Wingdings" w:hAnsi="Wingdings" w:cs="Wingdings" w:hint="default"/>
-        <w:sz w:val="20"/>
-      </w:rPr>
+      <w:numFmt w:val="decimal"/>
+      <w:lvlText w:val="%1.%2.%3.%4.%5."/>
+      <w:lvlJc w:val="left"/>
+      <w:pPr>
+        <w:tabs>
+          <w:tab w:val="num" w:pos="0"/>
+        </w:tabs>
+        <w:ind w:left="1440" w:hanging="1080"/>
+      </w:pPr>
     </w:lvl>
     <w:lvl w:ilvl="5">
       <w:start w:val="1"/>
-      <w:numFmt w:val="bullet"/>
-      <w:lvlText w:val=""/>
-      <w:lvlJc w:val="left"/>
-      <w:pPr>
-        <w:tabs>
-          <w:tab w:val="num" w:pos="4320"/>
-        </w:tabs>
-        <w:ind w:left="4320" w:hanging="360"/>
-      </w:pPr>
-      <w:rPr>
-        <w:rFonts w:ascii="Wingdings" w:hAnsi="Wingdings" w:cs="Wingdings" w:hint="default"/>
-        <w:sz w:val="20"/>
-      </w:rPr>
+      <w:numFmt w:val="decimal"/>
+      <w:lvlText w:val="%1.%2.%3.%4.%5.%6."/>
+      <w:lvlJc w:val="left"/>
+      <w:pPr>
+        <w:tabs>
+          <w:tab w:val="num" w:pos="0"/>
+        </w:tabs>
+        <w:ind w:left="1800" w:hanging="1440"/>
+      </w:pPr>
     </w:lvl>
     <w:lvl w:ilvl="6">
       <w:start w:val="1"/>
-      <w:numFmt w:val="bullet"/>
-      <w:lvlText w:val=""/>
-      <w:lvlJc w:val="left"/>
-      <w:pPr>
-        <w:tabs>
-          <w:tab w:val="num" w:pos="5040"/>
-        </w:tabs>
-        <w:ind w:left="5040" w:hanging="360"/>
-      </w:pPr>
-      <w:rPr>
-        <w:rFonts w:ascii="Wingdings" w:hAnsi="Wingdings" w:cs="Wingdings" w:hint="default"/>
-        <w:sz w:val="20"/>
-      </w:rPr>
+      <w:numFmt w:val="decimal"/>
+      <w:lvlText w:val="%1.%2.%3.%4.%5.%6.%7."/>
+      <w:lvlJc w:val="left"/>
+      <w:pPr>
+        <w:tabs>
+          <w:tab w:val="num" w:pos="0"/>
+        </w:tabs>
+        <w:ind w:left="1800" w:hanging="1440"/>
+      </w:pPr>
     </w:lvl>
     <w:lvl w:ilvl="7">
       <w:start w:val="1"/>
-      <w:numFmt w:val="bullet"/>
-      <w:lvlText w:val=""/>
-      <w:lvlJc w:val="left"/>
-      <w:pPr>
-        <w:tabs>
-          <w:tab w:val="num" w:pos="5760"/>
-        </w:tabs>
-        <w:ind w:left="5760" w:hanging="360"/>
-      </w:pPr>
-      <w:rPr>
-        <w:rFonts w:ascii="Wingdings" w:hAnsi="Wingdings" w:cs="Wingdings" w:hint="default"/>
-        <w:sz w:val="20"/>
-      </w:rPr>
+      <w:numFmt w:val="decimal"/>
+      <w:lvlText w:val="%1.%2.%3.%4.%5.%6.%7.%8."/>
+      <w:lvlJc w:val="left"/>
+      <w:pPr>
+        <w:tabs>
+          <w:tab w:val="num" w:pos="0"/>
+        </w:tabs>
+        <w:ind w:left="2160" w:hanging="1800"/>
+      </w:pPr>
     </w:lvl>
     <w:lvl w:ilvl="8">
       <w:start w:val="1"/>
-      <w:numFmt w:val="bullet"/>
-      <w:lvlText w:val=""/>
-      <w:lvlJc w:val="left"/>
-      <w:pPr>
-        <w:tabs>
-          <w:tab w:val="num" w:pos="6480"/>
-        </w:tabs>
-        <w:ind w:left="6480" w:hanging="360"/>
-      </w:pPr>
-      <w:rPr>
-        <w:rFonts w:ascii="Wingdings" w:hAnsi="Wingdings" w:cs="Wingdings" w:hint="default"/>
-        <w:sz w:val="20"/>
-      </w:rPr>
+      <w:numFmt w:val="decimal"/>
+      <w:lvlText w:val="%1.%2.%3.%4.%5.%6.%7.%8.%9."/>
+      <w:lvlJc w:val="left"/>
+      <w:pPr>
+        <w:tabs>
+          <w:tab w:val="num" w:pos="0"/>
+        </w:tabs>
+        <w:ind w:left="2160" w:hanging="1800"/>
+      </w:pPr>
     </w:lvl>
   </w:abstractNum>
   <w:abstractNum w:abstractNumId="6">
+    <w:nsid w:val="2BAB0BF2"/>
+    <w:multiLevelType w:val="multilevel"/>
+    <w:tmpl w:val="C548190E"/>
     <w:lvl w:ilvl="0">
       <w:start w:val="1"/>
       <w:numFmt w:val="bullet"/>
@@ -2667,11 +3813,11 @@
         <w:ind w:left="720" w:hanging="360"/>
       </w:pPr>
       <w:rPr>
-        <w:rFonts w:ascii="Symbol" w:hAnsi="Symbol" w:cs="Symbol" w:hint="default"/>
-        <w:sz w:val="20"/>
-      </w:rPr>
-    </w:lvl>
-    <w:lvl w:ilvl="1">
+        <w:rFonts w:ascii="Symbol" w:hAnsi="Symbol" w:hint="default"/>
+        <w:sz w:val="20"/>
+      </w:rPr>
+    </w:lvl>
+    <w:lvl w:ilvl="1" w:tentative="1">
       <w:start w:val="1"/>
       <w:numFmt w:val="bullet"/>
       <w:lvlText w:val="o"/>
@@ -2683,11 +3829,11 @@
         <w:ind w:left="1440" w:hanging="360"/>
       </w:pPr>
       <w:rPr>
-        <w:rFonts w:ascii="Courier New" w:hAnsi="Courier New" w:cs="Courier New" w:hint="default"/>
-        <w:sz w:val="20"/>
-      </w:rPr>
-    </w:lvl>
-    <w:lvl w:ilvl="2">
+        <w:rFonts w:ascii="Courier New" w:hAnsi="Courier New" w:hint="default"/>
+        <w:sz w:val="20"/>
+      </w:rPr>
+    </w:lvl>
+    <w:lvl w:ilvl="2" w:tentative="1">
       <w:start w:val="1"/>
       <w:numFmt w:val="bullet"/>
       <w:lvlText w:val=""/>
@@ -2699,11 +3845,11 @@
         <w:ind w:left="2160" w:hanging="360"/>
       </w:pPr>
       <w:rPr>
-        <w:rFonts w:ascii="Wingdings" w:hAnsi="Wingdings" w:cs="Wingdings" w:hint="default"/>
-        <w:sz w:val="20"/>
-      </w:rPr>
-    </w:lvl>
-    <w:lvl w:ilvl="3">
+        <w:rFonts w:ascii="Wingdings" w:hAnsi="Wingdings" w:hint="default"/>
+        <w:sz w:val="20"/>
+      </w:rPr>
+    </w:lvl>
+    <w:lvl w:ilvl="3" w:tentative="1">
       <w:start w:val="1"/>
       <w:numFmt w:val="bullet"/>
       <w:lvlText w:val=""/>
@@ -2715,11 +3861,11 @@
         <w:ind w:left="2880" w:hanging="360"/>
       </w:pPr>
       <w:rPr>
-        <w:rFonts w:ascii="Wingdings" w:hAnsi="Wingdings" w:cs="Wingdings" w:hint="default"/>
-        <w:sz w:val="20"/>
-      </w:rPr>
-    </w:lvl>
-    <w:lvl w:ilvl="4">
+        <w:rFonts w:ascii="Wingdings" w:hAnsi="Wingdings" w:hint="default"/>
+        <w:sz w:val="20"/>
+      </w:rPr>
+    </w:lvl>
+    <w:lvl w:ilvl="4" w:tentative="1">
       <w:start w:val="1"/>
       <w:numFmt w:val="bullet"/>
       <w:lvlText w:val=""/>
@@ -2731,11 +3877,11 @@
         <w:ind w:left="3600" w:hanging="360"/>
       </w:pPr>
       <w:rPr>
-        <w:rFonts w:ascii="Wingdings" w:hAnsi="Wingdings" w:cs="Wingdings" w:hint="default"/>
-        <w:sz w:val="20"/>
-      </w:rPr>
-    </w:lvl>
-    <w:lvl w:ilvl="5">
+        <w:rFonts w:ascii="Wingdings" w:hAnsi="Wingdings" w:hint="default"/>
+        <w:sz w:val="20"/>
+      </w:rPr>
+    </w:lvl>
+    <w:lvl w:ilvl="5" w:tentative="1">
       <w:start w:val="1"/>
       <w:numFmt w:val="bullet"/>
       <w:lvlText w:val=""/>
@@ -2747,11 +3893,11 @@
         <w:ind w:left="4320" w:hanging="360"/>
       </w:pPr>
       <w:rPr>
-        <w:rFonts w:ascii="Wingdings" w:hAnsi="Wingdings" w:cs="Wingdings" w:hint="default"/>
-        <w:sz w:val="20"/>
-      </w:rPr>
-    </w:lvl>
-    <w:lvl w:ilvl="6">
+        <w:rFonts w:ascii="Wingdings" w:hAnsi="Wingdings" w:hint="default"/>
+        <w:sz w:val="20"/>
+      </w:rPr>
+    </w:lvl>
+    <w:lvl w:ilvl="6" w:tentative="1">
       <w:start w:val="1"/>
       <w:numFmt w:val="bullet"/>
       <w:lvlText w:val=""/>
@@ -2763,11 +3909,11 @@
         <w:ind w:left="5040" w:hanging="360"/>
       </w:pPr>
       <w:rPr>
-        <w:rFonts w:ascii="Wingdings" w:hAnsi="Wingdings" w:cs="Wingdings" w:hint="default"/>
-        <w:sz w:val="20"/>
-      </w:rPr>
-    </w:lvl>
-    <w:lvl w:ilvl="7">
+        <w:rFonts w:ascii="Wingdings" w:hAnsi="Wingdings" w:hint="default"/>
+        <w:sz w:val="20"/>
+      </w:rPr>
+    </w:lvl>
+    <w:lvl w:ilvl="7" w:tentative="1">
       <w:start w:val="1"/>
       <w:numFmt w:val="bullet"/>
       <w:lvlText w:val=""/>
@@ -2779,11 +3925,11 @@
         <w:ind w:left="5760" w:hanging="360"/>
       </w:pPr>
       <w:rPr>
-        <w:rFonts w:ascii="Wingdings" w:hAnsi="Wingdings" w:cs="Wingdings" w:hint="default"/>
-        <w:sz w:val="20"/>
-      </w:rPr>
-    </w:lvl>
-    <w:lvl w:ilvl="8">
+        <w:rFonts w:ascii="Wingdings" w:hAnsi="Wingdings" w:hint="default"/>
+        <w:sz w:val="20"/>
+      </w:rPr>
+    </w:lvl>
+    <w:lvl w:ilvl="8" w:tentative="1">
       <w:start w:val="1"/>
       <w:numFmt w:val="bullet"/>
       <w:lvlText w:val=""/>
@@ -2795,133 +3941,1594 @@
         <w:ind w:left="6480" w:hanging="360"/>
       </w:pPr>
       <w:rPr>
-        <w:rFonts w:ascii="Wingdings" w:hAnsi="Wingdings" w:cs="Wingdings" w:hint="default"/>
+        <w:rFonts w:ascii="Wingdings" w:hAnsi="Wingdings" w:hint="default"/>
         <w:sz w:val="20"/>
       </w:rPr>
     </w:lvl>
   </w:abstractNum>
   <w:abstractNum w:abstractNumId="7">
-    <w:lvl w:ilvl="0">
+    <w:nsid w:val="33ED51BF"/>
+    <w:multiLevelType w:val="hybridMultilevel"/>
+    <w:tmpl w:val="48901C52"/>
+    <w:lvl w:ilvl="0" w:tplc="0409000F">
       <w:start w:val="1"/>
       <w:numFmt w:val="decimal"/>
       <w:lvlText w:val="%1."/>
       <w:lvlJc w:val="left"/>
       <w:pPr>
-        <w:tabs>
-          <w:tab w:val="num" w:pos="0"/>
-        </w:tabs>
         <w:ind w:left="720" w:hanging="360"/>
       </w:pPr>
       <w:rPr>
-        <w:b/>
-      </w:rPr>
-    </w:lvl>
-    <w:lvl w:ilvl="1">
+        <w:rFonts w:hint="default"/>
+      </w:rPr>
+    </w:lvl>
+    <w:lvl w:ilvl="1" w:tplc="04090019" w:tentative="1">
+      <w:start w:val="1"/>
+      <w:numFmt w:val="lowerLetter"/>
+      <w:lvlText w:val="%2."/>
+      <w:lvlJc w:val="left"/>
+      <w:pPr>
+        <w:ind w:left="1440" w:hanging="360"/>
+      </w:pPr>
+    </w:lvl>
+    <w:lvl w:ilvl="2" w:tplc="0409001B" w:tentative="1">
+      <w:start w:val="1"/>
+      <w:numFmt w:val="lowerRoman"/>
+      <w:lvlText w:val="%3."/>
+      <w:lvlJc w:val="right"/>
+      <w:pPr>
+        <w:ind w:left="2160" w:hanging="180"/>
+      </w:pPr>
+    </w:lvl>
+    <w:lvl w:ilvl="3" w:tplc="0409000F" w:tentative="1">
       <w:start w:val="1"/>
       <w:numFmt w:val="decimal"/>
-      <w:lvlText w:val="%1.%2."/>
-      <w:lvlJc w:val="left"/>
-      <w:pPr>
-        <w:tabs>
-          <w:tab w:val="num" w:pos="0"/>
-        </w:tabs>
-        <w:ind w:left="1080" w:hanging="720"/>
-      </w:pPr>
-      <w:rPr/>
-    </w:lvl>
-    <w:lvl w:ilvl="2">
+      <w:lvlText w:val="%4."/>
+      <w:lvlJc w:val="left"/>
+      <w:pPr>
+        <w:ind w:left="2880" w:hanging="360"/>
+      </w:pPr>
+    </w:lvl>
+    <w:lvl w:ilvl="4" w:tplc="04090019" w:tentative="1">
+      <w:start w:val="1"/>
+      <w:numFmt w:val="lowerLetter"/>
+      <w:lvlText w:val="%5."/>
+      <w:lvlJc w:val="left"/>
+      <w:pPr>
+        <w:ind w:left="3600" w:hanging="360"/>
+      </w:pPr>
+    </w:lvl>
+    <w:lvl w:ilvl="5" w:tplc="0409001B" w:tentative="1">
+      <w:start w:val="1"/>
+      <w:numFmt w:val="lowerRoman"/>
+      <w:lvlText w:val="%6."/>
+      <w:lvlJc w:val="right"/>
+      <w:pPr>
+        <w:ind w:left="4320" w:hanging="180"/>
+      </w:pPr>
+    </w:lvl>
+    <w:lvl w:ilvl="6" w:tplc="0409000F" w:tentative="1">
       <w:start w:val="1"/>
       <w:numFmt w:val="decimal"/>
-      <w:lvlText w:val="%1.%2.%3."/>
-      <w:lvlJc w:val="left"/>
-      <w:pPr>
-        <w:tabs>
-          <w:tab w:val="num" w:pos="0"/>
-        </w:tabs>
-        <w:ind w:left="1080" w:hanging="720"/>
-      </w:pPr>
-      <w:rPr/>
-    </w:lvl>
-    <w:lvl w:ilvl="3">
-      <w:start w:val="1"/>
-      <w:numFmt w:val="decimal"/>
-      <w:lvlText w:val="%1.%2.%3.%4."/>
-      <w:lvlJc w:val="left"/>
-      <w:pPr>
-        <w:tabs>
-          <w:tab w:val="num" w:pos="0"/>
-        </w:tabs>
-        <w:ind w:left="1440" w:hanging="1080"/>
-      </w:pPr>
-      <w:rPr/>
-    </w:lvl>
-    <w:lvl w:ilvl="4">
-      <w:start w:val="1"/>
-      <w:numFmt w:val="decimal"/>
-      <w:lvlText w:val="%1.%2.%3.%4.%5."/>
-      <w:lvlJc w:val="left"/>
-      <w:pPr>
-        <w:tabs>
-          <w:tab w:val="num" w:pos="0"/>
-        </w:tabs>
-        <w:ind w:left="1440" w:hanging="1080"/>
-      </w:pPr>
-      <w:rPr/>
-    </w:lvl>
-    <w:lvl w:ilvl="5">
-      <w:start w:val="1"/>
-      <w:numFmt w:val="decimal"/>
-      <w:lvlText w:val="%1.%2.%3.%4.%5.%6."/>
-      <w:lvlJc w:val="left"/>
-      <w:pPr>
-        <w:tabs>
-          <w:tab w:val="num" w:pos="0"/>
-        </w:tabs>
-        <w:ind w:left="1800" w:hanging="1440"/>
-      </w:pPr>
-      <w:rPr/>
-    </w:lvl>
-    <w:lvl w:ilvl="6">
-      <w:start w:val="1"/>
-      <w:numFmt w:val="decimal"/>
-      <w:lvlText w:val="%1.%2.%3.%4.%5.%6.%7."/>
-      <w:lvlJc w:val="left"/>
-      <w:pPr>
-        <w:tabs>
-          <w:tab w:val="num" w:pos="0"/>
-        </w:tabs>
-        <w:ind w:left="1800" w:hanging="1440"/>
-      </w:pPr>
-      <w:rPr/>
-    </w:lvl>
-    <w:lvl w:ilvl="7">
-      <w:start w:val="1"/>
-      <w:numFmt w:val="decimal"/>
-      <w:lvlText w:val="%1.%2.%3.%4.%5.%6.%7.%8."/>
-      <w:lvlJc w:val="left"/>
-      <w:pPr>
-        <w:tabs>
-          <w:tab w:val="num" w:pos="0"/>
-        </w:tabs>
-        <w:ind w:left="2160" w:hanging="1800"/>
-      </w:pPr>
-      <w:rPr/>
-    </w:lvl>
-    <w:lvl w:ilvl="8">
-      <w:start w:val="1"/>
-      <w:numFmt w:val="decimal"/>
-      <w:lvlText w:val="%1.%2.%3.%4.%5.%6.%7.%8.%9."/>
-      <w:lvlJc w:val="left"/>
-      <w:pPr>
-        <w:tabs>
-          <w:tab w:val="num" w:pos="0"/>
-        </w:tabs>
-        <w:ind w:left="2160" w:hanging="1800"/>
-      </w:pPr>
-      <w:rPr/>
+      <w:lvlText w:val="%7."/>
+      <w:lvlJc w:val="left"/>
+      <w:pPr>
+        <w:ind w:left="5040" w:hanging="360"/>
+      </w:pPr>
+    </w:lvl>
+    <w:lvl w:ilvl="7" w:tplc="04090019" w:tentative="1">
+      <w:start w:val="1"/>
+      <w:numFmt w:val="lowerLetter"/>
+      <w:lvlText w:val="%8."/>
+      <w:lvlJc w:val="left"/>
+      <w:pPr>
+        <w:ind w:left="5760" w:hanging="360"/>
+      </w:pPr>
+    </w:lvl>
+    <w:lvl w:ilvl="8" w:tplc="0409001B" w:tentative="1">
+      <w:start w:val="1"/>
+      <w:numFmt w:val="lowerRoman"/>
+      <w:lvlText w:val="%9."/>
+      <w:lvlJc w:val="right"/>
+      <w:pPr>
+        <w:ind w:left="6480" w:hanging="180"/>
+      </w:pPr>
     </w:lvl>
   </w:abstractNum>
   <w:abstractNum w:abstractNumId="8">
+    <w:nsid w:val="387C27BB"/>
+    <w:multiLevelType w:val="multilevel"/>
+    <w:tmpl w:val="D81EA4A6"/>
+    <w:lvl w:ilvl="0">
+      <w:start w:val="1"/>
+      <w:numFmt w:val="bullet"/>
+      <w:lvlText w:val=""/>
+      <w:lvlJc w:val="left"/>
+      <w:pPr>
+        <w:tabs>
+          <w:tab w:val="num" w:pos="720"/>
+        </w:tabs>
+        <w:ind w:left="720" w:hanging="360"/>
+      </w:pPr>
+      <w:rPr>
+        <w:rFonts w:ascii="Symbol" w:hAnsi="Symbol" w:hint="default"/>
+        <w:sz w:val="20"/>
+      </w:rPr>
+    </w:lvl>
+    <w:lvl w:ilvl="1" w:tentative="1">
+      <w:start w:val="1"/>
+      <w:numFmt w:val="bullet"/>
+      <w:lvlText w:val="o"/>
+      <w:lvlJc w:val="left"/>
+      <w:pPr>
+        <w:tabs>
+          <w:tab w:val="num" w:pos="1440"/>
+        </w:tabs>
+        <w:ind w:left="1440" w:hanging="360"/>
+      </w:pPr>
+      <w:rPr>
+        <w:rFonts w:ascii="Courier New" w:hAnsi="Courier New" w:hint="default"/>
+        <w:sz w:val="20"/>
+      </w:rPr>
+    </w:lvl>
+    <w:lvl w:ilvl="2" w:tentative="1">
+      <w:start w:val="1"/>
+      <w:numFmt w:val="bullet"/>
+      <w:lvlText w:val=""/>
+      <w:lvlJc w:val="left"/>
+      <w:pPr>
+        <w:tabs>
+          <w:tab w:val="num" w:pos="2160"/>
+        </w:tabs>
+        <w:ind w:left="2160" w:hanging="360"/>
+      </w:pPr>
+      <w:rPr>
+        <w:rFonts w:ascii="Wingdings" w:hAnsi="Wingdings" w:hint="default"/>
+        <w:sz w:val="20"/>
+      </w:rPr>
+    </w:lvl>
+    <w:lvl w:ilvl="3" w:tentative="1">
+      <w:start w:val="1"/>
+      <w:numFmt w:val="bullet"/>
+      <w:lvlText w:val=""/>
+      <w:lvlJc w:val="left"/>
+      <w:pPr>
+        <w:tabs>
+          <w:tab w:val="num" w:pos="2880"/>
+        </w:tabs>
+        <w:ind w:left="2880" w:hanging="360"/>
+      </w:pPr>
+      <w:rPr>
+        <w:rFonts w:ascii="Wingdings" w:hAnsi="Wingdings" w:hint="default"/>
+        <w:sz w:val="20"/>
+      </w:rPr>
+    </w:lvl>
+    <w:lvl w:ilvl="4" w:tentative="1">
+      <w:start w:val="1"/>
+      <w:numFmt w:val="bullet"/>
+      <w:lvlText w:val=""/>
+      <w:lvlJc w:val="left"/>
+      <w:pPr>
+        <w:tabs>
+          <w:tab w:val="num" w:pos="3600"/>
+        </w:tabs>
+        <w:ind w:left="3600" w:hanging="360"/>
+      </w:pPr>
+      <w:rPr>
+        <w:rFonts w:ascii="Wingdings" w:hAnsi="Wingdings" w:hint="default"/>
+        <w:sz w:val="20"/>
+      </w:rPr>
+    </w:lvl>
+    <w:lvl w:ilvl="5" w:tentative="1">
+      <w:start w:val="1"/>
+      <w:numFmt w:val="bullet"/>
+      <w:lvlText w:val=""/>
+      <w:lvlJc w:val="left"/>
+      <w:pPr>
+        <w:tabs>
+          <w:tab w:val="num" w:pos="4320"/>
+        </w:tabs>
+        <w:ind w:left="4320" w:hanging="360"/>
+      </w:pPr>
+      <w:rPr>
+        <w:rFonts w:ascii="Wingdings" w:hAnsi="Wingdings" w:hint="default"/>
+        <w:sz w:val="20"/>
+      </w:rPr>
+    </w:lvl>
+    <w:lvl w:ilvl="6" w:tentative="1">
+      <w:start w:val="1"/>
+      <w:numFmt w:val="bullet"/>
+      <w:lvlText w:val=""/>
+      <w:lvlJc w:val="left"/>
+      <w:pPr>
+        <w:tabs>
+          <w:tab w:val="num" w:pos="5040"/>
+        </w:tabs>
+        <w:ind w:left="5040" w:hanging="360"/>
+      </w:pPr>
+      <w:rPr>
+        <w:rFonts w:ascii="Wingdings" w:hAnsi="Wingdings" w:hint="default"/>
+        <w:sz w:val="20"/>
+      </w:rPr>
+    </w:lvl>
+    <w:lvl w:ilvl="7" w:tentative="1">
+      <w:start w:val="1"/>
+      <w:numFmt w:val="bullet"/>
+      <w:lvlText w:val=""/>
+      <w:lvlJc w:val="left"/>
+      <w:pPr>
+        <w:tabs>
+          <w:tab w:val="num" w:pos="5760"/>
+        </w:tabs>
+        <w:ind w:left="5760" w:hanging="360"/>
+      </w:pPr>
+      <w:rPr>
+        <w:rFonts w:ascii="Wingdings" w:hAnsi="Wingdings" w:hint="default"/>
+        <w:sz w:val="20"/>
+      </w:rPr>
+    </w:lvl>
+    <w:lvl w:ilvl="8" w:tentative="1">
+      <w:start w:val="1"/>
+      <w:numFmt w:val="bullet"/>
+      <w:lvlText w:val=""/>
+      <w:lvlJc w:val="left"/>
+      <w:pPr>
+        <w:tabs>
+          <w:tab w:val="num" w:pos="6480"/>
+        </w:tabs>
+        <w:ind w:left="6480" w:hanging="360"/>
+      </w:pPr>
+      <w:rPr>
+        <w:rFonts w:ascii="Wingdings" w:hAnsi="Wingdings" w:hint="default"/>
+        <w:sz w:val="20"/>
+      </w:rPr>
+    </w:lvl>
+  </w:abstractNum>
+  <w:abstractNum w:abstractNumId="9">
+    <w:nsid w:val="41AA6217"/>
+    <w:multiLevelType w:val="multilevel"/>
+    <w:tmpl w:val="C3D09316"/>
+    <w:lvl w:ilvl="0">
+      <w:start w:val="1"/>
+      <w:numFmt w:val="bullet"/>
+      <w:lvlText w:val=""/>
+      <w:lvlJc w:val="left"/>
+      <w:pPr>
+        <w:tabs>
+          <w:tab w:val="num" w:pos="720"/>
+        </w:tabs>
+        <w:ind w:left="720" w:hanging="360"/>
+      </w:pPr>
+      <w:rPr>
+        <w:rFonts w:ascii="Symbol" w:hAnsi="Symbol" w:cs="Symbol" w:hint="default"/>
+        <w:sz w:val="20"/>
+      </w:rPr>
+    </w:lvl>
+    <w:lvl w:ilvl="1">
+      <w:start w:val="1"/>
+      <w:numFmt w:val="bullet"/>
+      <w:lvlText w:val="o"/>
+      <w:lvlJc w:val="left"/>
+      <w:pPr>
+        <w:tabs>
+          <w:tab w:val="num" w:pos="1440"/>
+        </w:tabs>
+        <w:ind w:left="1440" w:hanging="360"/>
+      </w:pPr>
+      <w:rPr>
+        <w:rFonts w:ascii="Courier New" w:hAnsi="Courier New" w:cs="Courier New" w:hint="default"/>
+        <w:sz w:val="20"/>
+      </w:rPr>
+    </w:lvl>
+    <w:lvl w:ilvl="2">
+      <w:start w:val="1"/>
+      <w:numFmt w:val="bullet"/>
+      <w:lvlText w:val=""/>
+      <w:lvlJc w:val="left"/>
+      <w:pPr>
+        <w:tabs>
+          <w:tab w:val="num" w:pos="2160"/>
+        </w:tabs>
+        <w:ind w:left="2160" w:hanging="360"/>
+      </w:pPr>
+      <w:rPr>
+        <w:rFonts w:ascii="Wingdings" w:hAnsi="Wingdings" w:cs="Wingdings" w:hint="default"/>
+        <w:sz w:val="20"/>
+      </w:rPr>
+    </w:lvl>
+    <w:lvl w:ilvl="3">
+      <w:start w:val="1"/>
+      <w:numFmt w:val="bullet"/>
+      <w:lvlText w:val=""/>
+      <w:lvlJc w:val="left"/>
+      <w:pPr>
+        <w:tabs>
+          <w:tab w:val="num" w:pos="2880"/>
+        </w:tabs>
+        <w:ind w:left="2880" w:hanging="360"/>
+      </w:pPr>
+      <w:rPr>
+        <w:rFonts w:ascii="Wingdings" w:hAnsi="Wingdings" w:cs="Wingdings" w:hint="default"/>
+        <w:sz w:val="20"/>
+      </w:rPr>
+    </w:lvl>
+    <w:lvl w:ilvl="4">
+      <w:start w:val="1"/>
+      <w:numFmt w:val="bullet"/>
+      <w:lvlText w:val=""/>
+      <w:lvlJc w:val="left"/>
+      <w:pPr>
+        <w:tabs>
+          <w:tab w:val="num" w:pos="3600"/>
+        </w:tabs>
+        <w:ind w:left="3600" w:hanging="360"/>
+      </w:pPr>
+      <w:rPr>
+        <w:rFonts w:ascii="Wingdings" w:hAnsi="Wingdings" w:cs="Wingdings" w:hint="default"/>
+        <w:sz w:val="20"/>
+      </w:rPr>
+    </w:lvl>
+    <w:lvl w:ilvl="5">
+      <w:start w:val="1"/>
+      <w:numFmt w:val="bullet"/>
+      <w:lvlText w:val=""/>
+      <w:lvlJc w:val="left"/>
+      <w:pPr>
+        <w:tabs>
+          <w:tab w:val="num" w:pos="4320"/>
+        </w:tabs>
+        <w:ind w:left="4320" w:hanging="360"/>
+      </w:pPr>
+      <w:rPr>
+        <w:rFonts w:ascii="Wingdings" w:hAnsi="Wingdings" w:cs="Wingdings" w:hint="default"/>
+        <w:sz w:val="20"/>
+      </w:rPr>
+    </w:lvl>
+    <w:lvl w:ilvl="6">
+      <w:start w:val="1"/>
+      <w:numFmt w:val="bullet"/>
+      <w:lvlText w:val=""/>
+      <w:lvlJc w:val="left"/>
+      <w:pPr>
+        <w:tabs>
+          <w:tab w:val="num" w:pos="5040"/>
+        </w:tabs>
+        <w:ind w:left="5040" w:hanging="360"/>
+      </w:pPr>
+      <w:rPr>
+        <w:rFonts w:ascii="Wingdings" w:hAnsi="Wingdings" w:cs="Wingdings" w:hint="default"/>
+        <w:sz w:val="20"/>
+      </w:rPr>
+    </w:lvl>
+    <w:lvl w:ilvl="7">
+      <w:start w:val="1"/>
+      <w:numFmt w:val="bullet"/>
+      <w:lvlText w:val=""/>
+      <w:lvlJc w:val="left"/>
+      <w:pPr>
+        <w:tabs>
+          <w:tab w:val="num" w:pos="5760"/>
+        </w:tabs>
+        <w:ind w:left="5760" w:hanging="360"/>
+      </w:pPr>
+      <w:rPr>
+        <w:rFonts w:ascii="Wingdings" w:hAnsi="Wingdings" w:cs="Wingdings" w:hint="default"/>
+        <w:sz w:val="20"/>
+      </w:rPr>
+    </w:lvl>
+    <w:lvl w:ilvl="8">
+      <w:start w:val="1"/>
+      <w:numFmt w:val="bullet"/>
+      <w:lvlText w:val=""/>
+      <w:lvlJc w:val="left"/>
+      <w:pPr>
+        <w:tabs>
+          <w:tab w:val="num" w:pos="6480"/>
+        </w:tabs>
+        <w:ind w:left="6480" w:hanging="360"/>
+      </w:pPr>
+      <w:rPr>
+        <w:rFonts w:ascii="Wingdings" w:hAnsi="Wingdings" w:cs="Wingdings" w:hint="default"/>
+        <w:sz w:val="20"/>
+      </w:rPr>
+    </w:lvl>
+  </w:abstractNum>
+  <w:abstractNum w:abstractNumId="10">
+    <w:nsid w:val="42A5743B"/>
+    <w:multiLevelType w:val="multilevel"/>
+    <w:tmpl w:val="8D6C13B0"/>
+    <w:lvl w:ilvl="0">
+      <w:start w:val="1"/>
+      <w:numFmt w:val="bullet"/>
+      <w:lvlText w:val=""/>
+      <w:lvlJc w:val="left"/>
+      <w:pPr>
+        <w:tabs>
+          <w:tab w:val="num" w:pos="720"/>
+        </w:tabs>
+        <w:ind w:left="720" w:hanging="360"/>
+      </w:pPr>
+      <w:rPr>
+        <w:rFonts w:ascii="Symbol" w:hAnsi="Symbol" w:cs="Symbol" w:hint="default"/>
+        <w:sz w:val="20"/>
+      </w:rPr>
+    </w:lvl>
+    <w:lvl w:ilvl="1">
+      <w:start w:val="1"/>
+      <w:numFmt w:val="bullet"/>
+      <w:lvlText w:val="o"/>
+      <w:lvlJc w:val="left"/>
+      <w:pPr>
+        <w:tabs>
+          <w:tab w:val="num" w:pos="1440"/>
+        </w:tabs>
+        <w:ind w:left="1440" w:hanging="360"/>
+      </w:pPr>
+      <w:rPr>
+        <w:rFonts w:ascii="Courier New" w:hAnsi="Courier New" w:cs="Courier New" w:hint="default"/>
+        <w:sz w:val="20"/>
+      </w:rPr>
+    </w:lvl>
+    <w:lvl w:ilvl="2">
+      <w:start w:val="1"/>
+      <w:numFmt w:val="bullet"/>
+      <w:lvlText w:val=""/>
+      <w:lvlJc w:val="left"/>
+      <w:pPr>
+        <w:tabs>
+          <w:tab w:val="num" w:pos="2160"/>
+        </w:tabs>
+        <w:ind w:left="2160" w:hanging="360"/>
+      </w:pPr>
+      <w:rPr>
+        <w:rFonts w:ascii="Wingdings" w:hAnsi="Wingdings" w:cs="Wingdings" w:hint="default"/>
+        <w:sz w:val="20"/>
+      </w:rPr>
+    </w:lvl>
+    <w:lvl w:ilvl="3">
+      <w:start w:val="1"/>
+      <w:numFmt w:val="bullet"/>
+      <w:lvlText w:val=""/>
+      <w:lvlJc w:val="left"/>
+      <w:pPr>
+        <w:tabs>
+          <w:tab w:val="num" w:pos="2880"/>
+        </w:tabs>
+        <w:ind w:left="2880" w:hanging="360"/>
+      </w:pPr>
+      <w:rPr>
+        <w:rFonts w:ascii="Wingdings" w:hAnsi="Wingdings" w:cs="Wingdings" w:hint="default"/>
+        <w:sz w:val="20"/>
+      </w:rPr>
+    </w:lvl>
+    <w:lvl w:ilvl="4">
+      <w:start w:val="1"/>
+      <w:numFmt w:val="bullet"/>
+      <w:lvlText w:val=""/>
+      <w:lvlJc w:val="left"/>
+      <w:pPr>
+        <w:tabs>
+          <w:tab w:val="num" w:pos="3600"/>
+        </w:tabs>
+        <w:ind w:left="3600" w:hanging="360"/>
+      </w:pPr>
+      <w:rPr>
+        <w:rFonts w:ascii="Wingdings" w:hAnsi="Wingdings" w:cs="Wingdings" w:hint="default"/>
+        <w:sz w:val="20"/>
+      </w:rPr>
+    </w:lvl>
+    <w:lvl w:ilvl="5">
+      <w:start w:val="1"/>
+      <w:numFmt w:val="bullet"/>
+      <w:lvlText w:val=""/>
+      <w:lvlJc w:val="left"/>
+      <w:pPr>
+        <w:tabs>
+          <w:tab w:val="num" w:pos="4320"/>
+        </w:tabs>
+        <w:ind w:left="4320" w:hanging="360"/>
+      </w:pPr>
+      <w:rPr>
+        <w:rFonts w:ascii="Wingdings" w:hAnsi="Wingdings" w:cs="Wingdings" w:hint="default"/>
+        <w:sz w:val="20"/>
+      </w:rPr>
+    </w:lvl>
+    <w:lvl w:ilvl="6">
+      <w:start w:val="1"/>
+      <w:numFmt w:val="bullet"/>
+      <w:lvlText w:val=""/>
+      <w:lvlJc w:val="left"/>
+      <w:pPr>
+        <w:tabs>
+          <w:tab w:val="num" w:pos="5040"/>
+        </w:tabs>
+        <w:ind w:left="5040" w:hanging="360"/>
+      </w:pPr>
+      <w:rPr>
+        <w:rFonts w:ascii="Wingdings" w:hAnsi="Wingdings" w:cs="Wingdings" w:hint="default"/>
+        <w:sz w:val="20"/>
+      </w:rPr>
+    </w:lvl>
+    <w:lvl w:ilvl="7">
+      <w:start w:val="1"/>
+      <w:numFmt w:val="bullet"/>
+      <w:lvlText w:val=""/>
+      <w:lvlJc w:val="left"/>
+      <w:pPr>
+        <w:tabs>
+          <w:tab w:val="num" w:pos="5760"/>
+        </w:tabs>
+        <w:ind w:left="5760" w:hanging="360"/>
+      </w:pPr>
+      <w:rPr>
+        <w:rFonts w:ascii="Wingdings" w:hAnsi="Wingdings" w:cs="Wingdings" w:hint="default"/>
+        <w:sz w:val="20"/>
+      </w:rPr>
+    </w:lvl>
+    <w:lvl w:ilvl="8">
+      <w:start w:val="1"/>
+      <w:numFmt w:val="bullet"/>
+      <w:lvlText w:val=""/>
+      <w:lvlJc w:val="left"/>
+      <w:pPr>
+        <w:tabs>
+          <w:tab w:val="num" w:pos="6480"/>
+        </w:tabs>
+        <w:ind w:left="6480" w:hanging="360"/>
+      </w:pPr>
+      <w:rPr>
+        <w:rFonts w:ascii="Wingdings" w:hAnsi="Wingdings" w:cs="Wingdings" w:hint="default"/>
+        <w:sz w:val="20"/>
+      </w:rPr>
+    </w:lvl>
+  </w:abstractNum>
+  <w:abstractNum w:abstractNumId="11">
+    <w:nsid w:val="445C3565"/>
+    <w:multiLevelType w:val="multilevel"/>
+    <w:tmpl w:val="5CB04B10"/>
+    <w:lvl w:ilvl="0">
+      <w:start w:val="1"/>
+      <w:numFmt w:val="bullet"/>
+      <w:lvlText w:val=""/>
+      <w:lvlJc w:val="left"/>
+      <w:pPr>
+        <w:tabs>
+          <w:tab w:val="num" w:pos="720"/>
+        </w:tabs>
+        <w:ind w:left="720" w:hanging="360"/>
+      </w:pPr>
+      <w:rPr>
+        <w:rFonts w:ascii="Symbol" w:hAnsi="Symbol" w:hint="default"/>
+        <w:sz w:val="20"/>
+      </w:rPr>
+    </w:lvl>
+    <w:lvl w:ilvl="1" w:tentative="1">
+      <w:start w:val="1"/>
+      <w:numFmt w:val="bullet"/>
+      <w:lvlText w:val="o"/>
+      <w:lvlJc w:val="left"/>
+      <w:pPr>
+        <w:tabs>
+          <w:tab w:val="num" w:pos="1440"/>
+        </w:tabs>
+        <w:ind w:left="1440" w:hanging="360"/>
+      </w:pPr>
+      <w:rPr>
+        <w:rFonts w:ascii="Courier New" w:hAnsi="Courier New" w:hint="default"/>
+        <w:sz w:val="20"/>
+      </w:rPr>
+    </w:lvl>
+    <w:lvl w:ilvl="2" w:tentative="1">
+      <w:start w:val="1"/>
+      <w:numFmt w:val="bullet"/>
+      <w:lvlText w:val=""/>
+      <w:lvlJc w:val="left"/>
+      <w:pPr>
+        <w:tabs>
+          <w:tab w:val="num" w:pos="2160"/>
+        </w:tabs>
+        <w:ind w:left="2160" w:hanging="360"/>
+      </w:pPr>
+      <w:rPr>
+        <w:rFonts w:ascii="Wingdings" w:hAnsi="Wingdings" w:hint="default"/>
+        <w:sz w:val="20"/>
+      </w:rPr>
+    </w:lvl>
+    <w:lvl w:ilvl="3" w:tentative="1">
+      <w:start w:val="1"/>
+      <w:numFmt w:val="bullet"/>
+      <w:lvlText w:val=""/>
+      <w:lvlJc w:val="left"/>
+      <w:pPr>
+        <w:tabs>
+          <w:tab w:val="num" w:pos="2880"/>
+        </w:tabs>
+        <w:ind w:left="2880" w:hanging="360"/>
+      </w:pPr>
+      <w:rPr>
+        <w:rFonts w:ascii="Wingdings" w:hAnsi="Wingdings" w:hint="default"/>
+        <w:sz w:val="20"/>
+      </w:rPr>
+    </w:lvl>
+    <w:lvl w:ilvl="4" w:tentative="1">
+      <w:start w:val="1"/>
+      <w:numFmt w:val="bullet"/>
+      <w:lvlText w:val=""/>
+      <w:lvlJc w:val="left"/>
+      <w:pPr>
+        <w:tabs>
+          <w:tab w:val="num" w:pos="3600"/>
+        </w:tabs>
+        <w:ind w:left="3600" w:hanging="360"/>
+      </w:pPr>
+      <w:rPr>
+        <w:rFonts w:ascii="Wingdings" w:hAnsi="Wingdings" w:hint="default"/>
+        <w:sz w:val="20"/>
+      </w:rPr>
+    </w:lvl>
+    <w:lvl w:ilvl="5" w:tentative="1">
+      <w:start w:val="1"/>
+      <w:numFmt w:val="bullet"/>
+      <w:lvlText w:val=""/>
+      <w:lvlJc w:val="left"/>
+      <w:pPr>
+        <w:tabs>
+          <w:tab w:val="num" w:pos="4320"/>
+        </w:tabs>
+        <w:ind w:left="4320" w:hanging="360"/>
+      </w:pPr>
+      <w:rPr>
+        <w:rFonts w:ascii="Wingdings" w:hAnsi="Wingdings" w:hint="default"/>
+        <w:sz w:val="20"/>
+      </w:rPr>
+    </w:lvl>
+    <w:lvl w:ilvl="6" w:tentative="1">
+      <w:start w:val="1"/>
+      <w:numFmt w:val="bullet"/>
+      <w:lvlText w:val=""/>
+      <w:lvlJc w:val="left"/>
+      <w:pPr>
+        <w:tabs>
+          <w:tab w:val="num" w:pos="5040"/>
+        </w:tabs>
+        <w:ind w:left="5040" w:hanging="360"/>
+      </w:pPr>
+      <w:rPr>
+        <w:rFonts w:ascii="Wingdings" w:hAnsi="Wingdings" w:hint="default"/>
+        <w:sz w:val="20"/>
+      </w:rPr>
+    </w:lvl>
+    <w:lvl w:ilvl="7" w:tentative="1">
+      <w:start w:val="1"/>
+      <w:numFmt w:val="bullet"/>
+      <w:lvlText w:val=""/>
+      <w:lvlJc w:val="left"/>
+      <w:pPr>
+        <w:tabs>
+          <w:tab w:val="num" w:pos="5760"/>
+        </w:tabs>
+        <w:ind w:left="5760" w:hanging="360"/>
+      </w:pPr>
+      <w:rPr>
+        <w:rFonts w:ascii="Wingdings" w:hAnsi="Wingdings" w:hint="default"/>
+        <w:sz w:val="20"/>
+      </w:rPr>
+    </w:lvl>
+    <w:lvl w:ilvl="8" w:tentative="1">
+      <w:start w:val="1"/>
+      <w:numFmt w:val="bullet"/>
+      <w:lvlText w:val=""/>
+      <w:lvlJc w:val="left"/>
+      <w:pPr>
+        <w:tabs>
+          <w:tab w:val="num" w:pos="6480"/>
+        </w:tabs>
+        <w:ind w:left="6480" w:hanging="360"/>
+      </w:pPr>
+      <w:rPr>
+        <w:rFonts w:ascii="Wingdings" w:hAnsi="Wingdings" w:hint="default"/>
+        <w:sz w:val="20"/>
+      </w:rPr>
+    </w:lvl>
+  </w:abstractNum>
+  <w:abstractNum w:abstractNumId="12">
+    <w:nsid w:val="46D77447"/>
+    <w:multiLevelType w:val="multilevel"/>
+    <w:tmpl w:val="177E9CD4"/>
+    <w:lvl w:ilvl="0">
+      <w:start w:val="1"/>
+      <w:numFmt w:val="bullet"/>
+      <w:lvlText w:val=""/>
+      <w:lvlJc w:val="left"/>
+      <w:pPr>
+        <w:tabs>
+          <w:tab w:val="num" w:pos="720"/>
+        </w:tabs>
+        <w:ind w:left="720" w:hanging="360"/>
+      </w:pPr>
+      <w:rPr>
+        <w:rFonts w:ascii="Symbol" w:hAnsi="Symbol" w:hint="default"/>
+        <w:sz w:val="20"/>
+      </w:rPr>
+    </w:lvl>
+    <w:lvl w:ilvl="1" w:tentative="1">
+      <w:start w:val="1"/>
+      <w:numFmt w:val="bullet"/>
+      <w:lvlText w:val="o"/>
+      <w:lvlJc w:val="left"/>
+      <w:pPr>
+        <w:tabs>
+          <w:tab w:val="num" w:pos="1440"/>
+        </w:tabs>
+        <w:ind w:left="1440" w:hanging="360"/>
+      </w:pPr>
+      <w:rPr>
+        <w:rFonts w:ascii="Courier New" w:hAnsi="Courier New" w:hint="default"/>
+        <w:sz w:val="20"/>
+      </w:rPr>
+    </w:lvl>
+    <w:lvl w:ilvl="2" w:tentative="1">
+      <w:start w:val="1"/>
+      <w:numFmt w:val="bullet"/>
+      <w:lvlText w:val=""/>
+      <w:lvlJc w:val="left"/>
+      <w:pPr>
+        <w:tabs>
+          <w:tab w:val="num" w:pos="2160"/>
+        </w:tabs>
+        <w:ind w:left="2160" w:hanging="360"/>
+      </w:pPr>
+      <w:rPr>
+        <w:rFonts w:ascii="Wingdings" w:hAnsi="Wingdings" w:hint="default"/>
+        <w:sz w:val="20"/>
+      </w:rPr>
+    </w:lvl>
+    <w:lvl w:ilvl="3" w:tentative="1">
+      <w:start w:val="1"/>
+      <w:numFmt w:val="bullet"/>
+      <w:lvlText w:val=""/>
+      <w:lvlJc w:val="left"/>
+      <w:pPr>
+        <w:tabs>
+          <w:tab w:val="num" w:pos="2880"/>
+        </w:tabs>
+        <w:ind w:left="2880" w:hanging="360"/>
+      </w:pPr>
+      <w:rPr>
+        <w:rFonts w:ascii="Wingdings" w:hAnsi="Wingdings" w:hint="default"/>
+        <w:sz w:val="20"/>
+      </w:rPr>
+    </w:lvl>
+    <w:lvl w:ilvl="4" w:tentative="1">
+      <w:start w:val="1"/>
+      <w:numFmt w:val="bullet"/>
+      <w:lvlText w:val=""/>
+      <w:lvlJc w:val="left"/>
+      <w:pPr>
+        <w:tabs>
+          <w:tab w:val="num" w:pos="3600"/>
+        </w:tabs>
+        <w:ind w:left="3600" w:hanging="360"/>
+      </w:pPr>
+      <w:rPr>
+        <w:rFonts w:ascii="Wingdings" w:hAnsi="Wingdings" w:hint="default"/>
+        <w:sz w:val="20"/>
+      </w:rPr>
+    </w:lvl>
+    <w:lvl w:ilvl="5" w:tentative="1">
+      <w:start w:val="1"/>
+      <w:numFmt w:val="bullet"/>
+      <w:lvlText w:val=""/>
+      <w:lvlJc w:val="left"/>
+      <w:pPr>
+        <w:tabs>
+          <w:tab w:val="num" w:pos="4320"/>
+        </w:tabs>
+        <w:ind w:left="4320" w:hanging="360"/>
+      </w:pPr>
+      <w:rPr>
+        <w:rFonts w:ascii="Wingdings" w:hAnsi="Wingdings" w:hint="default"/>
+        <w:sz w:val="20"/>
+      </w:rPr>
+    </w:lvl>
+    <w:lvl w:ilvl="6" w:tentative="1">
+      <w:start w:val="1"/>
+      <w:numFmt w:val="bullet"/>
+      <w:lvlText w:val=""/>
+      <w:lvlJc w:val="left"/>
+      <w:pPr>
+        <w:tabs>
+          <w:tab w:val="num" w:pos="5040"/>
+        </w:tabs>
+        <w:ind w:left="5040" w:hanging="360"/>
+      </w:pPr>
+      <w:rPr>
+        <w:rFonts w:ascii="Wingdings" w:hAnsi="Wingdings" w:hint="default"/>
+        <w:sz w:val="20"/>
+      </w:rPr>
+    </w:lvl>
+    <w:lvl w:ilvl="7" w:tentative="1">
+      <w:start w:val="1"/>
+      <w:numFmt w:val="bullet"/>
+      <w:lvlText w:val=""/>
+      <w:lvlJc w:val="left"/>
+      <w:pPr>
+        <w:tabs>
+          <w:tab w:val="num" w:pos="5760"/>
+        </w:tabs>
+        <w:ind w:left="5760" w:hanging="360"/>
+      </w:pPr>
+      <w:rPr>
+        <w:rFonts w:ascii="Wingdings" w:hAnsi="Wingdings" w:hint="default"/>
+        <w:sz w:val="20"/>
+      </w:rPr>
+    </w:lvl>
+    <w:lvl w:ilvl="8" w:tentative="1">
+      <w:start w:val="1"/>
+      <w:numFmt w:val="bullet"/>
+      <w:lvlText w:val=""/>
+      <w:lvlJc w:val="left"/>
+      <w:pPr>
+        <w:tabs>
+          <w:tab w:val="num" w:pos="6480"/>
+        </w:tabs>
+        <w:ind w:left="6480" w:hanging="360"/>
+      </w:pPr>
+      <w:rPr>
+        <w:rFonts w:ascii="Wingdings" w:hAnsi="Wingdings" w:hint="default"/>
+        <w:sz w:val="20"/>
+      </w:rPr>
+    </w:lvl>
+  </w:abstractNum>
+  <w:abstractNum w:abstractNumId="13">
+    <w:nsid w:val="4F4428D5"/>
+    <w:multiLevelType w:val="multilevel"/>
+    <w:tmpl w:val="5EB018E6"/>
+    <w:lvl w:ilvl="0">
+      <w:start w:val="1"/>
+      <w:numFmt w:val="bullet"/>
+      <w:lvlText w:val=""/>
+      <w:lvlJc w:val="left"/>
+      <w:pPr>
+        <w:tabs>
+          <w:tab w:val="num" w:pos="720"/>
+        </w:tabs>
+        <w:ind w:left="720" w:hanging="360"/>
+      </w:pPr>
+      <w:rPr>
+        <w:rFonts w:ascii="Symbol" w:hAnsi="Symbol" w:cs="Symbol" w:hint="default"/>
+        <w:sz w:val="20"/>
+      </w:rPr>
+    </w:lvl>
+    <w:lvl w:ilvl="1">
+      <w:start w:val="1"/>
+      <w:numFmt w:val="bullet"/>
+      <w:lvlText w:val="o"/>
+      <w:lvlJc w:val="left"/>
+      <w:pPr>
+        <w:tabs>
+          <w:tab w:val="num" w:pos="1440"/>
+        </w:tabs>
+        <w:ind w:left="1440" w:hanging="360"/>
+      </w:pPr>
+      <w:rPr>
+        <w:rFonts w:ascii="Courier New" w:hAnsi="Courier New" w:cs="Courier New" w:hint="default"/>
+        <w:sz w:val="20"/>
+      </w:rPr>
+    </w:lvl>
+    <w:lvl w:ilvl="2">
+      <w:start w:val="1"/>
+      <w:numFmt w:val="bullet"/>
+      <w:lvlText w:val=""/>
+      <w:lvlJc w:val="left"/>
+      <w:pPr>
+        <w:tabs>
+          <w:tab w:val="num" w:pos="2160"/>
+        </w:tabs>
+        <w:ind w:left="2160" w:hanging="360"/>
+      </w:pPr>
+      <w:rPr>
+        <w:rFonts w:ascii="Wingdings" w:hAnsi="Wingdings" w:cs="Wingdings" w:hint="default"/>
+        <w:sz w:val="20"/>
+      </w:rPr>
+    </w:lvl>
+    <w:lvl w:ilvl="3">
+      <w:start w:val="1"/>
+      <w:numFmt w:val="bullet"/>
+      <w:lvlText w:val=""/>
+      <w:lvlJc w:val="left"/>
+      <w:pPr>
+        <w:tabs>
+          <w:tab w:val="num" w:pos="2880"/>
+        </w:tabs>
+        <w:ind w:left="2880" w:hanging="360"/>
+      </w:pPr>
+      <w:rPr>
+        <w:rFonts w:ascii="Wingdings" w:hAnsi="Wingdings" w:cs="Wingdings" w:hint="default"/>
+        <w:sz w:val="20"/>
+      </w:rPr>
+    </w:lvl>
+    <w:lvl w:ilvl="4">
+      <w:start w:val="1"/>
+      <w:numFmt w:val="bullet"/>
+      <w:lvlText w:val=""/>
+      <w:lvlJc w:val="left"/>
+      <w:pPr>
+        <w:tabs>
+          <w:tab w:val="num" w:pos="3600"/>
+        </w:tabs>
+        <w:ind w:left="3600" w:hanging="360"/>
+      </w:pPr>
+      <w:rPr>
+        <w:rFonts w:ascii="Wingdings" w:hAnsi="Wingdings" w:cs="Wingdings" w:hint="default"/>
+        <w:sz w:val="20"/>
+      </w:rPr>
+    </w:lvl>
+    <w:lvl w:ilvl="5">
+      <w:start w:val="1"/>
+      <w:numFmt w:val="bullet"/>
+      <w:lvlText w:val=""/>
+      <w:lvlJc w:val="left"/>
+      <w:pPr>
+        <w:tabs>
+          <w:tab w:val="num" w:pos="4320"/>
+        </w:tabs>
+        <w:ind w:left="4320" w:hanging="360"/>
+      </w:pPr>
+      <w:rPr>
+        <w:rFonts w:ascii="Wingdings" w:hAnsi="Wingdings" w:cs="Wingdings" w:hint="default"/>
+        <w:sz w:val="20"/>
+      </w:rPr>
+    </w:lvl>
+    <w:lvl w:ilvl="6">
+      <w:start w:val="1"/>
+      <w:numFmt w:val="bullet"/>
+      <w:lvlText w:val=""/>
+      <w:lvlJc w:val="left"/>
+      <w:pPr>
+        <w:tabs>
+          <w:tab w:val="num" w:pos="5040"/>
+        </w:tabs>
+        <w:ind w:left="5040" w:hanging="360"/>
+      </w:pPr>
+      <w:rPr>
+        <w:rFonts w:ascii="Wingdings" w:hAnsi="Wingdings" w:cs="Wingdings" w:hint="default"/>
+        <w:sz w:val="20"/>
+      </w:rPr>
+    </w:lvl>
+    <w:lvl w:ilvl="7">
+      <w:start w:val="1"/>
+      <w:numFmt w:val="bullet"/>
+      <w:lvlText w:val=""/>
+      <w:lvlJc w:val="left"/>
+      <w:pPr>
+        <w:tabs>
+          <w:tab w:val="num" w:pos="5760"/>
+        </w:tabs>
+        <w:ind w:left="5760" w:hanging="360"/>
+      </w:pPr>
+      <w:rPr>
+        <w:rFonts w:ascii="Wingdings" w:hAnsi="Wingdings" w:cs="Wingdings" w:hint="default"/>
+        <w:sz w:val="20"/>
+      </w:rPr>
+    </w:lvl>
+    <w:lvl w:ilvl="8">
+      <w:start w:val="1"/>
+      <w:numFmt w:val="bullet"/>
+      <w:lvlText w:val=""/>
+      <w:lvlJc w:val="left"/>
+      <w:pPr>
+        <w:tabs>
+          <w:tab w:val="num" w:pos="6480"/>
+        </w:tabs>
+        <w:ind w:left="6480" w:hanging="360"/>
+      </w:pPr>
+      <w:rPr>
+        <w:rFonts w:ascii="Wingdings" w:hAnsi="Wingdings" w:cs="Wingdings" w:hint="default"/>
+        <w:sz w:val="20"/>
+      </w:rPr>
+    </w:lvl>
+  </w:abstractNum>
+  <w:abstractNum w:abstractNumId="14">
+    <w:nsid w:val="502D153C"/>
+    <w:multiLevelType w:val="multilevel"/>
+    <w:tmpl w:val="8828FF0E"/>
+    <w:lvl w:ilvl="0">
+      <w:start w:val="1"/>
+      <w:numFmt w:val="bullet"/>
+      <w:lvlText w:val=""/>
+      <w:lvlJc w:val="left"/>
+      <w:pPr>
+        <w:tabs>
+          <w:tab w:val="num" w:pos="720"/>
+        </w:tabs>
+        <w:ind w:left="720" w:hanging="360"/>
+      </w:pPr>
+      <w:rPr>
+        <w:rFonts w:ascii="Symbol" w:hAnsi="Symbol" w:cs="Symbol" w:hint="default"/>
+        <w:sz w:val="20"/>
+      </w:rPr>
+    </w:lvl>
+    <w:lvl w:ilvl="1">
+      <w:start w:val="1"/>
+      <w:numFmt w:val="bullet"/>
+      <w:lvlText w:val="o"/>
+      <w:lvlJc w:val="left"/>
+      <w:pPr>
+        <w:tabs>
+          <w:tab w:val="num" w:pos="1440"/>
+        </w:tabs>
+        <w:ind w:left="1440" w:hanging="360"/>
+      </w:pPr>
+      <w:rPr>
+        <w:rFonts w:ascii="Courier New" w:hAnsi="Courier New" w:cs="Courier New" w:hint="default"/>
+        <w:sz w:val="20"/>
+      </w:rPr>
+    </w:lvl>
+    <w:lvl w:ilvl="2">
+      <w:start w:val="1"/>
+      <w:numFmt w:val="bullet"/>
+      <w:lvlText w:val=""/>
+      <w:lvlJc w:val="left"/>
+      <w:pPr>
+        <w:tabs>
+          <w:tab w:val="num" w:pos="2160"/>
+        </w:tabs>
+        <w:ind w:left="2160" w:hanging="360"/>
+      </w:pPr>
+      <w:rPr>
+        <w:rFonts w:ascii="Wingdings" w:hAnsi="Wingdings" w:cs="Wingdings" w:hint="default"/>
+        <w:sz w:val="20"/>
+      </w:rPr>
+    </w:lvl>
+    <w:lvl w:ilvl="3">
+      <w:start w:val="1"/>
+      <w:numFmt w:val="bullet"/>
+      <w:lvlText w:val=""/>
+      <w:lvlJc w:val="left"/>
+      <w:pPr>
+        <w:tabs>
+          <w:tab w:val="num" w:pos="2880"/>
+        </w:tabs>
+        <w:ind w:left="2880" w:hanging="360"/>
+      </w:pPr>
+      <w:rPr>
+        <w:rFonts w:ascii="Wingdings" w:hAnsi="Wingdings" w:cs="Wingdings" w:hint="default"/>
+        <w:sz w:val="20"/>
+      </w:rPr>
+    </w:lvl>
+    <w:lvl w:ilvl="4">
+      <w:start w:val="1"/>
+      <w:numFmt w:val="bullet"/>
+      <w:lvlText w:val=""/>
+      <w:lvlJc w:val="left"/>
+      <w:pPr>
+        <w:tabs>
+          <w:tab w:val="num" w:pos="3600"/>
+        </w:tabs>
+        <w:ind w:left="3600" w:hanging="360"/>
+      </w:pPr>
+      <w:rPr>
+        <w:rFonts w:ascii="Wingdings" w:hAnsi="Wingdings" w:cs="Wingdings" w:hint="default"/>
+        <w:sz w:val="20"/>
+      </w:rPr>
+    </w:lvl>
+    <w:lvl w:ilvl="5">
+      <w:start w:val="1"/>
+      <w:numFmt w:val="bullet"/>
+      <w:lvlText w:val=""/>
+      <w:lvlJc w:val="left"/>
+      <w:pPr>
+        <w:tabs>
+          <w:tab w:val="num" w:pos="4320"/>
+        </w:tabs>
+        <w:ind w:left="4320" w:hanging="360"/>
+      </w:pPr>
+      <w:rPr>
+        <w:rFonts w:ascii="Wingdings" w:hAnsi="Wingdings" w:cs="Wingdings" w:hint="default"/>
+        <w:sz w:val="20"/>
+      </w:rPr>
+    </w:lvl>
+    <w:lvl w:ilvl="6">
+      <w:start w:val="1"/>
+      <w:numFmt w:val="bullet"/>
+      <w:lvlText w:val=""/>
+      <w:lvlJc w:val="left"/>
+      <w:pPr>
+        <w:tabs>
+          <w:tab w:val="num" w:pos="5040"/>
+        </w:tabs>
+        <w:ind w:left="5040" w:hanging="360"/>
+      </w:pPr>
+      <w:rPr>
+        <w:rFonts w:ascii="Wingdings" w:hAnsi="Wingdings" w:cs="Wingdings" w:hint="default"/>
+        <w:sz w:val="20"/>
+      </w:rPr>
+    </w:lvl>
+    <w:lvl w:ilvl="7">
+      <w:start w:val="1"/>
+      <w:numFmt w:val="bullet"/>
+      <w:lvlText w:val=""/>
+      <w:lvlJc w:val="left"/>
+      <w:pPr>
+        <w:tabs>
+          <w:tab w:val="num" w:pos="5760"/>
+        </w:tabs>
+        <w:ind w:left="5760" w:hanging="360"/>
+      </w:pPr>
+      <w:rPr>
+        <w:rFonts w:ascii="Wingdings" w:hAnsi="Wingdings" w:cs="Wingdings" w:hint="default"/>
+        <w:sz w:val="20"/>
+      </w:rPr>
+    </w:lvl>
+    <w:lvl w:ilvl="8">
+      <w:start w:val="1"/>
+      <w:numFmt w:val="bullet"/>
+      <w:lvlText w:val=""/>
+      <w:lvlJc w:val="left"/>
+      <w:pPr>
+        <w:tabs>
+          <w:tab w:val="num" w:pos="6480"/>
+        </w:tabs>
+        <w:ind w:left="6480" w:hanging="360"/>
+      </w:pPr>
+      <w:rPr>
+        <w:rFonts w:ascii="Wingdings" w:hAnsi="Wingdings" w:cs="Wingdings" w:hint="default"/>
+        <w:sz w:val="20"/>
+      </w:rPr>
+    </w:lvl>
+  </w:abstractNum>
+  <w:abstractNum w:abstractNumId="15">
+    <w:nsid w:val="5F0625A8"/>
+    <w:multiLevelType w:val="multilevel"/>
+    <w:tmpl w:val="CE42726E"/>
+    <w:lvl w:ilvl="0">
+      <w:start w:val="1"/>
+      <w:numFmt w:val="bullet"/>
+      <w:lvlText w:val=""/>
+      <w:lvlJc w:val="left"/>
+      <w:pPr>
+        <w:tabs>
+          <w:tab w:val="num" w:pos="720"/>
+        </w:tabs>
+        <w:ind w:left="720" w:hanging="360"/>
+      </w:pPr>
+      <w:rPr>
+        <w:rFonts w:ascii="Symbol" w:hAnsi="Symbol" w:hint="default"/>
+        <w:sz w:val="20"/>
+      </w:rPr>
+    </w:lvl>
+    <w:lvl w:ilvl="1" w:tentative="1">
+      <w:start w:val="1"/>
+      <w:numFmt w:val="bullet"/>
+      <w:lvlText w:val="o"/>
+      <w:lvlJc w:val="left"/>
+      <w:pPr>
+        <w:tabs>
+          <w:tab w:val="num" w:pos="1440"/>
+        </w:tabs>
+        <w:ind w:left="1440" w:hanging="360"/>
+      </w:pPr>
+      <w:rPr>
+        <w:rFonts w:ascii="Courier New" w:hAnsi="Courier New" w:hint="default"/>
+        <w:sz w:val="20"/>
+      </w:rPr>
+    </w:lvl>
+    <w:lvl w:ilvl="2" w:tentative="1">
+      <w:start w:val="1"/>
+      <w:numFmt w:val="bullet"/>
+      <w:lvlText w:val=""/>
+      <w:lvlJc w:val="left"/>
+      <w:pPr>
+        <w:tabs>
+          <w:tab w:val="num" w:pos="2160"/>
+        </w:tabs>
+        <w:ind w:left="2160" w:hanging="360"/>
+      </w:pPr>
+      <w:rPr>
+        <w:rFonts w:ascii="Wingdings" w:hAnsi="Wingdings" w:hint="default"/>
+        <w:sz w:val="20"/>
+      </w:rPr>
+    </w:lvl>
+    <w:lvl w:ilvl="3" w:tentative="1">
+      <w:start w:val="1"/>
+      <w:numFmt w:val="bullet"/>
+      <w:lvlText w:val=""/>
+      <w:lvlJc w:val="left"/>
+      <w:pPr>
+        <w:tabs>
+          <w:tab w:val="num" w:pos="2880"/>
+        </w:tabs>
+        <w:ind w:left="2880" w:hanging="360"/>
+      </w:pPr>
+      <w:rPr>
+        <w:rFonts w:ascii="Wingdings" w:hAnsi="Wingdings" w:hint="default"/>
+        <w:sz w:val="20"/>
+      </w:rPr>
+    </w:lvl>
+    <w:lvl w:ilvl="4" w:tentative="1">
+      <w:start w:val="1"/>
+      <w:numFmt w:val="bullet"/>
+      <w:lvlText w:val=""/>
+      <w:lvlJc w:val="left"/>
+      <w:pPr>
+        <w:tabs>
+          <w:tab w:val="num" w:pos="3600"/>
+        </w:tabs>
+        <w:ind w:left="3600" w:hanging="360"/>
+      </w:pPr>
+      <w:rPr>
+        <w:rFonts w:ascii="Wingdings" w:hAnsi="Wingdings" w:hint="default"/>
+        <w:sz w:val="20"/>
+      </w:rPr>
+    </w:lvl>
+    <w:lvl w:ilvl="5" w:tentative="1">
+      <w:start w:val="1"/>
+      <w:numFmt w:val="bullet"/>
+      <w:lvlText w:val=""/>
+      <w:lvlJc w:val="left"/>
+      <w:pPr>
+        <w:tabs>
+          <w:tab w:val="num" w:pos="4320"/>
+        </w:tabs>
+        <w:ind w:left="4320" w:hanging="360"/>
+      </w:pPr>
+      <w:rPr>
+        <w:rFonts w:ascii="Wingdings" w:hAnsi="Wingdings" w:hint="default"/>
+        <w:sz w:val="20"/>
+      </w:rPr>
+    </w:lvl>
+    <w:lvl w:ilvl="6" w:tentative="1">
+      <w:start w:val="1"/>
+      <w:numFmt w:val="bullet"/>
+      <w:lvlText w:val=""/>
+      <w:lvlJc w:val="left"/>
+      <w:pPr>
+        <w:tabs>
+          <w:tab w:val="num" w:pos="5040"/>
+        </w:tabs>
+        <w:ind w:left="5040" w:hanging="360"/>
+      </w:pPr>
+      <w:rPr>
+        <w:rFonts w:ascii="Wingdings" w:hAnsi="Wingdings" w:hint="default"/>
+        <w:sz w:val="20"/>
+      </w:rPr>
+    </w:lvl>
+    <w:lvl w:ilvl="7" w:tentative="1">
+      <w:start w:val="1"/>
+      <w:numFmt w:val="bullet"/>
+      <w:lvlText w:val=""/>
+      <w:lvlJc w:val="left"/>
+      <w:pPr>
+        <w:tabs>
+          <w:tab w:val="num" w:pos="5760"/>
+        </w:tabs>
+        <w:ind w:left="5760" w:hanging="360"/>
+      </w:pPr>
+      <w:rPr>
+        <w:rFonts w:ascii="Wingdings" w:hAnsi="Wingdings" w:hint="default"/>
+        <w:sz w:val="20"/>
+      </w:rPr>
+    </w:lvl>
+    <w:lvl w:ilvl="8" w:tentative="1">
+      <w:start w:val="1"/>
+      <w:numFmt w:val="bullet"/>
+      <w:lvlText w:val=""/>
+      <w:lvlJc w:val="left"/>
+      <w:pPr>
+        <w:tabs>
+          <w:tab w:val="num" w:pos="6480"/>
+        </w:tabs>
+        <w:ind w:left="6480" w:hanging="360"/>
+      </w:pPr>
+      <w:rPr>
+        <w:rFonts w:ascii="Wingdings" w:hAnsi="Wingdings" w:hint="default"/>
+        <w:sz w:val="20"/>
+      </w:rPr>
+    </w:lvl>
+  </w:abstractNum>
+  <w:abstractNum w:abstractNumId="16">
+    <w:nsid w:val="6FA44483"/>
+    <w:multiLevelType w:val="multilevel"/>
+    <w:tmpl w:val="39E8C2C8"/>
+    <w:lvl w:ilvl="0">
+      <w:start w:val="1"/>
+      <w:numFmt w:val="bullet"/>
+      <w:lvlText w:val=""/>
+      <w:lvlJc w:val="left"/>
+      <w:pPr>
+        <w:tabs>
+          <w:tab w:val="num" w:pos="720"/>
+        </w:tabs>
+        <w:ind w:left="720" w:hanging="360"/>
+      </w:pPr>
+      <w:rPr>
+        <w:rFonts w:ascii="Symbol" w:hAnsi="Symbol" w:hint="default"/>
+        <w:sz w:val="20"/>
+      </w:rPr>
+    </w:lvl>
+    <w:lvl w:ilvl="1" w:tentative="1">
+      <w:start w:val="1"/>
+      <w:numFmt w:val="bullet"/>
+      <w:lvlText w:val="o"/>
+      <w:lvlJc w:val="left"/>
+      <w:pPr>
+        <w:tabs>
+          <w:tab w:val="num" w:pos="1440"/>
+        </w:tabs>
+        <w:ind w:left="1440" w:hanging="360"/>
+      </w:pPr>
+      <w:rPr>
+        <w:rFonts w:ascii="Courier New" w:hAnsi="Courier New" w:hint="default"/>
+        <w:sz w:val="20"/>
+      </w:rPr>
+    </w:lvl>
+    <w:lvl w:ilvl="2" w:tentative="1">
+      <w:start w:val="1"/>
+      <w:numFmt w:val="bullet"/>
+      <w:lvlText w:val=""/>
+      <w:lvlJc w:val="left"/>
+      <w:pPr>
+        <w:tabs>
+          <w:tab w:val="num" w:pos="2160"/>
+        </w:tabs>
+        <w:ind w:left="2160" w:hanging="360"/>
+      </w:pPr>
+      <w:rPr>
+        <w:rFonts w:ascii="Wingdings" w:hAnsi="Wingdings" w:hint="default"/>
+        <w:sz w:val="20"/>
+      </w:rPr>
+    </w:lvl>
+    <w:lvl w:ilvl="3" w:tentative="1">
+      <w:start w:val="1"/>
+      <w:numFmt w:val="bullet"/>
+      <w:lvlText w:val=""/>
+      <w:lvlJc w:val="left"/>
+      <w:pPr>
+        <w:tabs>
+          <w:tab w:val="num" w:pos="2880"/>
+        </w:tabs>
+        <w:ind w:left="2880" w:hanging="360"/>
+      </w:pPr>
+      <w:rPr>
+        <w:rFonts w:ascii="Wingdings" w:hAnsi="Wingdings" w:hint="default"/>
+        <w:sz w:val="20"/>
+      </w:rPr>
+    </w:lvl>
+    <w:lvl w:ilvl="4" w:tentative="1">
+      <w:start w:val="1"/>
+      <w:numFmt w:val="bullet"/>
+      <w:lvlText w:val=""/>
+      <w:lvlJc w:val="left"/>
+      <w:pPr>
+        <w:tabs>
+          <w:tab w:val="num" w:pos="3600"/>
+        </w:tabs>
+        <w:ind w:left="3600" w:hanging="360"/>
+      </w:pPr>
+      <w:rPr>
+        <w:rFonts w:ascii="Wingdings" w:hAnsi="Wingdings" w:hint="default"/>
+        <w:sz w:val="20"/>
+      </w:rPr>
+    </w:lvl>
+    <w:lvl w:ilvl="5" w:tentative="1">
+      <w:start w:val="1"/>
+      <w:numFmt w:val="bullet"/>
+      <w:lvlText w:val=""/>
+      <w:lvlJc w:val="left"/>
+      <w:pPr>
+        <w:tabs>
+          <w:tab w:val="num" w:pos="4320"/>
+        </w:tabs>
+        <w:ind w:left="4320" w:hanging="360"/>
+      </w:pPr>
+      <w:rPr>
+        <w:rFonts w:ascii="Wingdings" w:hAnsi="Wingdings" w:hint="default"/>
+        <w:sz w:val="20"/>
+      </w:rPr>
+    </w:lvl>
+    <w:lvl w:ilvl="6" w:tentative="1">
+      <w:start w:val="1"/>
+      <w:numFmt w:val="bullet"/>
+      <w:lvlText w:val=""/>
+      <w:lvlJc w:val="left"/>
+      <w:pPr>
+        <w:tabs>
+          <w:tab w:val="num" w:pos="5040"/>
+        </w:tabs>
+        <w:ind w:left="5040" w:hanging="360"/>
+      </w:pPr>
+      <w:rPr>
+        <w:rFonts w:ascii="Wingdings" w:hAnsi="Wingdings" w:hint="default"/>
+        <w:sz w:val="20"/>
+      </w:rPr>
+    </w:lvl>
+    <w:lvl w:ilvl="7" w:tentative="1">
+      <w:start w:val="1"/>
+      <w:numFmt w:val="bullet"/>
+      <w:lvlText w:val=""/>
+      <w:lvlJc w:val="left"/>
+      <w:pPr>
+        <w:tabs>
+          <w:tab w:val="num" w:pos="5760"/>
+        </w:tabs>
+        <w:ind w:left="5760" w:hanging="360"/>
+      </w:pPr>
+      <w:rPr>
+        <w:rFonts w:ascii="Wingdings" w:hAnsi="Wingdings" w:hint="default"/>
+        <w:sz w:val="20"/>
+      </w:rPr>
+    </w:lvl>
+    <w:lvl w:ilvl="8" w:tentative="1">
+      <w:start w:val="1"/>
+      <w:numFmt w:val="bullet"/>
+      <w:lvlText w:val=""/>
+      <w:lvlJc w:val="left"/>
+      <w:pPr>
+        <w:tabs>
+          <w:tab w:val="num" w:pos="6480"/>
+        </w:tabs>
+        <w:ind w:left="6480" w:hanging="360"/>
+      </w:pPr>
+      <w:rPr>
+        <w:rFonts w:ascii="Wingdings" w:hAnsi="Wingdings" w:hint="default"/>
+        <w:sz w:val="20"/>
+      </w:rPr>
+    </w:lvl>
+  </w:abstractNum>
+  <w:abstractNum w:abstractNumId="17">
+    <w:nsid w:val="77AC5D83"/>
+    <w:multiLevelType w:val="multilevel"/>
+    <w:tmpl w:val="6BB2F0C6"/>
+    <w:lvl w:ilvl="0">
+      <w:start w:val="1"/>
+      <w:numFmt w:val="bullet"/>
+      <w:lvlText w:val=""/>
+      <w:lvlJc w:val="left"/>
+      <w:pPr>
+        <w:tabs>
+          <w:tab w:val="num" w:pos="720"/>
+        </w:tabs>
+        <w:ind w:left="720" w:hanging="360"/>
+      </w:pPr>
+      <w:rPr>
+        <w:rFonts w:ascii="Symbol" w:hAnsi="Symbol" w:hint="default"/>
+        <w:sz w:val="20"/>
+      </w:rPr>
+    </w:lvl>
+    <w:lvl w:ilvl="1" w:tentative="1">
+      <w:start w:val="1"/>
+      <w:numFmt w:val="bullet"/>
+      <w:lvlText w:val="o"/>
+      <w:lvlJc w:val="left"/>
+      <w:pPr>
+        <w:tabs>
+          <w:tab w:val="num" w:pos="1440"/>
+        </w:tabs>
+        <w:ind w:left="1440" w:hanging="360"/>
+      </w:pPr>
+      <w:rPr>
+        <w:rFonts w:ascii="Courier New" w:hAnsi="Courier New" w:hint="default"/>
+        <w:sz w:val="20"/>
+      </w:rPr>
+    </w:lvl>
+    <w:lvl w:ilvl="2" w:tentative="1">
+      <w:start w:val="1"/>
+      <w:numFmt w:val="bullet"/>
+      <w:lvlText w:val=""/>
+      <w:lvlJc w:val="left"/>
+      <w:pPr>
+        <w:tabs>
+          <w:tab w:val="num" w:pos="2160"/>
+        </w:tabs>
+        <w:ind w:left="2160" w:hanging="360"/>
+      </w:pPr>
+      <w:rPr>
+        <w:rFonts w:ascii="Wingdings" w:hAnsi="Wingdings" w:hint="default"/>
+        <w:sz w:val="20"/>
+      </w:rPr>
+    </w:lvl>
+    <w:lvl w:ilvl="3" w:tentative="1">
+      <w:start w:val="1"/>
+      <w:numFmt w:val="bullet"/>
+      <w:lvlText w:val=""/>
+      <w:lvlJc w:val="left"/>
+      <w:pPr>
+        <w:tabs>
+          <w:tab w:val="num" w:pos="2880"/>
+        </w:tabs>
+        <w:ind w:left="2880" w:hanging="360"/>
+      </w:pPr>
+      <w:rPr>
+        <w:rFonts w:ascii="Wingdings" w:hAnsi="Wingdings" w:hint="default"/>
+        <w:sz w:val="20"/>
+      </w:rPr>
+    </w:lvl>
+    <w:lvl w:ilvl="4" w:tentative="1">
+      <w:start w:val="1"/>
+      <w:numFmt w:val="bullet"/>
+      <w:lvlText w:val=""/>
+      <w:lvlJc w:val="left"/>
+      <w:pPr>
+        <w:tabs>
+          <w:tab w:val="num" w:pos="3600"/>
+        </w:tabs>
+        <w:ind w:left="3600" w:hanging="360"/>
+      </w:pPr>
+      <w:rPr>
+        <w:rFonts w:ascii="Wingdings" w:hAnsi="Wingdings" w:hint="default"/>
+        <w:sz w:val="20"/>
+      </w:rPr>
+    </w:lvl>
+    <w:lvl w:ilvl="5" w:tentative="1">
+      <w:start w:val="1"/>
+      <w:numFmt w:val="bullet"/>
+      <w:lvlText w:val=""/>
+      <w:lvlJc w:val="left"/>
+      <w:pPr>
+        <w:tabs>
+          <w:tab w:val="num" w:pos="4320"/>
+        </w:tabs>
+        <w:ind w:left="4320" w:hanging="360"/>
+      </w:pPr>
+      <w:rPr>
+        <w:rFonts w:ascii="Wingdings" w:hAnsi="Wingdings" w:hint="default"/>
+        <w:sz w:val="20"/>
+      </w:rPr>
+    </w:lvl>
+    <w:lvl w:ilvl="6" w:tentative="1">
+      <w:start w:val="1"/>
+      <w:numFmt w:val="bullet"/>
+      <w:lvlText w:val=""/>
+      <w:lvlJc w:val="left"/>
+      <w:pPr>
+        <w:tabs>
+          <w:tab w:val="num" w:pos="5040"/>
+        </w:tabs>
+        <w:ind w:left="5040" w:hanging="360"/>
+      </w:pPr>
+      <w:rPr>
+        <w:rFonts w:ascii="Wingdings" w:hAnsi="Wingdings" w:hint="default"/>
+        <w:sz w:val="20"/>
+      </w:rPr>
+    </w:lvl>
+    <w:lvl w:ilvl="7" w:tentative="1">
+      <w:start w:val="1"/>
+      <w:numFmt w:val="bullet"/>
+      <w:lvlText w:val=""/>
+      <w:lvlJc w:val="left"/>
+      <w:pPr>
+        <w:tabs>
+          <w:tab w:val="num" w:pos="5760"/>
+        </w:tabs>
+        <w:ind w:left="5760" w:hanging="360"/>
+      </w:pPr>
+      <w:rPr>
+        <w:rFonts w:ascii="Wingdings" w:hAnsi="Wingdings" w:hint="default"/>
+        <w:sz w:val="20"/>
+      </w:rPr>
+    </w:lvl>
+    <w:lvl w:ilvl="8" w:tentative="1">
+      <w:start w:val="1"/>
+      <w:numFmt w:val="bullet"/>
+      <w:lvlText w:val=""/>
+      <w:lvlJc w:val="left"/>
+      <w:pPr>
+        <w:tabs>
+          <w:tab w:val="num" w:pos="6480"/>
+        </w:tabs>
+        <w:ind w:left="6480" w:hanging="360"/>
+      </w:pPr>
+      <w:rPr>
+        <w:rFonts w:ascii="Wingdings" w:hAnsi="Wingdings" w:hint="default"/>
+        <w:sz w:val="20"/>
+      </w:rPr>
+    </w:lvl>
+  </w:abstractNum>
+  <w:abstractNum w:abstractNumId="18">
+    <w:nsid w:val="78D13ADA"/>
+    <w:multiLevelType w:val="multilevel"/>
+    <w:tmpl w:val="088EA55C"/>
     <w:lvl w:ilvl="0">
       <w:start w:val="1"/>
       <w:numFmt w:val="none"/>
@@ -2932,7 +5539,7 @@
         <w:tabs>
           <w:tab w:val="num" w:pos="0"/>
         </w:tabs>
-        <w:ind w:left="0" w:hanging="0"/>
+        <w:ind w:left="0" w:firstLine="0"/>
       </w:pPr>
     </w:lvl>
     <w:lvl w:ilvl="1">
@@ -2945,7 +5552,7 @@
         <w:tabs>
           <w:tab w:val="num" w:pos="0"/>
         </w:tabs>
-        <w:ind w:left="0" w:hanging="0"/>
+        <w:ind w:left="0" w:firstLine="0"/>
       </w:pPr>
     </w:lvl>
     <w:lvl w:ilvl="2">
@@ -2958,7 +5565,7 @@
         <w:tabs>
           <w:tab w:val="num" w:pos="0"/>
         </w:tabs>
-        <w:ind w:left="0" w:hanging="0"/>
+        <w:ind w:left="0" w:firstLine="0"/>
       </w:pPr>
     </w:lvl>
     <w:lvl w:ilvl="3">
@@ -2971,7 +5578,7 @@
         <w:tabs>
           <w:tab w:val="num" w:pos="0"/>
         </w:tabs>
-        <w:ind w:left="0" w:hanging="0"/>
+        <w:ind w:left="0" w:firstLine="0"/>
       </w:pPr>
     </w:lvl>
     <w:lvl w:ilvl="4">
@@ -2984,7 +5591,7 @@
         <w:tabs>
           <w:tab w:val="num" w:pos="0"/>
         </w:tabs>
-        <w:ind w:left="0" w:hanging="0"/>
+        <w:ind w:left="0" w:firstLine="0"/>
       </w:pPr>
     </w:lvl>
     <w:lvl w:ilvl="5">
@@ -2997,7 +5604,7 @@
         <w:tabs>
           <w:tab w:val="num" w:pos="0"/>
         </w:tabs>
-        <w:ind w:left="0" w:hanging="0"/>
+        <w:ind w:left="0" w:firstLine="0"/>
       </w:pPr>
     </w:lvl>
     <w:lvl w:ilvl="6">
@@ -3010,7 +5617,7 @@
         <w:tabs>
           <w:tab w:val="num" w:pos="0"/>
         </w:tabs>
-        <w:ind w:left="0" w:hanging="0"/>
+        <w:ind w:left="0" w:firstLine="0"/>
       </w:pPr>
     </w:lvl>
     <w:lvl w:ilvl="7">
@@ -3023,7 +5630,7 @@
         <w:tabs>
           <w:tab w:val="num" w:pos="0"/>
         </w:tabs>
-        <w:ind w:left="0" w:hanging="0"/>
+        <w:ind w:left="0" w:firstLine="0"/>
       </w:pPr>
     </w:lvl>
     <w:lvl w:ilvl="8">
@@ -3036,43 +5643,228 @@
         <w:tabs>
           <w:tab w:val="num" w:pos="0"/>
         </w:tabs>
-        <w:ind w:left="0" w:hanging="0"/>
-      </w:pPr>
+        <w:ind w:left="0" w:firstLine="0"/>
+      </w:pPr>
+    </w:lvl>
+  </w:abstractNum>
+  <w:abstractNum w:abstractNumId="19">
+    <w:nsid w:val="7B803607"/>
+    <w:multiLevelType w:val="multilevel"/>
+    <w:tmpl w:val="D956590A"/>
+    <w:lvl w:ilvl="0">
+      <w:start w:val="1"/>
+      <w:numFmt w:val="bullet"/>
+      <w:lvlText w:val=""/>
+      <w:lvlJc w:val="left"/>
+      <w:pPr>
+        <w:tabs>
+          <w:tab w:val="num" w:pos="720"/>
+        </w:tabs>
+        <w:ind w:left="720" w:hanging="360"/>
+      </w:pPr>
+      <w:rPr>
+        <w:rFonts w:ascii="Symbol" w:hAnsi="Symbol" w:hint="default"/>
+        <w:sz w:val="20"/>
+      </w:rPr>
+    </w:lvl>
+    <w:lvl w:ilvl="1" w:tentative="1">
+      <w:start w:val="1"/>
+      <w:numFmt w:val="bullet"/>
+      <w:lvlText w:val="o"/>
+      <w:lvlJc w:val="left"/>
+      <w:pPr>
+        <w:tabs>
+          <w:tab w:val="num" w:pos="1440"/>
+        </w:tabs>
+        <w:ind w:left="1440" w:hanging="360"/>
+      </w:pPr>
+      <w:rPr>
+        <w:rFonts w:ascii="Courier New" w:hAnsi="Courier New" w:hint="default"/>
+        <w:sz w:val="20"/>
+      </w:rPr>
+    </w:lvl>
+    <w:lvl w:ilvl="2" w:tentative="1">
+      <w:start w:val="1"/>
+      <w:numFmt w:val="bullet"/>
+      <w:lvlText w:val=""/>
+      <w:lvlJc w:val="left"/>
+      <w:pPr>
+        <w:tabs>
+          <w:tab w:val="num" w:pos="2160"/>
+        </w:tabs>
+        <w:ind w:left="2160" w:hanging="360"/>
+      </w:pPr>
+      <w:rPr>
+        <w:rFonts w:ascii="Wingdings" w:hAnsi="Wingdings" w:hint="default"/>
+        <w:sz w:val="20"/>
+      </w:rPr>
+    </w:lvl>
+    <w:lvl w:ilvl="3" w:tentative="1">
+      <w:start w:val="1"/>
+      <w:numFmt w:val="bullet"/>
+      <w:lvlText w:val=""/>
+      <w:lvlJc w:val="left"/>
+      <w:pPr>
+        <w:tabs>
+          <w:tab w:val="num" w:pos="2880"/>
+        </w:tabs>
+        <w:ind w:left="2880" w:hanging="360"/>
+      </w:pPr>
+      <w:rPr>
+        <w:rFonts w:ascii="Wingdings" w:hAnsi="Wingdings" w:hint="default"/>
+        <w:sz w:val="20"/>
+      </w:rPr>
+    </w:lvl>
+    <w:lvl w:ilvl="4" w:tentative="1">
+      <w:start w:val="1"/>
+      <w:numFmt w:val="bullet"/>
+      <w:lvlText w:val=""/>
+      <w:lvlJc w:val="left"/>
+      <w:pPr>
+        <w:tabs>
+          <w:tab w:val="num" w:pos="3600"/>
+        </w:tabs>
+        <w:ind w:left="3600" w:hanging="360"/>
+      </w:pPr>
+      <w:rPr>
+        <w:rFonts w:ascii="Wingdings" w:hAnsi="Wingdings" w:hint="default"/>
+        <w:sz w:val="20"/>
+      </w:rPr>
+    </w:lvl>
+    <w:lvl w:ilvl="5" w:tentative="1">
+      <w:start w:val="1"/>
+      <w:numFmt w:val="bullet"/>
+      <w:lvlText w:val=""/>
+      <w:lvlJc w:val="left"/>
+      <w:pPr>
+        <w:tabs>
+          <w:tab w:val="num" w:pos="4320"/>
+        </w:tabs>
+        <w:ind w:left="4320" w:hanging="360"/>
+      </w:pPr>
+      <w:rPr>
+        <w:rFonts w:ascii="Wingdings" w:hAnsi="Wingdings" w:hint="default"/>
+        <w:sz w:val="20"/>
+      </w:rPr>
+    </w:lvl>
+    <w:lvl w:ilvl="6" w:tentative="1">
+      <w:start w:val="1"/>
+      <w:numFmt w:val="bullet"/>
+      <w:lvlText w:val=""/>
+      <w:lvlJc w:val="left"/>
+      <w:pPr>
+        <w:tabs>
+          <w:tab w:val="num" w:pos="5040"/>
+        </w:tabs>
+        <w:ind w:left="5040" w:hanging="360"/>
+      </w:pPr>
+      <w:rPr>
+        <w:rFonts w:ascii="Wingdings" w:hAnsi="Wingdings" w:hint="default"/>
+        <w:sz w:val="20"/>
+      </w:rPr>
+    </w:lvl>
+    <w:lvl w:ilvl="7" w:tentative="1">
+      <w:start w:val="1"/>
+      <w:numFmt w:val="bullet"/>
+      <w:lvlText w:val=""/>
+      <w:lvlJc w:val="left"/>
+      <w:pPr>
+        <w:tabs>
+          <w:tab w:val="num" w:pos="5760"/>
+        </w:tabs>
+        <w:ind w:left="5760" w:hanging="360"/>
+      </w:pPr>
+      <w:rPr>
+        <w:rFonts w:ascii="Wingdings" w:hAnsi="Wingdings" w:hint="default"/>
+        <w:sz w:val="20"/>
+      </w:rPr>
+    </w:lvl>
+    <w:lvl w:ilvl="8" w:tentative="1">
+      <w:start w:val="1"/>
+      <w:numFmt w:val="bullet"/>
+      <w:lvlText w:val=""/>
+      <w:lvlJc w:val="left"/>
+      <w:pPr>
+        <w:tabs>
+          <w:tab w:val="num" w:pos="6480"/>
+        </w:tabs>
+        <w:ind w:left="6480" w:hanging="360"/>
+      </w:pPr>
+      <w:rPr>
+        <w:rFonts w:ascii="Wingdings" w:hAnsi="Wingdings" w:hint="default"/>
+        <w:sz w:val="20"/>
+      </w:rPr>
     </w:lvl>
   </w:abstractNum>
   <w:num w:numId="1">
+    <w:abstractNumId w:val="13"/>
+  </w:num>
+  <w:num w:numId="2">
+    <w:abstractNumId w:val="10"/>
+  </w:num>
+  <w:num w:numId="3">
+    <w:abstractNumId w:val="14"/>
+  </w:num>
+  <w:num w:numId="4">
+    <w:abstractNumId w:val="9"/>
+  </w:num>
+  <w:num w:numId="5">
+    <w:abstractNumId w:val="3"/>
+  </w:num>
+  <w:num w:numId="6">
+    <w:abstractNumId w:val="2"/>
+  </w:num>
+  <w:num w:numId="7">
+    <w:abstractNumId w:val="5"/>
+  </w:num>
+  <w:num w:numId="8">
+    <w:abstractNumId w:val="18"/>
+  </w:num>
+  <w:num w:numId="9">
+    <w:abstractNumId w:val="15"/>
+  </w:num>
+  <w:num w:numId="10">
+    <w:abstractNumId w:val="6"/>
+  </w:num>
+  <w:num w:numId="11">
+    <w:abstractNumId w:val="8"/>
+  </w:num>
+  <w:num w:numId="12">
+    <w:abstractNumId w:val="17"/>
+  </w:num>
+  <w:num w:numId="13">
+    <w:abstractNumId w:val="11"/>
+  </w:num>
+  <w:num w:numId="14">
+    <w:abstractNumId w:val="19"/>
+  </w:num>
+  <w:num w:numId="15">
+    <w:abstractNumId w:val="4"/>
+  </w:num>
+  <w:num w:numId="16">
+    <w:abstractNumId w:val="0"/>
+  </w:num>
+  <w:num w:numId="17">
+    <w:abstractNumId w:val="16"/>
+  </w:num>
+  <w:num w:numId="18">
     <w:abstractNumId w:val="1"/>
   </w:num>
-  <w:num w:numId="2">
-    <w:abstractNumId w:val="2"/>
+  <w:num w:numId="19">
+    <w:abstractNumId w:val="12"/>
   </w:num>
-  <w:num w:numId="3">
-    <w:abstractNumId w:val="3"/>
-  </w:num>
-  <w:num w:numId="4">
-    <w:abstractNumId w:val="4"/>
-  </w:num>
-  <w:num w:numId="5">
-    <w:abstractNumId w:val="5"/>
-  </w:num>
-  <w:num w:numId="6">
-    <w:abstractNumId w:val="6"/>
-  </w:num>
-  <w:num w:numId="7">
+  <w:num w:numId="20">
     <w:abstractNumId w:val="7"/>
-  </w:num>
-  <w:num w:numId="8">
-    <w:abstractNumId w:val="8"/>
   </w:num>
 </w:numbering>
 </file>
 
 <file path=word/styles.xml><?xml version="1.0" encoding="utf-8"?>
-<w:styles xmlns:w="http://schemas.openxmlformats.org/wordprocessingml/2006/main" xmlns:w14="http://schemas.microsoft.com/office/word/2010/wordml" xmlns:mc="http://schemas.openxmlformats.org/markup-compatibility/2006" mc:Ignorable="w14">
+<w:styles xmlns:mc="http://schemas.openxmlformats.org/markup-compatibility/2006" xmlns:r="http://schemas.openxmlformats.org/officeDocument/2006/relationships" xmlns:w="http://schemas.openxmlformats.org/wordprocessingml/2006/main" xmlns:w14="http://schemas.microsoft.com/office/word/2010/wordml" xmlns:w15="http://schemas.microsoft.com/office/word/2012/wordml" mc:Ignorable="w14 w15">
   <w:docDefaults>
     <w:rPrDefault>
       <w:rPr>
-        <w:rFonts w:ascii="Aptos" w:hAnsi="Aptos" w:eastAsia="Aptos" w:cs="" w:asciiTheme="minorHAnsi" w:cstheme="minorBidi" w:eastAsiaTheme="minorHAnsi" w:hAnsiTheme="minorHAnsi"/>
+        <w:rFonts w:asciiTheme="minorHAnsi" w:eastAsiaTheme="minorHAnsi" w:hAnsiTheme="minorHAnsi" w:cstheme="minorBidi"/>
         <w:sz w:val="22"/>
         <w:szCs w:val="22"/>
         <w:lang w:val="en-GB" w:eastAsia="en-US" w:bidi="ar-SA"/>
@@ -3080,21 +5872,21 @@
     </w:rPrDefault>
     <w:pPrDefault>
       <w:pPr>
-        <w:suppressAutoHyphens w:val="true"/>
+        <w:suppressAutoHyphens/>
       </w:pPr>
     </w:pPrDefault>
   </w:docDefaults>
-  <w:latentStyles w:defLockedState="0" w:defUIPriority="99" w:defSemiHidden="0" w:defUnhideWhenUsed="0" w:defQFormat="0" w:count="376">
+  <w:latentStyles w:defLockedState="0" w:defUIPriority="99" w:defSemiHidden="0" w:defUnhideWhenUsed="0" w:defQFormat="0" w:count="371">
     <w:lsdException w:name="Normal" w:uiPriority="0" w:qFormat="1"/>
     <w:lsdException w:name="heading 1" w:uiPriority="9" w:qFormat="1"/>
-    <w:lsdException w:name="heading 2" w:uiPriority="9" w:semiHidden="1" w:unhideWhenUsed="1" w:qFormat="1"/>
-    <w:lsdException w:name="heading 3" w:uiPriority="9" w:semiHidden="1" w:unhideWhenUsed="1" w:qFormat="1"/>
-    <w:lsdException w:name="heading 4" w:uiPriority="9" w:semiHidden="1" w:unhideWhenUsed="1" w:qFormat="1"/>
-    <w:lsdException w:name="heading 5" w:uiPriority="9" w:semiHidden="1" w:unhideWhenUsed="1" w:qFormat="1"/>
-    <w:lsdException w:name="heading 6" w:uiPriority="9" w:semiHidden="1" w:unhideWhenUsed="1" w:qFormat="1"/>
-    <w:lsdException w:name="heading 7" w:uiPriority="9" w:semiHidden="1" w:unhideWhenUsed="1" w:qFormat="1"/>
-    <w:lsdException w:name="heading 8" w:uiPriority="9" w:semiHidden="1" w:unhideWhenUsed="1" w:qFormat="1"/>
-    <w:lsdException w:name="heading 9" w:uiPriority="9" w:semiHidden="1" w:unhideWhenUsed="1" w:qFormat="1"/>
+    <w:lsdException w:name="heading 2" w:semiHidden="1" w:uiPriority="9" w:unhideWhenUsed="1" w:qFormat="1"/>
+    <w:lsdException w:name="heading 3" w:semiHidden="1" w:uiPriority="9" w:unhideWhenUsed="1" w:qFormat="1"/>
+    <w:lsdException w:name="heading 4" w:semiHidden="1" w:uiPriority="9" w:unhideWhenUsed="1" w:qFormat="1"/>
+    <w:lsdException w:name="heading 5" w:semiHidden="1" w:uiPriority="9" w:unhideWhenUsed="1" w:qFormat="1"/>
+    <w:lsdException w:name="heading 6" w:semiHidden="1" w:uiPriority="9" w:unhideWhenUsed="1" w:qFormat="1"/>
+    <w:lsdException w:name="heading 7" w:semiHidden="1" w:uiPriority="9" w:unhideWhenUsed="1" w:qFormat="1"/>
+    <w:lsdException w:name="heading 8" w:semiHidden="1" w:uiPriority="9" w:unhideWhenUsed="1" w:qFormat="1"/>
+    <w:lsdException w:name="heading 9" w:semiHidden="1" w:uiPriority="9" w:unhideWhenUsed="1" w:qFormat="1"/>
     <w:lsdException w:name="index 1" w:semiHidden="1" w:unhideWhenUsed="1"/>
     <w:lsdException w:name="index 2" w:semiHidden="1" w:unhideWhenUsed="1"/>
     <w:lsdException w:name="index 3" w:semiHidden="1" w:unhideWhenUsed="1"/>
@@ -3104,22 +5896,22 @@
     <w:lsdException w:name="index 7" w:semiHidden="1" w:unhideWhenUsed="1"/>
     <w:lsdException w:name="index 8" w:semiHidden="1" w:unhideWhenUsed="1"/>
     <w:lsdException w:name="index 9" w:semiHidden="1" w:unhideWhenUsed="1"/>
-    <w:lsdException w:name="toc 1" w:uiPriority="39" w:semiHidden="1" w:unhideWhenUsed="1"/>
-    <w:lsdException w:name="toc 2" w:uiPriority="39" w:semiHidden="1" w:unhideWhenUsed="1"/>
-    <w:lsdException w:name="toc 3" w:uiPriority="39" w:semiHidden="1" w:unhideWhenUsed="1"/>
-    <w:lsdException w:name="toc 4" w:uiPriority="39" w:semiHidden="1" w:unhideWhenUsed="1"/>
-    <w:lsdException w:name="toc 5" w:uiPriority="39" w:semiHidden="1" w:unhideWhenUsed="1"/>
-    <w:lsdException w:name="toc 6" w:uiPriority="39" w:semiHidden="1" w:unhideWhenUsed="1"/>
-    <w:lsdException w:name="toc 7" w:uiPriority="39" w:semiHidden="1" w:unhideWhenUsed="1"/>
-    <w:lsdException w:name="toc 8" w:uiPriority="39" w:semiHidden="1" w:unhideWhenUsed="1"/>
-    <w:lsdException w:name="toc 9" w:uiPriority="39" w:semiHidden="1" w:unhideWhenUsed="1"/>
+    <w:lsdException w:name="toc 1" w:semiHidden="1" w:uiPriority="39" w:unhideWhenUsed="1"/>
+    <w:lsdException w:name="toc 2" w:semiHidden="1" w:uiPriority="39" w:unhideWhenUsed="1"/>
+    <w:lsdException w:name="toc 3" w:semiHidden="1" w:uiPriority="39" w:unhideWhenUsed="1"/>
+    <w:lsdException w:name="toc 4" w:semiHidden="1" w:uiPriority="39" w:unhideWhenUsed="1"/>
+    <w:lsdException w:name="toc 5" w:semiHidden="1" w:uiPriority="39" w:unhideWhenUsed="1"/>
+    <w:lsdException w:name="toc 6" w:semiHidden="1" w:uiPriority="39" w:unhideWhenUsed="1"/>
+    <w:lsdException w:name="toc 7" w:semiHidden="1" w:uiPriority="39" w:unhideWhenUsed="1"/>
+    <w:lsdException w:name="toc 8" w:semiHidden="1" w:uiPriority="39" w:unhideWhenUsed="1"/>
+    <w:lsdException w:name="toc 9" w:semiHidden="1" w:uiPriority="39" w:unhideWhenUsed="1"/>
     <w:lsdException w:name="Normal Indent" w:semiHidden="1" w:unhideWhenUsed="1"/>
     <w:lsdException w:name="footnote text" w:semiHidden="1" w:unhideWhenUsed="1"/>
     <w:lsdException w:name="annotation text" w:semiHidden="1" w:unhideWhenUsed="1"/>
     <w:lsdException w:name="header" w:semiHidden="1" w:unhideWhenUsed="1"/>
     <w:lsdException w:name="footer" w:semiHidden="1" w:unhideWhenUsed="1"/>
     <w:lsdException w:name="index heading" w:semiHidden="1" w:unhideWhenUsed="1"/>
-    <w:lsdException w:name="caption" w:uiPriority="35" w:semiHidden="1" w:unhideWhenUsed="1" w:qFormat="1"/>
+    <w:lsdException w:name="caption" w:semiHidden="1" w:uiPriority="35" w:unhideWhenUsed="1" w:qFormat="1"/>
     <w:lsdException w:name="table of figures" w:semiHidden="1" w:unhideWhenUsed="1"/>
     <w:lsdException w:name="envelope address" w:semiHidden="1" w:unhideWhenUsed="1"/>
     <w:lsdException w:name="envelope return" w:semiHidden="1" w:unhideWhenUsed="1"/>
@@ -3150,7 +5942,7 @@
     <w:lsdException w:name="Title" w:uiPriority="10" w:qFormat="1"/>
     <w:lsdException w:name="Closing" w:semiHidden="1" w:unhideWhenUsed="1"/>
     <w:lsdException w:name="Signature" w:semiHidden="1" w:unhideWhenUsed="1"/>
-    <w:lsdException w:name="Default Paragraph Font" w:uiPriority="1" w:semiHidden="1" w:unhideWhenUsed="1"/>
+    <w:lsdException w:name="Default Paragraph Font" w:semiHidden="1" w:uiPriority="1" w:unhideWhenUsed="1"/>
     <w:lsdException w:name="Body Text" w:semiHidden="1" w:unhideWhenUsed="1"/>
     <w:lsdException w:name="Body Text Indent" w:semiHidden="1" w:unhideWhenUsed="1"/>
     <w:lsdException w:name="List Continue" w:semiHidden="1" w:unhideWhenUsed="1"/>
@@ -3350,8 +6142,8 @@
     <w:lsdException w:name="Subtle Reference" w:uiPriority="31" w:qFormat="1"/>
     <w:lsdException w:name="Intense Reference" w:uiPriority="32" w:qFormat="1"/>
     <w:lsdException w:name="Book Title" w:uiPriority="33" w:qFormat="1"/>
-    <w:lsdException w:name="Bibliography" w:uiPriority="37" w:semiHidden="1" w:unhideWhenUsed="1"/>
-    <w:lsdException w:name="TOC Heading" w:uiPriority="39" w:semiHidden="1" w:unhideWhenUsed="1" w:qFormat="1"/>
+    <w:lsdException w:name="Bibliography" w:semiHidden="1" w:uiPriority="37" w:unhideWhenUsed="1"/>
+    <w:lsdException w:name="TOC Heading" w:semiHidden="1" w:uiPriority="39" w:unhideWhenUsed="1" w:qFormat="1"/>
     <w:lsdException w:name="Plain Table 1" w:uiPriority="41"/>
     <w:lsdException w:name="Plain Table 2" w:uiPriority="42"/>
     <w:lsdException w:name="Plain Table 3" w:uiPriority="43"/>
@@ -3456,54 +6248,37 @@
     <w:lsdException w:name="List Table 5 Dark Accent 6" w:uiPriority="50"/>
     <w:lsdException w:name="List Table 6 Colorful Accent 6" w:uiPriority="51"/>
     <w:lsdException w:name="List Table 7 Colorful Accent 6" w:uiPriority="52"/>
-    <w:lsdException w:name="Mention" w:semiHidden="1" w:unhideWhenUsed="1"/>
-    <w:lsdException w:name="Smart Hyperlink" w:semiHidden="1" w:unhideWhenUsed="1"/>
-    <w:lsdException w:name="Hashtag" w:semiHidden="1" w:unhideWhenUsed="1"/>
-    <w:lsdException w:name="Unresolved Mention" w:semiHidden="1" w:unhideWhenUsed="1"/>
-    <w:lsdException w:name="Smart Link" w:semiHidden="1" w:unhideWhenUsed="1"/>
   </w:latentStyles>
-  <w:style w:type="paragraph" w:styleId="Normal" w:default="1">
+  <w:style w:type="paragraph" w:default="1" w:styleId="Normal">
     <w:name w:val="Normal"/>
     <w:qFormat/>
     <w:pPr>
-      <w:widowControl/>
-      <w:suppressAutoHyphens w:val="true"/>
-      <w:bidi w:val="0"/>
-      <w:spacing w:lineRule="auto" w:line="259" w:before="0" w:after="160"/>
-      <w:jc w:val="left"/>
+      <w:spacing w:after="160" w:line="259" w:lineRule="auto"/>
     </w:pPr>
-    <w:rPr>
-      <w:rFonts w:ascii="Aptos" w:hAnsi="Aptos" w:eastAsia="Aptos" w:cs="" w:asciiTheme="minorHAnsi" w:cstheme="minorBidi" w:eastAsiaTheme="minorHAnsi" w:hAnsiTheme="minorHAnsi"/>
-      <w:color w:val="auto"/>
-      <w:kern w:val="0"/>
-      <w:sz w:val="22"/>
-      <w:szCs w:val="22"/>
-      <w:lang w:val="en-GB" w:eastAsia="en-US" w:bidi="ar-SA"/>
-    </w:rPr>
   </w:style>
   <w:style w:type="paragraph" w:styleId="Heading1">
-    <w:name w:val="Heading 1"/>
+    <w:name w:val="heading 1"/>
     <w:basedOn w:val="Normal"/>
     <w:next w:val="Normal"/>
     <w:link w:val="Heading1Char"/>
     <w:uiPriority w:val="9"/>
     <w:qFormat/>
-    <w:rsid w:val="00bd2c1e"/>
+    <w:rsid w:val="00BD2C1E"/>
     <w:pPr>
-      <w:keepNext w:val="true"/>
+      <w:keepNext/>
       <w:keepLines/>
       <w:spacing w:before="360" w:after="80"/>
       <w:outlineLvl w:val="0"/>
     </w:pPr>
     <w:rPr>
-      <w:rFonts w:ascii="Aptos Display" w:hAnsi="Aptos Display" w:eastAsia="" w:cs="" w:asciiTheme="majorHAnsi" w:cstheme="majorBidi" w:eastAsiaTheme="majorEastAsia" w:hAnsiTheme="majorHAnsi"/>
-      <w:color w:themeColor="accent1" w:themeShade="bf" w:val="0F4761"/>
+      <w:rFonts w:asciiTheme="majorHAnsi" w:eastAsiaTheme="majorEastAsia" w:hAnsiTheme="majorHAnsi" w:cstheme="majorBidi"/>
+      <w:color w:val="0F4761" w:themeColor="accent1" w:themeShade="BF"/>
       <w:sz w:val="40"/>
       <w:szCs w:val="40"/>
     </w:rPr>
   </w:style>
   <w:style w:type="paragraph" w:styleId="Heading2">
-    <w:name w:val="Heading 2"/>
+    <w:name w:val="heading 2"/>
     <w:basedOn w:val="Normal"/>
     <w:next w:val="Normal"/>
     <w:link w:val="Heading2Char"/>
@@ -3511,22 +6286,22 @@
     <w:semiHidden/>
     <w:unhideWhenUsed/>
     <w:qFormat/>
-    <w:rsid w:val="00bd2c1e"/>
+    <w:rsid w:val="00BD2C1E"/>
     <w:pPr>
-      <w:keepNext w:val="true"/>
+      <w:keepNext/>
       <w:keepLines/>
       <w:spacing w:before="160" w:after="80"/>
       <w:outlineLvl w:val="1"/>
     </w:pPr>
     <w:rPr>
-      <w:rFonts w:ascii="Aptos Display" w:hAnsi="Aptos Display" w:eastAsia="" w:cs="" w:asciiTheme="majorHAnsi" w:cstheme="majorBidi" w:eastAsiaTheme="majorEastAsia" w:hAnsiTheme="majorHAnsi"/>
-      <w:color w:themeColor="accent1" w:themeShade="bf" w:val="0F4761"/>
+      <w:rFonts w:asciiTheme="majorHAnsi" w:eastAsiaTheme="majorEastAsia" w:hAnsiTheme="majorHAnsi" w:cstheme="majorBidi"/>
+      <w:color w:val="0F4761" w:themeColor="accent1" w:themeShade="BF"/>
       <w:sz w:val="32"/>
       <w:szCs w:val="32"/>
     </w:rPr>
   </w:style>
   <w:style w:type="paragraph" w:styleId="Heading3">
-    <w:name w:val="Heading 3"/>
+    <w:name w:val="heading 3"/>
     <w:basedOn w:val="Normal"/>
     <w:next w:val="Normal"/>
     <w:link w:val="Heading3Char"/>
@@ -3534,22 +6309,22 @@
     <w:semiHidden/>
     <w:unhideWhenUsed/>
     <w:qFormat/>
-    <w:rsid w:val="00bd2c1e"/>
+    <w:rsid w:val="00BD2C1E"/>
     <w:pPr>
-      <w:keepNext w:val="true"/>
+      <w:keepNext/>
       <w:keepLines/>
       <w:spacing w:before="160" w:after="80"/>
       <w:outlineLvl w:val="2"/>
     </w:pPr>
     <w:rPr>
-      <w:rFonts w:eastAsia="" w:cs="" w:cstheme="majorBidi" w:eastAsiaTheme="majorEastAsia"/>
-      <w:color w:themeColor="accent1" w:themeShade="bf" w:val="0F4761"/>
+      <w:rFonts w:eastAsiaTheme="majorEastAsia" w:cstheme="majorBidi"/>
+      <w:color w:val="0F4761" w:themeColor="accent1" w:themeShade="BF"/>
       <w:sz w:val="28"/>
       <w:szCs w:val="28"/>
     </w:rPr>
   </w:style>
   <w:style w:type="paragraph" w:styleId="Heading4">
-    <w:name w:val="Heading 4"/>
+    <w:name w:val="heading 4"/>
     <w:basedOn w:val="Normal"/>
     <w:next w:val="Normal"/>
     <w:link w:val="Heading4Char"/>
@@ -3557,22 +6332,22 @@
     <w:semiHidden/>
     <w:unhideWhenUsed/>
     <w:qFormat/>
-    <w:rsid w:val="00bd2c1e"/>
+    <w:rsid w:val="00BD2C1E"/>
     <w:pPr>
-      <w:keepNext w:val="true"/>
+      <w:keepNext/>
       <w:keepLines/>
       <w:spacing w:before="80" w:after="40"/>
       <w:outlineLvl w:val="3"/>
     </w:pPr>
     <w:rPr>
-      <w:rFonts w:eastAsia="" w:cs="" w:cstheme="majorBidi" w:eastAsiaTheme="majorEastAsia"/>
+      <w:rFonts w:eastAsiaTheme="majorEastAsia" w:cstheme="majorBidi"/>
       <w:i/>
       <w:iCs/>
-      <w:color w:themeColor="accent1" w:themeShade="bf" w:val="0F4761"/>
+      <w:color w:val="0F4761" w:themeColor="accent1" w:themeShade="BF"/>
     </w:rPr>
   </w:style>
   <w:style w:type="paragraph" w:styleId="Heading5">
-    <w:name w:val="Heading 5"/>
+    <w:name w:val="heading 5"/>
     <w:basedOn w:val="Normal"/>
     <w:next w:val="Normal"/>
     <w:link w:val="Heading5Char"/>
@@ -3580,20 +6355,20 @@
     <w:semiHidden/>
     <w:unhideWhenUsed/>
     <w:qFormat/>
-    <w:rsid w:val="00bd2c1e"/>
+    <w:rsid w:val="00BD2C1E"/>
     <w:pPr>
-      <w:keepNext w:val="true"/>
+      <w:keepNext/>
       <w:keepLines/>
       <w:spacing w:before="80" w:after="40"/>
       <w:outlineLvl w:val="4"/>
     </w:pPr>
     <w:rPr>
-      <w:rFonts w:eastAsia="" w:cs="" w:cstheme="majorBidi" w:eastAsiaTheme="majorEastAsia"/>
-      <w:color w:themeColor="accent1" w:themeShade="bf" w:val="0F4761"/>
+      <w:rFonts w:eastAsiaTheme="majorEastAsia" w:cstheme="majorBidi"/>
+      <w:color w:val="0F4761" w:themeColor="accent1" w:themeShade="BF"/>
     </w:rPr>
   </w:style>
   <w:style w:type="paragraph" w:styleId="Heading6">
-    <w:name w:val="Heading 6"/>
+    <w:name w:val="heading 6"/>
     <w:basedOn w:val="Normal"/>
     <w:next w:val="Normal"/>
     <w:link w:val="Heading6Char"/>
@@ -3601,22 +6376,22 @@
     <w:semiHidden/>
     <w:unhideWhenUsed/>
     <w:qFormat/>
-    <w:rsid w:val="00bd2c1e"/>
+    <w:rsid w:val="00BD2C1E"/>
     <w:pPr>
-      <w:keepNext w:val="true"/>
+      <w:keepNext/>
       <w:keepLines/>
       <w:spacing w:before="40" w:after="0"/>
       <w:outlineLvl w:val="5"/>
     </w:pPr>
     <w:rPr>
-      <w:rFonts w:eastAsia="" w:cs="" w:cstheme="majorBidi" w:eastAsiaTheme="majorEastAsia"/>
+      <w:rFonts w:eastAsiaTheme="majorEastAsia" w:cstheme="majorBidi"/>
       <w:i/>
       <w:iCs/>
-      <w:color w:themeColor="text1" w:themeTint="a6" w:val="595959"/>
+      <w:color w:val="595959" w:themeColor="text1" w:themeTint="A6"/>
     </w:rPr>
   </w:style>
   <w:style w:type="paragraph" w:styleId="Heading7">
-    <w:name w:val="Heading 7"/>
+    <w:name w:val="heading 7"/>
     <w:basedOn w:val="Normal"/>
     <w:next w:val="Normal"/>
     <w:link w:val="Heading7Char"/>
@@ -3624,20 +6399,20 @@
     <w:semiHidden/>
     <w:unhideWhenUsed/>
     <w:qFormat/>
-    <w:rsid w:val="00bd2c1e"/>
+    <w:rsid w:val="00BD2C1E"/>
     <w:pPr>
-      <w:keepNext w:val="true"/>
+      <w:keepNext/>
       <w:keepLines/>
       <w:spacing w:before="40" w:after="0"/>
       <w:outlineLvl w:val="6"/>
     </w:pPr>
     <w:rPr>
-      <w:rFonts w:eastAsia="" w:cs="" w:cstheme="majorBidi" w:eastAsiaTheme="majorEastAsia"/>
-      <w:color w:themeColor="text1" w:themeTint="a6" w:val="595959"/>
+      <w:rFonts w:eastAsiaTheme="majorEastAsia" w:cstheme="majorBidi"/>
+      <w:color w:val="595959" w:themeColor="text1" w:themeTint="A6"/>
     </w:rPr>
   </w:style>
   <w:style w:type="paragraph" w:styleId="Heading8">
-    <w:name w:val="Heading 8"/>
+    <w:name w:val="heading 8"/>
     <w:basedOn w:val="Normal"/>
     <w:next w:val="Normal"/>
     <w:link w:val="Heading8Char"/>
@@ -3645,22 +6420,22 @@
     <w:semiHidden/>
     <w:unhideWhenUsed/>
     <w:qFormat/>
-    <w:rsid w:val="00bd2c1e"/>
+    <w:rsid w:val="00BD2C1E"/>
     <w:pPr>
-      <w:keepNext w:val="true"/>
+      <w:keepNext/>
       <w:keepLines/>
-      <w:spacing w:before="0" w:after="0"/>
+      <w:spacing w:after="0"/>
       <w:outlineLvl w:val="7"/>
     </w:pPr>
     <w:rPr>
-      <w:rFonts w:eastAsia="" w:cs="" w:cstheme="majorBidi" w:eastAsiaTheme="majorEastAsia"/>
+      <w:rFonts w:eastAsiaTheme="majorEastAsia" w:cstheme="majorBidi"/>
       <w:i/>
       <w:iCs/>
-      <w:color w:themeColor="text1" w:themeTint="d8" w:val="272727"/>
+      <w:color w:val="272727" w:themeColor="text1" w:themeTint="D8"/>
     </w:rPr>
   </w:style>
   <w:style w:type="paragraph" w:styleId="Heading9">
-    <w:name w:val="Heading 9"/>
+    <w:name w:val="heading 9"/>
     <w:basedOn w:val="Normal"/>
     <w:next w:val="Normal"/>
     <w:link w:val="Heading9Char"/>
@@ -3668,194 +6443,213 @@
     <w:semiHidden/>
     <w:unhideWhenUsed/>
     <w:qFormat/>
-    <w:rsid w:val="00bd2c1e"/>
+    <w:rsid w:val="00BD2C1E"/>
     <w:pPr>
-      <w:keepNext w:val="true"/>
+      <w:keepNext/>
       <w:keepLines/>
-      <w:spacing w:before="0" w:after="0"/>
+      <w:spacing w:after="0"/>
       <w:outlineLvl w:val="8"/>
     </w:pPr>
     <w:rPr>
-      <w:rFonts w:eastAsia="" w:cs="" w:cstheme="majorBidi" w:eastAsiaTheme="majorEastAsia"/>
-      <w:color w:themeColor="text1" w:themeTint="d8" w:val="272727"/>
+      <w:rFonts w:eastAsiaTheme="majorEastAsia" w:cstheme="majorBidi"/>
+      <w:color w:val="272727" w:themeColor="text1" w:themeTint="D8"/>
     </w:rPr>
   </w:style>
-  <w:style w:type="character" w:styleId="DefaultParagraphFont" w:default="1">
+  <w:style w:type="character" w:default="1" w:styleId="DefaultParagraphFont">
     <w:name w:val="Default Paragraph Font"/>
     <w:uiPriority w:val="1"/>
     <w:unhideWhenUsed/>
-    <w:qFormat/>
-    <w:rPr/>
   </w:style>
-  <w:style w:type="character" w:styleId="Heading1Char" w:customStyle="1">
+  <w:style w:type="table" w:default="1" w:styleId="TableNormal">
+    <w:name w:val="Normal Table"/>
+    <w:uiPriority w:val="99"/>
+    <w:semiHidden/>
+    <w:unhideWhenUsed/>
+    <w:tblPr>
+      <w:tblInd w:w="0" w:type="dxa"/>
+      <w:tblCellMar>
+        <w:top w:w="0" w:type="dxa"/>
+        <w:left w:w="108" w:type="dxa"/>
+        <w:bottom w:w="0" w:type="dxa"/>
+        <w:right w:w="108" w:type="dxa"/>
+      </w:tblCellMar>
+    </w:tblPr>
+  </w:style>
+  <w:style w:type="numbering" w:default="1" w:styleId="NoList">
+    <w:name w:val="No List"/>
+    <w:uiPriority w:val="99"/>
+    <w:semiHidden/>
+    <w:unhideWhenUsed/>
+  </w:style>
+  <w:style w:type="character" w:customStyle="1" w:styleId="Heading1Char">
     <w:name w:val="Heading 1 Char"/>
     <w:basedOn w:val="DefaultParagraphFont"/>
     <w:link w:val="Heading1"/>
     <w:uiPriority w:val="9"/>
     <w:qFormat/>
-    <w:rsid w:val="00bd2c1e"/>
+    <w:rsid w:val="00BD2C1E"/>
     <w:rPr>
-      <w:rFonts w:ascii="Aptos Display" w:hAnsi="Aptos Display" w:eastAsia="" w:cs="" w:asciiTheme="majorHAnsi" w:cstheme="majorBidi" w:eastAsiaTheme="majorEastAsia" w:hAnsiTheme="majorHAnsi"/>
-      <w:color w:themeColor="accent1" w:themeShade="bf" w:val="0F4761"/>
+      <w:rFonts w:asciiTheme="majorHAnsi" w:eastAsiaTheme="majorEastAsia" w:hAnsiTheme="majorHAnsi" w:cstheme="majorBidi"/>
+      <w:color w:val="0F4761" w:themeColor="accent1" w:themeShade="BF"/>
       <w:sz w:val="40"/>
       <w:szCs w:val="40"/>
     </w:rPr>
   </w:style>
-  <w:style w:type="character" w:styleId="Heading2Char" w:customStyle="1">
+  <w:style w:type="character" w:customStyle="1" w:styleId="Heading2Char">
     <w:name w:val="Heading 2 Char"/>
     <w:basedOn w:val="DefaultParagraphFont"/>
     <w:link w:val="Heading2"/>
     <w:uiPriority w:val="9"/>
     <w:semiHidden/>
     <w:qFormat/>
-    <w:rsid w:val="00bd2c1e"/>
+    <w:rsid w:val="00BD2C1E"/>
     <w:rPr>
-      <w:rFonts w:ascii="Aptos Display" w:hAnsi="Aptos Display" w:eastAsia="" w:cs="" w:asciiTheme="majorHAnsi" w:cstheme="majorBidi" w:eastAsiaTheme="majorEastAsia" w:hAnsiTheme="majorHAnsi"/>
-      <w:color w:themeColor="accent1" w:themeShade="bf" w:val="0F4761"/>
+      <w:rFonts w:asciiTheme="majorHAnsi" w:eastAsiaTheme="majorEastAsia" w:hAnsiTheme="majorHAnsi" w:cstheme="majorBidi"/>
+      <w:color w:val="0F4761" w:themeColor="accent1" w:themeShade="BF"/>
       <w:sz w:val="32"/>
       <w:szCs w:val="32"/>
     </w:rPr>
   </w:style>
-  <w:style w:type="character" w:styleId="Heading3Char" w:customStyle="1">
+  <w:style w:type="character" w:customStyle="1" w:styleId="Heading3Char">
     <w:name w:val="Heading 3 Char"/>
     <w:basedOn w:val="DefaultParagraphFont"/>
     <w:link w:val="Heading3"/>
     <w:uiPriority w:val="9"/>
     <w:semiHidden/>
     <w:qFormat/>
-    <w:rsid w:val="00bd2c1e"/>
+    <w:rsid w:val="00BD2C1E"/>
     <w:rPr>
-      <w:rFonts w:eastAsia="" w:cs="" w:cstheme="majorBidi" w:eastAsiaTheme="majorEastAsia"/>
-      <w:color w:themeColor="accent1" w:themeShade="bf" w:val="0F4761"/>
+      <w:rFonts w:eastAsiaTheme="majorEastAsia" w:cstheme="majorBidi"/>
+      <w:color w:val="0F4761" w:themeColor="accent1" w:themeShade="BF"/>
       <w:sz w:val="28"/>
       <w:szCs w:val="28"/>
     </w:rPr>
   </w:style>
-  <w:style w:type="character" w:styleId="Heading4Char" w:customStyle="1">
+  <w:style w:type="character" w:customStyle="1" w:styleId="Heading4Char">
     <w:name w:val="Heading 4 Char"/>
     <w:basedOn w:val="DefaultParagraphFont"/>
     <w:link w:val="Heading4"/>
     <w:uiPriority w:val="9"/>
     <w:semiHidden/>
     <w:qFormat/>
-    <w:rsid w:val="00bd2c1e"/>
+    <w:rsid w:val="00BD2C1E"/>
     <w:rPr>
-      <w:rFonts w:eastAsia="" w:cs="" w:cstheme="majorBidi" w:eastAsiaTheme="majorEastAsia"/>
+      <w:rFonts w:eastAsiaTheme="majorEastAsia" w:cstheme="majorBidi"/>
       <w:i/>
       <w:iCs/>
-      <w:color w:themeColor="accent1" w:themeShade="bf" w:val="0F4761"/>
+      <w:color w:val="0F4761" w:themeColor="accent1" w:themeShade="BF"/>
     </w:rPr>
   </w:style>
-  <w:style w:type="character" w:styleId="Heading5Char" w:customStyle="1">
+  <w:style w:type="character" w:customStyle="1" w:styleId="Heading5Char">
     <w:name w:val="Heading 5 Char"/>
     <w:basedOn w:val="DefaultParagraphFont"/>
     <w:link w:val="Heading5"/>
     <w:uiPriority w:val="9"/>
     <w:semiHidden/>
     <w:qFormat/>
-    <w:rsid w:val="00bd2c1e"/>
+    <w:rsid w:val="00BD2C1E"/>
     <w:rPr>
-      <w:rFonts w:eastAsia="" w:cs="" w:cstheme="majorBidi" w:eastAsiaTheme="majorEastAsia"/>
-      <w:color w:themeColor="accent1" w:themeShade="bf" w:val="0F4761"/>
+      <w:rFonts w:eastAsiaTheme="majorEastAsia" w:cstheme="majorBidi"/>
+      <w:color w:val="0F4761" w:themeColor="accent1" w:themeShade="BF"/>
     </w:rPr>
   </w:style>
-  <w:style w:type="character" w:styleId="Heading6Char" w:customStyle="1">
+  <w:style w:type="character" w:customStyle="1" w:styleId="Heading6Char">
     <w:name w:val="Heading 6 Char"/>
     <w:basedOn w:val="DefaultParagraphFont"/>
     <w:link w:val="Heading6"/>
     <w:uiPriority w:val="9"/>
     <w:semiHidden/>
     <w:qFormat/>
-    <w:rsid w:val="00bd2c1e"/>
+    <w:rsid w:val="00BD2C1E"/>
     <w:rPr>
-      <w:rFonts w:eastAsia="" w:cs="" w:cstheme="majorBidi" w:eastAsiaTheme="majorEastAsia"/>
+      <w:rFonts w:eastAsiaTheme="majorEastAsia" w:cstheme="majorBidi"/>
       <w:i/>
       <w:iCs/>
-      <w:color w:themeColor="text1" w:themeTint="a6" w:val="595959"/>
+      <w:color w:val="595959" w:themeColor="text1" w:themeTint="A6"/>
     </w:rPr>
   </w:style>
-  <w:style w:type="character" w:styleId="Heading7Char" w:customStyle="1">
+  <w:style w:type="character" w:customStyle="1" w:styleId="Heading7Char">
     <w:name w:val="Heading 7 Char"/>
     <w:basedOn w:val="DefaultParagraphFont"/>
     <w:link w:val="Heading7"/>
     <w:uiPriority w:val="9"/>
     <w:semiHidden/>
     <w:qFormat/>
-    <w:rsid w:val="00bd2c1e"/>
+    <w:rsid w:val="00BD2C1E"/>
     <w:rPr>
-      <w:rFonts w:eastAsia="" w:cs="" w:cstheme="majorBidi" w:eastAsiaTheme="majorEastAsia"/>
-      <w:color w:themeColor="text1" w:themeTint="a6" w:val="595959"/>
+      <w:rFonts w:eastAsiaTheme="majorEastAsia" w:cstheme="majorBidi"/>
+      <w:color w:val="595959" w:themeColor="text1" w:themeTint="A6"/>
     </w:rPr>
   </w:style>
-  <w:style w:type="character" w:styleId="Heading8Char" w:customStyle="1">
+  <w:style w:type="character" w:customStyle="1" w:styleId="Heading8Char">
     <w:name w:val="Heading 8 Char"/>
     <w:basedOn w:val="DefaultParagraphFont"/>
     <w:link w:val="Heading8"/>
     <w:uiPriority w:val="9"/>
     <w:semiHidden/>
     <w:qFormat/>
-    <w:rsid w:val="00bd2c1e"/>
+    <w:rsid w:val="00BD2C1E"/>
     <w:rPr>
-      <w:rFonts w:eastAsia="" w:cs="" w:cstheme="majorBidi" w:eastAsiaTheme="majorEastAsia"/>
+      <w:rFonts w:eastAsiaTheme="majorEastAsia" w:cstheme="majorBidi"/>
       <w:i/>
       <w:iCs/>
-      <w:color w:themeColor="text1" w:themeTint="d8" w:val="272727"/>
+      <w:color w:val="272727" w:themeColor="text1" w:themeTint="D8"/>
     </w:rPr>
   </w:style>
-  <w:style w:type="character" w:styleId="Heading9Char" w:customStyle="1">
+  <w:style w:type="character" w:customStyle="1" w:styleId="Heading9Char">
     <w:name w:val="Heading 9 Char"/>
     <w:basedOn w:val="DefaultParagraphFont"/>
     <w:link w:val="Heading9"/>
     <w:uiPriority w:val="9"/>
     <w:semiHidden/>
     <w:qFormat/>
-    <w:rsid w:val="00bd2c1e"/>
+    <w:rsid w:val="00BD2C1E"/>
     <w:rPr>
-      <w:rFonts w:eastAsia="" w:cs="" w:cstheme="majorBidi" w:eastAsiaTheme="majorEastAsia"/>
-      <w:color w:themeColor="text1" w:themeTint="d8" w:val="272727"/>
+      <w:rFonts w:eastAsiaTheme="majorEastAsia" w:cstheme="majorBidi"/>
+      <w:color w:val="272727" w:themeColor="text1" w:themeTint="D8"/>
     </w:rPr>
   </w:style>
-  <w:style w:type="character" w:styleId="TitleChar" w:customStyle="1">
+  <w:style w:type="character" w:customStyle="1" w:styleId="TitleChar">
     <w:name w:val="Title Char"/>
     <w:basedOn w:val="DefaultParagraphFont"/>
     <w:link w:val="Title"/>
     <w:uiPriority w:val="10"/>
     <w:qFormat/>
-    <w:rsid w:val="00bd2c1e"/>
+    <w:rsid w:val="00BD2C1E"/>
     <w:rPr>
-      <w:rFonts w:ascii="Aptos Display" w:hAnsi="Aptos Display" w:eastAsia="" w:cs="" w:asciiTheme="majorHAnsi" w:cstheme="majorBidi" w:eastAsiaTheme="majorEastAsia" w:hAnsiTheme="majorHAnsi"/>
+      <w:rFonts w:asciiTheme="majorHAnsi" w:eastAsiaTheme="majorEastAsia" w:hAnsiTheme="majorHAnsi" w:cstheme="majorBidi"/>
       <w:spacing w:val="-10"/>
       <w:kern w:val="2"/>
       <w:sz w:val="56"/>
       <w:szCs w:val="56"/>
     </w:rPr>
   </w:style>
-  <w:style w:type="character" w:styleId="SubtitleChar" w:customStyle="1">
+  <w:style w:type="character" w:customStyle="1" w:styleId="SubtitleChar">
     <w:name w:val="Subtitle Char"/>
     <w:basedOn w:val="DefaultParagraphFont"/>
     <w:link w:val="Subtitle"/>
     <w:uiPriority w:val="11"/>
     <w:qFormat/>
-    <w:rsid w:val="00bd2c1e"/>
+    <w:rsid w:val="00BD2C1E"/>
     <w:rPr>
-      <w:rFonts w:eastAsia="" w:cs="" w:cstheme="majorBidi" w:eastAsiaTheme="majorEastAsia"/>
-      <w:color w:themeColor="text1" w:themeTint="a6" w:val="595959"/>
+      <w:rFonts w:eastAsiaTheme="majorEastAsia" w:cstheme="majorBidi"/>
+      <w:color w:val="595959" w:themeColor="text1" w:themeTint="A6"/>
       <w:spacing w:val="15"/>
       <w:sz w:val="28"/>
       <w:szCs w:val="28"/>
     </w:rPr>
   </w:style>
-  <w:style w:type="character" w:styleId="QuoteChar" w:customStyle="1">
+  <w:style w:type="character" w:customStyle="1" w:styleId="QuoteChar">
     <w:name w:val="Quote Char"/>
     <w:basedOn w:val="DefaultParagraphFont"/>
     <w:link w:val="Quote"/>
     <w:uiPriority w:val="29"/>
     <w:qFormat/>
-    <w:rsid w:val="00bd2c1e"/>
+    <w:rsid w:val="00BD2C1E"/>
     <w:rPr>
       <w:i/>
       <w:iCs/>
-      <w:color w:themeColor="text1" w:themeTint="bf" w:val="404040"/>
+      <w:color w:val="404040" w:themeColor="text1" w:themeTint="BF"/>
     </w:rPr>
   </w:style>
   <w:style w:type="character" w:styleId="IntenseEmphasis">
@@ -3863,24 +6657,24 @@
     <w:basedOn w:val="DefaultParagraphFont"/>
     <w:uiPriority w:val="21"/>
     <w:qFormat/>
-    <w:rsid w:val="00bd2c1e"/>
+    <w:rsid w:val="00BD2C1E"/>
     <w:rPr>
       <w:i/>
       <w:iCs/>
-      <w:color w:themeColor="accent1" w:themeShade="bf" w:val="0F4761"/>
+      <w:color w:val="0F4761" w:themeColor="accent1" w:themeShade="BF"/>
     </w:rPr>
   </w:style>
-  <w:style w:type="character" w:styleId="IntenseQuoteChar" w:customStyle="1">
+  <w:style w:type="character" w:customStyle="1" w:styleId="IntenseQuoteChar">
     <w:name w:val="Intense Quote Char"/>
     <w:basedOn w:val="DefaultParagraphFont"/>
     <w:link w:val="IntenseQuote"/>
     <w:uiPriority w:val="30"/>
     <w:qFormat/>
-    <w:rsid w:val="00bd2c1e"/>
+    <w:rsid w:val="00BD2C1E"/>
     <w:rPr>
       <w:i/>
       <w:iCs/>
-      <w:color w:themeColor="accent1" w:themeShade="bf" w:val="0F4761"/>
+      <w:color w:val="0F4761" w:themeColor="accent1" w:themeShade="BF"/>
     </w:rPr>
   </w:style>
   <w:style w:type="character" w:styleId="IntenseReference">
@@ -3888,26 +6682,26 @@
     <w:basedOn w:val="DefaultParagraphFont"/>
     <w:uiPriority w:val="32"/>
     <w:qFormat/>
-    <w:rsid w:val="00bd2c1e"/>
+    <w:rsid w:val="00BD2C1E"/>
     <w:rPr>
       <w:b/>
       <w:bCs/>
       <w:smallCaps/>
-      <w:color w:themeColor="accent1" w:themeShade="bf" w:val="0F4761"/>
+      <w:color w:val="0F4761" w:themeColor="accent1" w:themeShade="BF"/>
       <w:spacing w:val="5"/>
     </w:rPr>
   </w:style>
-  <w:style w:type="paragraph" w:styleId="Heading">
+  <w:style w:type="paragraph" w:customStyle="1" w:styleId="Heading">
     <w:name w:val="Heading"/>
     <w:basedOn w:val="Normal"/>
     <w:next w:val="BodyText"/>
     <w:qFormat/>
     <w:pPr>
-      <w:keepNext w:val="true"/>
+      <w:keepNext/>
       <w:spacing w:before="240" w:after="120"/>
     </w:pPr>
     <w:rPr>
-      <w:rFonts w:ascii="Liberation Sans" w:hAnsi="Liberation Sans" w:eastAsia="Microsoft YaHei" w:cs="Lucida Sans"/>
+      <w:rFonts w:ascii="Liberation Sans" w:eastAsia="Microsoft YaHei" w:hAnsi="Liberation Sans" w:cs="Lucida Sans"/>
       <w:sz w:val="28"/>
       <w:szCs w:val="28"/>
     </w:rPr>
@@ -3916,20 +6710,18 @@
     <w:name w:val="Body Text"/>
     <w:basedOn w:val="Normal"/>
     <w:pPr>
-      <w:spacing w:lineRule="auto" w:line="276" w:before="0" w:after="140"/>
+      <w:spacing w:after="140" w:line="276" w:lineRule="auto"/>
     </w:pPr>
-    <w:rPr/>
   </w:style>
   <w:style w:type="paragraph" w:styleId="List">
     <w:name w:val="List"/>
     <w:basedOn w:val="BodyText"/>
-    <w:pPr/>
     <w:rPr>
       <w:rFonts w:cs="Lucida Sans"/>
     </w:rPr>
   </w:style>
   <w:style w:type="paragraph" w:styleId="Caption">
-    <w:name w:val="Caption"/>
+    <w:name w:val="caption"/>
     <w:basedOn w:val="Normal"/>
     <w:qFormat/>
     <w:pPr>
@@ -3944,7 +6736,7 @@
       <w:szCs w:val="24"/>
     </w:rPr>
   </w:style>
-  <w:style w:type="paragraph" w:styleId="Index">
+  <w:style w:type="paragraph" w:customStyle="1" w:styleId="Index">
     <w:name w:val="Index"/>
     <w:basedOn w:val="Normal"/>
     <w:qFormat/>
@@ -3962,13 +6754,13 @@
     <w:link w:val="TitleChar"/>
     <w:uiPriority w:val="10"/>
     <w:qFormat/>
-    <w:rsid w:val="00bd2c1e"/>
+    <w:rsid w:val="00BD2C1E"/>
     <w:pPr>
-      <w:spacing w:lineRule="auto" w:line="240" w:before="0" w:after="80"/>
+      <w:spacing w:after="80" w:line="240" w:lineRule="auto"/>
       <w:contextualSpacing/>
     </w:pPr>
     <w:rPr>
-      <w:rFonts w:ascii="Aptos Display" w:hAnsi="Aptos Display" w:eastAsia="" w:cs="" w:asciiTheme="majorHAnsi" w:cstheme="majorBidi" w:eastAsiaTheme="majorEastAsia" w:hAnsiTheme="majorHAnsi"/>
+      <w:rFonts w:asciiTheme="majorHAnsi" w:eastAsiaTheme="majorEastAsia" w:hAnsiTheme="majorHAnsi" w:cstheme="majorBidi"/>
       <w:spacing w:val="-10"/>
       <w:kern w:val="2"/>
       <w:sz w:val="56"/>
@@ -3982,11 +6774,10 @@
     <w:link w:val="SubtitleChar"/>
     <w:uiPriority w:val="11"/>
     <w:qFormat/>
-    <w:rsid w:val="00bd2c1e"/>
-    <w:pPr/>
+    <w:rsid w:val="00BD2C1E"/>
     <w:rPr>
-      <w:rFonts w:eastAsia="" w:cs="" w:cstheme="majorBidi" w:eastAsiaTheme="majorEastAsia"/>
-      <w:color w:themeColor="text1" w:themeTint="a6" w:val="595959"/>
+      <w:rFonts w:eastAsiaTheme="majorEastAsia" w:cstheme="majorBidi"/>
+      <w:color w:val="595959" w:themeColor="text1" w:themeTint="A6"/>
       <w:spacing w:val="15"/>
       <w:sz w:val="28"/>
       <w:szCs w:val="28"/>
@@ -3999,15 +6790,15 @@
     <w:link w:val="QuoteChar"/>
     <w:uiPriority w:val="29"/>
     <w:qFormat/>
-    <w:rsid w:val="00bd2c1e"/>
+    <w:rsid w:val="00BD2C1E"/>
     <w:pPr>
-      <w:spacing w:before="160" w:after="160"/>
+      <w:spacing w:before="160"/>
       <w:jc w:val="center"/>
     </w:pPr>
     <w:rPr>
       <w:i/>
       <w:iCs/>
-      <w:color w:themeColor="text1" w:themeTint="bf" w:val="404040"/>
+      <w:color w:val="404040" w:themeColor="text1" w:themeTint="BF"/>
     </w:rPr>
   </w:style>
   <w:style w:type="paragraph" w:styleId="ListParagraph">
@@ -4015,13 +6806,11 @@
     <w:basedOn w:val="Normal"/>
     <w:uiPriority w:val="34"/>
     <w:qFormat/>
-    <w:rsid w:val="00bd2c1e"/>
+    <w:rsid w:val="00BD2C1E"/>
     <w:pPr>
-      <w:spacing w:before="0" w:after="160"/>
       <w:ind w:left="720"/>
       <w:contextualSpacing/>
     </w:pPr>
-    <w:rPr/>
   </w:style>
   <w:style w:type="paragraph" w:styleId="IntenseQuote">
     <w:name w:val="Intense Quote"/>
@@ -4030,11 +6819,11 @@
     <w:link w:val="IntenseQuoteChar"/>
     <w:uiPriority w:val="30"/>
     <w:qFormat/>
-    <w:rsid w:val="00bd2c1e"/>
+    <w:rsid w:val="00BD2C1E"/>
     <w:pPr>
       <w:pBdr>
-        <w:top w:val="single" w:sz="4" w:space="10" w:color="0F4761" w:themeColor="accent1" w:themeShade="bf"/>
-        <w:bottom w:val="single" w:sz="4" w:space="10" w:color="0F4761" w:themeColor="accent1" w:themeShade="bf"/>
+        <w:top w:val="single" w:sz="4" w:space="10" w:color="0F4761" w:themeColor="accent1" w:themeShade="BF"/>
+        <w:bottom w:val="single" w:sz="4" w:space="10" w:color="0F4761" w:themeColor="accent1" w:themeShade="BF"/>
       </w:pBdr>
       <w:spacing w:before="360" w:after="360"/>
       <w:ind w:left="864" w:right="864"/>
@@ -4043,101 +6832,80 @@
     <w:rPr>
       <w:i/>
       <w:iCs/>
-      <w:color w:themeColor="accent1" w:themeShade="bf" w:val="0F4761"/>
+      <w:color w:val="0F4761" w:themeColor="accent1" w:themeShade="BF"/>
     </w:rPr>
   </w:style>
-  <w:style w:type="paragraph" w:styleId="Caption1">
+  <w:style w:type="paragraph" w:customStyle="1" w:styleId="caption1">
     <w:name w:val="caption1"/>
     <w:basedOn w:val="Normal"/>
     <w:next w:val="Normal"/>
     <w:uiPriority w:val="35"/>
     <w:unhideWhenUsed/>
     <w:qFormat/>
-    <w:rsid w:val="0063696f"/>
+    <w:rsid w:val="0063696F"/>
     <w:pPr>
-      <w:spacing w:lineRule="auto" w:line="240" w:before="0" w:after="200"/>
+      <w:spacing w:after="200" w:line="240" w:lineRule="auto"/>
     </w:pPr>
     <w:rPr>
       <w:i/>
       <w:iCs/>
-      <w:color w:themeColor="text2" w:val="0E2841"/>
+      <w:color w:val="0E2841" w:themeColor="text2"/>
       <w:sz w:val="18"/>
       <w:szCs w:val="18"/>
     </w:rPr>
-  </w:style>
-  <w:style w:type="numbering" w:styleId="NoList" w:default="1">
-    <w:name w:val="No List"/>
-    <w:uiPriority w:val="99"/>
-    <w:semiHidden/>
-    <w:unhideWhenUsed/>
-    <w:qFormat/>
-  </w:style>
-  <w:style w:type="table" w:default="1" w:styleId="TableNormal">
-    <w:name w:val="Normal Table"/>
-    <w:uiPriority w:val="99"/>
-    <w:semiHidden/>
-    <w:unhideWhenUsed/>
-    <w:tblPr>
-      <w:tblCellMar>
-        <w:top w:w="0" w:type="dxa"/>
-        <w:left w:w="108" w:type="dxa"/>
-        <w:bottom w:w="0" w:type="dxa"/>
-        <w:right w:w="108" w:type="dxa"/>
-      </w:tblCellMar>
-    </w:tblPr>
   </w:style>
 </w:styles>
 </file>
 
 <file path=word/theme/theme1.xml><?xml version="1.0" encoding="utf-8"?>
-<a:theme xmlns:a="http://schemas.openxmlformats.org/drawingml/2006/main" xmlns:r="http://schemas.openxmlformats.org/officeDocument/2006/relationships" name="Office Theme">
+<a:theme xmlns:a="http://schemas.openxmlformats.org/drawingml/2006/main" name="Office Theme">
   <a:themeElements>
     <a:clrScheme name="Office">
       <a:dk1>
         <a:srgbClr val="000000"/>
       </a:dk1>
       <a:lt1>
-        <a:srgbClr val="ffffff"/>
+        <a:srgbClr val="FFFFFF"/>
       </a:lt1>
       <a:dk2>
-        <a:srgbClr val="0e2841"/>
+        <a:srgbClr val="0E2841"/>
       </a:dk2>
       <a:lt2>
-        <a:srgbClr val="e8e8e8"/>
+        <a:srgbClr val="E8E8E8"/>
       </a:lt2>
       <a:accent1>
         <a:srgbClr val="156082"/>
       </a:accent1>
       <a:accent2>
-        <a:srgbClr val="e97132"/>
+        <a:srgbClr val="E97132"/>
       </a:accent2>
       <a:accent3>
-        <a:srgbClr val="196b24"/>
+        <a:srgbClr val="196B24"/>
       </a:accent3>
       <a:accent4>
-        <a:srgbClr val="0f9ed5"/>
+        <a:srgbClr val="0F9ED5"/>
       </a:accent4>
       <a:accent5>
-        <a:srgbClr val="a02b93"/>
+        <a:srgbClr val="A02B93"/>
       </a:accent5>
       <a:accent6>
-        <a:srgbClr val="4ea72e"/>
+        <a:srgbClr val="4EA72E"/>
       </a:accent6>
       <a:hlink>
         <a:srgbClr val="467886"/>
       </a:hlink>
       <a:folHlink>
-        <a:srgbClr val="96607d"/>
+        <a:srgbClr val="96607D"/>
       </a:folHlink>
     </a:clrScheme>
     <a:fontScheme name="Office">
       <a:majorFont>
-        <a:latin typeface="Aptos Display" panose="02110004020202020204" pitchFamily="0" charset="1"/>
+        <a:latin typeface="Aptos Display" panose="02110004020202020204"/>
         <a:ea typeface=""/>
         <a:cs typeface=""/>
       </a:majorFont>
       <a:minorFont>
-        <a:latin typeface="Aptos" panose="02110004020202020204" pitchFamily="0" charset="1"/>
+        <a:latin typeface="Aptos" panose="02110004020202020204"/>
         <a:ea typeface=""/>
         <a:cs typeface=""/>
       </a:minorFont>
@@ -4169,7 +6937,7 @@
             </a:gs>
           </a:gsLst>
           <a:lin ang="5400000" scaled="0"/>
-          <a:tileRect l="0" t="0" r="0" b="0"/>
+          <a:tileRect/>
         </a:gradFill>
         <a:gradFill>
           <a:gsLst>
@@ -4193,7 +6961,7 @@
             </a:gs>
           </a:gsLst>
           <a:lin ang="5400000" scaled="0"/>
-          <a:tileRect l="0" t="0" r="0" b="0"/>
+          <a:tileRect/>
         </a:gradFill>
       </a:fillStyleLst>
       <a:lnStyleLst>
@@ -4253,10 +7021,12 @@
             </a:gs>
           </a:gsLst>
           <a:lin ang="5400000" scaled="0"/>
-          <a:tileRect l="0" t="0" r="0" b="0"/>
+          <a:tileRect/>
         </a:gradFill>
       </a:bgFillStyleLst>
     </a:fmtScheme>
   </a:themeElements>
+  <a:objectDefaults/>
+  <a:extraClrSchemeLst/>
 </a:theme>
 </file>
--- a/IBM_SkillsBuild_Gamification_User_Manual.docx
+++ b/IBM_SkillsBuild_Gamification_User_Manual.docx
@@ -127,10 +127,7 @@
       </w:r>
       <w:proofErr w:type="spellEnd"/>
       <w:r>
-        <w:t xml:space="preserve"> and levelling system. It allows users to track their progress and encourages </w:t>
-      </w:r>
-      <w:r>
-        <w:t xml:space="preserve">participation through a competitive learning environment. The software aims to make online learning more interactive and rewarding, focusing on students using IBM </w:t>
+        <w:t xml:space="preserve"> and levelling system. It allows users to track their progress and encourages participation through a competitive learning environment. The software aims to make online learning more interactive and rewarding, focusing on students using IBM </w:t>
       </w:r>
       <w:proofErr w:type="spellStart"/>
       <w:r>
@@ -143,10 +140,7 @@
     </w:p>
     <w:p>
       <w:r>
-        <w:t>This manual provides guidance on how t</w:t>
-      </w:r>
-      <w:r>
-        <w:t>o install, navigate, and use all available features of the software.</w:t>
+        <w:t>This manual provides guidance on how to install, navigate, and use all available features of the software.</w:t>
       </w:r>
     </w:p>
     <w:p/>
@@ -196,10 +190,7 @@
       </w:r>
       <w:proofErr w:type="spellEnd"/>
       <w:r>
-        <w:t xml:space="preserve"> and U</w:t>
-      </w:r>
-      <w:r>
-        <w:t>ser Profile. It provides an easy-to-use layout for selecting courses and updating learning progress.</w:t>
+        <w:t xml:space="preserve"> and User Profile. It provides an easy-to-use layout for selecting courses and updating learning progress.</w:t>
       </w:r>
     </w:p>
     <w:p>
@@ -303,10 +294,7 @@
         </w:numPr>
       </w:pPr>
       <w:r>
-        <w:t>The dashboard displays multiple courses in in</w:t>
-      </w:r>
-      <w:r>
-        <w:t>dividual grey boxes, each representing a different learning module.</w:t>
+        <w:t>The dashboard displays multiple courses in individual grey boxes, each representing a different learning module.</w:t>
       </w:r>
     </w:p>
     <w:p>
@@ -421,10 +409,7 @@
       </w:r>
       <w:proofErr w:type="spellEnd"/>
       <w:r>
-        <w:t xml:space="preserve">, where they can </w:t>
-      </w:r>
-      <w:r>
-        <w:t>see rankings based on progress and achievements.</w:t>
+        <w:t>, where they can see rankings based on progress and achievements.</w:t>
       </w:r>
     </w:p>
     <w:p>
@@ -463,13 +448,7 @@
         <w:rPr>
           <w:u w:val="single"/>
         </w:rPr>
-        <w:t xml:space="preserve"> </w:t>
-      </w:r>
-      <w:r>
-        <w:rPr>
-          <w:u w:val="single"/>
-        </w:rPr>
-        <w:t>Course Status Page</w:t>
+        <w:t xml:space="preserve"> Course Status Page</w:t>
       </w:r>
     </w:p>
     <w:p>
@@ -560,10 +539,7 @@
       </w:r>
       <w:proofErr w:type="spellEnd"/>
       <w:r>
-        <w:t>") is displayed at the top to indicate the current course being update</w:t>
-      </w:r>
-      <w:r>
-        <w:t>d.</w:t>
+        <w:t>") is displayed at the top to indicate the current course being updated.</w:t>
       </w:r>
     </w:p>
     <w:p>
@@ -633,10 +609,7 @@
     </w:p>
     <w:p>
       <w:r>
-        <w:t>Save Status Butto</w:t>
-      </w:r>
-      <w:r>
-        <w:t>n:</w:t>
+        <w:t>Save Status Button:</w:t>
       </w:r>
     </w:p>
     <w:p>
@@ -669,10 +642,7 @@
     </w:p>
     <w:p>
       <w:r>
-        <w:t xml:space="preserve">The leader board is a way for students to see all students, ranked in order of the number of points they scored, from highest to lowest. This </w:t>
-      </w:r>
-      <w:r>
-        <w:t>allows students to compare progress, and it may motivate them to complete more courses, to climb the leader board, and see their name at the very top!</w:t>
+        <w:t>The leader board is a way for students to see all students, ranked in order of the number of points they scored, from highest to lowest. This allows students to compare progress, and it may motivate them to complete more courses, to climb the leader board, and see their name at the very top!</w:t>
       </w:r>
     </w:p>
     <w:p>
@@ -749,10 +719,7 @@
       </w:r>
       <w:proofErr w:type="spellEnd"/>
       <w:r>
-        <w:t xml:space="preserve"> button on the dashboa</w:t>
-      </w:r>
-      <w:r>
-        <w:t xml:space="preserve">rd page, where they will see some information about sorting the </w:t>
+        <w:t xml:space="preserve"> button on the dashboard page, where they will see some information about sorting the </w:t>
       </w:r>
       <w:proofErr w:type="spellStart"/>
       <w:r>
@@ -768,10 +735,7 @@
       </w:r>
       <w:proofErr w:type="spellEnd"/>
       <w:r>
-        <w:t>, for example, sorting by lowest points first, sorting alphabetically (usernames A – Z) or sorting by the number of courses</w:t>
-      </w:r>
-      <w:r>
-        <w:t xml:space="preserve"> completed.</w:t>
+        <w:t>, for example, sorting by lowest points first, sorting alphabetically (usernames A – Z) or sorting by the number of courses completed.</w:t>
       </w:r>
     </w:p>
     <w:p/>
@@ -868,10 +832,7 @@
                               </w:drawing>
                             </w:r>
                             <w:r>
-                              <w:t xml:space="preserve">Current </w:t>
-                            </w:r>
-                            <w:r>
-                              <w:t>sorting changes to show the currently selected sorting option</w:t>
+                              <w:t>Current sorting changes to show the currently selected sorting option</w:t>
                             </w:r>
                           </w:p>
                         </w:txbxContent>
@@ -942,10 +903,7 @@
                         </w:drawing>
                       </w:r>
                       <w:r>
-                        <w:t xml:space="preserve">Current </w:t>
-                      </w:r>
-                      <w:r>
-                        <w:t>sorting changes to show the currently selected sorting option</w:t>
+                        <w:t>Current sorting changes to show the currently selected sorting option</w:t>
                       </w:r>
                     </w:p>
                   </w:txbxContent>
@@ -1015,20 +973,14 @@
         <w:rPr>
           <w:u w:val="single"/>
         </w:rPr>
-        <w:t xml:space="preserve"> shown in separate sec</w:t>
-      </w:r>
-      <w:r>
+        <w:t xml:space="preserve"> shown in separate section</w:t>
+      </w:r>
+    </w:p>
+    <w:p>
+      <w:pPr>
         <w:rPr>
           <w:u w:val="single"/>
         </w:rPr>
-        <w:t>tion</w:t>
-      </w:r>
-    </w:p>
-    <w:p>
-      <w:pPr>
-        <w:rPr>
-          <w:u w:val="single"/>
-        </w:rPr>
       </w:pPr>
     </w:p>
     <w:p/>
@@ -1038,10 +990,7 @@
       </w:r>
       <w:r>
         <w:br/>
-        <w:t>Users can see their position in the leader board, in a separate section before the full leader board is shown. This helps as if there are many users, it allows users to quickly see their progress, and compare this to others via their position, wit</w:t>
-      </w:r>
-      <w:r>
-        <w:t>hout having to scroll down for long. For example, if there are 100 users, and user “bob12” is in position 58, they do not have to scroll down a lot, to be able to find their position and see how they are doing relative to others.</w:t>
+        <w:t>Users can see their position in the leader board, in a separate section before the full leader board is shown. This helps as if there are many users, it allows users to quickly see their progress, and compare this to others via their position, without having to scroll down for long. For example, if there are 100 users, and user “bob12” is in position 58, they do not have to scroll down a lot, to be able to find their position and see how they are doing relative to others.</w:t>
       </w:r>
       <w:r>
         <w:rPr>
@@ -1130,10 +1079,7 @@
                               </w:drawing>
                             </w:r>
                             <w:r>
-                              <w:t>Users can see their pos</w:t>
-                            </w:r>
-                            <w:r>
-                              <w:t>ition in a separated section before the full leader board</w:t>
+                              <w:t>Users can see their position in a separated section before the full leader board</w:t>
                             </w:r>
                           </w:p>
                         </w:txbxContent>
@@ -1200,10 +1146,7 @@
                         </w:drawing>
                       </w:r>
                       <w:r>
-                        <w:t>Users can see their pos</w:t>
-                      </w:r>
-                      <w:r>
-                        <w:t>ition in a separated section before the full leader board</w:t>
+                        <w:t>Users can see their position in a separated section before the full leader board</w:t>
                       </w:r>
                     </w:p>
                   </w:txbxContent>
@@ -1246,10 +1189,7 @@
     </w:p>
     <w:p>
       <w:r>
-        <w:t xml:space="preserve">Users are then presented with the full leader board, in which every user is shown, along with their position, username, points, number of completed courses, and a button </w:t>
-      </w:r>
-      <w:r>
-        <w:t xml:space="preserve">in which users can visit other students’ profiles. The currently logged in student is highlighted green, which can aid in quickly identifying their position on the </w:t>
+        <w:t xml:space="preserve">Users are then presented with the full leader board, in which every user is shown, along with their position, username, points, number of completed courses, and a button in which users can visit other students’ profiles. The currently logged in student is highlighted green, which can aid in quickly identifying their position on the </w:t>
       </w:r>
       <w:proofErr w:type="spellStart"/>
       <w:r>
@@ -1263,8 +1203,6 @@
     <w:p/>
     <w:p/>
     <w:p>
-      <w:bookmarkStart w:id="0" w:name="_GoBack"/>
-      <w:bookmarkEnd w:id="0"/>
       <w:r>
         <w:rPr>
           <w:noProof/>
@@ -1735,13 +1673,7 @@
         <w:br/>
       </w:r>
       <w:r>
-        <w:t xml:space="preserve">In order to ensure </w:t>
-      </w:r>
-      <w:r>
-        <w:t>fairness, students will notice that the leader board utilizes joint positions. This was a design choice to ensure users positions accurately represent their performance, in terms of points and the number of courses completed, and allows for better comparis</w:t>
-      </w:r>
-      <w:r>
-        <w:t>ons against other students.</w:t>
+        <w:t>In order to ensure fairness, students will notice that the leader board utilizes joint positions. This was a design choice to ensure users positions accurately represent their performance, in terms of points and the number of courses completed, and allows for better comparisons against other students.</w:t>
       </w:r>
     </w:p>
     <w:p/>
@@ -1959,10 +1891,7 @@
     </w:p>
     <w:p>
       <w:r>
-        <w:t>The leader board page has a “Back to Dashboard” button located at the bottom of the page, w</w:t>
-      </w:r>
-      <w:r>
-        <w:t>hich students can press to return back to the dashboard page.</w:t>
+        <w:t>The leader board page has a “Back to Dashboard” button located at the bottom of the page, which students can press to return back to the dashboard page.</w:t>
       </w:r>
       <w:r>
         <w:rPr>
@@ -2353,6 +2282,67 @@
           <w:lang w:val="en-US"/>
         </w:rPr>
       </w:pPr>
+      <w:r>
+        <w:rPr>
+          <w:noProof/>
+          <w:lang w:val="en-US"/>
+        </w:rPr>
+        <w:drawing>
+          <wp:inline distT="0" distB="0" distL="0" distR="0">
+            <wp:extent cx="5731510" cy="2559685"/>
+            <wp:effectExtent l="0" t="0" r="0" b="0"/>
+            <wp:docPr id="6" name="Picture 6"/>
+            <wp:cNvGraphicFramePr>
+              <a:graphicFrameLocks xmlns:a="http://schemas.openxmlformats.org/drawingml/2006/main" noChangeAspect="1"/>
+            </wp:cNvGraphicFramePr>
+            <a:graphic xmlns:a="http://schemas.openxmlformats.org/drawingml/2006/main">
+              <a:graphicData uri="http://schemas.openxmlformats.org/drawingml/2006/picture">
+                <pic:pic xmlns:pic="http://schemas.openxmlformats.org/drawingml/2006/picture">
+                  <pic:nvPicPr>
+                    <pic:cNvPr id="6" name="User-profile1.jpg"/>
+                    <pic:cNvPicPr/>
+                  </pic:nvPicPr>
+                  <pic:blipFill>
+                    <a:blip r:embed="rId14">
+                      <a:extLst>
+                        <a:ext uri="{28A0092B-C50C-407E-A947-70E740481C1C}">
+                          <a14:useLocalDpi xmlns:a14="http://schemas.microsoft.com/office/drawing/2010/main" val="0"/>
+                        </a:ext>
+                      </a:extLst>
+                    </a:blip>
+                    <a:stretch>
+                      <a:fillRect/>
+                    </a:stretch>
+                  </pic:blipFill>
+                  <pic:spPr>
+                    <a:xfrm>
+                      <a:off x="0" y="0"/>
+                      <a:ext cx="5731510" cy="2559685"/>
+                    </a:xfrm>
+                    <a:prstGeom prst="rect">
+                      <a:avLst/>
+                    </a:prstGeom>
+                  </pic:spPr>
+                </pic:pic>
+              </a:graphicData>
+            </a:graphic>
+          </wp:inline>
+        </w:drawing>
+      </w:r>
+    </w:p>
+    <w:p>
+      <w:pPr>
+        <w:rPr>
+          <w:lang w:val="en-US"/>
+        </w:rPr>
+      </w:pPr>
+    </w:p>
+    <w:p>
+      <w:pPr>
+        <w:rPr>
+          <w:lang w:val="en-US"/>
+        </w:rPr>
+      </w:pPr>
     </w:p>
     <w:p>
       <w:pPr>
@@ -2550,10 +2540,277 @@
           <w:lang w:val="en-US"/>
         </w:rPr>
       </w:pPr>
-    </w:p>
-    <w:p>
-      <w:pPr>
-        <w:rPr>
+      <w:r>
+        <w:rPr>
+          <w:bCs/>
+          <w:lang w:val="en-US"/>
+        </w:rPr>
+        <w:t>Change Course Status</w:t>
+      </w:r>
+    </w:p>
+    <w:p>
+      <w:pPr>
+        <w:pStyle w:val="ListParagraph"/>
+        <w:numPr>
+          <w:ilvl w:val="0"/>
+          <w:numId w:val="21"/>
+        </w:numPr>
+        <w:rPr>
+          <w:bCs/>
+          <w:lang w:val="en-US"/>
+        </w:rPr>
+      </w:pPr>
+      <w:r>
+        <w:rPr>
+          <w:bCs/>
+          <w:lang w:val="en-US"/>
+        </w:rPr>
+        <w:t xml:space="preserve">Allows users to </w:t>
+      </w:r>
+      <w:r>
+        <w:rPr>
+          <w:bCs/>
+          <w:lang w:val="en-US"/>
+        </w:rPr>
+        <w:t>change the status of their completed and in progress course.</w:t>
+      </w:r>
+    </w:p>
+    <w:p>
+      <w:pPr>
+        <w:rPr>
+          <w:bCs/>
+          <w:lang w:val="en-US"/>
+        </w:rPr>
+      </w:pPr>
+      <w:r>
+        <w:rPr>
+          <w:bCs/>
+          <w:noProof/>
+          <w:lang w:val="en-US"/>
+        </w:rPr>
+        <w:drawing>
+          <wp:inline distT="0" distB="0" distL="0" distR="0">
+            <wp:extent cx="5731510" cy="2529840"/>
+            <wp:effectExtent l="0" t="0" r="0" b="0"/>
+            <wp:docPr id="9" name="Picture 9"/>
+            <wp:cNvGraphicFramePr>
+              <a:graphicFrameLocks xmlns:a="http://schemas.openxmlformats.org/drawingml/2006/main" noChangeAspect="1"/>
+            </wp:cNvGraphicFramePr>
+            <a:graphic xmlns:a="http://schemas.openxmlformats.org/drawingml/2006/main">
+              <a:graphicData uri="http://schemas.openxmlformats.org/drawingml/2006/picture">
+                <pic:pic xmlns:pic="http://schemas.openxmlformats.org/drawingml/2006/picture">
+                  <pic:nvPicPr>
+                    <pic:cNvPr id="9" name="Edit-profile1.jpg"/>
+                    <pic:cNvPicPr/>
+                  </pic:nvPicPr>
+                  <pic:blipFill>
+                    <a:blip r:embed="rId15">
+                      <a:extLst>
+                        <a:ext uri="{28A0092B-C50C-407E-A947-70E740481C1C}">
+                          <a14:useLocalDpi xmlns:a14="http://schemas.microsoft.com/office/drawing/2010/main" val="0"/>
+                        </a:ext>
+                      </a:extLst>
+                    </a:blip>
+                    <a:stretch>
+                      <a:fillRect/>
+                    </a:stretch>
+                  </pic:blipFill>
+                  <pic:spPr>
+                    <a:xfrm>
+                      <a:off x="0" y="0"/>
+                      <a:ext cx="5731510" cy="2529840"/>
+                    </a:xfrm>
+                    <a:prstGeom prst="rect">
+                      <a:avLst/>
+                    </a:prstGeom>
+                  </pic:spPr>
+                </pic:pic>
+              </a:graphicData>
+            </a:graphic>
+          </wp:inline>
+        </w:drawing>
+      </w:r>
+    </w:p>
+    <w:p>
+      <w:pPr>
+        <w:rPr>
+          <w:bCs/>
+          <w:lang w:val="en-US"/>
+        </w:rPr>
+      </w:pPr>
+      <w:r>
+        <w:rPr>
+          <w:bCs/>
+          <w:lang w:val="en-US"/>
+        </w:rPr>
+        <w:t>Add info:</w:t>
+      </w:r>
+    </w:p>
+    <w:p>
+      <w:pPr>
+        <w:rPr>
+          <w:bCs/>
+          <w:lang w:val="en-US"/>
+        </w:rPr>
+      </w:pPr>
+      <w:r>
+        <w:rPr>
+          <w:bCs/>
+          <w:noProof/>
+          <w:lang w:val="en-US"/>
+        </w:rPr>
+        <w:drawing>
+          <wp:inline distT="0" distB="0" distL="0" distR="0">
+            <wp:extent cx="5731510" cy="2542540"/>
+            <wp:effectExtent l="0" t="0" r="0" b="0"/>
+            <wp:docPr id="16" name="Picture 16"/>
+            <wp:cNvGraphicFramePr>
+              <a:graphicFrameLocks xmlns:a="http://schemas.openxmlformats.org/drawingml/2006/main" noChangeAspect="1"/>
+            </wp:cNvGraphicFramePr>
+            <a:graphic xmlns:a="http://schemas.openxmlformats.org/drawingml/2006/main">
+              <a:graphicData uri="http://schemas.openxmlformats.org/drawingml/2006/picture">
+                <pic:pic xmlns:pic="http://schemas.openxmlformats.org/drawingml/2006/picture">
+                  <pic:nvPicPr>
+                    <pic:cNvPr id="16" name="Edit-profile3.jpg"/>
+                    <pic:cNvPicPr/>
+                  </pic:nvPicPr>
+                  <pic:blipFill>
+                    <a:blip r:embed="rId16">
+                      <a:extLst>
+                        <a:ext uri="{28A0092B-C50C-407E-A947-70E740481C1C}">
+                          <a14:useLocalDpi xmlns:a14="http://schemas.microsoft.com/office/drawing/2010/main" val="0"/>
+                        </a:ext>
+                      </a:extLst>
+                    </a:blip>
+                    <a:stretch>
+                      <a:fillRect/>
+                    </a:stretch>
+                  </pic:blipFill>
+                  <pic:spPr>
+                    <a:xfrm>
+                      <a:off x="0" y="0"/>
+                      <a:ext cx="5731510" cy="2542540"/>
+                    </a:xfrm>
+                    <a:prstGeom prst="rect">
+                      <a:avLst/>
+                    </a:prstGeom>
+                  </pic:spPr>
+                </pic:pic>
+              </a:graphicData>
+            </a:graphic>
+          </wp:inline>
+        </w:drawing>
+      </w:r>
+    </w:p>
+    <w:p>
+      <w:pPr>
+        <w:rPr>
+          <w:bCs/>
+          <w:lang w:val="en-US"/>
+        </w:rPr>
+      </w:pPr>
+      <w:r>
+        <w:rPr>
+          <w:bCs/>
+          <w:lang w:val="en-US"/>
+        </w:rPr>
+        <w:t>Change course status:</w:t>
+      </w:r>
+    </w:p>
+    <w:p>
+      <w:pPr>
+        <w:rPr>
+          <w:bCs/>
+          <w:lang w:val="en-US"/>
+        </w:rPr>
+      </w:pPr>
+      <w:r>
+        <w:rPr>
+          <w:bCs/>
+          <w:noProof/>
+          <w:lang w:val="en-US"/>
+        </w:rPr>
+        <w:drawing>
+          <wp:inline distT="0" distB="0" distL="0" distR="0">
+            <wp:extent cx="5731510" cy="2534285"/>
+            <wp:effectExtent l="0" t="0" r="0" b="0"/>
+            <wp:docPr id="13" name="Picture 13"/>
+            <wp:cNvGraphicFramePr>
+              <a:graphicFrameLocks xmlns:a="http://schemas.openxmlformats.org/drawingml/2006/main" noChangeAspect="1"/>
+            </wp:cNvGraphicFramePr>
+            <a:graphic xmlns:a="http://schemas.openxmlformats.org/drawingml/2006/main">
+              <a:graphicData uri="http://schemas.openxmlformats.org/drawingml/2006/picture">
+                <pic:pic xmlns:pic="http://schemas.openxmlformats.org/drawingml/2006/picture">
+                  <pic:nvPicPr>
+                    <pic:cNvPr id="13" name="Edit-profile2.jpg"/>
+                    <pic:cNvPicPr/>
+                  </pic:nvPicPr>
+                  <pic:blipFill>
+                    <a:blip r:embed="rId17">
+                      <a:extLst>
+                        <a:ext uri="{28A0092B-C50C-407E-A947-70E740481C1C}">
+                          <a14:useLocalDpi xmlns:a14="http://schemas.microsoft.com/office/drawing/2010/main" val="0"/>
+                        </a:ext>
+                      </a:extLst>
+                    </a:blip>
+                    <a:stretch>
+                      <a:fillRect/>
+                    </a:stretch>
+                  </pic:blipFill>
+                  <pic:spPr>
+                    <a:xfrm>
+                      <a:off x="0" y="0"/>
+                      <a:ext cx="5731510" cy="2534285"/>
+                    </a:xfrm>
+                    <a:prstGeom prst="rect">
+                      <a:avLst/>
+                    </a:prstGeom>
+                  </pic:spPr>
+                </pic:pic>
+              </a:graphicData>
+            </a:graphic>
+          </wp:inline>
+        </w:drawing>
+      </w:r>
+    </w:p>
+    <w:p>
+      <w:pPr>
+        <w:rPr>
+          <w:bCs/>
+          <w:lang w:val="en-US"/>
+        </w:rPr>
+      </w:pPr>
+      <w:r>
+        <w:rPr>
+          <w:bCs/>
+          <w:lang w:val="en-US"/>
+        </w:rPr>
+        <w:t>Cancel Button</w:t>
+      </w:r>
+    </w:p>
+    <w:p>
+      <w:pPr>
+        <w:numPr>
+          <w:ilvl w:val="0"/>
+          <w:numId w:val="18"/>
+        </w:numPr>
+        <w:rPr>
+          <w:bCs/>
+          <w:lang w:val="en-US"/>
+        </w:rPr>
+      </w:pPr>
+      <w:r>
+        <w:rPr>
+          <w:bCs/>
+          <w:lang w:val="en-US"/>
+        </w:rPr>
+        <w:t>Redirects back to the Profile Page without saving changes.</w:t>
+      </w:r>
+    </w:p>
+    <w:p>
+      <w:pPr>
+        <w:rPr>
+          <w:bCs/>
           <w:lang w:val="en-US"/>
         </w:rPr>
       </w:pPr>
@@ -2592,69 +2849,69 @@
         <w:rPr>
           <w:lang w:val="en-US"/>
         </w:rPr>
-        <w:t xml:space="preserve"> updates the user’s details.</w:t>
-      </w:r>
-    </w:p>
-    <w:p>
-      <w:pPr>
-        <w:numPr>
-          <w:ilvl w:val="0"/>
-          <w:numId w:val="17"/>
-        </w:numPr>
-        <w:rPr>
-          <w:lang w:val="en-US"/>
-        </w:rPr>
-      </w:pPr>
-      <w:r>
-        <w:rPr>
-          <w:lang w:val="en-US"/>
-        </w:rPr>
-        <w:t>If an error occurs (e.g., weak password), a message is displayed.</w:t>
-      </w:r>
-    </w:p>
-    <w:p>
-      <w:pPr>
-        <w:rPr>
-          <w:lang w:val="en-US"/>
-        </w:rPr>
-      </w:pPr>
-      <w:r>
-        <w:rPr>
-          <w:bCs/>
-          <w:lang w:val="en-US"/>
-        </w:rPr>
-        <w:t>Cancel Button</w:t>
-      </w:r>
-    </w:p>
-    <w:p>
-      <w:pPr>
-        <w:numPr>
-          <w:ilvl w:val="0"/>
-          <w:numId w:val="18"/>
-        </w:numPr>
-        <w:rPr>
-          <w:lang w:val="en-US"/>
-        </w:rPr>
-      </w:pPr>
-      <w:r>
-        <w:rPr>
-          <w:lang w:val="en-US"/>
-        </w:rPr>
-        <w:t xml:space="preserve">Redirects back to the </w:t>
-      </w:r>
-      <w:r>
-        <w:rPr>
-          <w:bCs/>
-          <w:lang w:val="en-US"/>
-        </w:rPr>
-        <w:t>Profile Page</w:t>
-      </w:r>
-      <w:r>
-        <w:rPr>
-          <w:lang w:val="en-US"/>
-        </w:rPr>
-        <w:t xml:space="preserve"> without saving changes.</w:t>
-      </w:r>
+        <w:t xml:space="preserve"> updates the user’s details and redirects to user profile.</w:t>
+      </w:r>
+    </w:p>
+    <w:p>
+      <w:pPr>
+        <w:rPr>
+          <w:lang w:val="en-US"/>
+        </w:rPr>
+      </w:pPr>
+      <w:r>
+        <w:rPr>
+          <w:noProof/>
+          <w:lang w:val="en-US"/>
+        </w:rPr>
+        <w:drawing>
+          <wp:inline distT="0" distB="0" distL="0" distR="0">
+            <wp:extent cx="5731510" cy="2550795"/>
+            <wp:effectExtent l="0" t="0" r="0" b="0"/>
+            <wp:docPr id="20" name="Picture 20"/>
+            <wp:cNvGraphicFramePr>
+              <a:graphicFrameLocks xmlns:a="http://schemas.openxmlformats.org/drawingml/2006/main" noChangeAspect="1"/>
+            </wp:cNvGraphicFramePr>
+            <a:graphic xmlns:a="http://schemas.openxmlformats.org/drawingml/2006/main">
+              <a:graphicData uri="http://schemas.openxmlformats.org/drawingml/2006/picture">
+                <pic:pic xmlns:pic="http://schemas.openxmlformats.org/drawingml/2006/picture">
+                  <pic:nvPicPr>
+                    <pic:cNvPr id="20" name="Edit-profile5.jpg"/>
+                    <pic:cNvPicPr/>
+                  </pic:nvPicPr>
+                  <pic:blipFill>
+                    <a:blip r:embed="rId18">
+                      <a:extLst>
+                        <a:ext uri="{28A0092B-C50C-407E-A947-70E740481C1C}">
+                          <a14:useLocalDpi xmlns:a14="http://schemas.microsoft.com/office/drawing/2010/main" val="0"/>
+                        </a:ext>
+                      </a:extLst>
+                    </a:blip>
+                    <a:stretch>
+                      <a:fillRect/>
+                    </a:stretch>
+                  </pic:blipFill>
+                  <pic:spPr>
+                    <a:xfrm>
+                      <a:off x="0" y="0"/>
+                      <a:ext cx="5731510" cy="2550795"/>
+                    </a:xfrm>
+                    <a:prstGeom prst="rect">
+                      <a:avLst/>
+                    </a:prstGeom>
+                  </pic:spPr>
+                </pic:pic>
+              </a:graphicData>
+            </a:graphic>
+          </wp:inline>
+        </w:drawing>
+      </w:r>
+    </w:p>
+    <w:p>
+      <w:pPr>
+        <w:rPr>
+          <w:lang w:val="en-US"/>
+        </w:rPr>
+      </w:pPr>
     </w:p>
     <w:p>
       <w:pPr>
@@ -2914,6 +3171,62 @@
         </w:rPr>
         <w:t>.</w:t>
       </w:r>
+    </w:p>
+    <w:p>
+      <w:pPr>
+        <w:rPr>
+          <w:lang w:val="en-US"/>
+        </w:rPr>
+      </w:pPr>
+      <w:r>
+        <w:rPr>
+          <w:noProof/>
+          <w:lang w:val="en-US"/>
+        </w:rPr>
+        <w:drawing>
+          <wp:inline distT="0" distB="0" distL="0" distR="0" wp14:anchorId="081121AE" wp14:editId="1445BA2C">
+            <wp:extent cx="5731510" cy="2538730"/>
+            <wp:effectExtent l="0" t="0" r="0" b="0"/>
+            <wp:docPr id="19" name="Picture 19"/>
+            <wp:cNvGraphicFramePr>
+              <a:graphicFrameLocks xmlns:a="http://schemas.openxmlformats.org/drawingml/2006/main" noChangeAspect="1"/>
+            </wp:cNvGraphicFramePr>
+            <a:graphic xmlns:a="http://schemas.openxmlformats.org/drawingml/2006/main">
+              <a:graphicData uri="http://schemas.openxmlformats.org/drawingml/2006/picture">
+                <pic:pic xmlns:pic="http://schemas.openxmlformats.org/drawingml/2006/picture">
+                  <pic:nvPicPr>
+                    <pic:cNvPr id="19" name="Edit-profile4.jpg"/>
+                    <pic:cNvPicPr/>
+                  </pic:nvPicPr>
+                  <pic:blipFill>
+                    <a:blip r:embed="rId19">
+                      <a:extLst>
+                        <a:ext uri="{28A0092B-C50C-407E-A947-70E740481C1C}">
+                          <a14:useLocalDpi xmlns:a14="http://schemas.microsoft.com/office/drawing/2010/main" val="0"/>
+                        </a:ext>
+                      </a:extLst>
+                    </a:blip>
+                    <a:stretch>
+                      <a:fillRect/>
+                    </a:stretch>
+                  </pic:blipFill>
+                  <pic:spPr>
+                    <a:xfrm>
+                      <a:off x="0" y="0"/>
+                      <a:ext cx="5731510" cy="2538730"/>
+                    </a:xfrm>
+                    <a:prstGeom prst="rect">
+                      <a:avLst/>
+                    </a:prstGeom>
+                  </pic:spPr>
+                </pic:pic>
+              </a:graphicData>
+            </a:graphic>
+          </wp:inline>
+        </w:drawing>
+      </w:r>
+      <w:bookmarkStart w:id="0" w:name="_GoBack"/>
+      <w:bookmarkEnd w:id="0"/>
     </w:p>
     <w:p/>
     <w:p>
@@ -4781,6 +5094,119 @@
     </w:lvl>
   </w:abstractNum>
   <w:abstractNum w:abstractNumId="13">
+    <w:nsid w:val="49B0300A"/>
+    <w:multiLevelType w:val="hybridMultilevel"/>
+    <w:tmpl w:val="422E58CE"/>
+    <w:lvl w:ilvl="0" w:tplc="04090001">
+      <w:start w:val="1"/>
+      <w:numFmt w:val="bullet"/>
+      <w:lvlText w:val=""/>
+      <w:lvlJc w:val="left"/>
+      <w:pPr>
+        <w:ind w:left="720" w:hanging="360"/>
+      </w:pPr>
+      <w:rPr>
+        <w:rFonts w:ascii="Symbol" w:hAnsi="Symbol" w:hint="default"/>
+      </w:rPr>
+    </w:lvl>
+    <w:lvl w:ilvl="1" w:tplc="04090003" w:tentative="1">
+      <w:start w:val="1"/>
+      <w:numFmt w:val="bullet"/>
+      <w:lvlText w:val="o"/>
+      <w:lvlJc w:val="left"/>
+      <w:pPr>
+        <w:ind w:left="1440" w:hanging="360"/>
+      </w:pPr>
+      <w:rPr>
+        <w:rFonts w:ascii="Courier New" w:hAnsi="Courier New" w:cs="Courier New" w:hint="default"/>
+      </w:rPr>
+    </w:lvl>
+    <w:lvl w:ilvl="2" w:tplc="04090005" w:tentative="1">
+      <w:start w:val="1"/>
+      <w:numFmt w:val="bullet"/>
+      <w:lvlText w:val=""/>
+      <w:lvlJc w:val="left"/>
+      <w:pPr>
+        <w:ind w:left="2160" w:hanging="360"/>
+      </w:pPr>
+      <w:rPr>
+        <w:rFonts w:ascii="Wingdings" w:hAnsi="Wingdings" w:hint="default"/>
+      </w:rPr>
+    </w:lvl>
+    <w:lvl w:ilvl="3" w:tplc="04090001" w:tentative="1">
+      <w:start w:val="1"/>
+      <w:numFmt w:val="bullet"/>
+      <w:lvlText w:val=""/>
+      <w:lvlJc w:val="left"/>
+      <w:pPr>
+        <w:ind w:left="2880" w:hanging="360"/>
+      </w:pPr>
+      <w:rPr>
+        <w:rFonts w:ascii="Symbol" w:hAnsi="Symbol" w:hint="default"/>
+      </w:rPr>
+    </w:lvl>
+    <w:lvl w:ilvl="4" w:tplc="04090003" w:tentative="1">
+      <w:start w:val="1"/>
+      <w:numFmt w:val="bullet"/>
+      <w:lvlText w:val="o"/>
+      <w:lvlJc w:val="left"/>
+      <w:pPr>
+        <w:ind w:left="3600" w:hanging="360"/>
+      </w:pPr>
+      <w:rPr>
+        <w:rFonts w:ascii="Courier New" w:hAnsi="Courier New" w:cs="Courier New" w:hint="default"/>
+      </w:rPr>
+    </w:lvl>
+    <w:lvl w:ilvl="5" w:tplc="04090005" w:tentative="1">
+      <w:start w:val="1"/>
+      <w:numFmt w:val="bullet"/>
+      <w:lvlText w:val=""/>
+      <w:lvlJc w:val="left"/>
+      <w:pPr>
+        <w:ind w:left="4320" w:hanging="360"/>
+      </w:pPr>
+      <w:rPr>
+        <w:rFonts w:ascii="Wingdings" w:hAnsi="Wingdings" w:hint="default"/>
+      </w:rPr>
+    </w:lvl>
+    <w:lvl w:ilvl="6" w:tplc="04090001" w:tentative="1">
+      <w:start w:val="1"/>
+      <w:numFmt w:val="bullet"/>
+      <w:lvlText w:val=""/>
+      <w:lvlJc w:val="left"/>
+      <w:pPr>
+        <w:ind w:left="5040" w:hanging="360"/>
+      </w:pPr>
+      <w:rPr>
+        <w:rFonts w:ascii="Symbol" w:hAnsi="Symbol" w:hint="default"/>
+      </w:rPr>
+    </w:lvl>
+    <w:lvl w:ilvl="7" w:tplc="04090003" w:tentative="1">
+      <w:start w:val="1"/>
+      <w:numFmt w:val="bullet"/>
+      <w:lvlText w:val="o"/>
+      <w:lvlJc w:val="left"/>
+      <w:pPr>
+        <w:ind w:left="5760" w:hanging="360"/>
+      </w:pPr>
+      <w:rPr>
+        <w:rFonts w:ascii="Courier New" w:hAnsi="Courier New" w:cs="Courier New" w:hint="default"/>
+      </w:rPr>
+    </w:lvl>
+    <w:lvl w:ilvl="8" w:tplc="04090005" w:tentative="1">
+      <w:start w:val="1"/>
+      <w:numFmt w:val="bullet"/>
+      <w:lvlText w:val=""/>
+      <w:lvlJc w:val="left"/>
+      <w:pPr>
+        <w:ind w:left="6480" w:hanging="360"/>
+      </w:pPr>
+      <w:rPr>
+        <w:rFonts w:ascii="Wingdings" w:hAnsi="Wingdings" w:hint="default"/>
+      </w:rPr>
+    </w:lvl>
+  </w:abstractNum>
+  <w:abstractNum w:abstractNumId="14">
     <w:nsid w:val="4F4428D5"/>
     <w:multiLevelType w:val="multilevel"/>
     <w:tmpl w:val="5EB018E6"/>
@@ -4929,7 +5355,7 @@
       </w:rPr>
     </w:lvl>
   </w:abstractNum>
-  <w:abstractNum w:abstractNumId="14">
+  <w:abstractNum w:abstractNumId="15">
     <w:nsid w:val="502D153C"/>
     <w:multiLevelType w:val="multilevel"/>
     <w:tmpl w:val="8828FF0E"/>
@@ -5078,7 +5504,7 @@
       </w:rPr>
     </w:lvl>
   </w:abstractNum>
-  <w:abstractNum w:abstractNumId="15">
+  <w:abstractNum w:abstractNumId="16">
     <w:nsid w:val="5F0625A8"/>
     <w:multiLevelType w:val="multilevel"/>
     <w:tmpl w:val="CE42726E"/>
@@ -5227,7 +5653,7 @@
       </w:rPr>
     </w:lvl>
   </w:abstractNum>
-  <w:abstractNum w:abstractNumId="16">
+  <w:abstractNum w:abstractNumId="17">
     <w:nsid w:val="6FA44483"/>
     <w:multiLevelType w:val="multilevel"/>
     <w:tmpl w:val="39E8C2C8"/>
@@ -5376,7 +5802,7 @@
       </w:rPr>
     </w:lvl>
   </w:abstractNum>
-  <w:abstractNum w:abstractNumId="17">
+  <w:abstractNum w:abstractNumId="18">
     <w:nsid w:val="77AC5D83"/>
     <w:multiLevelType w:val="multilevel"/>
     <w:tmpl w:val="6BB2F0C6"/>
@@ -5525,7 +5951,7 @@
       </w:rPr>
     </w:lvl>
   </w:abstractNum>
-  <w:abstractNum w:abstractNumId="18">
+  <w:abstractNum w:abstractNumId="19">
     <w:nsid w:val="78D13ADA"/>
     <w:multiLevelType w:val="multilevel"/>
     <w:tmpl w:val="088EA55C"/>
@@ -5647,7 +6073,7 @@
       </w:pPr>
     </w:lvl>
   </w:abstractNum>
-  <w:abstractNum w:abstractNumId="19">
+  <w:abstractNum w:abstractNumId="20">
     <w:nsid w:val="7B803607"/>
     <w:multiLevelType w:val="multilevel"/>
     <w:tmpl w:val="D956590A"/>
@@ -5797,13 +6223,13 @@
     </w:lvl>
   </w:abstractNum>
   <w:num w:numId="1">
-    <w:abstractNumId w:val="13"/>
+    <w:abstractNumId w:val="14"/>
   </w:num>
   <w:num w:numId="2">
     <w:abstractNumId w:val="10"/>
   </w:num>
   <w:num w:numId="3">
-    <w:abstractNumId w:val="14"/>
+    <w:abstractNumId w:val="15"/>
   </w:num>
   <w:num w:numId="4">
     <w:abstractNumId w:val="9"/>
@@ -5818,10 +6244,10 @@
     <w:abstractNumId w:val="5"/>
   </w:num>
   <w:num w:numId="8">
-    <w:abstractNumId w:val="18"/>
+    <w:abstractNumId w:val="19"/>
   </w:num>
   <w:num w:numId="9">
-    <w:abstractNumId w:val="15"/>
+    <w:abstractNumId w:val="16"/>
   </w:num>
   <w:num w:numId="10">
     <w:abstractNumId w:val="6"/>
@@ -5830,13 +6256,13 @@
     <w:abstractNumId w:val="8"/>
   </w:num>
   <w:num w:numId="12">
-    <w:abstractNumId w:val="17"/>
+    <w:abstractNumId w:val="18"/>
   </w:num>
   <w:num w:numId="13">
     <w:abstractNumId w:val="11"/>
   </w:num>
   <w:num w:numId="14">
-    <w:abstractNumId w:val="19"/>
+    <w:abstractNumId w:val="20"/>
   </w:num>
   <w:num w:numId="15">
     <w:abstractNumId w:val="4"/>
@@ -5845,7 +6271,7 @@
     <w:abstractNumId w:val="0"/>
   </w:num>
   <w:num w:numId="17">
-    <w:abstractNumId w:val="16"/>
+    <w:abstractNumId w:val="17"/>
   </w:num>
   <w:num w:numId="18">
     <w:abstractNumId w:val="1"/>
@@ -5855,6 +6281,9 @@
   </w:num>
   <w:num w:numId="20">
     <w:abstractNumId w:val="7"/>
+  </w:num>
+  <w:num w:numId="21">
+    <w:abstractNumId w:val="13"/>
   </w:num>
 </w:numbering>
 </file>

--- a/IBM_SkillsBuild_Gamification_User_Manual.docx
+++ b/IBM_SkillsBuild_Gamification_User_Manual.docx
@@ -1,6 +1,6 @@
 
 <file path=word/document.xml><?xml version="1.0" encoding="utf-8"?>
-<w:document xmlns:wpc="http://schemas.microsoft.com/office/word/2010/wordprocessingCanvas" xmlns:mc="http://schemas.openxmlformats.org/markup-compatibility/2006" xmlns:o="urn:schemas-microsoft-com:office:office" xmlns:r="http://schemas.openxmlformats.org/officeDocument/2006/relationships" xmlns:m="http://schemas.openxmlformats.org/officeDocument/2006/math" xmlns:v="urn:schemas-microsoft-com:vml" xmlns:wp14="http://schemas.microsoft.com/office/word/2010/wordprocessingDrawing" xmlns:wp="http://schemas.openxmlformats.org/drawingml/2006/wordprocessingDrawing" xmlns:w10="urn:schemas-microsoft-com:office:word" xmlns:w="http://schemas.openxmlformats.org/wordprocessingml/2006/main" xmlns:w14="http://schemas.microsoft.com/office/word/2010/wordml" xmlns:w15="http://schemas.microsoft.com/office/word/2012/wordml" xmlns:wpg="http://schemas.microsoft.com/office/word/2010/wordprocessingGroup" xmlns:wpi="http://schemas.microsoft.com/office/word/2010/wordprocessingInk" xmlns:wne="http://schemas.microsoft.com/office/word/2006/wordml" xmlns:wps="http://schemas.microsoft.com/office/word/2010/wordprocessingShape" mc:Ignorable="w14 w15 wp14">
+<w:document xmlns:wpc="http://schemas.microsoft.com/office/word/2010/wordprocessingCanvas" xmlns:cx="http://schemas.microsoft.com/office/drawing/2014/chartex" xmlns:cx1="http://schemas.microsoft.com/office/drawing/2015/9/8/chartex" xmlns:cx2="http://schemas.microsoft.com/office/drawing/2015/10/21/chartex" xmlns:cx3="http://schemas.microsoft.com/office/drawing/2016/5/9/chartex" xmlns:cx4="http://schemas.microsoft.com/office/drawing/2016/5/10/chartex" xmlns:cx5="http://schemas.microsoft.com/office/drawing/2016/5/11/chartex" xmlns:cx6="http://schemas.microsoft.com/office/drawing/2016/5/12/chartex" xmlns:cx7="http://schemas.microsoft.com/office/drawing/2016/5/13/chartex" xmlns:cx8="http://schemas.microsoft.com/office/drawing/2016/5/14/chartex" xmlns:mc="http://schemas.openxmlformats.org/markup-compatibility/2006" xmlns:aink="http://schemas.microsoft.com/office/drawing/2016/ink" xmlns:am3d="http://schemas.microsoft.com/office/drawing/2017/model3d" xmlns:o="urn:schemas-microsoft-com:office:office" xmlns:oel="http://schemas.microsoft.com/office/2019/extlst" xmlns:r="http://schemas.openxmlformats.org/officeDocument/2006/relationships" xmlns:m="http://schemas.openxmlformats.org/officeDocument/2006/math" xmlns:v="urn:schemas-microsoft-com:vml" xmlns:wp14="http://schemas.microsoft.com/office/word/2010/wordprocessingDrawing" xmlns:wp="http://schemas.openxmlformats.org/drawingml/2006/wordprocessingDrawing" xmlns:w10="urn:schemas-microsoft-com:office:word" xmlns:w="http://schemas.openxmlformats.org/wordprocessingml/2006/main" xmlns:w14="http://schemas.microsoft.com/office/word/2010/wordml" xmlns:w15="http://schemas.microsoft.com/office/word/2012/wordml" xmlns:w16cex="http://schemas.microsoft.com/office/word/2018/wordml/cex" xmlns:w16cid="http://schemas.microsoft.com/office/word/2016/wordml/cid" xmlns:w16="http://schemas.microsoft.com/office/word/2018/wordml" xmlns:w16du="http://schemas.microsoft.com/office/word/2023/wordml/word16du" xmlns:w16sdtdh="http://schemas.microsoft.com/office/word/2020/wordml/sdtdatahash" xmlns:w16sdtfl="http://schemas.microsoft.com/office/word/2024/wordml/sdtformatlock" xmlns:w16se="http://schemas.microsoft.com/office/word/2015/wordml/symex" xmlns:wpg="http://schemas.microsoft.com/office/word/2010/wordprocessingGroup" xmlns:wpi="http://schemas.microsoft.com/office/word/2010/wordprocessingInk" xmlns:wne="http://schemas.microsoft.com/office/word/2006/wordml" xmlns:wps="http://schemas.microsoft.com/office/word/2010/wordprocessingShape" mc:Ignorable="w14 w15 w16se w16cid w16 w16cex w16sdtdh w16sdtfl w16du wp14">
   <w:body>
     <w:p>
       <w:r>
@@ -12,69 +12,8 @@
           <w:szCs w:val="28"/>
           <w:u w:val="single"/>
         </w:rPr>
-        <w:t xml:space="preserve">IMB </w:t>
-      </w:r>
-      <w:proofErr w:type="spellStart"/>
-      <w:r>
-        <w:rPr>
-          <w:rFonts w:ascii="Aptos (Heading)" w:hAnsi="Aptos (Heading)"/>
-          <w:b/>
-          <w:bCs/>
-          <w:sz w:val="28"/>
-          <w:szCs w:val="28"/>
-          <w:u w:val="single"/>
-        </w:rPr>
-        <w:t>SkillsBuild</w:t>
-      </w:r>
-      <w:proofErr w:type="spellEnd"/>
-      <w:r>
-        <w:rPr>
-          <w:rFonts w:ascii="Aptos (Heading)" w:hAnsi="Aptos (Heading)"/>
-          <w:b/>
-          <w:bCs/>
-          <w:sz w:val="28"/>
-          <w:szCs w:val="28"/>
-          <w:u w:val="single"/>
-        </w:rPr>
-        <w:t xml:space="preserve"> </w:t>
-      </w:r>
-      <w:proofErr w:type="spellStart"/>
-      <w:r>
-        <w:rPr>
-          <w:rFonts w:ascii="Aptos (Heading)" w:hAnsi="Aptos (Heading)"/>
-          <w:b/>
-          <w:bCs/>
-          <w:sz w:val="28"/>
-          <w:szCs w:val="28"/>
-          <w:u w:val="single"/>
-        </w:rPr>
-        <w:t>Gamification</w:t>
-      </w:r>
-      <w:proofErr w:type="spellEnd"/>
-      <w:r>
-        <w:rPr>
-          <w:rFonts w:ascii="Aptos (Heading)" w:hAnsi="Aptos (Heading)"/>
-          <w:b/>
-          <w:bCs/>
-          <w:sz w:val="28"/>
-          <w:szCs w:val="28"/>
-          <w:u w:val="single"/>
-        </w:rPr>
-        <w:t xml:space="preserve"> User Manual</w:t>
-      </w:r>
-      <w:proofErr w:type="gramStart"/>
-      <w:r>
-        <w:rPr>
-          <w:rFonts w:ascii="Aptos (Heading)" w:hAnsi="Aptos (Heading)"/>
-          <w:b/>
-          <w:bCs/>
-          <w:sz w:val="28"/>
-          <w:szCs w:val="28"/>
-          <w:u w:val="single"/>
-        </w:rPr>
-        <w:t>:</w:t>
-      </w:r>
-      <w:proofErr w:type="gramEnd"/>
+        <w:t>IMB SkillsBuild Gamification User Manual:</w:t>
+      </w:r>
       <w:r>
         <w:rPr>
           <w:b/>
@@ -95,58 +34,12 @@
     </w:p>
     <w:p>
       <w:r>
-        <w:t xml:space="preserve">IBM </w:t>
-      </w:r>
-      <w:proofErr w:type="spellStart"/>
-      <w:r>
-        <w:t>SkillsBuild</w:t>
-      </w:r>
-      <w:proofErr w:type="spellEnd"/>
-      <w:r>
-        <w:t xml:space="preserve"> </w:t>
-      </w:r>
-      <w:proofErr w:type="spellStart"/>
-      <w:r>
-        <w:t>Gamification</w:t>
-      </w:r>
-      <w:proofErr w:type="spellEnd"/>
-      <w:r>
-        <w:t xml:space="preserve"> is a tool designed to enhance engagement with IBM </w:t>
-      </w:r>
-      <w:proofErr w:type="spellStart"/>
-      <w:r>
-        <w:t>SkillsBuild</w:t>
-      </w:r>
-      <w:proofErr w:type="spellEnd"/>
-      <w:r>
-        <w:t xml:space="preserve"> by introducing a </w:t>
-      </w:r>
-      <w:proofErr w:type="spellStart"/>
-      <w:r>
-        <w:t>leaderboard</w:t>
-      </w:r>
-      <w:proofErr w:type="spellEnd"/>
-      <w:r>
-        <w:t xml:space="preserve"> and levelling system. It allows users to track their progress and encourages </w:t>
-      </w:r>
-      <w:r>
-        <w:t xml:space="preserve">participation through a competitive learning environment. The software aims to make online learning more interactive and rewarding, focusing on students using IBM </w:t>
-      </w:r>
-      <w:proofErr w:type="spellStart"/>
-      <w:r>
-        <w:t>SkillsBuild</w:t>
-      </w:r>
-      <w:proofErr w:type="spellEnd"/>
-      <w:r>
-        <w:t xml:space="preserve"> to develop key skills in computer science.</w:t>
-      </w:r>
-    </w:p>
-    <w:p>
-      <w:r>
-        <w:t>This manual provides guidance on how t</w:t>
-      </w:r>
-      <w:r>
-        <w:t>o install, navigate, and use all available features of the software.</w:t>
+        <w:t>IBM SkillsBuild Gamification is a tool designed to enhance engagement with IBM SkillsBuild by introducing a leaderboard and levelling system. It allows users to track their progress and encourages participation through a competitive learning environment. The software aims to make online learning more interactive and rewarding, focusing on students using IBM SkillsBuild to develop key skills in computer science.</w:t>
+      </w:r>
+    </w:p>
+    <w:p>
+      <w:r>
+        <w:t>This manual provides guidance on how to install, navigate, and use all available features of the software.</w:t>
       </w:r>
     </w:p>
     <w:p/>
@@ -188,18 +81,7 @@
     </w:p>
     <w:p>
       <w:r>
-        <w:t xml:space="preserve">The Dashboard serves as the main interface for users to access courses, track progress, and navigate to key sections such as the </w:t>
-      </w:r>
-      <w:proofErr w:type="spellStart"/>
-      <w:r>
-        <w:t>Leaderboard</w:t>
-      </w:r>
-      <w:proofErr w:type="spellEnd"/>
-      <w:r>
-        <w:t xml:space="preserve"> and U</w:t>
-      </w:r>
-      <w:r>
-        <w:t>ser Profile. It provides an easy-to-use layout for selecting courses and updating learning progress.</w:t>
+        <w:t>The Dashboard serves as the main interface for users to access courses, track progress, and navigate to key sections such as the Leaderboard and User Profile. It provides an easy-to-use layout for selecting courses and updating learning progress.</w:t>
       </w:r>
     </w:p>
     <w:p>
@@ -240,7 +122,7 @@
           <w:lang w:val="en-US"/>
         </w:rPr>
         <w:drawing>
-          <wp:inline distT="0" distB="0" distL="0" distR="0">
+          <wp:inline distT="0" distB="0" distL="0" distR="0" wp14:anchorId="04DDC3B8" wp14:editId="04DDC3B9">
             <wp:extent cx="5560060" cy="1828800"/>
             <wp:effectExtent l="0" t="0" r="0" b="0"/>
             <wp:docPr id="1" name="Picture 1" descr="A screenshot of a dashboard&#10;&#10;AI-generated content may be incorrect."/>
@@ -257,7 +139,7 @@
                     </pic:cNvPicPr>
                   </pic:nvPicPr>
                   <pic:blipFill>
-                    <a:blip r:embed="rId5"/>
+                    <a:blip r:embed="rId6"/>
                     <a:stretch>
                       <a:fillRect/>
                     </a:stretch>
@@ -303,10 +185,7 @@
         </w:numPr>
       </w:pPr>
       <w:r>
-        <w:t>The dashboard displays multiple courses in in</w:t>
-      </w:r>
-      <w:r>
-        <w:t>dividual grey boxes, each representing a different learning module.</w:t>
+        <w:t>The dashboard displays multiple courses in individual grey boxes, each representing a different learning module.</w:t>
       </w:r>
     </w:p>
     <w:p>
@@ -318,15 +197,7 @@
         </w:numPr>
       </w:pPr>
       <w:r>
-        <w:t xml:space="preserve">Users can click a course tile to be redirected to the official IBM </w:t>
-      </w:r>
-      <w:proofErr w:type="spellStart"/>
-      <w:r>
-        <w:t>SkillsBuild</w:t>
-      </w:r>
-      <w:proofErr w:type="spellEnd"/>
-      <w:r>
-        <w:t xml:space="preserve"> website, where they can access the course content.</w:t>
+        <w:t>Users can click a course tile to be redirected to the official IBM SkillsBuild website, where they can access the course content.</w:t>
       </w:r>
     </w:p>
     <w:p>
@@ -337,15 +208,7 @@
         </w:numPr>
       </w:pPr>
       <w:r>
-        <w:t xml:space="preserve">After completing or progressing through the course on IBM </w:t>
-      </w:r>
-      <w:proofErr w:type="spellStart"/>
-      <w:r>
-        <w:t>SkillsBuild</w:t>
-      </w:r>
-      <w:proofErr w:type="spellEnd"/>
-      <w:r>
-        <w:t>, users return to the platform to update their course status.</w:t>
+        <w:t>After completing or progressing through the course on IBM SkillsBuild, users return to the platform to update their course status.</w:t>
       </w:r>
     </w:p>
     <w:p>
@@ -377,11 +240,9 @@
           <w:numId w:val="1"/>
         </w:numPr>
       </w:pPr>
-      <w:proofErr w:type="spellStart"/>
       <w:r>
         <w:t>Cybersecurity</w:t>
       </w:r>
-      <w:proofErr w:type="spellEnd"/>
     </w:p>
     <w:p>
       <w:pPr>
@@ -391,18 +252,13 @@
         </w:numPr>
       </w:pPr>
       <w:r>
+        <w:lastRenderedPageBreak/>
         <w:t>Cloud Computing</w:t>
       </w:r>
     </w:p>
     <w:p>
-      <w:proofErr w:type="spellStart"/>
-      <w:r>
-        <w:lastRenderedPageBreak/>
-        <w:t>Leaderboard</w:t>
-      </w:r>
-      <w:proofErr w:type="spellEnd"/>
-      <w:r>
-        <w:t xml:space="preserve"> Button:</w:t>
+      <w:r>
+        <w:t>Leaderboard Button:</w:t>
       </w:r>
     </w:p>
     <w:p>
@@ -413,18 +269,7 @@
         </w:numPr>
       </w:pPr>
       <w:r>
-        <w:t xml:space="preserve">Clicking this button takes the user to the </w:t>
-      </w:r>
-      <w:proofErr w:type="spellStart"/>
-      <w:r>
-        <w:t>Leaderboard</w:t>
-      </w:r>
-      <w:proofErr w:type="spellEnd"/>
-      <w:r>
-        <w:t xml:space="preserve">, where they can </w:t>
-      </w:r>
-      <w:r>
-        <w:t>see rankings based on progress and achievements.</w:t>
+        <w:t>Clicking this button takes the user to the Leaderboard, where they can see rankings based on progress and achievements.</w:t>
       </w:r>
     </w:p>
     <w:p>
@@ -463,13 +308,7 @@
         <w:rPr>
           <w:u w:val="single"/>
         </w:rPr>
-        <w:t xml:space="preserve"> </w:t>
-      </w:r>
-      <w:r>
-        <w:rPr>
-          <w:u w:val="single"/>
-        </w:rPr>
-        <w:t>Course Status Page</w:t>
+        <w:t xml:space="preserve"> Course Status Page</w:t>
       </w:r>
     </w:p>
     <w:p>
@@ -484,7 +323,7 @@
           <w:lang w:val="en-US"/>
         </w:rPr>
         <w:drawing>
-          <wp:inline distT="0" distB="0" distL="0" distR="0">
+          <wp:inline distT="0" distB="0" distL="0" distR="0" wp14:anchorId="04DDC3BA" wp14:editId="04DDC3BB">
             <wp:extent cx="4625975" cy="2284095"/>
             <wp:effectExtent l="0" t="0" r="0" b="0"/>
             <wp:docPr id="2" name="Image2" descr="A screen shot of a computer&#10;&#10;AI-generated content may be incorrect."/>
@@ -501,7 +340,7 @@
                     </pic:cNvPicPr>
                   </pic:nvPicPr>
                   <pic:blipFill>
-                    <a:blip r:embed="rId6"/>
+                    <a:blip r:embed="rId7"/>
                     <a:stretch>
                       <a:fillRect/>
                     </a:stretch>
@@ -552,18 +391,7 @@
         </w:numPr>
       </w:pPr>
       <w:r>
-        <w:t>The name of the selected course (e.g., "</w:t>
-      </w:r>
-      <w:proofErr w:type="spellStart"/>
-      <w:r>
-        <w:t>Cybersecurity</w:t>
-      </w:r>
-      <w:proofErr w:type="spellEnd"/>
-      <w:r>
-        <w:t>") is displayed at the top to indicate the current course being update</w:t>
-      </w:r>
-      <w:r>
-        <w:t>d.</w:t>
+        <w:t>The name of the selected course (e.g., "Cybersecurity") is displayed at the top to indicate the current course being updated.</w:t>
       </w:r>
     </w:p>
     <w:p>
@@ -633,10 +461,7 @@
     </w:p>
     <w:p>
       <w:r>
-        <w:t>Save Status Butto</w:t>
-      </w:r>
-      <w:r>
-        <w:t>n:</w:t>
+        <w:t>Save Status Button:</w:t>
       </w:r>
     </w:p>
     <w:p>
@@ -657,7 +482,6 @@
       <w:r>
         <w:t xml:space="preserve">2. </w:t>
       </w:r>
-      <w:proofErr w:type="spellStart"/>
       <w:r>
         <w:rPr>
           <w:b/>
@@ -665,14 +489,10 @@
         </w:rPr>
         <w:t>Leaderboard</w:t>
       </w:r>
-      <w:proofErr w:type="spellEnd"/>
-    </w:p>
-    <w:p>
-      <w:r>
-        <w:t xml:space="preserve">The leader board is a way for students to see all students, ranked in order of the number of points they scored, from highest to lowest. This </w:t>
-      </w:r>
-      <w:r>
-        <w:t>allows students to compare progress, and it may motivate them to complete more courses, to climb the leader board, and see their name at the very top!</w:t>
+    </w:p>
+    <w:p>
+      <w:r>
+        <w:t>The leader board is a way for students to see all students, ranked in order of the number of points they scored, from highest to lowest. This allows students to compare progress, and it may motivate them to complete more courses, to climb the leader board, and see their name at the very top!</w:t>
       </w:r>
     </w:p>
     <w:p>
@@ -687,7 +507,7 @@
           <w:lang w:val="en-US"/>
         </w:rPr>
         <w:drawing>
-          <wp:anchor distT="0" distB="0" distL="0" distR="0" simplePos="0" relativeHeight="4" behindDoc="0" locked="0" layoutInCell="0" allowOverlap="1">
+          <wp:anchor distT="0" distB="0" distL="0" distR="0" simplePos="0" relativeHeight="4" behindDoc="0" locked="0" layoutInCell="0" allowOverlap="1" wp14:anchorId="04DDC3BC" wp14:editId="04DDC3BD">
             <wp:simplePos x="0" y="0"/>
             <wp:positionH relativeFrom="column">
               <wp:posOffset>-509905</wp:posOffset>
@@ -712,7 +532,7 @@
                     </pic:cNvPicPr>
                   </pic:nvPicPr>
                   <pic:blipFill>
-                    <a:blip r:embed="rId7"/>
+                    <a:blip r:embed="rId8"/>
                     <a:stretch>
                       <a:fillRect/>
                     </a:stretch>
@@ -741,37 +561,7 @@
     </w:p>
     <w:p>
       <w:r>
-        <w:t xml:space="preserve">Sorting: Users are met by the leader board page, when pressing the </w:t>
-      </w:r>
-      <w:proofErr w:type="spellStart"/>
-      <w:r>
-        <w:t>leaderboard</w:t>
-      </w:r>
-      <w:proofErr w:type="spellEnd"/>
-      <w:r>
-        <w:t xml:space="preserve"> button on the dashboa</w:t>
-      </w:r>
-      <w:r>
-        <w:t xml:space="preserve">rd page, where they will see some information about sorting the </w:t>
-      </w:r>
-      <w:proofErr w:type="spellStart"/>
-      <w:r>
-        <w:t>leaderboard</w:t>
-      </w:r>
-      <w:proofErr w:type="spellEnd"/>
-      <w:r>
-        <w:t xml:space="preserve">. Each button corresponds to a way to sort the </w:t>
-      </w:r>
-      <w:proofErr w:type="spellStart"/>
-      <w:r>
-        <w:t>leaderboard</w:t>
-      </w:r>
-      <w:proofErr w:type="spellEnd"/>
-      <w:r>
-        <w:t>, for example, sorting by lowest points first, sorting alphabetically (usernames A – Z) or sorting by the number of courses</w:t>
-      </w:r>
-      <w:r>
-        <w:t xml:space="preserve"> completed.</w:t>
+        <w:t>Sorting: Users are met by the leader board page, when pressing the leaderboard button on the dashboard page, where they will see some information about sorting the leaderboard. Each button corresponds to a way to sort the leaderboard, for example, sorting by lowest points first, sorting alphabetically (usernames A – Z) or sorting by the number of courses completed.</w:t>
       </w:r>
     </w:p>
     <w:p/>
@@ -789,7 +579,7 @@
         <mc:AlternateContent>
           <mc:Choice Requires="wps">
             <w:drawing>
-              <wp:anchor distT="0" distB="0" distL="0" distR="0" simplePos="0" relativeHeight="7" behindDoc="0" locked="0" layoutInCell="0" allowOverlap="1">
+              <wp:anchor distT="0" distB="0" distL="0" distR="0" simplePos="0" relativeHeight="7" behindDoc="0" locked="0" layoutInCell="0" allowOverlap="1" wp14:anchorId="04DDC3BE" wp14:editId="04DDC3BF">
                 <wp:simplePos x="0" y="0"/>
                 <wp:positionH relativeFrom="column">
                   <wp:posOffset>1157605</wp:posOffset>
@@ -830,7 +620,7 @@
                                 <w:lang w:val="en-US"/>
                               </w:rPr>
                               <w:drawing>
-                                <wp:inline distT="0" distB="0" distL="0" distR="0">
+                                <wp:inline distT="0" distB="0" distL="0" distR="0" wp14:anchorId="04DDC3CF" wp14:editId="04DDC3D0">
                                   <wp:extent cx="3199130" cy="665480"/>
                                   <wp:effectExtent l="0" t="0" r="0" b="0"/>
                                   <wp:docPr id="5" name="Image3"/>
@@ -847,7 +637,7 @@
                                           </pic:cNvPicPr>
                                         </pic:nvPicPr>
                                         <pic:blipFill>
-                                          <a:blip r:embed="rId8"/>
+                                          <a:blip r:embed="rId9"/>
                                           <a:stretch>
                                             <a:fillRect/>
                                           </a:stretch>
@@ -868,10 +658,7 @@
                               </w:drawing>
                             </w:r>
                             <w:r>
-                              <w:t xml:space="preserve">Current </w:t>
-                            </w:r>
-                            <w:r>
-                              <w:t>sorting changes to show the currently selected sorting option</w:t>
+                              <w:t>Current sorting changes to show the currently selected sorting option</w:t>
                             </w:r>
                           </w:p>
                         </w:txbxContent>
@@ -921,7 +708,7 @@
                                     </pic:cNvPicPr>
                                   </pic:nvPicPr>
                                   <pic:blipFill>
-                                    <a:blip r:embed="rId8"/>
+                                    <a:blip r:embed="rId10"/>
                                     <a:stretch>
                                       <a:fillRect/>
                                     </a:stretch>
@@ -1001,34 +788,14 @@
         <w:rPr>
           <w:u w:val="single"/>
         </w:rPr>
-        <w:t xml:space="preserve">2.3 – User Position in </w:t>
-      </w:r>
-      <w:proofErr w:type="spellStart"/>
-      <w:r>
+        <w:t>2.3 – User Position in leaderboard shown in separate section</w:t>
+      </w:r>
+    </w:p>
+    <w:p>
+      <w:pPr>
         <w:rPr>
           <w:u w:val="single"/>
         </w:rPr>
-        <w:t>leaderboard</w:t>
-      </w:r>
-      <w:proofErr w:type="spellEnd"/>
-      <w:r>
-        <w:rPr>
-          <w:u w:val="single"/>
-        </w:rPr>
-        <w:t xml:space="preserve"> shown in separate sec</w:t>
-      </w:r>
-      <w:r>
-        <w:rPr>
-          <w:u w:val="single"/>
-        </w:rPr>
-        <w:t>tion</w:t>
-      </w:r>
-    </w:p>
-    <w:p>
-      <w:pPr>
-        <w:rPr>
-          <w:u w:val="single"/>
-        </w:rPr>
       </w:pPr>
     </w:p>
     <w:p/>
@@ -1038,10 +805,7 @@
       </w:r>
       <w:r>
         <w:br/>
-        <w:t>Users can see their position in the leader board, in a separate section before the full leader board is shown. This helps as if there are many users, it allows users to quickly see their progress, and compare this to others via their position, wit</w:t>
-      </w:r>
-      <w:r>
-        <w:t>hout having to scroll down for long. For example, if there are 100 users, and user “bob12” is in position 58, they do not have to scroll down a lot, to be able to find their position and see how they are doing relative to others.</w:t>
+        <w:t>Users can see their position in the leader board, in a separate section before the full leader board is shown. This helps as if there are many users, it allows users to quickly see their progress, and compare this to others via their position, without having to scroll down for long. For example, if there are 100 users, and user “bob12” is in position 58, they do not have to scroll down a lot, to be able to find their position and see how they are doing relative to others.</w:t>
       </w:r>
       <w:r>
         <w:rPr>
@@ -1051,7 +815,7 @@
         <mc:AlternateContent>
           <mc:Choice Requires="wps">
             <w:drawing>
-              <wp:anchor distT="0" distB="0" distL="0" distR="0" simplePos="0" relativeHeight="5" behindDoc="0" locked="0" layoutInCell="0" allowOverlap="1">
+              <wp:anchor distT="0" distB="0" distL="0" distR="0" simplePos="0" relativeHeight="5" behindDoc="0" locked="0" layoutInCell="0" allowOverlap="1" wp14:anchorId="04DDC3C0" wp14:editId="04DDC3C1">
                 <wp:simplePos x="0" y="0"/>
                 <wp:positionH relativeFrom="column">
                   <wp:align>center</wp:align>
@@ -1092,7 +856,7 @@
                                 <w:lang w:val="en-US"/>
                               </w:rPr>
                               <w:drawing>
-                                <wp:inline distT="0" distB="0" distL="0" distR="0">
+                                <wp:inline distT="0" distB="0" distL="0" distR="0" wp14:anchorId="04DDC3D1" wp14:editId="04DDC3D2">
                                   <wp:extent cx="6120130" cy="1558290"/>
                                   <wp:effectExtent l="0" t="0" r="0" b="0"/>
                                   <wp:docPr id="8" name="Image2 Copy 1"/>
@@ -1109,7 +873,7 @@
                                           </pic:cNvPicPr>
                                         </pic:nvPicPr>
                                         <pic:blipFill>
-                                          <a:blip r:embed="rId9"/>
+                                          <a:blip r:embed="rId11"/>
                                           <a:stretch>
                                             <a:fillRect/>
                                           </a:stretch>
@@ -1130,10 +894,7 @@
                               </w:drawing>
                             </w:r>
                             <w:r>
-                              <w:t>Users can see their pos</w:t>
-                            </w:r>
-                            <w:r>
-                              <w:t>ition in a separated section before the full leader board</w:t>
+                              <w:t>Users can see their position in a separated section before the full leader board</w:t>
                             </w:r>
                           </w:p>
                         </w:txbxContent>
@@ -1179,7 +940,7 @@
                                     </pic:cNvPicPr>
                                   </pic:nvPicPr>
                                   <pic:blipFill>
-                                    <a:blip r:embed="rId9"/>
+                                    <a:blip r:embed="rId12"/>
                                     <a:stretch>
                                       <a:fillRect/>
                                     </a:stretch>
@@ -1226,52 +987,32 @@
         <w:rPr>
           <w:u w:val="single"/>
         </w:rPr>
-        <w:t xml:space="preserve">2.3 – Global </w:t>
-      </w:r>
-      <w:proofErr w:type="spellStart"/>
-      <w:r>
+        <w:t>2.3 – Global Leaderboard</w:t>
+      </w:r>
+    </w:p>
+    <w:p>
+      <w:pPr>
         <w:rPr>
           <w:u w:val="single"/>
         </w:rPr>
-        <w:t>Leaderboard</w:t>
-      </w:r>
-      <w:proofErr w:type="spellEnd"/>
-    </w:p>
-    <w:p>
-      <w:pPr>
-        <w:rPr>
-          <w:u w:val="single"/>
-        </w:rPr>
-      </w:pPr>
-    </w:p>
-    <w:p>
-      <w:r>
-        <w:t xml:space="preserve">Users are then presented with the full leader board, in which every user is shown, along with their position, username, points, number of completed courses, and a button </w:t>
-      </w:r>
-      <w:r>
-        <w:t xml:space="preserve">in which users can visit other students’ profiles. The currently logged in student is highlighted green, which can aid in quickly identifying their position on the </w:t>
-      </w:r>
-      <w:proofErr w:type="spellStart"/>
-      <w:r>
-        <w:t>leaderboard</w:t>
-      </w:r>
-      <w:proofErr w:type="spellEnd"/>
-      <w:r>
-        <w:t>, from which they can compare themselves against those around them.</w:t>
+      </w:pPr>
+    </w:p>
+    <w:p>
+      <w:r>
+        <w:t>Users are then presented with the full leader board, in which every user is shown, along with their position, username, points, number of completed courses, and a button in which users can visit other students’ profiles. The currently logged in student is highlighted green, which can aid in quickly identifying their position on the leaderboard, from which they can compare themselves against those around them.</w:t>
       </w:r>
     </w:p>
     <w:p/>
     <w:p/>
     <w:p>
-      <w:bookmarkStart w:id="0" w:name="_GoBack"/>
-      <w:bookmarkEnd w:id="0"/>
       <w:r>
         <w:rPr>
           <w:noProof/>
           <w:lang w:val="en-US"/>
         </w:rPr>
+        <w:lastRenderedPageBreak/>
         <w:drawing>
-          <wp:anchor distT="0" distB="0" distL="0" distR="0" simplePos="0" relativeHeight="11" behindDoc="0" locked="0" layoutInCell="0" allowOverlap="1">
+          <wp:anchor distT="0" distB="0" distL="0" distR="0" simplePos="0" relativeHeight="11" behindDoc="0" locked="0" layoutInCell="0" allowOverlap="1" wp14:anchorId="04DDC3C2" wp14:editId="04DDC3C3">
             <wp:simplePos x="0" y="0"/>
             <wp:positionH relativeFrom="column">
               <wp:posOffset>610870</wp:posOffset>
@@ -1296,7 +1037,7 @@
                     </pic:cNvPicPr>
                   </pic:nvPicPr>
                   <pic:blipFill>
-                    <a:blip r:embed="rId10"/>
+                    <a:blip r:embed="rId13"/>
                     <a:stretch>
                       <a:fillRect/>
                     </a:stretch>
@@ -1360,7 +1101,7 @@
         <mc:AlternateContent>
           <mc:Choice Requires="wps">
             <w:drawing>
-              <wp:anchor distT="0" distB="0" distL="0" distR="0" simplePos="0" relativeHeight="9" behindDoc="0" locked="0" layoutInCell="0" allowOverlap="1">
+              <wp:anchor distT="0" distB="0" distL="0" distR="0" simplePos="0" relativeHeight="9" behindDoc="0" locked="0" layoutInCell="0" allowOverlap="1" wp14:anchorId="04DDC3C4" wp14:editId="04DDC3C5">
                 <wp:simplePos x="0" y="0"/>
                 <wp:positionH relativeFrom="column">
                   <wp:align>center</wp:align>
@@ -1401,7 +1142,7 @@
                                 <w:lang w:val="en-US"/>
                               </w:rPr>
                               <w:drawing>
-                                <wp:inline distT="0" distB="0" distL="0" distR="0">
+                                <wp:inline distT="0" distB="0" distL="0" distR="0" wp14:anchorId="04DDC3D3" wp14:editId="04DDC3D4">
                                   <wp:extent cx="6120130" cy="2096135"/>
                                   <wp:effectExtent l="0" t="0" r="0" b="0"/>
                                   <wp:docPr id="12" name="Image4"/>
@@ -1418,7 +1159,7 @@
                                           </pic:cNvPicPr>
                                         </pic:nvPicPr>
                                         <pic:blipFill>
-                                          <a:blip r:embed="rId11"/>
+                                          <a:blip r:embed="rId14"/>
                                           <a:stretch>
                                             <a:fillRect/>
                                           </a:stretch>
@@ -1439,15 +1180,7 @@
                               </w:drawing>
                             </w:r>
                             <w:r>
-                              <w:t xml:space="preserve">Users can see the full </w:t>
-                            </w:r>
-                            <w:proofErr w:type="spellStart"/>
-                            <w:r>
-                              <w:t>leaderboard</w:t>
-                            </w:r>
-                            <w:proofErr w:type="spellEnd"/>
-                            <w:r>
-                              <w:t>, and they are highlighted in green, to help visual recognition</w:t>
+                              <w:t>Users can see the full leaderboard, and they are highlighted in green, to help visual recognition</w:t>
                             </w:r>
                           </w:p>
                         </w:txbxContent>
@@ -1493,7 +1226,7 @@
                                     </pic:cNvPicPr>
                                   </pic:nvPicPr>
                                   <pic:blipFill>
-                                    <a:blip r:embed="rId11"/>
+                                    <a:blip r:embed="rId15"/>
                                     <a:stretch>
                                       <a:fillRect/>
                                     </a:stretch>
@@ -1541,7 +1274,7 @@
         <mc:AlternateContent>
           <mc:Choice Requires="wps">
             <w:drawing>
-              <wp:anchor distT="0" distB="0" distL="0" distR="0" simplePos="0" relativeHeight="12" behindDoc="0" locked="0" layoutInCell="0" allowOverlap="1">
+              <wp:anchor distT="0" distB="0" distL="0" distR="0" simplePos="0" relativeHeight="12" behindDoc="0" locked="0" layoutInCell="0" allowOverlap="1" wp14:anchorId="04DDC3C6" wp14:editId="04DDC3C7">
                 <wp:simplePos x="0" y="0"/>
                 <wp:positionH relativeFrom="column">
                   <wp:posOffset>-340995</wp:posOffset>
@@ -1582,7 +1315,7 @@
                                 <w:lang w:val="en-US"/>
                               </w:rPr>
                               <w:drawing>
-                                <wp:inline distT="0" distB="0" distL="0" distR="0">
+                                <wp:inline distT="0" distB="0" distL="0" distR="0" wp14:anchorId="04DDC3D5" wp14:editId="04DDC3D6">
                                   <wp:extent cx="6120130" cy="2109470"/>
                                   <wp:effectExtent l="0" t="0" r="0" b="0"/>
                                   <wp:docPr id="15" name="Image6"/>
@@ -1599,7 +1332,7 @@
                                           </pic:cNvPicPr>
                                         </pic:nvPicPr>
                                         <pic:blipFill>
-                                          <a:blip r:embed="rId12"/>
+                                          <a:blip r:embed="rId16"/>
                                           <a:stretch>
                                             <a:fillRect/>
                                           </a:stretch>
@@ -1620,15 +1353,7 @@
                               </w:drawing>
                             </w:r>
                             <w:r>
-                              <w:t xml:space="preserve">Pressing view profile on the </w:t>
-                            </w:r>
-                            <w:proofErr w:type="spellStart"/>
-                            <w:r>
-                              <w:t>leaderboard</w:t>
-                            </w:r>
-                            <w:proofErr w:type="spellEnd"/>
-                            <w:r>
-                              <w:t xml:space="preserve"> will allow students to see the profile of the selected student</w:t>
+                              <w:t>Pressing view profile on the leaderboard will allow students to see the profile of the selected student</w:t>
                             </w:r>
                           </w:p>
                         </w:txbxContent>
@@ -1674,7 +1399,7 @@
                                     </pic:cNvPicPr>
                                   </pic:nvPicPr>
                                   <pic:blipFill>
-                                    <a:blip r:embed="rId12"/>
+                                    <a:blip r:embed="rId17"/>
                                     <a:stretch>
                                       <a:fillRect/>
                                     </a:stretch>
@@ -1720,6 +1445,7 @@
         <w:rPr>
           <w:u w:val="single"/>
         </w:rPr>
+        <w:lastRenderedPageBreak/>
         <w:t>2.4 Joint Positions</w:t>
       </w:r>
       <w:r>
@@ -1735,13 +1461,7 @@
         <w:br/>
       </w:r>
       <w:r>
-        <w:t xml:space="preserve">In order to ensure </w:t>
-      </w:r>
-      <w:r>
-        <w:t>fairness, students will notice that the leader board utilizes joint positions. This was a design choice to ensure users positions accurately represent their performance, in terms of points and the number of courses completed, and allows for better comparis</w:t>
-      </w:r>
-      <w:r>
-        <w:t>ons against other students.</w:t>
+        <w:t>In order to ensure fairness, students will notice that the leader board utilizes joint positions. This was a design choice to ensure users positions accurately represent their performance, in terms of points and the number of courses completed, and allows for better comparisons against other students.</w:t>
       </w:r>
     </w:p>
     <w:p/>
@@ -1752,21 +1472,7 @@
           <w:u w:val="single"/>
         </w:rPr>
         <w:br/>
-        <w:t xml:space="preserve">2.5 Back </w:t>
-      </w:r>
-      <w:proofErr w:type="gramStart"/>
-      <w:r>
-        <w:rPr>
-          <w:u w:val="single"/>
-        </w:rPr>
-        <w:t>To</w:t>
-      </w:r>
-      <w:proofErr w:type="gramEnd"/>
-      <w:r>
-        <w:rPr>
-          <w:u w:val="single"/>
-        </w:rPr>
-        <w:t xml:space="preserve"> Dashboard</w:t>
+        <w:t>2.5 Back To Dashboard</w:t>
       </w:r>
       <w:r>
         <w:rPr>
@@ -1776,7 +1482,7 @@
         <mc:AlternateContent>
           <mc:Choice Requires="wps">
             <w:drawing>
-              <wp:anchor distT="0" distB="0" distL="0" distR="0" simplePos="0" relativeHeight="14" behindDoc="0" locked="0" layoutInCell="0" allowOverlap="1">
+              <wp:anchor distT="0" distB="0" distL="0" distR="0" simplePos="0" relativeHeight="14" behindDoc="0" locked="0" layoutInCell="0" allowOverlap="1" wp14:anchorId="04DDC3C8" wp14:editId="04DDC3C9">
                 <wp:simplePos x="0" y="0"/>
                 <wp:positionH relativeFrom="column">
                   <wp:align>center</wp:align>
@@ -1817,7 +1523,7 @@
                                 <w:lang w:val="en-US"/>
                               </w:rPr>
                               <w:drawing>
-                                <wp:inline distT="0" distB="0" distL="0" distR="0">
+                                <wp:inline distT="0" distB="0" distL="0" distR="0" wp14:anchorId="04DDC3D7" wp14:editId="04DDC3D8">
                                   <wp:extent cx="6120130" cy="2172335"/>
                                   <wp:effectExtent l="0" t="0" r="0" b="0"/>
                                   <wp:docPr id="18" name="Image7"/>
@@ -1834,7 +1540,7 @@
                                           </pic:cNvPicPr>
                                         </pic:nvPicPr>
                                         <pic:blipFill>
-                                          <a:blip r:embed="rId13"/>
+                                          <a:blip r:embed="rId18"/>
                                           <a:stretch>
                                             <a:fillRect/>
                                           </a:stretch>
@@ -1855,15 +1561,7 @@
                               </w:drawing>
                             </w:r>
                             <w:r>
-                              <w:t xml:space="preserve">The global </w:t>
-                            </w:r>
-                            <w:proofErr w:type="spellStart"/>
-                            <w:r>
-                              <w:t>leaderboard</w:t>
-                            </w:r>
-                            <w:proofErr w:type="spellEnd"/>
-                            <w:r>
-                              <w:t xml:space="preserve"> updates, and shows joint positions for users that have the same number of positions</w:t>
+                              <w:t>The global leaderboard updates, and shows joint positions for users that have the same number of positions</w:t>
                             </w:r>
                           </w:p>
                         </w:txbxContent>
@@ -1909,7 +1607,7 @@
                                     </pic:cNvPicPr>
                                   </pic:nvPicPr>
                                   <pic:blipFill>
-                                    <a:blip r:embed="rId13"/>
+                                    <a:blip r:embed="rId19"/>
                                     <a:stretch>
                                       <a:fillRect/>
                                     </a:stretch>
@@ -1959,10 +1657,7 @@
     </w:p>
     <w:p>
       <w:r>
-        <w:t>The leader board page has a “Back to Dashboard” button located at the bottom of the page, w</w:t>
-      </w:r>
-      <w:r>
-        <w:t>hich students can press to return back to the dashboard page.</w:t>
+        <w:t>The leader board page has a “Back to Dashboard” button located at the bottom of the page, which students can press to return back to the dashboard page.</w:t>
       </w:r>
       <w:r>
         <w:rPr>
@@ -1993,6 +1688,7 @@
           <w:bCs/>
           <w:lang w:val="en-US"/>
         </w:rPr>
+        <w:lastRenderedPageBreak/>
         <w:t>3. User Profile Management and Badges</w:t>
       </w:r>
     </w:p>
@@ -2533,6 +2229,7 @@
           <w:bCs/>
           <w:lang w:val="en-US"/>
         </w:rPr>
+        <w:lastRenderedPageBreak/>
         <w:t xml:space="preserve">Allows users to </w:t>
       </w:r>
       <w:r>
@@ -2908,12 +2605,434 @@
         </w:rPr>
         <w:t>criteria and progress</w:t>
       </w:r>
-      <w:r>
-        <w:rPr>
+    </w:p>
+    <w:p>
+      <w:pPr>
+        <w:rPr>
+          <w:b/>
+          <w:bCs/>
+          <w:u w:val="single"/>
+          <w:lang w:val="en-US"/>
+        </w:rPr>
+      </w:pPr>
+      <w:r>
+        <w:rPr>
+          <w:b/>
+          <w:bCs/>
+          <w:u w:val="single"/>
+          <w:lang w:val="en-US"/>
+        </w:rPr>
+        <w:t>4</w:t>
+      </w:r>
+      <w:r>
+        <w:rPr>
+          <w:b/>
+          <w:bCs/>
+          <w:u w:val="single"/>
           <w:lang w:val="en-US"/>
         </w:rPr>
         <w:t>.</w:t>
       </w:r>
+      <w:r>
+        <w:rPr>
+          <w:b/>
+          <w:bCs/>
+          <w:u w:val="single"/>
+          <w:lang w:val="en-US"/>
+        </w:rPr>
+        <w:t>Search and filter</w:t>
+      </w:r>
+    </w:p>
+    <w:p>
+      <w:pPr>
+        <w:pStyle w:val="ListParagraph"/>
+        <w:rPr>
+          <w:lang w:val="en-US"/>
+        </w:rPr>
+      </w:pPr>
+      <w:r>
+        <w:rPr>
+          <w:lang w:val="en-US"/>
+        </w:rPr>
+        <w:t xml:space="preserve">The search and filter enables the user to </w:t>
+      </w:r>
+      <w:r>
+        <w:rPr>
+          <w:lang w:val="en-US"/>
+        </w:rPr>
+        <w:t xml:space="preserve">search through the available courses on the dashboards’ </w:t>
+      </w:r>
+      <w:r>
+        <w:rPr>
+          <w:lang w:val="en-US"/>
+        </w:rPr>
+        <w:t>page</w:t>
+      </w:r>
+      <w:r>
+        <w:rPr>
+          <w:lang w:val="en-US"/>
+        </w:rPr>
+        <w:t xml:space="preserve"> that the IBM </w:t>
+      </w:r>
+      <w:r>
+        <w:rPr>
+          <w:lang w:val="en-US"/>
+        </w:rPr>
+        <w:t xml:space="preserve">courses that are provided. </w:t>
+      </w:r>
+      <w:r>
+        <w:rPr>
+          <w:lang w:val="en-US"/>
+        </w:rPr>
+        <w:t>This will enable the user to easily select which courses they want to start and not have to go through each one of the course that the website provides links to for.</w:t>
+      </w:r>
+    </w:p>
+    <w:p>
+      <w:pPr>
+        <w:pStyle w:val="ListParagraph"/>
+        <w:rPr>
+          <w:lang w:val="en-US"/>
+        </w:rPr>
+      </w:pPr>
+    </w:p>
+    <w:p>
+      <w:pPr>
+        <w:pStyle w:val="ListParagraph"/>
+        <w:rPr>
+          <w:lang w:val="en-US"/>
+        </w:rPr>
+      </w:pPr>
+      <w:r>
+        <w:rPr>
+          <w:b/>
+          <w:bCs/>
+          <w:u w:val="single"/>
+          <w:lang w:val="en-US"/>
+        </w:rPr>
+        <w:t>4</w:t>
+      </w:r>
+      <w:r>
+        <w:rPr>
+          <w:b/>
+          <w:bCs/>
+          <w:u w:val="single"/>
+          <w:lang w:val="en-US"/>
+        </w:rPr>
+        <w:t>.1 Filter</w:t>
+      </w:r>
+      <w:r>
+        <w:rPr>
+          <w:lang w:val="en-US"/>
+        </w:rPr>
+        <w:br/>
+      </w:r>
+      <w:r>
+        <w:rPr>
+          <w:lang w:val="en-US"/>
+        </w:rPr>
+        <w:t xml:space="preserve">You can filter them </w:t>
+      </w:r>
+      <w:r>
+        <w:rPr>
+          <w:lang w:val="en-US"/>
+        </w:rPr>
+        <w:t xml:space="preserve">based on whether the user has: completed, </w:t>
+      </w:r>
+      <w:r>
+        <w:rPr>
+          <w:lang w:val="en-US"/>
+        </w:rPr>
+        <w:t xml:space="preserve">in progress, or not started the courses. Once they have selected a </w:t>
+      </w:r>
+      <w:r>
+        <w:rPr>
+          <w:lang w:val="en-US"/>
+        </w:rPr>
+        <w:t>filter they will press the</w:t>
+      </w:r>
+      <w:r>
+        <w:rPr>
+          <w:lang w:val="en-US"/>
+        </w:rPr>
+        <w:t xml:space="preserve"> filter button to submit the filter choice.</w:t>
+      </w:r>
+      <w:r>
+        <w:rPr>
+          <w:lang w:val="en-US"/>
+        </w:rPr>
+        <w:t xml:space="preserve"> If the user just wants to view </w:t>
+      </w:r>
+      <w:r>
+        <w:rPr>
+          <w:lang w:val="en-US"/>
+        </w:rPr>
+        <w:t xml:space="preserve">all </w:t>
+      </w:r>
+      <w:r>
+        <w:rPr>
+          <w:lang w:val="en-US"/>
+        </w:rPr>
+        <w:t>courses he can also select ‘—select a course—</w:t>
+      </w:r>
+      <w:r>
+        <w:rPr>
+          <w:lang w:val="en-US"/>
+        </w:rPr>
+        <w:t>’ in the filter options (they will have to select the filter button again to return to that state once selected).</w:t>
+      </w:r>
+    </w:p>
+    <w:p>
+      <w:pPr>
+        <w:pStyle w:val="ListParagraph"/>
+        <w:rPr>
+          <w:lang w:val="en-US"/>
+        </w:rPr>
+      </w:pPr>
+    </w:p>
+    <w:p>
+      <w:pPr>
+        <w:pStyle w:val="ListParagraph"/>
+        <w:rPr>
+          <w:lang w:val="en-US"/>
+        </w:rPr>
+      </w:pPr>
+      <w:r>
+        <w:rPr>
+          <w:lang w:val="en-US"/>
+        </w:rPr>
+        <w:t xml:space="preserve">-insert pictures of </w:t>
+      </w:r>
+      <w:r>
+        <w:rPr>
+          <w:lang w:val="en-US"/>
+        </w:rPr>
+        <w:t xml:space="preserve">completed, incomplete, not started, and </w:t>
+      </w:r>
+      <w:r>
+        <w:rPr>
+          <w:lang w:val="en-US"/>
+        </w:rPr>
+        <w:t>‘—select a course—</w:t>
+      </w:r>
+      <w:r>
+        <w:rPr>
+          <w:lang w:val="en-US"/>
+        </w:rPr>
+        <w:t>.</w:t>
+      </w:r>
+    </w:p>
+    <w:p>
+      <w:pPr>
+        <w:pStyle w:val="ListParagraph"/>
+        <w:rPr>
+          <w:lang w:val="en-US"/>
+        </w:rPr>
+      </w:pPr>
+    </w:p>
+    <w:p>
+      <w:pPr>
+        <w:pStyle w:val="ListParagraph"/>
+        <w:rPr>
+          <w:lang w:val="en-US"/>
+        </w:rPr>
+      </w:pPr>
+    </w:p>
+    <w:p>
+      <w:pPr>
+        <w:pStyle w:val="ListParagraph"/>
+        <w:rPr>
+          <w:b/>
+          <w:bCs/>
+          <w:u w:val="single"/>
+          <w:lang w:val="en-US"/>
+        </w:rPr>
+      </w:pPr>
+      <w:r>
+        <w:rPr>
+          <w:b/>
+          <w:bCs/>
+          <w:u w:val="single"/>
+          <w:lang w:val="en-US"/>
+        </w:rPr>
+        <w:t>4</w:t>
+      </w:r>
+      <w:r>
+        <w:rPr>
+          <w:b/>
+          <w:bCs/>
+          <w:u w:val="single"/>
+          <w:lang w:val="en-US"/>
+        </w:rPr>
+        <w:t>.2 Search</w:t>
+      </w:r>
+    </w:p>
+    <w:p>
+      <w:pPr>
+        <w:pStyle w:val="ListParagraph"/>
+        <w:rPr>
+          <w:lang w:val="en-US"/>
+        </w:rPr>
+      </w:pPr>
+      <w:r>
+        <w:rPr>
+          <w:lang w:val="en-US"/>
+        </w:rPr>
+        <w:t>For the search feature,</w:t>
+      </w:r>
+      <w:r>
+        <w:rPr>
+          <w:lang w:val="en-US"/>
+        </w:rPr>
+        <w:t xml:space="preserve"> you have a text box and enter what the name of the courses</w:t>
+      </w:r>
+      <w:r>
+        <w:rPr>
+          <w:lang w:val="en-US"/>
+        </w:rPr>
+        <w:t xml:space="preserve"> that should match what they want. Lets say they enter ‘python’ into the </w:t>
+      </w:r>
+      <w:r>
+        <w:rPr>
+          <w:lang w:val="en-US"/>
+        </w:rPr>
+        <w:t xml:space="preserve">text box the user will then have to press the search button to submit it and the dashboard page will only show </w:t>
+      </w:r>
+      <w:r>
+        <w:rPr>
+          <w:lang w:val="en-US"/>
+        </w:rPr>
+        <w:lastRenderedPageBreak/>
+        <w:t xml:space="preserve">courses that have the word python within their course name to the user. If the user wants to see all courses again they will have to leave </w:t>
+      </w:r>
+      <w:r>
+        <w:rPr>
+          <w:lang w:val="en-US"/>
+        </w:rPr>
+        <w:t xml:space="preserve">the </w:t>
+      </w:r>
+      <w:r>
+        <w:rPr>
+          <w:lang w:val="en-US"/>
+        </w:rPr>
+        <w:t xml:space="preserve">search </w:t>
+      </w:r>
+      <w:r>
+        <w:rPr>
+          <w:lang w:val="en-US"/>
+        </w:rPr>
+        <w:t>text box empty for the user</w:t>
+      </w:r>
+      <w:r>
+        <w:rPr>
+          <w:lang w:val="en-US"/>
+        </w:rPr>
+        <w:t xml:space="preserve"> and press the search button to see all courses again.</w:t>
+      </w:r>
+    </w:p>
+    <w:p>
+      <w:pPr>
+        <w:pStyle w:val="ListParagraph"/>
+        <w:rPr>
+          <w:lang w:val="en-US"/>
+        </w:rPr>
+      </w:pPr>
+    </w:p>
+    <w:p>
+      <w:pPr>
+        <w:pStyle w:val="ListParagraph"/>
+        <w:rPr>
+          <w:lang w:val="en-US"/>
+        </w:rPr>
+      </w:pPr>
+      <w:r>
+        <w:rPr>
+          <w:lang w:val="en-US"/>
+        </w:rPr>
+        <w:t xml:space="preserve">(for context search </w:t>
+      </w:r>
+      <w:r>
+        <w:rPr>
+          <w:lang w:val="en-US"/>
+        </w:rPr>
+        <w:t>text</w:t>
+      </w:r>
+      <w:r>
+        <w:rPr>
+          <w:lang w:val="en-US"/>
+        </w:rPr>
+        <w:t xml:space="preserve"> box </w:t>
+      </w:r>
+      <w:r>
+        <w:rPr>
+          <w:lang w:val="en-US"/>
+        </w:rPr>
+        <w:t xml:space="preserve">needs to be </w:t>
+      </w:r>
+      <w:r>
+        <w:rPr>
+          <w:lang w:val="en-US"/>
+        </w:rPr>
+        <w:t>empty and the button pressed to make sure that it can only show</w:t>
+      </w:r>
+      <w:r>
+        <w:rPr>
+          <w:lang w:val="en-US"/>
+        </w:rPr>
+        <w:t xml:space="preserve"> all</w:t>
+      </w:r>
+      <w:r>
+        <w:rPr>
+          <w:lang w:val="en-US"/>
+        </w:rPr>
+        <w:t xml:space="preserve"> courses tha</w:t>
+      </w:r>
+      <w:r>
+        <w:rPr>
+          <w:lang w:val="en-US"/>
+        </w:rPr>
+        <w:t>t meet the current criteria of what the filter</w:t>
+      </w:r>
+      <w:r>
+        <w:rPr>
+          <w:lang w:val="en-US"/>
+        </w:rPr>
+        <w:t xml:space="preserve"> is on</w:t>
+      </w:r>
+      <w:r>
+        <w:rPr>
+          <w:lang w:val="en-US"/>
+        </w:rPr>
+        <w:t>).</w:t>
+      </w:r>
+    </w:p>
+    <w:p>
+      <w:pPr>
+        <w:pStyle w:val="ListParagraph"/>
+        <w:rPr>
+          <w:lang w:val="en-US"/>
+        </w:rPr>
+      </w:pPr>
+    </w:p>
+    <w:p>
+      <w:pPr>
+        <w:pStyle w:val="ListParagraph"/>
+        <w:rPr>
+          <w:lang w:val="en-US"/>
+        </w:rPr>
+      </w:pPr>
+      <w:r>
+        <w:rPr>
+          <w:lang w:val="en-US"/>
+        </w:rPr>
+        <w:t>-insert pictures of examples of filter working</w:t>
+      </w:r>
+    </w:p>
+    <w:p>
+      <w:pPr>
+        <w:rPr>
+          <w:lang w:val="en-US"/>
+        </w:rPr>
+      </w:pPr>
     </w:p>
     <w:p/>
     <w:p>
@@ -2935,8 +3054,8 @@
 </file>
 
 <file path=word/numbering.xml><?xml version="1.0" encoding="utf-8"?>
-<w:numbering xmlns:wpc="http://schemas.microsoft.com/office/word/2010/wordprocessingCanvas" xmlns:mc="http://schemas.openxmlformats.org/markup-compatibility/2006" xmlns:o="urn:schemas-microsoft-com:office:office" xmlns:r="http://schemas.openxmlformats.org/officeDocument/2006/relationships" xmlns:m="http://schemas.openxmlformats.org/officeDocument/2006/math" xmlns:v="urn:schemas-microsoft-com:vml" xmlns:wp14="http://schemas.microsoft.com/office/word/2010/wordprocessingDrawing" xmlns:wp="http://schemas.openxmlformats.org/drawingml/2006/wordprocessingDrawing" xmlns:w10="urn:schemas-microsoft-com:office:word" xmlns:w="http://schemas.openxmlformats.org/wordprocessingml/2006/main" xmlns:w14="http://schemas.microsoft.com/office/word/2010/wordml" xmlns:w15="http://schemas.microsoft.com/office/word/2012/wordml" xmlns:wpg="http://schemas.microsoft.com/office/word/2010/wordprocessingGroup" xmlns:wpi="http://schemas.microsoft.com/office/word/2010/wordprocessingInk" xmlns:wne="http://schemas.microsoft.com/office/word/2006/wordml" xmlns:wps="http://schemas.microsoft.com/office/word/2010/wordprocessingShape" mc:Ignorable="w14 w15 wp14">
-  <w:abstractNum w:abstractNumId="0">
+<w:numbering xmlns:wpc="http://schemas.microsoft.com/office/word/2010/wordprocessingCanvas" xmlns:cx="http://schemas.microsoft.com/office/drawing/2014/chartex" xmlns:cx1="http://schemas.microsoft.com/office/drawing/2015/9/8/chartex" xmlns:cx2="http://schemas.microsoft.com/office/drawing/2015/10/21/chartex" xmlns:cx3="http://schemas.microsoft.com/office/drawing/2016/5/9/chartex" xmlns:cx4="http://schemas.microsoft.com/office/drawing/2016/5/10/chartex" xmlns:cx5="http://schemas.microsoft.com/office/drawing/2016/5/11/chartex" xmlns:cx6="http://schemas.microsoft.com/office/drawing/2016/5/12/chartex" xmlns:cx7="http://schemas.microsoft.com/office/drawing/2016/5/13/chartex" xmlns:cx8="http://schemas.microsoft.com/office/drawing/2016/5/14/chartex" xmlns:mc="http://schemas.openxmlformats.org/markup-compatibility/2006" xmlns:aink="http://schemas.microsoft.com/office/drawing/2016/ink" xmlns:am3d="http://schemas.microsoft.com/office/drawing/2017/model3d" xmlns:o="urn:schemas-microsoft-com:office:office" xmlns:oel="http://schemas.microsoft.com/office/2019/extlst" xmlns:r="http://schemas.openxmlformats.org/officeDocument/2006/relationships" xmlns:m="http://schemas.openxmlformats.org/officeDocument/2006/math" xmlns:v="urn:schemas-microsoft-com:vml" xmlns:wp14="http://schemas.microsoft.com/office/word/2010/wordprocessingDrawing" xmlns:wp="http://schemas.openxmlformats.org/drawingml/2006/wordprocessingDrawing" xmlns:w10="urn:schemas-microsoft-com:office:word" xmlns:w="http://schemas.openxmlformats.org/wordprocessingml/2006/main" xmlns:w14="http://schemas.microsoft.com/office/word/2010/wordml" xmlns:w15="http://schemas.microsoft.com/office/word/2012/wordml" xmlns:w16cex="http://schemas.microsoft.com/office/word/2018/wordml/cex" xmlns:w16cid="http://schemas.microsoft.com/office/word/2016/wordml/cid" xmlns:w16="http://schemas.microsoft.com/office/word/2018/wordml" xmlns:w16du="http://schemas.microsoft.com/office/word/2023/wordml/word16du" xmlns:w16sdtdh="http://schemas.microsoft.com/office/word/2020/wordml/sdtdatahash" xmlns:w16sdtfl="http://schemas.microsoft.com/office/word/2024/wordml/sdtformatlock" xmlns:w16se="http://schemas.microsoft.com/office/word/2015/wordml/symex" xmlns:wpg="http://schemas.microsoft.com/office/word/2010/wordprocessingGroup" xmlns:wpi="http://schemas.microsoft.com/office/word/2010/wordprocessingInk" xmlns:wne="http://schemas.microsoft.com/office/word/2006/wordml" xmlns:wps="http://schemas.microsoft.com/office/word/2010/wordprocessingShape" mc:Ignorable="w14 w15 w16se w16cid w16 w16cex w16sdtdh w16sdtfl w16du wp14">
+  <w:abstractNum w:abstractNumId="0" w15:restartNumberingAfterBreak="0">
     <w:nsid w:val="03D70A73"/>
     <w:multiLevelType w:val="multilevel"/>
     <w:tmpl w:val="07FCCC2A"/>
@@ -3085,7 +3204,7 @@
       </w:rPr>
     </w:lvl>
   </w:abstractNum>
-  <w:abstractNum w:abstractNumId="1">
+  <w:abstractNum w:abstractNumId="1" w15:restartNumberingAfterBreak="0">
     <w:nsid w:val="0D5C44E5"/>
     <w:multiLevelType w:val="multilevel"/>
     <w:tmpl w:val="B3348786"/>
@@ -3234,7 +3353,96 @@
       </w:rPr>
     </w:lvl>
   </w:abstractNum>
-  <w:abstractNum w:abstractNumId="2">
+  <w:abstractNum w:abstractNumId="2" w15:restartNumberingAfterBreak="0">
+    <w:nsid w:val="180B03BD"/>
+    <w:multiLevelType w:val="hybridMultilevel"/>
+    <w:tmpl w:val="2C1A4A10"/>
+    <w:lvl w:ilvl="0" w:tplc="0409000F">
+      <w:start w:val="1"/>
+      <w:numFmt w:val="decimal"/>
+      <w:lvlText w:val="%1."/>
+      <w:lvlJc w:val="left"/>
+      <w:pPr>
+        <w:ind w:left="1080" w:hanging="360"/>
+      </w:pPr>
+      <w:rPr>
+        <w:rFonts w:hint="default"/>
+      </w:rPr>
+    </w:lvl>
+    <w:lvl w:ilvl="1" w:tplc="08090019" w:tentative="1">
+      <w:start w:val="1"/>
+      <w:numFmt w:val="lowerLetter"/>
+      <w:lvlText w:val="%2."/>
+      <w:lvlJc w:val="left"/>
+      <w:pPr>
+        <w:ind w:left="1800" w:hanging="360"/>
+      </w:pPr>
+    </w:lvl>
+    <w:lvl w:ilvl="2" w:tplc="0809001B" w:tentative="1">
+      <w:start w:val="1"/>
+      <w:numFmt w:val="lowerRoman"/>
+      <w:lvlText w:val="%3."/>
+      <w:lvlJc w:val="right"/>
+      <w:pPr>
+        <w:ind w:left="2520" w:hanging="180"/>
+      </w:pPr>
+    </w:lvl>
+    <w:lvl w:ilvl="3" w:tplc="0809000F" w:tentative="1">
+      <w:start w:val="1"/>
+      <w:numFmt w:val="decimal"/>
+      <w:lvlText w:val="%4."/>
+      <w:lvlJc w:val="left"/>
+      <w:pPr>
+        <w:ind w:left="3240" w:hanging="360"/>
+      </w:pPr>
+    </w:lvl>
+    <w:lvl w:ilvl="4" w:tplc="08090019" w:tentative="1">
+      <w:start w:val="1"/>
+      <w:numFmt w:val="lowerLetter"/>
+      <w:lvlText w:val="%5."/>
+      <w:lvlJc w:val="left"/>
+      <w:pPr>
+        <w:ind w:left="3960" w:hanging="360"/>
+      </w:pPr>
+    </w:lvl>
+    <w:lvl w:ilvl="5" w:tplc="0809001B" w:tentative="1">
+      <w:start w:val="1"/>
+      <w:numFmt w:val="lowerRoman"/>
+      <w:lvlText w:val="%6."/>
+      <w:lvlJc w:val="right"/>
+      <w:pPr>
+        <w:ind w:left="4680" w:hanging="180"/>
+      </w:pPr>
+    </w:lvl>
+    <w:lvl w:ilvl="6" w:tplc="0809000F" w:tentative="1">
+      <w:start w:val="1"/>
+      <w:numFmt w:val="decimal"/>
+      <w:lvlText w:val="%7."/>
+      <w:lvlJc w:val="left"/>
+      <w:pPr>
+        <w:ind w:left="5400" w:hanging="360"/>
+      </w:pPr>
+    </w:lvl>
+    <w:lvl w:ilvl="7" w:tplc="08090019" w:tentative="1">
+      <w:start w:val="1"/>
+      <w:numFmt w:val="lowerLetter"/>
+      <w:lvlText w:val="%8."/>
+      <w:lvlJc w:val="left"/>
+      <w:pPr>
+        <w:ind w:left="6120" w:hanging="360"/>
+      </w:pPr>
+    </w:lvl>
+    <w:lvl w:ilvl="8" w:tplc="0809001B" w:tentative="1">
+      <w:start w:val="1"/>
+      <w:numFmt w:val="lowerRoman"/>
+      <w:lvlText w:val="%9."/>
+      <w:lvlJc w:val="right"/>
+      <w:pPr>
+        <w:ind w:left="6840" w:hanging="180"/>
+      </w:pPr>
+    </w:lvl>
+  </w:abstractNum>
+  <w:abstractNum w:abstractNumId="3" w15:restartNumberingAfterBreak="0">
     <w:nsid w:val="19B02650"/>
     <w:multiLevelType w:val="multilevel"/>
     <w:tmpl w:val="E8C0C056"/>
@@ -3383,7 +3591,7 @@
       </w:rPr>
     </w:lvl>
   </w:abstractNum>
-  <w:abstractNum w:abstractNumId="3">
+  <w:abstractNum w:abstractNumId="4" w15:restartNumberingAfterBreak="0">
     <w:nsid w:val="227E0203"/>
     <w:multiLevelType w:val="multilevel"/>
     <w:tmpl w:val="AE0805C2"/>
@@ -3532,7 +3740,7 @@
       </w:rPr>
     </w:lvl>
   </w:abstractNum>
-  <w:abstractNum w:abstractNumId="4">
+  <w:abstractNum w:abstractNumId="5" w15:restartNumberingAfterBreak="0">
     <w:nsid w:val="25432EBD"/>
     <w:multiLevelType w:val="multilevel"/>
     <w:tmpl w:val="A88226A6"/>
@@ -3681,7 +3889,7 @@
       </w:rPr>
     </w:lvl>
   </w:abstractNum>
-  <w:abstractNum w:abstractNumId="5">
+  <w:abstractNum w:abstractNumId="6" w15:restartNumberingAfterBreak="0">
     <w:nsid w:val="29391951"/>
     <w:multiLevelType w:val="multilevel"/>
     <w:tmpl w:val="BE4E33A0"/>
@@ -3797,7 +4005,7 @@
       </w:pPr>
     </w:lvl>
   </w:abstractNum>
-  <w:abstractNum w:abstractNumId="6">
+  <w:abstractNum w:abstractNumId="7" w15:restartNumberingAfterBreak="0">
     <w:nsid w:val="2BAB0BF2"/>
     <w:multiLevelType w:val="multilevel"/>
     <w:tmpl w:val="C548190E"/>
@@ -3946,7 +4154,7 @@
       </w:rPr>
     </w:lvl>
   </w:abstractNum>
-  <w:abstractNum w:abstractNumId="7">
+  <w:abstractNum w:abstractNumId="8" w15:restartNumberingAfterBreak="0">
     <w:nsid w:val="33ED51BF"/>
     <w:multiLevelType w:val="hybridMultilevel"/>
     <w:tmpl w:val="48901C52"/>
@@ -4035,7 +4243,93 @@
       </w:pPr>
     </w:lvl>
   </w:abstractNum>
-  <w:abstractNum w:abstractNumId="8">
+  <w:abstractNum w:abstractNumId="9" w15:restartNumberingAfterBreak="0">
+    <w:nsid w:val="38357FD9"/>
+    <w:multiLevelType w:val="multilevel"/>
+    <w:tmpl w:val="0809001F"/>
+    <w:lvl w:ilvl="0">
+      <w:start w:val="1"/>
+      <w:numFmt w:val="decimal"/>
+      <w:lvlText w:val="%1."/>
+      <w:lvlJc w:val="left"/>
+      <w:pPr>
+        <w:ind w:left="360" w:hanging="360"/>
+      </w:pPr>
+    </w:lvl>
+    <w:lvl w:ilvl="1">
+      <w:start w:val="1"/>
+      <w:numFmt w:val="decimal"/>
+      <w:lvlText w:val="%1.%2."/>
+      <w:lvlJc w:val="left"/>
+      <w:pPr>
+        <w:ind w:left="792" w:hanging="432"/>
+      </w:pPr>
+    </w:lvl>
+    <w:lvl w:ilvl="2">
+      <w:start w:val="1"/>
+      <w:numFmt w:val="decimal"/>
+      <w:lvlText w:val="%1.%2.%3."/>
+      <w:lvlJc w:val="left"/>
+      <w:pPr>
+        <w:ind w:left="1224" w:hanging="504"/>
+      </w:pPr>
+    </w:lvl>
+    <w:lvl w:ilvl="3">
+      <w:start w:val="1"/>
+      <w:numFmt w:val="decimal"/>
+      <w:lvlText w:val="%1.%2.%3.%4."/>
+      <w:lvlJc w:val="left"/>
+      <w:pPr>
+        <w:ind w:left="1728" w:hanging="648"/>
+      </w:pPr>
+    </w:lvl>
+    <w:lvl w:ilvl="4">
+      <w:start w:val="1"/>
+      <w:numFmt w:val="decimal"/>
+      <w:lvlText w:val="%1.%2.%3.%4.%5."/>
+      <w:lvlJc w:val="left"/>
+      <w:pPr>
+        <w:ind w:left="2232" w:hanging="792"/>
+      </w:pPr>
+    </w:lvl>
+    <w:lvl w:ilvl="5">
+      <w:start w:val="1"/>
+      <w:numFmt w:val="decimal"/>
+      <w:lvlText w:val="%1.%2.%3.%4.%5.%6."/>
+      <w:lvlJc w:val="left"/>
+      <w:pPr>
+        <w:ind w:left="2736" w:hanging="936"/>
+      </w:pPr>
+    </w:lvl>
+    <w:lvl w:ilvl="6">
+      <w:start w:val="1"/>
+      <w:numFmt w:val="decimal"/>
+      <w:lvlText w:val="%1.%2.%3.%4.%5.%6.%7."/>
+      <w:lvlJc w:val="left"/>
+      <w:pPr>
+        <w:ind w:left="3240" w:hanging="1080"/>
+      </w:pPr>
+    </w:lvl>
+    <w:lvl w:ilvl="7">
+      <w:start w:val="1"/>
+      <w:numFmt w:val="decimal"/>
+      <w:lvlText w:val="%1.%2.%3.%4.%5.%6.%7.%8."/>
+      <w:lvlJc w:val="left"/>
+      <w:pPr>
+        <w:ind w:left="3744" w:hanging="1224"/>
+      </w:pPr>
+    </w:lvl>
+    <w:lvl w:ilvl="8">
+      <w:start w:val="1"/>
+      <w:numFmt w:val="decimal"/>
+      <w:lvlText w:val="%1.%2.%3.%4.%5.%6.%7.%8.%9."/>
+      <w:lvlJc w:val="left"/>
+      <w:pPr>
+        <w:ind w:left="4320" w:hanging="1440"/>
+      </w:pPr>
+    </w:lvl>
+  </w:abstractNum>
+  <w:abstractNum w:abstractNumId="10" w15:restartNumberingAfterBreak="0">
     <w:nsid w:val="387C27BB"/>
     <w:multiLevelType w:val="multilevel"/>
     <w:tmpl w:val="D81EA4A6"/>
@@ -4184,7 +4478,93 @@
       </w:rPr>
     </w:lvl>
   </w:abstractNum>
-  <w:abstractNum w:abstractNumId="9">
+  <w:abstractNum w:abstractNumId="11" w15:restartNumberingAfterBreak="0">
+    <w:nsid w:val="3C610324"/>
+    <w:multiLevelType w:val="multilevel"/>
+    <w:tmpl w:val="0809001F"/>
+    <w:lvl w:ilvl="0">
+      <w:start w:val="1"/>
+      <w:numFmt w:val="decimal"/>
+      <w:lvlText w:val="%1."/>
+      <w:lvlJc w:val="left"/>
+      <w:pPr>
+        <w:ind w:left="360" w:hanging="360"/>
+      </w:pPr>
+    </w:lvl>
+    <w:lvl w:ilvl="1">
+      <w:start w:val="1"/>
+      <w:numFmt w:val="decimal"/>
+      <w:lvlText w:val="%1.%2."/>
+      <w:lvlJc w:val="left"/>
+      <w:pPr>
+        <w:ind w:left="792" w:hanging="432"/>
+      </w:pPr>
+    </w:lvl>
+    <w:lvl w:ilvl="2">
+      <w:start w:val="1"/>
+      <w:numFmt w:val="decimal"/>
+      <w:lvlText w:val="%1.%2.%3."/>
+      <w:lvlJc w:val="left"/>
+      <w:pPr>
+        <w:ind w:left="1224" w:hanging="504"/>
+      </w:pPr>
+    </w:lvl>
+    <w:lvl w:ilvl="3">
+      <w:start w:val="1"/>
+      <w:numFmt w:val="decimal"/>
+      <w:lvlText w:val="%1.%2.%3.%4."/>
+      <w:lvlJc w:val="left"/>
+      <w:pPr>
+        <w:ind w:left="1728" w:hanging="648"/>
+      </w:pPr>
+    </w:lvl>
+    <w:lvl w:ilvl="4">
+      <w:start w:val="1"/>
+      <w:numFmt w:val="decimal"/>
+      <w:lvlText w:val="%1.%2.%3.%4.%5."/>
+      <w:lvlJc w:val="left"/>
+      <w:pPr>
+        <w:ind w:left="2232" w:hanging="792"/>
+      </w:pPr>
+    </w:lvl>
+    <w:lvl w:ilvl="5">
+      <w:start w:val="1"/>
+      <w:numFmt w:val="decimal"/>
+      <w:lvlText w:val="%1.%2.%3.%4.%5.%6."/>
+      <w:lvlJc w:val="left"/>
+      <w:pPr>
+        <w:ind w:left="2736" w:hanging="936"/>
+      </w:pPr>
+    </w:lvl>
+    <w:lvl w:ilvl="6">
+      <w:start w:val="1"/>
+      <w:numFmt w:val="decimal"/>
+      <w:lvlText w:val="%1.%2.%3.%4.%5.%6.%7."/>
+      <w:lvlJc w:val="left"/>
+      <w:pPr>
+        <w:ind w:left="3240" w:hanging="1080"/>
+      </w:pPr>
+    </w:lvl>
+    <w:lvl w:ilvl="7">
+      <w:start w:val="1"/>
+      <w:numFmt w:val="decimal"/>
+      <w:lvlText w:val="%1.%2.%3.%4.%5.%6.%7.%8."/>
+      <w:lvlJc w:val="left"/>
+      <w:pPr>
+        <w:ind w:left="3744" w:hanging="1224"/>
+      </w:pPr>
+    </w:lvl>
+    <w:lvl w:ilvl="8">
+      <w:start w:val="1"/>
+      <w:numFmt w:val="decimal"/>
+      <w:lvlText w:val="%1.%2.%3.%4.%5.%6.%7.%8.%9."/>
+      <w:lvlJc w:val="left"/>
+      <w:pPr>
+        <w:ind w:left="4320" w:hanging="1440"/>
+      </w:pPr>
+    </w:lvl>
+  </w:abstractNum>
+  <w:abstractNum w:abstractNumId="12" w15:restartNumberingAfterBreak="0">
     <w:nsid w:val="41AA6217"/>
     <w:multiLevelType w:val="multilevel"/>
     <w:tmpl w:val="C3D09316"/>
@@ -4333,7 +4713,7 @@
       </w:rPr>
     </w:lvl>
   </w:abstractNum>
-  <w:abstractNum w:abstractNumId="10">
+  <w:abstractNum w:abstractNumId="13" w15:restartNumberingAfterBreak="0">
     <w:nsid w:val="42A5743B"/>
     <w:multiLevelType w:val="multilevel"/>
     <w:tmpl w:val="8D6C13B0"/>
@@ -4482,7 +4862,7 @@
       </w:rPr>
     </w:lvl>
   </w:abstractNum>
-  <w:abstractNum w:abstractNumId="11">
+  <w:abstractNum w:abstractNumId="14" w15:restartNumberingAfterBreak="0">
     <w:nsid w:val="445C3565"/>
     <w:multiLevelType w:val="multilevel"/>
     <w:tmpl w:val="5CB04B10"/>
@@ -4631,10 +5011,10 @@
       </w:rPr>
     </w:lvl>
   </w:abstractNum>
-  <w:abstractNum w:abstractNumId="12">
+  <w:abstractNum w:abstractNumId="15" w15:restartNumberingAfterBreak="0">
     <w:nsid w:val="46D77447"/>
     <w:multiLevelType w:val="multilevel"/>
-    <w:tmpl w:val="177E9CD4"/>
+    <w:tmpl w:val="126AED94"/>
     <w:lvl w:ilvl="0">
       <w:start w:val="1"/>
       <w:numFmt w:val="bullet"/>
@@ -4651,20 +5031,16 @@
         <w:sz w:val="20"/>
       </w:rPr>
     </w:lvl>
-    <w:lvl w:ilvl="1" w:tentative="1">
-      <w:start w:val="1"/>
-      <w:numFmt w:val="bullet"/>
-      <w:lvlText w:val="o"/>
-      <w:lvlJc w:val="left"/>
-      <w:pPr>
-        <w:tabs>
-          <w:tab w:val="num" w:pos="1440"/>
-        </w:tabs>
+    <w:lvl w:ilvl="1">
+      <w:start w:val="4"/>
+      <w:numFmt w:val="decimal"/>
+      <w:lvlText w:val="%2."/>
+      <w:lvlJc w:val="left"/>
+      <w:pPr>
         <w:ind w:left="1440" w:hanging="360"/>
       </w:pPr>
       <w:rPr>
-        <w:rFonts w:ascii="Courier New" w:hAnsi="Courier New" w:hint="default"/>
-        <w:sz w:val="20"/>
+        <w:rFonts w:hint="default"/>
       </w:rPr>
     </w:lvl>
     <w:lvl w:ilvl="2" w:tentative="1">
@@ -4780,7 +5156,7 @@
       </w:rPr>
     </w:lvl>
   </w:abstractNum>
-  <w:abstractNum w:abstractNumId="13">
+  <w:abstractNum w:abstractNumId="16" w15:restartNumberingAfterBreak="0">
     <w:nsid w:val="4F4428D5"/>
     <w:multiLevelType w:val="multilevel"/>
     <w:tmpl w:val="5EB018E6"/>
@@ -4929,7 +5305,7 @@
       </w:rPr>
     </w:lvl>
   </w:abstractNum>
-  <w:abstractNum w:abstractNumId="14">
+  <w:abstractNum w:abstractNumId="17" w15:restartNumberingAfterBreak="0">
     <w:nsid w:val="502D153C"/>
     <w:multiLevelType w:val="multilevel"/>
     <w:tmpl w:val="8828FF0E"/>
@@ -5078,7 +5454,7 @@
       </w:rPr>
     </w:lvl>
   </w:abstractNum>
-  <w:abstractNum w:abstractNumId="15">
+  <w:abstractNum w:abstractNumId="18" w15:restartNumberingAfterBreak="0">
     <w:nsid w:val="5F0625A8"/>
     <w:multiLevelType w:val="multilevel"/>
     <w:tmpl w:val="CE42726E"/>
@@ -5227,7 +5603,7 @@
       </w:rPr>
     </w:lvl>
   </w:abstractNum>
-  <w:abstractNum w:abstractNumId="16">
+  <w:abstractNum w:abstractNumId="19" w15:restartNumberingAfterBreak="0">
     <w:nsid w:val="6FA44483"/>
     <w:multiLevelType w:val="multilevel"/>
     <w:tmpl w:val="39E8C2C8"/>
@@ -5376,7 +5752,7 @@
       </w:rPr>
     </w:lvl>
   </w:abstractNum>
-  <w:abstractNum w:abstractNumId="17">
+  <w:abstractNum w:abstractNumId="20" w15:restartNumberingAfterBreak="0">
     <w:nsid w:val="77AC5D83"/>
     <w:multiLevelType w:val="multilevel"/>
     <w:tmpl w:val="6BB2F0C6"/>
@@ -5525,7 +5901,7 @@
       </w:rPr>
     </w:lvl>
   </w:abstractNum>
-  <w:abstractNum w:abstractNumId="18">
+  <w:abstractNum w:abstractNumId="21" w15:restartNumberingAfterBreak="0">
     <w:nsid w:val="78D13ADA"/>
     <w:multiLevelType w:val="multilevel"/>
     <w:tmpl w:val="088EA55C"/>
@@ -5647,7 +6023,7 @@
       </w:pPr>
     </w:lvl>
   </w:abstractNum>
-  <w:abstractNum w:abstractNumId="19">
+  <w:abstractNum w:abstractNumId="22" w15:restartNumberingAfterBreak="0">
     <w:nsid w:val="7B803607"/>
     <w:multiLevelType w:val="multilevel"/>
     <w:tmpl w:val="D956590A"/>
@@ -5796,71 +6172,80 @@
       </w:rPr>
     </w:lvl>
   </w:abstractNum>
-  <w:num w:numId="1">
+  <w:num w:numId="1" w16cid:durableId="769277556">
+    <w:abstractNumId w:val="16"/>
+  </w:num>
+  <w:num w:numId="2" w16cid:durableId="2062291254">
     <w:abstractNumId w:val="13"/>
   </w:num>
-  <w:num w:numId="2">
+  <w:num w:numId="3" w16cid:durableId="1001858054">
+    <w:abstractNumId w:val="17"/>
+  </w:num>
+  <w:num w:numId="4" w16cid:durableId="2108456114">
+    <w:abstractNumId w:val="12"/>
+  </w:num>
+  <w:num w:numId="5" w16cid:durableId="2055303146">
+    <w:abstractNumId w:val="4"/>
+  </w:num>
+  <w:num w:numId="6" w16cid:durableId="774061992">
+    <w:abstractNumId w:val="3"/>
+  </w:num>
+  <w:num w:numId="7" w16cid:durableId="30999478">
+    <w:abstractNumId w:val="6"/>
+  </w:num>
+  <w:num w:numId="8" w16cid:durableId="1031303540">
+    <w:abstractNumId w:val="21"/>
+  </w:num>
+  <w:num w:numId="9" w16cid:durableId="1999844853">
+    <w:abstractNumId w:val="18"/>
+  </w:num>
+  <w:num w:numId="10" w16cid:durableId="1209301699">
+    <w:abstractNumId w:val="7"/>
+  </w:num>
+  <w:num w:numId="11" w16cid:durableId="427888997">
     <w:abstractNumId w:val="10"/>
   </w:num>
-  <w:num w:numId="3">
+  <w:num w:numId="12" w16cid:durableId="1041975923">
+    <w:abstractNumId w:val="20"/>
+  </w:num>
+  <w:num w:numId="13" w16cid:durableId="367294939">
     <w:abstractNumId w:val="14"/>
   </w:num>
-  <w:num w:numId="4">
+  <w:num w:numId="14" w16cid:durableId="1788700278">
+    <w:abstractNumId w:val="22"/>
+  </w:num>
+  <w:num w:numId="15" w16cid:durableId="873346242">
+    <w:abstractNumId w:val="5"/>
+  </w:num>
+  <w:num w:numId="16" w16cid:durableId="158546038">
+    <w:abstractNumId w:val="0"/>
+  </w:num>
+  <w:num w:numId="17" w16cid:durableId="1085030879">
+    <w:abstractNumId w:val="19"/>
+  </w:num>
+  <w:num w:numId="18" w16cid:durableId="712772847">
+    <w:abstractNumId w:val="1"/>
+  </w:num>
+  <w:num w:numId="19" w16cid:durableId="1869563687">
+    <w:abstractNumId w:val="15"/>
+  </w:num>
+  <w:num w:numId="20" w16cid:durableId="1790975157">
+    <w:abstractNumId w:val="8"/>
+  </w:num>
+  <w:num w:numId="21" w16cid:durableId="1944026074">
     <w:abstractNumId w:val="9"/>
   </w:num>
-  <w:num w:numId="5">
-    <w:abstractNumId w:val="3"/>
-  </w:num>
-  <w:num w:numId="6">
+  <w:num w:numId="22" w16cid:durableId="1292444864">
     <w:abstractNumId w:val="2"/>
   </w:num>
-  <w:num w:numId="7">
-    <w:abstractNumId w:val="5"/>
-  </w:num>
-  <w:num w:numId="8">
-    <w:abstractNumId w:val="18"/>
-  </w:num>
-  <w:num w:numId="9">
-    <w:abstractNumId w:val="15"/>
-  </w:num>
-  <w:num w:numId="10">
-    <w:abstractNumId w:val="6"/>
-  </w:num>
-  <w:num w:numId="11">
-    <w:abstractNumId w:val="8"/>
-  </w:num>
-  <w:num w:numId="12">
-    <w:abstractNumId w:val="17"/>
-  </w:num>
-  <w:num w:numId="13">
+  <w:num w:numId="23" w16cid:durableId="980965856">
     <w:abstractNumId w:val="11"/>
-  </w:num>
-  <w:num w:numId="14">
-    <w:abstractNumId w:val="19"/>
-  </w:num>
-  <w:num w:numId="15">
-    <w:abstractNumId w:val="4"/>
-  </w:num>
-  <w:num w:numId="16">
-    <w:abstractNumId w:val="0"/>
-  </w:num>
-  <w:num w:numId="17">
-    <w:abstractNumId w:val="16"/>
-  </w:num>
-  <w:num w:numId="18">
-    <w:abstractNumId w:val="1"/>
-  </w:num>
-  <w:num w:numId="19">
-    <w:abstractNumId w:val="12"/>
-  </w:num>
-  <w:num w:numId="20">
-    <w:abstractNumId w:val="7"/>
   </w:num>
 </w:numbering>
 </file>
 
 <file path=word/styles.xml><?xml version="1.0" encoding="utf-8"?>
-<w:styles xmlns:mc="http://schemas.openxmlformats.org/markup-compatibility/2006" xmlns:r="http://schemas.openxmlformats.org/officeDocument/2006/relationships" xmlns:w="http://schemas.openxmlformats.org/wordprocessingml/2006/main" xmlns:w14="http://schemas.microsoft.com/office/word/2010/wordml" xmlns:w15="http://schemas.microsoft.com/office/word/2012/wordml" mc:Ignorable="w14 w15">
+<w:styles xmlns:mc="http://schemas.openxmlformats.org/markup-compatibility/2006" xmlns:r="http://schemas.openxmlformats.org/officeDocument/2006/relationships" xmlns:w="http://schemas.openxmlformats.org/wordprocessingml/2006/main" xmlns:w14="http://schemas.microsoft.com/office/word/2010/wordml" xmlns:w15="http://schemas.microsoft.com/office/word/2012/wordml" xmlns:w16cex="http://schemas.microsoft.com/office/word/2018/wordml/cex" xmlns:w16cid="http://schemas.microsoft.com/office/word/2016/wordml/cid" xmlns:w16="http://schemas.microsoft.com/office/word/2018/wordml" xmlns:w16du="http://schemas.microsoft.com/office/word/2023/wordml/word16du" xmlns:w16sdtdh="http://schemas.microsoft.com/office/word/2020/wordml/sdtdatahash" xmlns:w16sdtfl="http://schemas.microsoft.com/office/word/2024/wordml/sdtformatlock" xmlns:w16se="http://schemas.microsoft.com/office/word/2015/wordml/symex" mc:Ignorable="w14 w15 w16se w16cid w16 w16cex w16sdtdh w16sdtfl w16du">
   <w:docDefaults>
     <w:rPrDefault>
       <w:rPr>
@@ -5876,7 +6261,7 @@
       </w:pPr>
     </w:pPrDefault>
   </w:docDefaults>
-  <w:latentStyles w:defLockedState="0" w:defUIPriority="99" w:defSemiHidden="0" w:defUnhideWhenUsed="0" w:defQFormat="0" w:count="371">
+  <w:latentStyles w:defLockedState="0" w:defUIPriority="99" w:defSemiHidden="0" w:defUnhideWhenUsed="0" w:defQFormat="0" w:count="376">
     <w:lsdException w:name="Normal" w:uiPriority="0" w:qFormat="1"/>
     <w:lsdException w:name="heading 1" w:uiPriority="9" w:qFormat="1"/>
     <w:lsdException w:name="heading 2" w:semiHidden="1" w:uiPriority="9" w:unhideWhenUsed="1" w:qFormat="1"/>
@@ -6248,6 +6633,11 @@
     <w:lsdException w:name="List Table 5 Dark Accent 6" w:uiPriority="50"/>
     <w:lsdException w:name="List Table 6 Colorful Accent 6" w:uiPriority="51"/>
     <w:lsdException w:name="List Table 7 Colorful Accent 6" w:uiPriority="52"/>
+    <w:lsdException w:name="Mention" w:semiHidden="1" w:unhideWhenUsed="1"/>
+    <w:lsdException w:name="Smart Hyperlink" w:semiHidden="1" w:unhideWhenUsed="1"/>
+    <w:lsdException w:name="Hashtag" w:semiHidden="1" w:unhideWhenUsed="1"/>
+    <w:lsdException w:name="Unresolved Mention" w:semiHidden="1" w:unhideWhenUsed="1"/>
+    <w:lsdException w:name="Smart Link" w:semiHidden="1" w:unhideWhenUsed="1"/>
   </w:latentStyles>
   <w:style w:type="paragraph" w:default="1" w:styleId="Normal">
     <w:name w:val="Normal"/>
@@ -6458,6 +6848,7 @@
   <w:style w:type="character" w:default="1" w:styleId="DefaultParagraphFont">
     <w:name w:val="Default Paragraph Font"/>
     <w:uiPriority w:val="1"/>
+    <w:semiHidden/>
     <w:unhideWhenUsed/>
   </w:style>
   <w:style w:type="table" w:default="1" w:styleId="TableNormal">
@@ -7029,4 +7420,16 @@
   <a:objectDefaults/>
   <a:extraClrSchemeLst/>
 </a:theme>
+</file>
+
+<file path=customXml/item1.xml><?xml version="1.0" encoding="utf-8"?>
+<b:Sources xmlns:b="http://schemas.openxmlformats.org/officeDocument/2006/bibliography" xmlns="http://schemas.openxmlformats.org/officeDocument/2006/bibliography" SelectedStyle="\APASixthEditionOfficeOnline.xsl" StyleName="APA" Version="6"/>
+</file>
+
+<file path=customXml/itemProps1.xml><?xml version="1.0" encoding="utf-8"?>
+<ds:datastoreItem xmlns:ds="http://schemas.openxmlformats.org/officeDocument/2006/customXml" ds:itemID="{0A71370A-3E95-4C91-8E37-D8B19D6E0069}">
+  <ds:schemaRefs>
+    <ds:schemaRef ds:uri="http://schemas.openxmlformats.org/officeDocument/2006/bibliography"/>
+  </ds:schemaRefs>
+</ds:datastoreItem>
 </file>